--- a/bio-it-agent_2026.docx
+++ b/bio-it-agent_2026.docx
@@ -5,15 +5,72 @@
     <w:p>
       <w:pPr>
         <w:pStyle w:val="1"/>
-      </w:pPr>
-      <w:r>
-        <w:t>空間醫學AI 智能體</w:t>
-      </w:r>
-      <w:r>
-        <w:rPr>
-          <w:rFonts w:hint="eastAsia"/>
-        </w:rPr>
-        <w:t>之技術評估</w:t>
+        <w:rPr>
+          <w:rFonts w:hint="eastAsia"/>
+        </w:rPr>
+      </w:pPr>
+      <w:r>
+        <w:rPr>
+          <w:rFonts w:hint="eastAsia"/>
+        </w:rPr>
+        <w:t>空間</w:t>
+      </w:r>
+      <w:r>
+        <w:t>醫學</w:t>
+      </w:r>
+      <w:r>
+        <w:rPr>
+          <w:rFonts w:hint="eastAsia"/>
+        </w:rPr>
+        <w:t>多模態</w:t>
+      </w:r>
+      <w:r>
+        <w:t>AI 智能體</w:t>
+      </w:r>
+      <w:r>
+        <w:rPr>
+          <w:rFonts w:hint="eastAsia"/>
+        </w:rPr>
+        <w:t>之評估</w:t>
+      </w:r>
+      <w:r>
+        <w:rPr>
+          <w:rFonts w:hint="eastAsia"/>
+        </w:rPr>
+        <w:t>框架</w:t>
+      </w:r>
+      <w:r>
+        <w:br/>
+      </w:r>
+      <w:r>
+        <w:rPr>
+          <w:rFonts w:hint="eastAsia"/>
+        </w:rPr>
+        <w:t>(</w:t>
+      </w:r>
+      <w:r>
+        <w:rPr>
+          <w:rFonts w:hint="eastAsia"/>
+        </w:rPr>
+        <w:t xml:space="preserve">Spatial </w:t>
+      </w:r>
+      <w:r>
+        <w:rPr>
+          <w:rFonts w:hint="eastAsia"/>
+        </w:rPr>
+        <w:t>T</w:t>
+      </w:r>
+      <w:r>
+        <w:rPr>
+          <w:rFonts w:hint="eastAsia"/>
+        </w:rPr>
+        <w:t>ranscriptomics AI</w:t>
+      </w:r>
+      <w:r>
+        <w:rPr>
+          <w:rFonts w:hint="eastAsia"/>
+        </w:rPr>
+        <w:t xml:space="preserve"> Agent)</w:t>
       </w:r>
     </w:p>
     <w:p/>
@@ -30,8 +87,24 @@
     </w:p>
     <w:p>
       <w:pPr>
-        <w:spacing w:after="240" w:line="240" w:lineRule="auto"/>
-      </w:pPr>
+        <w:rPr>
+          <w:szCs w:val="24"/>
+        </w:rPr>
+      </w:pPr>
+      <w:r>
+        <w:rPr>
+          <w:b/>
+          <w:bCs/>
+          <w:szCs w:val="24"/>
+        </w:rPr>
+        <w:t>空間醫學多模態 AI 智能體</w:t>
+      </w:r>
+      <w:r>
+        <w:rPr>
+          <w:szCs w:val="24"/>
+        </w:rPr>
+        <w:t>是一款專為精準醫療打造的次世代臨床決策系統。系統獨創性地融合「高解析度組織切片影像」與「空間轉錄組定序數據」，建構出病理微環境的 3D 全景視野。透過先進的多模態交叉對齊技術，大模型能跨越巨觀型態與微觀基因表現，深入洞察細胞交互作用。智能體更具備自主規劃與工具呼叫能力，可實時檢索權威生物醫學知識庫，為臨床醫生提供具備高可解釋性、數據佐證的精準問診解答與個人化癌症治療策略。</w:t>
+      </w:r>
     </w:p>
     <w:p>
       <w:pPr>
@@ -39,266 +112,143 @@
           <w:szCs w:val="24"/>
         </w:rPr>
       </w:pPr>
-      <w:r>
-        <w:rPr>
-          <w:rFonts w:hint="eastAsia"/>
-          <w:szCs w:val="24"/>
-        </w:rPr>
-        <w:t>新一代</w:t>
-      </w:r>
-      <w:r>
-        <w:rPr>
-          <w:szCs w:val="24"/>
-        </w:rPr>
-        <w:t>掃描系統</w:t>
-      </w:r>
-      <w:r>
-        <w:rPr>
-          <w:rFonts w:hint="eastAsia"/>
-          <w:szCs w:val="24"/>
-        </w:rPr>
-        <w:t>，</w:t>
-      </w:r>
-      <w:r>
-        <w:rPr>
-          <w:szCs w:val="24"/>
-        </w:rPr>
-        <w:t>採用高靈敏度的</w:t>
-      </w:r>
-      <w:r>
-        <w:rPr>
-          <w:rFonts w:hint="eastAsia"/>
-          <w:szCs w:val="24"/>
-        </w:rPr>
-        <w:t>彩色</w:t>
-      </w:r>
-      <w:r>
-        <w:rPr>
-          <w:rFonts w:hint="eastAsia"/>
-          <w:szCs w:val="24"/>
-        </w:rPr>
-        <w:t>影像</w:t>
-      </w:r>
-      <w:r>
-        <w:rPr>
-          <w:szCs w:val="24"/>
-        </w:rPr>
-        <w:t>感</w:t>
-      </w:r>
-      <w:r>
-        <w:rPr>
-          <w:rFonts w:hint="eastAsia"/>
-          <w:szCs w:val="24"/>
-        </w:rPr>
-        <w:t>光</w:t>
-      </w:r>
-      <w:r>
-        <w:rPr>
-          <w:szCs w:val="24"/>
-        </w:rPr>
-        <w:t>器</w:t>
-      </w:r>
-      <w:r>
-        <w:rPr>
-          <w:rFonts w:hint="eastAsia"/>
-          <w:szCs w:val="24"/>
-        </w:rPr>
-        <w:t>與超大視野</w:t>
-      </w:r>
-      <w:r>
-        <w:rPr>
-          <w:rFonts w:hint="eastAsia"/>
-          <w:szCs w:val="24"/>
-        </w:rPr>
-        <w:t>的</w:t>
-      </w:r>
-      <w:r>
-        <w:rPr>
-          <w:szCs w:val="24"/>
-        </w:rPr>
-        <w:t>鏡頭</w:t>
-      </w:r>
-      <w:r>
-        <w:rPr>
-          <w:rFonts w:hint="eastAsia"/>
-          <w:szCs w:val="24"/>
-        </w:rPr>
-        <w:t>、</w:t>
-      </w:r>
-      <w:r>
-        <w:rPr>
-          <w:rFonts w:hint="eastAsia"/>
-          <w:szCs w:val="24"/>
-        </w:rPr>
-        <w:t>搭配</w:t>
-      </w:r>
-      <w:r>
-        <w:rPr>
-          <w:rFonts w:hint="eastAsia"/>
-          <w:szCs w:val="24"/>
-        </w:rPr>
-        <w:t>更穩定的導光</w:t>
-      </w:r>
-      <w:r>
-        <w:rPr>
-          <w:szCs w:val="24"/>
-        </w:rPr>
-        <w:t>設計，提</w:t>
-      </w:r>
-      <w:r>
-        <w:rPr>
-          <w:rFonts w:hint="eastAsia"/>
-          <w:szCs w:val="24"/>
-        </w:rPr>
-        <w:t>供超高解析度的高彩照片</w:t>
-      </w:r>
-      <w:r>
-        <w:rPr>
-          <w:szCs w:val="24"/>
-        </w:rPr>
-        <w:t>。軟體方面，透過平行運算、即時影像處理</w:t>
-      </w:r>
-      <w:r>
-        <w:rPr>
-          <w:rFonts w:hint="eastAsia"/>
-          <w:szCs w:val="24"/>
-        </w:rPr>
-        <w:t xml:space="preserve">, </w:t>
-      </w:r>
-      <w:r>
-        <w:rPr>
-          <w:szCs w:val="24"/>
-        </w:rPr>
-        <w:t>能快速大量回饋掃描結果。自動對位與校正功能</w:t>
-      </w:r>
-      <w:r>
-        <w:rPr>
-          <w:rFonts w:hint="eastAsia"/>
-          <w:szCs w:val="24"/>
-        </w:rPr>
-        <w:t>則</w:t>
-      </w:r>
-      <w:r>
-        <w:rPr>
-          <w:szCs w:val="24"/>
-        </w:rPr>
-        <w:t>提升</w:t>
-      </w:r>
-      <w:r>
-        <w:rPr>
-          <w:rFonts w:hint="eastAsia"/>
-          <w:szCs w:val="24"/>
-        </w:rPr>
-        <w:t>了</w:t>
-      </w:r>
-      <w:r>
-        <w:rPr>
-          <w:szCs w:val="24"/>
-        </w:rPr>
-        <w:t>整體運作</w:t>
-      </w:r>
-      <w:r>
-        <w:rPr>
-          <w:rFonts w:hint="eastAsia"/>
-          <w:szCs w:val="24"/>
-        </w:rPr>
-        <w:t>的</w:t>
-      </w:r>
-      <w:r>
-        <w:rPr>
-          <w:szCs w:val="24"/>
-        </w:rPr>
-        <w:t>準確性。</w:t>
-      </w:r>
-      <w:r>
-        <w:rPr>
-          <w:rFonts w:hint="eastAsia"/>
-          <w:szCs w:val="24"/>
-        </w:rPr>
-        <w:t>新一代</w:t>
-      </w:r>
-      <w:r>
-        <w:rPr>
-          <w:szCs w:val="24"/>
-        </w:rPr>
-        <w:t>掃描</w:t>
-      </w:r>
-      <w:r>
-        <w:rPr>
-          <w:rFonts w:hint="eastAsia"/>
-          <w:szCs w:val="24"/>
-        </w:rPr>
-        <w:t>系統</w:t>
-      </w:r>
-      <w:r>
-        <w:rPr>
-          <w:rFonts w:hint="eastAsia"/>
-          <w:szCs w:val="24"/>
-        </w:rPr>
-        <w:t>將</w:t>
-      </w:r>
-      <w:r>
-        <w:rPr>
-          <w:rFonts w:hint="eastAsia"/>
-          <w:szCs w:val="24"/>
-        </w:rPr>
-        <w:t>適於拍攝</w:t>
-      </w:r>
-      <w:r>
-        <w:rPr>
-          <w:rFonts w:hint="eastAsia"/>
-          <w:szCs w:val="24"/>
-        </w:rPr>
-        <w:t>空間定序</w:t>
-      </w:r>
-      <w:r>
-        <w:rPr>
-          <w:rFonts w:hint="eastAsia"/>
-          <w:szCs w:val="24"/>
-        </w:rPr>
-        <w:t>所需的</w:t>
-      </w:r>
-      <w:r>
-        <w:rPr>
-          <w:szCs w:val="24"/>
-        </w:rPr>
-        <w:t>「</w:t>
-      </w:r>
-      <w:r>
-        <w:rPr>
-          <w:szCs w:val="24"/>
-        </w:rPr>
-        <w:t>組織影像</w:t>
-      </w:r>
-      <w:r>
-        <w:rPr>
-          <w:rFonts w:hint="eastAsia"/>
-          <w:szCs w:val="24"/>
-        </w:rPr>
-        <w:t>切片</w:t>
-      </w:r>
-      <w:r>
-        <w:rPr>
-          <w:szCs w:val="24"/>
-        </w:rPr>
-        <w:t>」</w:t>
-      </w:r>
-      <w:r>
-        <w:rPr>
-          <w:rFonts w:hint="eastAsia"/>
-          <w:szCs w:val="24"/>
-        </w:rPr>
-        <w:t>圖像。</w:t>
-      </w:r>
     </w:p>
     <w:p>
       <w:pPr>
         <w:rPr>
+          <w:szCs w:val="24"/>
+        </w:rPr>
+      </w:pPr>
+      <w:r>
+        <w:rPr>
+          <w:szCs w:val="24"/>
+        </w:rPr>
+        <w:t>結合「彩色組織切片」與「空間定序數據」，能將傳統病理診斷從「看圖</w:t>
+      </w:r>
+      <w:r>
+        <w:rPr>
+          <w:rFonts w:hint="eastAsia"/>
+          <w:szCs w:val="24"/>
+        </w:rPr>
+        <w:t>解</w:t>
+      </w:r>
+      <w:r>
+        <w:rPr>
+          <w:szCs w:val="24"/>
+        </w:rPr>
+        <w:t>說」升級為「讀懂基因功能」的立體導航。兩者互補可精確定位癌細胞與免疫細胞的相對距離，</w:t>
+      </w:r>
+      <w:r>
+        <w:rPr>
           <w:b/>
           <w:bCs/>
           <w:szCs w:val="24"/>
         </w:rPr>
-      </w:pPr>
+        <w:t>繪製出腫瘤微環境</w:t>
+      </w:r>
+      <w:r>
+        <w:rPr>
+          <w:rFonts w:hint="eastAsia"/>
+          <w:b/>
+          <w:bCs/>
+          <w:szCs w:val="24"/>
+        </w:rPr>
+        <w:t>(TME)</w:t>
+      </w:r>
+      <w:r>
+        <w:rPr>
+          <w:b/>
+          <w:bCs/>
+          <w:szCs w:val="24"/>
+        </w:rPr>
+        <w:t>的全景地圖</w:t>
+      </w:r>
+      <w:r>
+        <w:rPr>
+          <w:szCs w:val="24"/>
+        </w:rPr>
+        <w:t>並揪出免疫逃逸生態位 [HEX模型]；同時，透過分析配</w:t>
+      </w:r>
+      <w:r>
+        <w:rPr>
+          <w:rFonts w:hint="eastAsia"/>
+          <w:szCs w:val="24"/>
+        </w:rPr>
+        <w:t>體與</w:t>
+      </w:r>
+      <w:r>
+        <w:rPr>
+          <w:szCs w:val="24"/>
+        </w:rPr>
+        <w:t>受體</w:t>
+      </w:r>
+      <w:r>
+        <w:rPr>
+          <w:rFonts w:hint="eastAsia"/>
+          <w:szCs w:val="24"/>
+        </w:rPr>
+        <w:t>(</w:t>
+      </w:r>
+      <w:r>
+        <w:rPr>
+          <w:szCs w:val="24"/>
+        </w:rPr>
+        <w:t>如 PD-1/PD-L1</w:t>
+      </w:r>
+      <w:r>
+        <w:rPr>
+          <w:rFonts w:hint="eastAsia"/>
+          <w:szCs w:val="24"/>
+        </w:rPr>
+        <w:t>)</w:t>
+      </w:r>
+      <w:r>
+        <w:rPr>
+          <w:szCs w:val="24"/>
+        </w:rPr>
+        <w:t>的空間分布 [HEX模型, 10x Genomics Xenium]，能</w:t>
+      </w:r>
+      <w:r>
+        <w:rPr>
+          <w:b/>
+          <w:bCs/>
+          <w:szCs w:val="24"/>
+        </w:rPr>
+        <w:t>精準預測患者對免疫療法與標靶藥物的療效與耐藥性</w:t>
+      </w:r>
+      <w:r>
+        <w:rPr>
+          <w:szCs w:val="24"/>
+        </w:rPr>
+        <w:t>；最終還能將微觀視覺病變與特異性基因表現進行空間對齊，</w:t>
+      </w:r>
+      <w:r>
+        <w:rPr>
+          <w:b/>
+          <w:bCs/>
+          <w:szCs w:val="24"/>
+        </w:rPr>
+        <w:t>發現新型的空間生物標記（Biomarker）</w:t>
+      </w:r>
+      <w:r>
+        <w:rPr>
+          <w:szCs w:val="24"/>
+        </w:rPr>
+        <w:t xml:space="preserve"> ST</w:t>
+      </w:r>
+      <w:r>
+        <w:rPr>
+          <w:rFonts w:hint="eastAsia"/>
+          <w:szCs w:val="24"/>
+        </w:rPr>
+        <w:t xml:space="preserve"> </w:t>
+      </w:r>
+      <w:r>
+        <w:rPr>
+          <w:szCs w:val="24"/>
+        </w:rPr>
+        <w:t>Agent，為精準醫療與新藥開發提供兼具空間維度與分子密碼的關鍵決策佐證。</w:t>
+      </w:r>
     </w:p>
     <w:p>
       <w:pPr>
@@ -306,87 +256,172 @@
           <w:szCs w:val="24"/>
         </w:rPr>
       </w:pPr>
+    </w:p>
+    <w:p>
+      <w:pPr>
+        <w:rPr>
+          <w:szCs w:val="24"/>
+        </w:rPr>
+      </w:pPr>
+      <w:r>
+        <w:rPr>
+          <w:szCs w:val="24"/>
+        </w:rPr>
+        <w:t>總體來說，</w:t>
+      </w:r>
+      <w:r>
+        <w:rPr>
+          <w:szCs w:val="24"/>
+        </w:rPr>
+        <w:t>評斷該 AI 智能體的效能需兼顧</w:t>
+      </w:r>
       <w:r>
         <w:rPr>
           <w:b/>
           <w:bCs/>
           <w:szCs w:val="24"/>
         </w:rPr>
-        <w:t>空間定序</w:t>
-      </w:r>
-      <w:r>
-        <w:rPr>
-          <w:szCs w:val="24"/>
-        </w:rPr>
-        <w:t>（又稱空間基因體學或空間轉錄組學）是一種將「基因定序」與「組織影像定位」相結合的前沿生物技術。它讓研究人員不僅能知道組織中有哪些細胞和基因在表現，還能精</w:t>
-      </w:r>
-      <w:proofErr w:type="gramStart"/>
-      <w:r>
-        <w:rPr>
-          <w:szCs w:val="24"/>
-        </w:rPr>
-        <w:t>準</w:t>
-      </w:r>
-      <w:proofErr w:type="gramEnd"/>
-      <w:r>
-        <w:rPr>
-          <w:szCs w:val="24"/>
-        </w:rPr>
-        <w:t>標示它們在組織切片上的「原始空間位置」，彌補了傳統</w:t>
-      </w:r>
-      <w:proofErr w:type="gramStart"/>
-      <w:r>
-        <w:rPr>
-          <w:szCs w:val="24"/>
-        </w:rPr>
-        <w:t>定序會破壞</w:t>
-      </w:r>
-      <w:proofErr w:type="gramEnd"/>
-      <w:r>
-        <w:rPr>
-          <w:szCs w:val="24"/>
-        </w:rPr>
-        <w:t>細胞位置資訊的缺點。</w:t>
+        <w:t>技術精準度</w:t>
+      </w:r>
+      <w:r>
+        <w:rPr>
+          <w:szCs w:val="24"/>
+        </w:rPr>
+        <w:t>與</w:t>
+      </w:r>
+      <w:r>
+        <w:rPr>
+          <w:b/>
+          <w:bCs/>
+          <w:szCs w:val="24"/>
+        </w:rPr>
+        <w:t>臨床問診安全</w:t>
+      </w:r>
+      <w:r>
+        <w:rPr>
+          <w:szCs w:val="24"/>
+        </w:rPr>
+        <w:t xml:space="preserve">。技術層面，透過 </w:t>
+      </w:r>
+      <w:r>
+        <w:rPr>
+          <w:b/>
+          <w:bCs/>
+          <w:szCs w:val="24"/>
+        </w:rPr>
+        <w:t>Dice 係數</w:t>
+      </w:r>
+      <w:r>
+        <w:rPr>
+          <w:szCs w:val="24"/>
+        </w:rPr>
+        <w:t>評估彩色切片的細胞分割精確度，並以</w:t>
+      </w:r>
+      <w:r>
+        <w:rPr>
+          <w:b/>
+          <w:bCs/>
+          <w:szCs w:val="24"/>
+        </w:rPr>
+        <w:t>皮爾森相關係</w:t>
+      </w:r>
+      <w:r>
+        <w:rPr>
+          <w:rFonts w:hint="eastAsia"/>
+          <w:b/>
+          <w:bCs/>
+          <w:szCs w:val="24"/>
+        </w:rPr>
+        <w:t>數(</w:t>
+      </w:r>
+      <w:r>
+        <w:rPr>
+          <w:b/>
+          <w:bCs/>
+          <w:szCs w:val="24"/>
+        </w:rPr>
+        <w:t xml:space="preserve">Pearson </w:t>
+      </w:r>
+      <w:r>
+        <w:rPr>
+          <w:rFonts w:hint="eastAsia"/>
+          <w:b/>
+          <w:bCs/>
+          <w:szCs w:val="24"/>
+        </w:rPr>
+        <w:t>r)</w:t>
+      </w:r>
+      <w:r>
+        <w:rPr>
+          <w:szCs w:val="24"/>
+        </w:rPr>
+        <w:t>檢驗多模態對齊後空間基因表現量的預測準確性 [HEX模型, 10x Genomics Xenium]。臨床問診上，</w:t>
+      </w:r>
+      <w:r>
+        <w:rPr>
+          <w:rFonts w:hint="eastAsia"/>
+          <w:szCs w:val="24"/>
+        </w:rPr>
+        <w:t>建議</w:t>
+      </w:r>
+      <w:r>
+        <w:rPr>
+          <w:szCs w:val="24"/>
+        </w:rPr>
+        <w:t xml:space="preserve">採用 </w:t>
+      </w:r>
+      <w:r>
+        <w:rPr>
+          <w:b/>
+          <w:bCs/>
+          <w:szCs w:val="24"/>
+        </w:rPr>
+        <w:t>BLEU/ROUGE 分數</w:t>
+      </w:r>
+      <w:r>
+        <w:rPr>
+          <w:szCs w:val="24"/>
+        </w:rPr>
+        <w:t>與</w:t>
+      </w:r>
+      <w:r>
+        <w:rPr>
+          <w:b/>
+          <w:bCs/>
+          <w:szCs w:val="24"/>
+        </w:rPr>
+        <w:t>醫療專家雙盲測</w:t>
+      </w:r>
+      <w:r>
+        <w:rPr>
+          <w:szCs w:val="24"/>
+        </w:rPr>
+        <w:t>，考核 Agent 呼叫工具分析數據並生成用藥建議的醫學準確度。最後，將</w:t>
+      </w:r>
+      <w:r>
+        <w:rPr>
+          <w:b/>
+          <w:bCs/>
+          <w:szCs w:val="24"/>
+        </w:rPr>
+        <w:t>幻覺率</w:t>
+      </w:r>
+      <w:r>
+        <w:rPr>
+          <w:szCs w:val="24"/>
+        </w:rPr>
+        <w:t>列為核心安全指標，嚴格審查其推理過程，確保臨床決策達到醫療級的零容忍錯誤率。</w:t>
+      </w:r>
+      <w:r>
+        <w:rPr>
+          <w:szCs w:val="24"/>
+        </w:rPr>
+        <w:br/>
       </w:r>
     </w:p>
     <w:p>
       <w:pPr>
         <w:rPr>
-          <w:rFonts w:hint="eastAsia"/>
-          <w:szCs w:val="24"/>
-        </w:rPr>
-      </w:pPr>
-    </w:p>
-    <w:p>
-      <w:pPr>
-        <w:rPr>
-          <w:szCs w:val="24"/>
-        </w:rPr>
-      </w:pPr>
-      <w:r>
-        <w:rPr>
-          <w:szCs w:val="24"/>
-        </w:rPr>
-        <w:t>總體來說，高倍率自動化掃描技術通過提高掃描速度和圖像質量，大大提升了病理學和生物醫學研究的效率和準確性。</w:t>
-      </w:r>
-      <w:r>
-        <w:rPr>
-          <w:rFonts w:hint="eastAsia"/>
-          <w:szCs w:val="24"/>
-        </w:rPr>
-        <w:t xml:space="preserve"> </w:t>
-      </w:r>
-    </w:p>
-    <w:p>
-      <w:pPr>
-        <w:rPr>
-          <w:szCs w:val="24"/>
-        </w:rPr>
-      </w:pPr>
-    </w:p>
-    <w:p>
-      <w:pPr>
-        <w:rPr>
           <w:szCs w:val="24"/>
         </w:rPr>
       </w:pPr>
@@ -402,35 +437,49 @@
           <w:rFonts w:hint="eastAsia"/>
           <w:szCs w:val="24"/>
         </w:rPr>
-        <w:t>透過</w:t>
-      </w:r>
-      <w:r>
-        <w:rPr>
-          <w:rFonts w:hint="eastAsia"/>
-          <w:szCs w:val="24"/>
-        </w:rPr>
-        <w:t>分析與評估</w:t>
-      </w:r>
-      <w:r>
-        <w:rPr>
-          <w:rFonts w:hint="eastAsia"/>
-          <w:szCs w:val="24"/>
-        </w:rPr>
-        <w:t>可檢視掃描演算法的效能。使核心演算法能最佳化，並減少掃描系統中之高耗時步驟的執行次數，抑或降低每次單一步驟執行所花費的時間。</w:t>
-      </w:r>
-    </w:p>
-    <w:p>
-      <w:pPr>
-        <w:rPr>
-          <w:szCs w:val="24"/>
-        </w:rPr>
-      </w:pPr>
-      <w:r>
-        <w:rPr>
-          <w:rFonts w:hint="eastAsia"/>
-          <w:szCs w:val="24"/>
-        </w:rPr>
-        <w:t>最終，持續經由分析改進演算法後，以生物晶片YZ01為例，此晶片的單次掃描時間由原本的341秒降至152秒。</w:t>
+        <w:t>可檢視</w:t>
+      </w:r>
+      <w:r>
+        <w:rPr>
+          <w:rFonts w:hint="eastAsia"/>
+          <w:szCs w:val="24"/>
+        </w:rPr>
+        <w:t>新一代掃描系統</w:t>
+      </w:r>
+      <w:r>
+        <w:rPr>
+          <w:rFonts w:hint="eastAsia"/>
+          <w:szCs w:val="24"/>
+        </w:rPr>
+        <w:t>的</w:t>
+      </w:r>
+      <w:r>
+        <w:rPr>
+          <w:rFonts w:hint="eastAsia"/>
+          <w:szCs w:val="24"/>
+        </w:rPr>
+        <w:t>彩色拍攝品質, 並進一步評估BIO-IT Agent在空間定序與精</w:t>
+      </w:r>
+      <w:r>
+        <w:rPr>
+          <w:rFonts w:hint="eastAsia"/>
+          <w:szCs w:val="24"/>
+        </w:rPr>
+        <w:t>準</w:t>
+      </w:r>
+      <w:r>
+        <w:rPr>
+          <w:rFonts w:hint="eastAsia"/>
+          <w:szCs w:val="24"/>
+        </w:rPr>
+        <w:t>醫學的應答品質</w:t>
+      </w:r>
+      <w:r>
+        <w:rPr>
+          <w:rFonts w:hint="eastAsia"/>
+          <w:szCs w:val="24"/>
+        </w:rPr>
+        <w:t>。</w:t>
       </w:r>
     </w:p>
     <w:p>
@@ -504,7 +553,13 @@
         <w:rPr>
           <w:rFonts w:hint="eastAsia"/>
         </w:rPr>
-        <w:t>鏡頭的視野FOV須完全涵蓋晶片面積，並且在相鄰照片的邊界ARUCO Code標記必須要重疊，以利後續的訊號整合。此外晶片有可能並排封裝，亦即將多個</w:t>
+        <w:t>新一代掃描儀(Summit 2.0)</w:t>
+      </w:r>
+      <w:r>
+        <w:rPr>
+          <w:rFonts w:hint="eastAsia"/>
+        </w:rPr>
+        <w:t>面積，並且在相鄰照片的邊界ARUCO Code標記必須要重疊，以利後續的訊號整合。此外晶片有可能並排封裝，亦即將多個</w:t>
       </w:r>
       <w:r>
         <w:rPr>
@@ -523,168 +578,366 @@
           <w:rFonts w:hint="eastAsia"/>
         </w:rPr>
         <w:t>晶(part)放在同一生物晶片(chip)裡，然後進行雜交染色、螢光濾鏡並拍照分析。</w:t>
+      </w:r>
+    </w:p>
+    <w:p/>
+    <w:p>
+      <w:pPr>
+        <w:pStyle w:val="3"/>
+        <w:spacing w:before="288" w:after="96"/>
+      </w:pPr>
+      <w:r>
+        <w:rPr>
+          <w:rFonts w:hint="eastAsia"/>
+        </w:rPr>
+        <w:t>系統功能</w:t>
       </w:r>
     </w:p>
     <w:p>
-      <w:r>
-        <w:rPr>
-          <w:noProof/>
-        </w:rPr>
-        <w:drawing>
-          <wp:anchor distT="0" distB="0" distL="114300" distR="114300" simplePos="0" relativeHeight="251676674" behindDoc="0" locked="0" layoutInCell="1" allowOverlap="1" wp14:anchorId="1A052A5D" wp14:editId="4EC80AE3">
-            <wp:simplePos x="0" y="0"/>
-            <wp:positionH relativeFrom="column">
-              <wp:posOffset>-462915</wp:posOffset>
-            </wp:positionH>
-            <wp:positionV relativeFrom="paragraph">
-              <wp:posOffset>915670</wp:posOffset>
-            </wp:positionV>
-            <wp:extent cx="6700520" cy="2828925"/>
-            <wp:effectExtent l="0" t="0" r="5080" b="9525"/>
-            <wp:wrapTopAndBottom/>
-            <wp:docPr id="1344935708" name="圖片 1" descr="一張含有 文字, Rectangle, 螢幕擷取畫面, 正方形 的圖片&#10;&#10;AI 產生的內容可能不正確。"/>
-            <wp:cNvGraphicFramePr>
-              <a:graphicFrameLocks xmlns:a="http://schemas.openxmlformats.org/drawingml/2006/main" noChangeAspect="1"/>
-            </wp:cNvGraphicFramePr>
-            <a:graphic xmlns:a="http://schemas.openxmlformats.org/drawingml/2006/main">
-              <a:graphicData uri="http://schemas.openxmlformats.org/drawingml/2006/picture">
-                <pic:pic xmlns:pic="http://schemas.openxmlformats.org/drawingml/2006/picture">
-                  <pic:nvPicPr>
-                    <pic:cNvPr id="431093351" name="圖片 1" descr="一張含有 文字, Rectangle, 螢幕擷取畫面, 正方形 的圖片&#10;&#10;AI 產生的內容可能不正確。"/>
-                    <pic:cNvPicPr/>
-                  </pic:nvPicPr>
-                  <pic:blipFill>
-                    <a:blip r:embed="rId8">
-                      <a:extLst>
-                        <a:ext uri="{28A0092B-C50C-407E-A947-70E740481C1C}">
-                          <a14:useLocalDpi xmlns:a14="http://schemas.microsoft.com/office/drawing/2010/main" val="0"/>
-                        </a:ext>
-                      </a:extLst>
-                    </a:blip>
-                    <a:stretch>
-                      <a:fillRect/>
-                    </a:stretch>
-                  </pic:blipFill>
-                  <pic:spPr>
-                    <a:xfrm>
-                      <a:off x="0" y="0"/>
-                      <a:ext cx="6700520" cy="2828925"/>
-                    </a:xfrm>
-                    <a:prstGeom prst="rect">
-                      <a:avLst/>
-                    </a:prstGeom>
-                  </pic:spPr>
-                </pic:pic>
-              </a:graphicData>
-            </a:graphic>
-            <wp14:sizeRelH relativeFrom="margin">
-              <wp14:pctWidth>0</wp14:pctWidth>
-            </wp14:sizeRelH>
-            <wp14:sizeRelV relativeFrom="margin">
-              <wp14:pctHeight>0</wp14:pctHeight>
-            </wp14:sizeRelV>
-          </wp:anchor>
-        </w:drawing>
-      </w:r>
-      <w:r>
-        <w:rPr>
-          <w:rFonts w:hint="eastAsia"/>
-        </w:rPr>
-        <w:t>如下圖，晶片探針區域的位置與大小、晶片圖表(ARUCO)的位置與大小、鏡頭視野(FOV)有效涵蓋區域大小、每一個FOV拍攝的中心點位置、每一個FOV的最小重疊區域，經詳細計算後，可取得每一種晶片所需要用到的圖組的相關座標資料。</w:t>
+      <w:pPr>
+        <w:pStyle w:val="a3"/>
+        <w:numPr>
+          <w:ilvl w:val="0"/>
+          <w:numId w:val="16"/>
+        </w:numPr>
+      </w:pPr>
+      <w:r>
+        <w:rPr>
+          <w:b/>
+          <w:bCs/>
+        </w:rPr>
+        <w:t>視覺感知（Vision）：</w:t>
+      </w:r>
+      <w:r>
+        <w:t xml:space="preserve"> 使用現成的</w:t>
+      </w:r>
+      <w:r>
+        <w:rPr>
+          <w:b/>
+          <w:bCs/>
+        </w:rPr>
+        <w:t>病理學基座大模型（Pathology Foundation Models）</w:t>
+      </w:r>
+      <w:r>
+        <w:t xml:space="preserve">（例如百萬級 H&amp;E 切片訓練出的 </w:t>
+      </w:r>
+      <w:hyperlink r:id="rId8" w:tgtFrame="_blank" w:history="1">
+        <w:r>
+          <w:rPr>
+            <w:rStyle w:val="a8"/>
+          </w:rPr>
+          <w:t>SMMILe</w:t>
+        </w:r>
+      </w:hyperlink>
+      <w:r>
+        <w:t xml:space="preserve"> 或 </w:t>
+      </w:r>
+      <w:hyperlink r:id="rId9" w:tgtFrame="_blank" w:history="1">
+        <w:r>
+          <w:rPr>
+            <w:rStyle w:val="a8"/>
+          </w:rPr>
+          <w:t>TissueCraftAI</w:t>
+        </w:r>
+      </w:hyperlink>
+      <w:r>
+        <w:t>），自動辨識組織切片高解析照片中的腫瘤區域、浸潤免疫細胞（如 T 細胞、巨噬細胞）以及基質結構。 [</w:t>
+      </w:r>
+      <w:hyperlink r:id="rId10" w:history="1">
+        <w:r>
+          <w:rPr>
+            <w:rStyle w:val="a8"/>
+          </w:rPr>
+          <w:t>1</w:t>
+        </w:r>
+      </w:hyperlink>
+      <w:r>
+        <w:t xml:space="preserve">, </w:t>
+      </w:r>
+      <w:hyperlink r:id="rId11" w:history="1">
+        <w:r>
+          <w:rPr>
+            <w:rStyle w:val="a8"/>
+          </w:rPr>
+          <w:t>2</w:t>
+        </w:r>
+      </w:hyperlink>
+      <w:r>
+        <w:t xml:space="preserve">, </w:t>
+      </w:r>
+      <w:hyperlink r:id="rId12" w:history="1">
+        <w:r>
+          <w:rPr>
+            <w:rStyle w:val="a8"/>
+          </w:rPr>
+          <w:t>3</w:t>
+        </w:r>
+      </w:hyperlink>
+      <w:r>
+        <w:t>]</w:t>
       </w:r>
     </w:p>
     <w:p>
-      <w:r>
-        <w:rPr>
-          <w:rFonts w:hint="eastAsia"/>
-        </w:rPr>
-        <w:t>掃描系統</w:t>
-      </w:r>
-      <w:r>
-        <w:rPr>
-          <w:rFonts w:hint="eastAsia"/>
-        </w:rPr>
-        <w:t>提供一個連續對焦拍照流程來取得</w:t>
-      </w:r>
-      <w:r>
-        <w:rPr>
-          <w:rFonts w:hint="eastAsia"/>
-        </w:rPr>
-        <w:t>上述</w:t>
-      </w:r>
-      <w:r>
-        <w:rPr>
-          <w:rFonts w:hint="eastAsia"/>
-        </w:rPr>
-        <w:t>圖組，</w:t>
-      </w:r>
-      <w:r>
-        <w:rPr>
-          <w:rFonts w:hint="eastAsia"/>
-        </w:rPr>
-        <w:t>並</w:t>
-      </w:r>
-      <w:r>
-        <w:rPr>
-          <w:rFonts w:hint="eastAsia"/>
-        </w:rPr>
-        <w:t>分析萃取後可取得探針的生物訊息</w:t>
-      </w:r>
-      <w:r>
-        <w:rPr>
-          <w:rFonts w:hint="eastAsia"/>
-        </w:rPr>
-        <w:t>。</w:t>
-      </w:r>
-      <w:r>
-        <w:rPr>
-          <w:rFonts w:hint="eastAsia"/>
-        </w:rPr>
-        <w:t>主</w:t>
-      </w:r>
-      <w:r>
-        <w:rPr>
-          <w:rFonts w:hint="eastAsia"/>
-        </w:rPr>
-        <w:t>流程整理如下：</w:t>
-      </w:r>
-      <w:r>
-        <w:rPr>
-          <w:rFonts w:hint="eastAsia"/>
-        </w:rPr>
-        <w:t>計算晶片平坦度</w:t>
-      </w:r>
-      <w:r>
-        <w:rPr>
-          <w:rFonts w:hint="eastAsia"/>
-        </w:rPr>
-        <w:t>、對焦演算法</w:t>
-      </w:r>
-      <w:r>
-        <w:rPr>
-          <w:rFonts w:hint="eastAsia"/>
-        </w:rPr>
-        <w:t>、建立虛擬焦平面、執行掃描腳本</w:t>
-      </w:r>
-      <w:r>
-        <w:rPr>
-          <w:rFonts w:hint="eastAsia"/>
-        </w:rPr>
-        <w:t>。</w:t>
+      <w:pPr>
+        <w:pStyle w:val="a3"/>
+        <w:numPr>
+          <w:ilvl w:val="0"/>
+          <w:numId w:val="16"/>
+        </w:numPr>
+      </w:pPr>
+      <w:r>
+        <w:rPr>
+          <w:b/>
+          <w:bCs/>
+        </w:rPr>
+        <w:t>空間數據對齊（Spatial Alignment）：</w:t>
+      </w:r>
+      <w:r>
+        <w:t xml:space="preserve"> 將空間定序（Spatial Transcriptomics, ST）數據與高解析照片進行</w:t>
+      </w:r>
+      <w:r>
+        <w:rPr>
+          <w:b/>
+          <w:bCs/>
+        </w:rPr>
+        <w:t>空間座標對齊（Spatial Registration）</w:t>
+      </w:r>
+      <w:r>
+        <w:t>。AI 會知道這張照片的哪個細胞「精確對應」哪一組基因表現矩陣（RNA / 蛋白質表現量）。 [</w:t>
+      </w:r>
+      <w:hyperlink r:id="rId13" w:history="1">
+        <w:r>
+          <w:rPr>
+            <w:rStyle w:val="a8"/>
+          </w:rPr>
+          <w:t>1</w:t>
+        </w:r>
+      </w:hyperlink>
+      <w:r>
+        <w:t xml:space="preserve">, </w:t>
+      </w:r>
+      <w:hyperlink r:id="rId14" w:history="1">
+        <w:r>
+          <w:rPr>
+            <w:rStyle w:val="a8"/>
+          </w:rPr>
+          <w:t>2</w:t>
+        </w:r>
+      </w:hyperlink>
+      <w:r>
+        <w:t xml:space="preserve">, </w:t>
+      </w:r>
+      <w:hyperlink r:id="rId15" w:history="1">
+        <w:r>
+          <w:rPr>
+            <w:rStyle w:val="a8"/>
+          </w:rPr>
+          <w:t>3</w:t>
+        </w:r>
+      </w:hyperlink>
+      <w:r>
+        <w:t xml:space="preserve">, </w:t>
+      </w:r>
+      <w:hyperlink r:id="rId16" w:history="1">
+        <w:r>
+          <w:rPr>
+            <w:rStyle w:val="a8"/>
+          </w:rPr>
+          <w:t>4</w:t>
+        </w:r>
+      </w:hyperlink>
+      <w:r>
+        <w:t>]</w:t>
       </w:r>
     </w:p>
     <w:p>
       <w:pPr>
-        <w:rPr>
-          <w:sz w:val="32"/>
-        </w:rPr>
-      </w:pPr>
-      <w:r>
-        <w:br w:type="page"/>
+        <w:pStyle w:val="a3"/>
+        <w:numPr>
+          <w:ilvl w:val="0"/>
+          <w:numId w:val="16"/>
+        </w:numPr>
+      </w:pPr>
+      <w:r>
+        <w:rPr>
+          <w:b/>
+          <w:bCs/>
+        </w:rPr>
+        <w:t>Agent 規劃與工具呼叫（Tool-Use）：</w:t>
+      </w:r>
+      <w:r>
+        <w:t xml:space="preserve"> 當醫生問「該患者是否對 PD-1 免疫療法有耐藥性？」時，Agent 大腦會</w:t>
+      </w:r>
+      <w:r>
+        <w:rPr>
+          <w:b/>
+          <w:bCs/>
+        </w:rPr>
+        <w:t>自動生成並執行 R 或 Python 程式碼</w:t>
+      </w:r>
+      <w:r>
+        <w:t>（利用本機的生物信息工具如 Squidpy/Scanpy），分析腫瘤微環境（TME）中的配體-受體配對（如 PD-L1/PD-1 的空間鄰近距離），並將結果回傳給大模型。 [</w:t>
+      </w:r>
+      <w:hyperlink r:id="rId17" w:history="1">
+        <w:r>
+          <w:rPr>
+            <w:rStyle w:val="a8"/>
+          </w:rPr>
+          <w:t>1</w:t>
+        </w:r>
+      </w:hyperlink>
+      <w:r>
+        <w:t xml:space="preserve">, </w:t>
+      </w:r>
+      <w:hyperlink r:id="rId18" w:history="1">
+        <w:r>
+          <w:rPr>
+            <w:rStyle w:val="a8"/>
+          </w:rPr>
+          <w:t>2</w:t>
+        </w:r>
+      </w:hyperlink>
+      <w:r>
+        <w:t>]</w:t>
       </w:r>
     </w:p>
     <w:p>
       <w:pPr>
+        <w:pStyle w:val="a3"/>
+        <w:numPr>
+          <w:ilvl w:val="0"/>
+          <w:numId w:val="16"/>
+        </w:numPr>
+      </w:pPr>
+      <w:r>
+        <w:rPr>
+          <w:b/>
+          <w:bCs/>
+        </w:rPr>
+        <w:t>知識檢索（RAG）：</w:t>
+      </w:r>
+      <w:r>
+        <w:t xml:space="preserve"> Agent 透過文獻檢索系統，比對 FDA 最新批准的靶向藥物與臨床指南，將定序發現的空間特徵（如特定的免疫逃逸生態位）轉化為人類醫生看得懂的</w:t>
+      </w:r>
+      <w:r>
+        <w:rPr>
+          <w:b/>
+          <w:bCs/>
+        </w:rPr>
+        <w:t>問診解答與治療建議</w:t>
+      </w:r>
+      <w:r>
+        <w:t>。</w:t>
+      </w:r>
+    </w:p>
+    <w:p>
+      <w:pPr>
+        <w:rPr>
+          <w:rFonts w:hint="eastAsia"/>
+        </w:rPr>
+      </w:pPr>
+    </w:p>
+    <w:p>
+      <w:r>
+        <w:rPr>
+          <w:rFonts w:hint="eastAsia"/>
+        </w:rPr>
+        <w:t>如</w:t>
+      </w:r>
+    </w:p>
+    <w:p>
+      <w:r>
+        <w:rPr>
+          <w:rFonts w:hint="eastAsia"/>
+        </w:rPr>
+        <w:t>掃描系統</w:t>
+      </w:r>
+      <w:r>
+        <w:rPr>
+          <w:rFonts w:hint="eastAsia"/>
+        </w:rPr>
+        <w:t>提供一個連續對焦拍照流程來取得</w:t>
+      </w:r>
+      <w:r>
+        <w:rPr>
+          <w:rFonts w:hint="eastAsia"/>
+        </w:rPr>
+        <w:t>上述</w:t>
+      </w:r>
+      <w:r>
+        <w:rPr>
+          <w:rFonts w:hint="eastAsia"/>
+        </w:rPr>
+        <w:t>圖組，</w:t>
+      </w:r>
+      <w:r>
+        <w:rPr>
+          <w:rFonts w:hint="eastAsia"/>
+        </w:rPr>
+        <w:t>並</w:t>
+      </w:r>
+      <w:r>
+        <w:rPr>
+          <w:rFonts w:hint="eastAsia"/>
+        </w:rPr>
+        <w:t>分析萃取後可取得探針的生物訊息</w:t>
+      </w:r>
+      <w:r>
+        <w:rPr>
+          <w:rFonts w:hint="eastAsia"/>
+        </w:rPr>
+        <w:t>。</w:t>
+      </w:r>
+      <w:r>
+        <w:rPr>
+          <w:rFonts w:hint="eastAsia"/>
+        </w:rPr>
+        <w:t>主</w:t>
+      </w:r>
+      <w:r>
+        <w:rPr>
+          <w:rFonts w:hint="eastAsia"/>
+        </w:rPr>
+        <w:t>流程整理如下：</w:t>
+      </w:r>
+      <w:r>
+        <w:rPr>
+          <w:rFonts w:hint="eastAsia"/>
+        </w:rPr>
+        <w:t>計算晶片平坦度</w:t>
+      </w:r>
+      <w:r>
+        <w:rPr>
+          <w:rFonts w:hint="eastAsia"/>
+        </w:rPr>
+        <w:t>、對焦演算法</w:t>
+      </w:r>
+      <w:r>
+        <w:rPr>
+          <w:rFonts w:hint="eastAsia"/>
+        </w:rPr>
+        <w:t>、建立虛擬焦平面、執行掃描腳本</w:t>
+      </w:r>
+      <w:r>
+        <w:rPr>
+          <w:rFonts w:hint="eastAsia"/>
+        </w:rPr>
+        <w:t>。</w:t>
+      </w:r>
+    </w:p>
+    <w:p>
+      <w:pPr>
+        <w:rPr>
+          <w:sz w:val="32"/>
+        </w:rPr>
+      </w:pPr>
+      <w:r>
+        <w:lastRenderedPageBreak/>
+        <w:br w:type="page"/>
+      </w:r>
+    </w:p>
+    <w:p>
+      <w:pPr>
         <w:pStyle w:val="3"/>
         <w:spacing w:before="288" w:after="96"/>
       </w:pPr>
@@ -711,60 +964,6 @@
       </w:r>
     </w:p>
     <w:p>
-      <w:r>
-        <w:rPr>
-          <w:noProof/>
-        </w:rPr>
-        <w:drawing>
-          <wp:anchor distT="0" distB="0" distL="114300" distR="114300" simplePos="0" relativeHeight="251679746" behindDoc="0" locked="0" layoutInCell="1" allowOverlap="1" wp14:anchorId="7FA47CC7" wp14:editId="615C3BBD">
-            <wp:simplePos x="0" y="0"/>
-            <wp:positionH relativeFrom="column">
-              <wp:posOffset>-3175</wp:posOffset>
-            </wp:positionH>
-            <wp:positionV relativeFrom="paragraph">
-              <wp:posOffset>953135</wp:posOffset>
-            </wp:positionV>
-            <wp:extent cx="5760720" cy="1576070"/>
-            <wp:effectExtent l="0" t="0" r="0" b="5080"/>
-            <wp:wrapTopAndBottom/>
-            <wp:docPr id="354840161" name="圖片 1" descr="一張含有 文字, 螢幕擷取畫面, 圖表, 設計 的圖片&#10;&#10;AI 產生的內容可能不正確。"/>
-            <wp:cNvGraphicFramePr>
-              <a:graphicFrameLocks xmlns:a="http://schemas.openxmlformats.org/drawingml/2006/main" noChangeAspect="1"/>
-            </wp:cNvGraphicFramePr>
-            <a:graphic xmlns:a="http://schemas.openxmlformats.org/drawingml/2006/main">
-              <a:graphicData uri="http://schemas.openxmlformats.org/drawingml/2006/picture">
-                <pic:pic xmlns:pic="http://schemas.openxmlformats.org/drawingml/2006/picture">
-                  <pic:nvPicPr>
-                    <pic:cNvPr id="354840161" name="圖片 1" descr="一張含有 文字, 螢幕擷取畫面, 圖表, 設計 的圖片&#10;&#10;AI 產生的內容可能不正確。"/>
-                    <pic:cNvPicPr/>
-                  </pic:nvPicPr>
-                  <pic:blipFill>
-                    <a:blip r:embed="rId9">
-                      <a:extLst>
-                        <a:ext uri="{28A0092B-C50C-407E-A947-70E740481C1C}">
-                          <a14:useLocalDpi xmlns:a14="http://schemas.microsoft.com/office/drawing/2010/main" val="0"/>
-                        </a:ext>
-                      </a:extLst>
-                    </a:blip>
-                    <a:stretch>
-                      <a:fillRect/>
-                    </a:stretch>
-                  </pic:blipFill>
-                  <pic:spPr>
-                    <a:xfrm>
-                      <a:off x="0" y="0"/>
-                      <a:ext cx="5760720" cy="1576070"/>
-                    </a:xfrm>
-                    <a:prstGeom prst="rect">
-                      <a:avLst/>
-                    </a:prstGeom>
-                  </pic:spPr>
-                </pic:pic>
-              </a:graphicData>
-            </a:graphic>
-          </wp:anchor>
-        </w:drawing>
-      </w:r>
       <w:r>
         <w:rPr>
           <w:rFonts w:cs="新細明體" w:hint="eastAsia"/>
@@ -786,710 +985,14 @@
           <w:rFonts w:cs="新細明體" w:hint="eastAsia"/>
           <w:color w:val="auto"/>
         </w:rPr>
-        <w:t>在對焦過程中取得連續照片組。</w:t>
-      </w:r>
-      <w:r>
-        <w:rPr>
-          <w:rFonts w:cs="新細明體" w:hint="eastAsia"/>
-          <w:b/>
-          <w:bCs/>
-          <w:color w:val="auto"/>
-        </w:rPr>
-        <w:t>視野分割</w:t>
-      </w:r>
-      <w:r>
-        <w:rPr>
-          <w:rFonts w:cs="新細明體" w:hint="eastAsia"/>
-          <w:color w:val="auto"/>
-        </w:rPr>
-        <w:t>：</w:t>
-      </w:r>
-      <w:r>
-        <w:rPr>
-          <w:rFonts w:cs="新細明體" w:hint="eastAsia"/>
-          <w:color w:val="auto"/>
-        </w:rPr>
-        <w:t>將每一個FOV區分成數</w:t>
-      </w:r>
-      <w:r>
-        <w:rPr>
-          <w:rFonts w:cs="新細明體" w:hint="eastAsia"/>
-          <w:color w:val="auto"/>
-        </w:rPr>
-        <w:t>小</w:t>
-      </w:r>
-      <w:r>
-        <w:rPr>
-          <w:rFonts w:cs="新細明體" w:hint="eastAsia"/>
-          <w:color w:val="auto"/>
-        </w:rPr>
-        <w:t>區域</w:t>
-      </w:r>
-      <w:r>
-        <w:rPr>
-          <w:rFonts w:cs="新細明體" w:hint="eastAsia"/>
-          <w:color w:val="auto"/>
-        </w:rPr>
-        <w:t>，</w:t>
-      </w:r>
-      <w:r>
-        <w:rPr>
-          <w:rFonts w:cs="新細明體" w:hint="eastAsia"/>
-          <w:color w:val="auto"/>
-        </w:rPr>
-        <w:t>並計算其銳利值(強度)</w:t>
-      </w:r>
-      <w:r>
-        <w:rPr>
-          <w:rFonts w:cs="新細明體" w:hint="eastAsia"/>
-          <w:color w:val="auto"/>
-        </w:rPr>
-        <w:t>。</w:t>
-      </w:r>
-      <w:r>
-        <w:rPr>
-          <w:rFonts w:cs="新細明體" w:hint="eastAsia"/>
-          <w:b/>
-          <w:bCs/>
-          <w:color w:val="auto"/>
-        </w:rPr>
-        <w:t>取樣焦點</w:t>
-      </w:r>
-      <w:r>
-        <w:rPr>
-          <w:rFonts w:cs="新細明體"/>
-          <w:color w:val="auto"/>
-        </w:rPr>
-        <w:t>：</w:t>
-      </w:r>
-      <w:r>
-        <w:rPr>
-          <w:rFonts w:cs="新細明體" w:hint="eastAsia"/>
-          <w:color w:val="auto"/>
-        </w:rPr>
-        <w:t>切換至螢光拍照所需的濾鏡</w:t>
-      </w:r>
-      <w:r>
-        <w:rPr>
-          <w:rFonts w:cs="新細明體"/>
-          <w:color w:val="auto"/>
-        </w:rPr>
-        <w:t>。</w:t>
-      </w:r>
-      <w:r>
-        <w:rPr>
-          <w:rFonts w:cs="新細明體" w:hint="eastAsia"/>
-          <w:b/>
-          <w:bCs/>
-          <w:color w:val="auto"/>
-        </w:rPr>
-        <w:t>自動對焦對齊</w:t>
-      </w:r>
-      <w:r>
-        <w:rPr>
-          <w:rFonts w:cs="新細明體"/>
-          <w:color w:val="auto"/>
-        </w:rPr>
-        <w:t>：</w:t>
-      </w:r>
-      <w:r>
-        <w:rPr>
-          <w:rFonts w:hint="eastAsia"/>
-        </w:rPr>
-        <w:t>根據ARUCO的位置來定位載台座標與鏡頭的相對位置</w:t>
-      </w:r>
-      <w:r>
-        <w:t>。</w:t>
+        <w:t>在</w:t>
+      </w:r>
+      <w:r>
+        <w:t xml:space="preserve"> </w:t>
       </w:r>
     </w:p>
     <w:p>
       <w:pPr>
-        <w:rPr>
-          <w:szCs w:val="24"/>
-        </w:rPr>
-      </w:pPr>
-      <w:r>
-        <w:rPr>
-          <w:rFonts w:hint="eastAsia"/>
-          <w:szCs w:val="24"/>
-        </w:rPr>
-        <w:t>在對焦過程中</w:t>
-      </w:r>
-      <w:r>
-        <w:rPr>
-          <w:rFonts w:hint="eastAsia"/>
-          <w:szCs w:val="24"/>
-        </w:rPr>
-        <w:t>，</w:t>
-      </w:r>
-      <w:r>
-        <w:rPr>
-          <w:rFonts w:hint="eastAsia"/>
-          <w:szCs w:val="24"/>
-        </w:rPr>
-        <w:t>計算多個區域的</w:t>
-      </w:r>
-      <w:r>
-        <w:rPr>
-          <w:rFonts w:hint="eastAsia"/>
-          <w:szCs w:val="24"/>
-        </w:rPr>
-        <w:t>多點</w:t>
-      </w:r>
-      <w:r>
-        <w:rPr>
-          <w:rFonts w:hint="eastAsia"/>
-          <w:szCs w:val="24"/>
-        </w:rPr>
-        <w:t>焦距，進而推估出所有晶片的平坦度</w:t>
-      </w:r>
-      <w:r>
-        <w:rPr>
-          <w:szCs w:val="24"/>
-        </w:rPr>
-        <w:t>。</w:t>
-      </w:r>
-      <w:r>
-        <w:rPr>
-          <w:rFonts w:hint="eastAsia"/>
-          <w:szCs w:val="24"/>
-        </w:rPr>
-        <w:t>晶片傾斜對近距離(數十至數百微米)拍照的影響很大，若無適當的補償調整，就要再次對焦測量非常耗時，所以精確計算傾斜式加速的重要考量。</w:t>
-      </w:r>
-    </w:p>
-    <w:p>
-      <w:pPr>
-        <w:rPr>
-          <w:szCs w:val="24"/>
-        </w:rPr>
-      </w:pPr>
-    </w:p>
-    <w:p>
-      <w:pPr>
-        <w:pStyle w:val="3"/>
-        <w:spacing w:before="288" w:after="96"/>
-      </w:pPr>
-      <w:r>
-        <w:rPr>
-          <w:rFonts w:hint="eastAsia"/>
-        </w:rPr>
-        <w:t>對焦演算法</w:t>
-      </w:r>
-    </w:p>
-    <w:p>
-      <w:r>
-        <w:rPr>
-          <w:rFonts w:hint="eastAsia"/>
-        </w:rPr>
-        <w:t>快</w:t>
-      </w:r>
-      <w:r>
-        <w:t>以下是其關鍵特點和步驟：</w:t>
-      </w:r>
-    </w:p>
-    <w:p>
-      <w:r>
-        <w:rPr>
-          <w:noProof/>
-        </w:rPr>
-        <w:drawing>
-          <wp:anchor distT="0" distB="0" distL="114300" distR="114300" simplePos="0" relativeHeight="251680770" behindDoc="0" locked="0" layoutInCell="1" allowOverlap="1" wp14:anchorId="2B62C092" wp14:editId="770C0B24">
-            <wp:simplePos x="0" y="0"/>
-            <wp:positionH relativeFrom="column">
-              <wp:posOffset>86360</wp:posOffset>
-            </wp:positionH>
-            <wp:positionV relativeFrom="paragraph">
-              <wp:posOffset>965835</wp:posOffset>
-            </wp:positionV>
-            <wp:extent cx="5667375" cy="2550795"/>
-            <wp:effectExtent l="0" t="0" r="9525" b="1905"/>
-            <wp:wrapSquare wrapText="bothSides"/>
-            <wp:docPr id="2025772358" name="圖片 1" descr="一張含有 文字, 圖表, 行, 字型 的圖片&#10;&#10;AI 產生的內容可能不正確。"/>
-            <wp:cNvGraphicFramePr>
-              <a:graphicFrameLocks xmlns:a="http://schemas.openxmlformats.org/drawingml/2006/main" noChangeAspect="1"/>
-            </wp:cNvGraphicFramePr>
-            <a:graphic xmlns:a="http://schemas.openxmlformats.org/drawingml/2006/main">
-              <a:graphicData uri="http://schemas.openxmlformats.org/drawingml/2006/picture">
-                <pic:pic xmlns:pic="http://schemas.openxmlformats.org/drawingml/2006/picture">
-                  <pic:nvPicPr>
-                    <pic:cNvPr id="644578051" name="圖片 1" descr="一張含有 文字, 圖表, 行, 字型 的圖片&#10;&#10;AI 產生的內容可能不正確。"/>
-                    <pic:cNvPicPr/>
-                  </pic:nvPicPr>
-                  <pic:blipFill>
-                    <a:blip r:embed="rId10">
-                      <a:extLst>
-                        <a:ext uri="{28A0092B-C50C-407E-A947-70E740481C1C}">
-                          <a14:useLocalDpi xmlns:a14="http://schemas.microsoft.com/office/drawing/2010/main" val="0"/>
-                        </a:ext>
-                      </a:extLst>
-                    </a:blip>
-                    <a:stretch>
-                      <a:fillRect/>
-                    </a:stretch>
-                  </pic:blipFill>
-                  <pic:spPr>
-                    <a:xfrm>
-                      <a:off x="0" y="0"/>
-                      <a:ext cx="5667375" cy="2550795"/>
-                    </a:xfrm>
-                    <a:prstGeom prst="rect">
-                      <a:avLst/>
-                    </a:prstGeom>
-                  </pic:spPr>
-                </pic:pic>
-              </a:graphicData>
-            </a:graphic>
-            <wp14:sizeRelH relativeFrom="margin">
-              <wp14:pctWidth>0</wp14:pctWidth>
-            </wp14:sizeRelH>
-            <wp14:sizeRelV relativeFrom="margin">
-              <wp14:pctHeight>0</wp14:pctHeight>
-            </wp14:sizeRelV>
-          </wp:anchor>
-        </w:drawing>
-      </w:r>
-      <w:r>
-        <w:rPr>
-          <w:rFonts w:cs="新細明體" w:hint="eastAsia"/>
-          <w:b/>
-          <w:bCs/>
-          <w:color w:val="auto"/>
-        </w:rPr>
-        <w:t>晶片全域</w:t>
-      </w:r>
-      <w:r>
-        <w:rPr>
-          <w:rFonts w:cs="新細明體" w:hint="eastAsia"/>
-          <w:color w:val="auto"/>
-        </w:rPr>
-        <w:t>：逐次列舉晶片的每一個FOV</w:t>
-      </w:r>
-      <w:r>
-        <w:rPr>
-          <w:rFonts w:cs="新細明體" w:hint="eastAsia"/>
-          <w:color w:val="auto"/>
-        </w:rPr>
-        <w:t>，</w:t>
-      </w:r>
-      <w:r>
-        <w:rPr>
-          <w:rFonts w:cs="新細明體" w:hint="eastAsia"/>
-          <w:color w:val="auto"/>
-        </w:rPr>
-        <w:t>鏡頭</w:t>
-      </w:r>
-      <w:r>
-        <w:rPr>
-          <w:rFonts w:cs="新細明體"/>
-          <w:color w:val="auto"/>
-        </w:rPr>
-        <w:t>以極小的步進量移動，確保</w:t>
-      </w:r>
-      <w:r>
-        <w:rPr>
-          <w:rFonts w:cs="新細明體" w:hint="eastAsia"/>
-          <w:color w:val="auto"/>
-        </w:rPr>
-        <w:t>準確</w:t>
-      </w:r>
-      <w:r>
-        <w:rPr>
-          <w:rFonts w:cs="新細明體"/>
-          <w:color w:val="auto"/>
-        </w:rPr>
-        <w:t>移</w:t>
-      </w:r>
-      <w:r>
-        <w:rPr>
-          <w:rFonts w:cs="新細明體" w:hint="eastAsia"/>
-          <w:color w:val="auto"/>
-        </w:rPr>
-        <w:t>至指定的</w:t>
-      </w:r>
-      <w:r>
-        <w:rPr>
-          <w:rFonts w:cs="新細明體"/>
-          <w:color w:val="auto"/>
-        </w:rPr>
-        <w:t>區域。</w:t>
-      </w:r>
-      <w:r>
-        <w:rPr>
-          <w:rFonts w:cs="新細明體" w:hint="eastAsia"/>
-          <w:b/>
-          <w:bCs/>
-          <w:color w:val="auto"/>
-        </w:rPr>
-        <w:t>切換濾鏡</w:t>
-      </w:r>
-      <w:r>
-        <w:rPr>
-          <w:rFonts w:cs="新細明體"/>
-          <w:color w:val="auto"/>
-        </w:rPr>
-        <w:t>：</w:t>
-      </w:r>
-      <w:r>
-        <w:rPr>
-          <w:rFonts w:cs="新細明體" w:hint="eastAsia"/>
-          <w:color w:val="auto"/>
-        </w:rPr>
-        <w:t>切換至螢光拍照所需的濾鏡。</w:t>
-      </w:r>
-      <w:r>
-        <w:rPr>
-          <w:rFonts w:cs="新細明體" w:hint="eastAsia"/>
-          <w:b/>
-          <w:bCs/>
-          <w:color w:val="auto"/>
-        </w:rPr>
-        <w:t>自動對焦對齊</w:t>
-      </w:r>
-      <w:r>
-        <w:rPr>
-          <w:rFonts w:cs="新細明體"/>
-          <w:color w:val="auto"/>
-        </w:rPr>
-        <w:t>：</w:t>
-      </w:r>
-      <w:r>
-        <w:rPr>
-          <w:rFonts w:hint="eastAsia"/>
-        </w:rPr>
-        <w:t>計算或自動</w:t>
-      </w:r>
-      <w:r>
-        <w:t>焦距</w:t>
-      </w:r>
-      <w:r>
-        <w:rPr>
-          <w:rFonts w:hint="eastAsia"/>
-        </w:rPr>
-        <w:t>，完成後自動對齊</w:t>
-      </w:r>
-      <w:r>
-        <w:t>。</w:t>
-      </w:r>
-      <w:r>
-        <w:rPr>
-          <w:rFonts w:hint="eastAsia"/>
-        </w:rPr>
-        <w:t>輸入多個數對(焦距d, 銳利度 v)</w:t>
-      </w:r>
-      <w:r>
-        <w:t xml:space="preserve"> 擬合到 Lorentzian 函數</w:t>
-      </w:r>
-      <w:r>
-        <w:rPr>
-          <w:rFonts w:hint="eastAsia"/>
-        </w:rPr>
-        <w:t>，之</w:t>
-      </w:r>
-      <w:r>
-        <w:t>後</w:t>
-      </w:r>
-      <w:r>
-        <w:rPr>
-          <w:rFonts w:hint="eastAsia"/>
-        </w:rPr>
-        <w:lastRenderedPageBreak/>
-        <w:t>即可取得銳利度</w:t>
-      </w:r>
-      <w:r>
-        <w:t>v</w:t>
-      </w:r>
-      <w:r>
-        <w:rPr>
-          <w:rFonts w:hint="eastAsia"/>
-        </w:rPr>
-        <w:t>極大值時的焦距(此位置的</w:t>
-      </w:r>
-      <w:r>
-        <w:t>圖</w:t>
-      </w:r>
-      <w:r>
-        <w:rPr>
-          <w:rFonts w:hint="eastAsia"/>
-        </w:rPr>
-        <w:t>片影</w:t>
-      </w:r>
-      <w:r>
-        <w:t>像</w:t>
-      </w:r>
-      <w:r>
-        <w:rPr>
-          <w:rFonts w:hint="eastAsia"/>
-        </w:rPr>
-        <w:t>最</w:t>
-      </w:r>
-      <w:r>
-        <w:rPr>
-          <w:rFonts w:hint="eastAsia"/>
-        </w:rPr>
-        <w:t>佳</w:t>
-      </w:r>
-      <w:r>
-        <w:rPr>
-          <w:rFonts w:hint="eastAsia"/>
-        </w:rPr>
-        <w:t>)。</w:t>
-      </w:r>
-      <w:r>
-        <w:rPr>
-          <w:rFonts w:cs="新細明體" w:hint="eastAsia"/>
-          <w:b/>
-          <w:bCs/>
-          <w:color w:val="auto"/>
-        </w:rPr>
-        <w:t>拍照</w:t>
-      </w:r>
-      <w:r>
-        <w:rPr>
-          <w:rFonts w:cs="新細明體"/>
-          <w:color w:val="auto"/>
-        </w:rPr>
-        <w:t>：</w:t>
-      </w:r>
-      <w:r>
-        <w:rPr>
-          <w:rFonts w:cs="新細明體" w:hint="eastAsia"/>
-          <w:color w:val="auto"/>
-        </w:rPr>
-        <w:t>拍照並存檔</w:t>
-      </w:r>
-      <w:r>
-        <w:rPr>
-          <w:rFonts w:cs="新細明體"/>
-          <w:color w:val="auto"/>
-        </w:rPr>
-        <w:t>。</w:t>
-      </w:r>
-      <w:r>
-        <w:rPr>
-          <w:rFonts w:cs="新細明體" w:hint="eastAsia"/>
-          <w:color w:val="auto"/>
-        </w:rPr>
-        <w:t>反覆執行步驟</w:t>
-      </w:r>
-      <w:r>
-        <w:rPr>
-          <w:rFonts w:cs="新細明體" w:hint="eastAsia"/>
-          <w:color w:val="auto"/>
-        </w:rPr>
-        <w:t>2</w:t>
-      </w:r>
-      <w:r>
-        <w:rPr>
-          <w:rFonts w:cs="新細明體" w:hint="eastAsia"/>
-          <w:color w:val="auto"/>
-        </w:rPr>
-        <w:t>~</w:t>
-      </w:r>
-      <w:r>
-        <w:rPr>
-          <w:rFonts w:cs="新細明體" w:hint="eastAsia"/>
-          <w:color w:val="auto"/>
-        </w:rPr>
-        <w:t>5</w:t>
-      </w:r>
-      <w:r>
-        <w:rPr>
-          <w:rFonts w:cs="新細明體" w:hint="eastAsia"/>
-          <w:color w:val="auto"/>
-        </w:rPr>
-        <w:t>，直到所有</w:t>
-      </w:r>
-      <w:r>
-        <w:rPr>
-          <w:rFonts w:cs="新細明體" w:hint="eastAsia"/>
-          <w:color w:val="auto"/>
-        </w:rPr>
-        <w:t>指定螢光</w:t>
-      </w:r>
-      <w:r>
-        <w:rPr>
-          <w:rFonts w:cs="新細明體" w:hint="eastAsia"/>
-          <w:color w:val="auto"/>
-        </w:rPr>
-        <w:t>都完成拍攝</w:t>
-      </w:r>
-      <w:r>
-        <w:rPr>
-          <w:rFonts w:cs="新細明體"/>
-          <w:color w:val="auto"/>
-        </w:rPr>
-        <w:t>。</w:t>
-      </w:r>
-    </w:p>
-    <w:p>
-      <w:pPr>
-        <w:pStyle w:val="3"/>
-        <w:spacing w:before="288" w:after="96"/>
-      </w:pPr>
-      <w:r>
-        <w:rPr>
-          <w:rFonts w:hint="eastAsia"/>
-        </w:rPr>
-        <w:t>建立</w:t>
-      </w:r>
-      <w:r>
-        <w:rPr>
-          <w:rFonts w:hint="eastAsia"/>
-        </w:rPr>
-        <w:t>虛擬焦平面</w:t>
-      </w:r>
-    </w:p>
-    <w:p>
-      <w:r>
-        <w:rPr>
-          <w:noProof/>
-        </w:rPr>
-        <w:drawing>
-          <wp:anchor distT="0" distB="0" distL="114300" distR="114300" simplePos="0" relativeHeight="251678722" behindDoc="0" locked="0" layoutInCell="1" allowOverlap="1" wp14:anchorId="4F4275B7" wp14:editId="4B1D618E">
-            <wp:simplePos x="0" y="0"/>
-            <wp:positionH relativeFrom="column">
-              <wp:posOffset>1076325</wp:posOffset>
-            </wp:positionH>
-            <wp:positionV relativeFrom="paragraph">
-              <wp:posOffset>1125855</wp:posOffset>
-            </wp:positionV>
-            <wp:extent cx="3572374" cy="2419688"/>
-            <wp:effectExtent l="0" t="0" r="9525" b="0"/>
-            <wp:wrapTopAndBottom/>
-            <wp:docPr id="270875950" name="圖片 1" descr="一張含有 文字, Rectangle, 螢幕擷取畫面, 行 的圖片&#10;&#10;AI 產生的內容可能不正確。"/>
-            <wp:cNvGraphicFramePr>
-              <a:graphicFrameLocks xmlns:a="http://schemas.openxmlformats.org/drawingml/2006/main" noChangeAspect="1"/>
-            </wp:cNvGraphicFramePr>
-            <a:graphic xmlns:a="http://schemas.openxmlformats.org/drawingml/2006/main">
-              <a:graphicData uri="http://schemas.openxmlformats.org/drawingml/2006/picture">
-                <pic:pic xmlns:pic="http://schemas.openxmlformats.org/drawingml/2006/picture">
-                  <pic:nvPicPr>
-                    <pic:cNvPr id="1061069434" name="圖片 1" descr="一張含有 文字, Rectangle, 螢幕擷取畫面, 行 的圖片&#10;&#10;AI 產生的內容可能不正確。"/>
-                    <pic:cNvPicPr/>
-                  </pic:nvPicPr>
-                  <pic:blipFill>
-                    <a:blip r:embed="rId11">
-                      <a:extLst>
-                        <a:ext uri="{28A0092B-C50C-407E-A947-70E740481C1C}">
-                          <a14:useLocalDpi xmlns:a14="http://schemas.microsoft.com/office/drawing/2010/main" val="0"/>
-                        </a:ext>
-                      </a:extLst>
-                    </a:blip>
-                    <a:stretch>
-                      <a:fillRect/>
-                    </a:stretch>
-                  </pic:blipFill>
-                  <pic:spPr>
-                    <a:xfrm>
-                      <a:off x="0" y="0"/>
-                      <a:ext cx="3572374" cy="2419688"/>
-                    </a:xfrm>
-                    <a:prstGeom prst="rect">
-                      <a:avLst/>
-                    </a:prstGeom>
-                  </pic:spPr>
-                </pic:pic>
-              </a:graphicData>
-            </a:graphic>
-          </wp:anchor>
-        </w:drawing>
-      </w:r>
-      <w:r>
-        <w:rPr>
-          <w:rFonts w:hint="eastAsia"/>
-        </w:rPr>
-        <w:t>快速</w:t>
-      </w:r>
-      <w:r>
-        <w:t>掃描模式</w:t>
-      </w:r>
-      <w:r>
-        <w:rPr>
-          <w:rFonts w:hint="eastAsia"/>
-        </w:rPr>
-        <w:t>主要</w:t>
-      </w:r>
-      <w:r>
-        <w:t>用於顯微掃描</w:t>
-      </w:r>
-      <w:r>
-        <w:rPr>
-          <w:rFonts w:hint="eastAsia"/>
-        </w:rPr>
-        <w:t>時</w:t>
-      </w:r>
-      <w:r>
-        <w:t>，</w:t>
-      </w:r>
-      <w:r>
-        <w:rPr>
-          <w:rFonts w:hint="eastAsia"/>
-        </w:rPr>
-        <w:t>晶片平坦度或環境</w:t>
-      </w:r>
-      <w:r>
-        <w:rPr>
-          <w:rFonts w:hint="eastAsia"/>
-        </w:rPr>
-        <w:t>良好</w:t>
-      </w:r>
-      <w:r>
-        <w:rPr>
-          <w:rFonts w:hint="eastAsia"/>
-        </w:rPr>
-        <w:t>的情況</w:t>
-      </w:r>
-      <w:r>
-        <w:t>。</w:t>
-      </w:r>
-      <w:r>
-        <w:rPr>
-          <w:rFonts w:hint="eastAsia"/>
-          <w:szCs w:val="24"/>
-        </w:rPr>
-        <w:t>預先將傾斜程度分級，即可找出每種掃描情境的步驟次序，分類越準確越可以將時間有效利用並且保持影像的準確度。</w:t>
-      </w:r>
-      <w:r>
-        <w:rPr>
-          <w:rFonts w:hint="eastAsia"/>
-        </w:rPr>
-        <w:t>最好的情況(平坦度極佳)，僅對焦晶片中心點建立虛擬對焦平面，就推演至所有的FOV。</w:t>
-      </w:r>
-    </w:p>
-    <w:p>
-      <w:r>
-        <w:rPr>
-          <w:rFonts w:hint="eastAsia"/>
-        </w:rPr>
-        <w:t>一般而言，晶片越傾斜，推算的誤差會越大，則需要增加對焦點來補償此問題。</w:t>
-      </w:r>
-    </w:p>
-    <w:p>
-      <w:pPr>
-        <w:pStyle w:val="3"/>
-        <w:spacing w:before="288" w:after="96"/>
-      </w:pPr>
-      <w:r>
-        <w:rPr>
-          <w:rFonts w:hint="eastAsia"/>
-        </w:rPr>
-        <w:t>執行掃描</w:t>
-      </w:r>
-      <w:r>
-        <w:rPr>
-          <w:rFonts w:hint="eastAsia"/>
-        </w:rPr>
-        <w:t>指令</w:t>
-      </w:r>
-      <w:r>
-        <w:rPr>
-          <w:rFonts w:hint="eastAsia"/>
-        </w:rPr>
-        <w:t>腳本</w:t>
-      </w:r>
-    </w:p>
-    <w:p>
-      <w:pPr>
         <w:spacing w:after="3" w:line="265" w:lineRule="auto"/>
         <w:rPr>
           <w:szCs w:val="24"/>
@@ -1498,104 +1001,8 @@
       <w:r>
         <w:rPr>
           <w:rFonts w:hint="eastAsia"/>
-          <w:szCs w:val="24"/>
-        </w:rPr>
-        <w:t>了解每一步驟所對應的機械動作，並將掃描過程做成腳本</w:t>
-      </w:r>
-      <w:r>
-        <w:rPr>
-          <w:rFonts w:hint="eastAsia"/>
-          <w:szCs w:val="24"/>
-        </w:rPr>
-        <w:t>可以</w:t>
-      </w:r>
-      <w:r>
-        <w:rPr>
-          <w:rFonts w:hint="eastAsia"/>
-          <w:szCs w:val="24"/>
-        </w:rPr>
-        <w:t>：</w:t>
-      </w:r>
-      <w:r>
-        <w:rPr>
-          <w:rFonts w:hint="eastAsia"/>
-          <w:szCs w:val="24"/>
-        </w:rPr>
-        <w:t>輕易</w:t>
-      </w:r>
-      <w:r>
-        <w:rPr>
-          <w:rFonts w:hint="eastAsia"/>
-          <w:szCs w:val="24"/>
-        </w:rPr>
-        <w:t>重現掃描過程、觀察</w:t>
-      </w:r>
-      <w:r>
-        <w:rPr>
-          <w:rFonts w:hint="eastAsia"/>
-          <w:szCs w:val="24"/>
-        </w:rPr>
-        <w:t>掃描時所用的</w:t>
-      </w:r>
-      <w:r>
-        <w:rPr>
-          <w:rFonts w:hint="eastAsia"/>
-          <w:szCs w:val="24"/>
-        </w:rPr>
-        <w:t>每組參數</w:t>
-      </w:r>
-      <w:r>
-        <w:rPr>
-          <w:rFonts w:hint="eastAsia"/>
-          <w:szCs w:val="24"/>
-        </w:rPr>
-        <w:t>，這樣</w:t>
-      </w:r>
-      <w:r>
-        <w:rPr>
-          <w:rFonts w:hint="eastAsia"/>
-          <w:szCs w:val="24"/>
-        </w:rPr>
-        <w:t>使</w:t>
-      </w:r>
-      <w:r>
-        <w:rPr>
-          <w:rFonts w:hint="eastAsia"/>
-          <w:szCs w:val="24"/>
-        </w:rPr>
-        <w:t>分析</w:t>
-      </w:r>
-      <w:r>
-        <w:rPr>
-          <w:rFonts w:hint="eastAsia"/>
-          <w:szCs w:val="24"/>
-        </w:rPr>
-        <w:t>變得容易</w:t>
-      </w:r>
-      <w:r>
-        <w:rPr>
-          <w:rFonts w:hint="eastAsia"/>
-          <w:szCs w:val="24"/>
-        </w:rPr>
-        <w:t>。</w:t>
-      </w:r>
-      <w:r>
-        <w:rPr>
-          <w:rFonts w:hint="eastAsia"/>
-        </w:rPr>
-        <w:t>掃描過程中的所有環節進行最佳化檢查，是需要同時考量多方因素</w:t>
-      </w:r>
-      <w:r>
-        <w:rPr>
-          <w:rFonts w:hint="eastAsia"/>
-        </w:rPr>
-        <w:t>，</w:t>
-      </w:r>
-      <w:r>
-        <w:rPr>
-          <w:rFonts w:hint="eastAsia"/>
-        </w:rPr>
-        <w:t>其中包括：拍照流程次序的選定、濾鏡的切換、載台的移動、都需考慮最最短移動距離、最少拍照次數、最大對焦的共享以及最低振動影響(亦即將抗震延遲時間降至最低)。</w:t>
+        </w:rPr>
+        <w:t>(亦即將抗震延遲時間降至最低)。</w:t>
       </w:r>
     </w:p>
     <w:p>
@@ -1962,7 +1369,7 @@
                     <pic:cNvPicPr/>
                   </pic:nvPicPr>
                   <pic:blipFill>
-                    <a:blip r:embed="rId12">
+                    <a:blip r:embed="rId19">
                       <a:extLst>
                         <a:ext uri="{28A0092B-C50C-407E-A947-70E740481C1C}">
                           <a14:useLocalDpi xmlns:a14="http://schemas.microsoft.com/office/drawing/2010/main" val="0"/>
@@ -2138,21 +1545,12 @@
         </w:rPr>
         <w:t>在掃描的多層運行</w:t>
       </w:r>
-      <w:proofErr w:type="gramStart"/>
-      <w:r>
-        <w:rPr>
-          <w:rFonts w:hint="eastAsia"/>
-          <w:szCs w:val="24"/>
-        </w:rPr>
-        <w:t>迴</w:t>
-      </w:r>
-      <w:proofErr w:type="gramEnd"/>
-      <w:r>
-        <w:rPr>
-          <w:rFonts w:hint="eastAsia"/>
-          <w:szCs w:val="24"/>
-        </w:rPr>
-        <w:t>圈之中，</w:t>
+      <w:r>
+        <w:rPr>
+          <w:rFonts w:hint="eastAsia"/>
+          <w:szCs w:val="24"/>
+        </w:rPr>
+        <w:t>迴圈之中，</w:t>
       </w:r>
       <w:r>
         <w:rPr>
@@ -2295,7 +1693,7 @@
                     <pic:cNvPicPr/>
                   </pic:nvPicPr>
                   <pic:blipFill>
-                    <a:blip r:embed="rId13">
+                    <a:blip r:embed="rId20">
                       <a:extLst>
                         <a:ext uri="{28A0092B-C50C-407E-A947-70E740481C1C}">
                           <a14:useLocalDpi xmlns:a14="http://schemas.microsoft.com/office/drawing/2010/main" val="0"/>
@@ -2349,21 +1747,7 @@
         <w:rPr>
           <w:rFonts w:hint="eastAsia"/>
         </w:rPr>
-        <w:t>的機械動作，其中包括物鏡移動、晶片載台</w:t>
-      </w:r>
-      <w:proofErr w:type="gramStart"/>
-      <w:r>
-        <w:rPr>
-          <w:rFonts w:hint="eastAsia"/>
-        </w:rPr>
-        <w:t>移動與濾鏡片</w:t>
-      </w:r>
-      <w:proofErr w:type="gramEnd"/>
-      <w:r>
-        <w:rPr>
-          <w:rFonts w:hint="eastAsia"/>
-        </w:rPr>
-        <w:t>的轉動。</w:t>
+        <w:t>的機械動作，其中包括物鏡移動、晶片載台移動與濾鏡片的轉動。</w:t>
       </w:r>
       <w:r>
         <w:rPr>
@@ -2453,7 +1837,7 @@
                     <pic:cNvPicPr/>
                   </pic:nvPicPr>
                   <pic:blipFill>
-                    <a:blip r:embed="rId14"/>
+                    <a:blip r:embed="rId21"/>
                     <a:stretch>
                       <a:fillRect/>
                     </a:stretch>
@@ -2756,7 +2140,6 @@
           <w:szCs w:val="24"/>
         </w:rPr>
       </w:pPr>
-      <w:proofErr w:type="gramStart"/>
       <w:r>
         <w:rPr>
           <w:rFonts w:hint="eastAsia"/>
@@ -2764,7 +2147,6 @@
         </w:rPr>
         <w:t>生捷科技</w:t>
       </w:r>
-      <w:proofErr w:type="gramEnd"/>
       <w:r>
         <w:rPr>
           <w:szCs w:val="24"/>
@@ -2936,7 +2318,6 @@
           <w:szCs w:val="24"/>
         </w:rPr>
       </w:pPr>
-      <w:proofErr w:type="gramStart"/>
       <w:r>
         <w:rPr>
           <w:rFonts w:hint="eastAsia"/>
@@ -2944,7 +2325,6 @@
         </w:rPr>
         <w:t>生捷科技</w:t>
       </w:r>
-      <w:proofErr w:type="gramEnd"/>
       <w:r>
         <w:rPr>
           <w:szCs w:val="24"/>
@@ -2983,7 +2363,7 @@
                     <pic:cNvPicPr/>
                   </pic:nvPicPr>
                   <pic:blipFill>
-                    <a:blip r:embed="rId15"/>
+                    <a:blip r:embed="rId22"/>
                     <a:stretch>
                       <a:fillRect/>
                     </a:stretch>
@@ -3508,7 +2888,7 @@
                     <pic:cNvPicPr/>
                   </pic:nvPicPr>
                   <pic:blipFill>
-                    <a:blip r:embed="rId16"/>
+                    <a:blip r:embed="rId23"/>
                     <a:stretch>
                       <a:fillRect/>
                     </a:stretch>
@@ -3554,7 +2934,7 @@
                     <pic:cNvPicPr/>
                   </pic:nvPicPr>
                   <pic:blipFill>
-                    <a:blip r:embed="rId17"/>
+                    <a:blip r:embed="rId24"/>
                     <a:stretch>
                       <a:fillRect/>
                     </a:stretch>
@@ -3600,7 +2980,7 @@
                     <pic:cNvPicPr/>
                   </pic:nvPicPr>
                   <pic:blipFill>
-                    <a:blip r:embed="rId18"/>
+                    <a:blip r:embed="rId25"/>
                     <a:stretch>
                       <a:fillRect/>
                     </a:stretch>
@@ -4971,6 +4351,92 @@
     </w:lvl>
   </w:abstractNum>
   <w:abstractNum w:abstractNumId="4" w15:restartNumberingAfterBreak="0">
+    <w:nsid w:val="24BA3A99"/>
+    <w:multiLevelType w:val="hybridMultilevel"/>
+    <w:tmpl w:val="3C085860"/>
+    <w:lvl w:ilvl="0" w:tplc="04090011">
+      <w:start w:val="1"/>
+      <w:numFmt w:val="upperLetter"/>
+      <w:lvlText w:val="%1."/>
+      <w:lvlJc w:val="left"/>
+      <w:pPr>
+        <w:ind w:left="480" w:hanging="480"/>
+      </w:pPr>
+    </w:lvl>
+    <w:lvl w:ilvl="1" w:tplc="04090019" w:tentative="1">
+      <w:start w:val="1"/>
+      <w:numFmt w:val="ideographTraditional"/>
+      <w:lvlText w:val="%2、"/>
+      <w:lvlJc w:val="left"/>
+      <w:pPr>
+        <w:ind w:left="960" w:hanging="480"/>
+      </w:pPr>
+    </w:lvl>
+    <w:lvl w:ilvl="2" w:tplc="0409001B" w:tentative="1">
+      <w:start w:val="1"/>
+      <w:numFmt w:val="lowerRoman"/>
+      <w:lvlText w:val="%3."/>
+      <w:lvlJc w:val="right"/>
+      <w:pPr>
+        <w:ind w:left="1440" w:hanging="480"/>
+      </w:pPr>
+    </w:lvl>
+    <w:lvl w:ilvl="3" w:tplc="0409000F" w:tentative="1">
+      <w:start w:val="1"/>
+      <w:numFmt w:val="decimal"/>
+      <w:lvlText w:val="%4."/>
+      <w:lvlJc w:val="left"/>
+      <w:pPr>
+        <w:ind w:left="1920" w:hanging="480"/>
+      </w:pPr>
+    </w:lvl>
+    <w:lvl w:ilvl="4" w:tplc="04090019" w:tentative="1">
+      <w:start w:val="1"/>
+      <w:numFmt w:val="ideographTraditional"/>
+      <w:lvlText w:val="%5、"/>
+      <w:lvlJc w:val="left"/>
+      <w:pPr>
+        <w:ind w:left="2400" w:hanging="480"/>
+      </w:pPr>
+    </w:lvl>
+    <w:lvl w:ilvl="5" w:tplc="0409001B" w:tentative="1">
+      <w:start w:val="1"/>
+      <w:numFmt w:val="lowerRoman"/>
+      <w:lvlText w:val="%6."/>
+      <w:lvlJc w:val="right"/>
+      <w:pPr>
+        <w:ind w:left="2880" w:hanging="480"/>
+      </w:pPr>
+    </w:lvl>
+    <w:lvl w:ilvl="6" w:tplc="0409000F" w:tentative="1">
+      <w:start w:val="1"/>
+      <w:numFmt w:val="decimal"/>
+      <w:lvlText w:val="%7."/>
+      <w:lvlJc w:val="left"/>
+      <w:pPr>
+        <w:ind w:left="3360" w:hanging="480"/>
+      </w:pPr>
+    </w:lvl>
+    <w:lvl w:ilvl="7" w:tplc="04090019" w:tentative="1">
+      <w:start w:val="1"/>
+      <w:numFmt w:val="ideographTraditional"/>
+      <w:lvlText w:val="%8、"/>
+      <w:lvlJc w:val="left"/>
+      <w:pPr>
+        <w:ind w:left="3840" w:hanging="480"/>
+      </w:pPr>
+    </w:lvl>
+    <w:lvl w:ilvl="8" w:tplc="0409001B" w:tentative="1">
+      <w:start w:val="1"/>
+      <w:numFmt w:val="lowerRoman"/>
+      <w:lvlText w:val="%9."/>
+      <w:lvlJc w:val="right"/>
+      <w:pPr>
+        <w:ind w:left="4320" w:hanging="480"/>
+      </w:pPr>
+    </w:lvl>
+  </w:abstractNum>
+  <w:abstractNum w:abstractNumId="5" w15:restartNumberingAfterBreak="0">
     <w:nsid w:val="27CD2E2E"/>
     <w:multiLevelType w:val="hybridMultilevel"/>
     <w:tmpl w:val="CB82AE86"/>
@@ -5182,7 +4648,7 @@
       </w:rPr>
     </w:lvl>
   </w:abstractNum>
-  <w:abstractNum w:abstractNumId="5" w15:restartNumberingAfterBreak="0">
+  <w:abstractNum w:abstractNumId="6" w15:restartNumberingAfterBreak="0">
     <w:nsid w:val="2A1A57F1"/>
     <w:multiLevelType w:val="multilevel"/>
     <w:tmpl w:val="14C2D43A"/>
@@ -5295,7 +4761,7 @@
       </w:rPr>
     </w:lvl>
   </w:abstractNum>
-  <w:abstractNum w:abstractNumId="6" w15:restartNumberingAfterBreak="0">
+  <w:abstractNum w:abstractNumId="7" w15:restartNumberingAfterBreak="0">
     <w:nsid w:val="2F7E201E"/>
     <w:multiLevelType w:val="multilevel"/>
     <w:tmpl w:val="A4D63C8A"/>
@@ -5408,7 +4874,7 @@
       </w:rPr>
     </w:lvl>
   </w:abstractNum>
-  <w:abstractNum w:abstractNumId="7" w15:restartNumberingAfterBreak="0">
+  <w:abstractNum w:abstractNumId="8" w15:restartNumberingAfterBreak="0">
     <w:nsid w:val="34CA6F91"/>
     <w:multiLevelType w:val="multilevel"/>
     <w:tmpl w:val="A07C42F6"/>
@@ -5557,7 +5023,7 @@
       </w:rPr>
     </w:lvl>
   </w:abstractNum>
-  <w:abstractNum w:abstractNumId="8" w15:restartNumberingAfterBreak="0">
+  <w:abstractNum w:abstractNumId="9" w15:restartNumberingAfterBreak="0">
     <w:nsid w:val="480E01C4"/>
     <w:multiLevelType w:val="multilevel"/>
     <w:tmpl w:val="EF46FAFA"/>
@@ -5674,7 +5140,7 @@
       </w:pPr>
     </w:lvl>
   </w:abstractNum>
-  <w:abstractNum w:abstractNumId="9" w15:restartNumberingAfterBreak="0">
+  <w:abstractNum w:abstractNumId="10" w15:restartNumberingAfterBreak="0">
     <w:nsid w:val="54A8026B"/>
     <w:multiLevelType w:val="multilevel"/>
     <w:tmpl w:val="D5A242AA"/>
@@ -5787,7 +5253,7 @@
       </w:pPr>
     </w:lvl>
   </w:abstractNum>
-  <w:abstractNum w:abstractNumId="10" w15:restartNumberingAfterBreak="0">
+  <w:abstractNum w:abstractNumId="11" w15:restartNumberingAfterBreak="0">
     <w:nsid w:val="58114ECB"/>
     <w:multiLevelType w:val="multilevel"/>
     <w:tmpl w:val="1304FC12"/>
@@ -5900,7 +5366,7 @@
       </w:pPr>
     </w:lvl>
   </w:abstractNum>
-  <w:abstractNum w:abstractNumId="11" w15:restartNumberingAfterBreak="0">
+  <w:abstractNum w:abstractNumId="12" w15:restartNumberingAfterBreak="0">
     <w:nsid w:val="595D7DF2"/>
     <w:multiLevelType w:val="multilevel"/>
     <w:tmpl w:val="1304FC12"/>
@@ -6013,7 +5479,7 @@
       </w:pPr>
     </w:lvl>
   </w:abstractNum>
-  <w:abstractNum w:abstractNumId="12" w15:restartNumberingAfterBreak="0">
+  <w:abstractNum w:abstractNumId="13" w15:restartNumberingAfterBreak="0">
     <w:nsid w:val="643B0A2A"/>
     <w:multiLevelType w:val="hybridMultilevel"/>
     <w:tmpl w:val="881887EA"/>
@@ -6125,7 +5591,7 @@
       </w:rPr>
     </w:lvl>
   </w:abstractNum>
-  <w:abstractNum w:abstractNumId="13" w15:restartNumberingAfterBreak="0">
+  <w:abstractNum w:abstractNumId="14" w15:restartNumberingAfterBreak="0">
     <w:nsid w:val="6C2C26A5"/>
     <w:multiLevelType w:val="hybridMultilevel"/>
     <w:tmpl w:val="A10A9FBA"/>
@@ -6337,7 +5803,7 @@
       </w:rPr>
     </w:lvl>
   </w:abstractNum>
-  <w:abstractNum w:abstractNumId="14" w15:restartNumberingAfterBreak="0">
+  <w:abstractNum w:abstractNumId="15" w15:restartNumberingAfterBreak="0">
     <w:nsid w:val="7BF778F4"/>
     <w:multiLevelType w:val="hybridMultilevel"/>
     <w:tmpl w:val="C550312C"/>
@@ -6427,16 +5893,16 @@
     </w:lvl>
   </w:abstractNum>
   <w:num w:numId="1" w16cid:durableId="850527455">
-    <w:abstractNumId w:val="4"/>
+    <w:abstractNumId w:val="5"/>
   </w:num>
   <w:num w:numId="2" w16cid:durableId="223491244">
-    <w:abstractNumId w:val="13"/>
+    <w:abstractNumId w:val="14"/>
   </w:num>
   <w:num w:numId="3" w16cid:durableId="777216860">
     <w:abstractNumId w:val="2"/>
   </w:num>
   <w:num w:numId="4" w16cid:durableId="1387991770">
-    <w:abstractNumId w:val="14"/>
+    <w:abstractNumId w:val="15"/>
   </w:num>
   <w:num w:numId="5" w16cid:durableId="1291477320">
     <w:abstractNumId w:val="3"/>
@@ -6445,31 +5911,34 @@
     <w:abstractNumId w:val="1"/>
   </w:num>
   <w:num w:numId="7" w16cid:durableId="2024898079">
+    <w:abstractNumId w:val="9"/>
+  </w:num>
+  <w:num w:numId="8" w16cid:durableId="656031102">
     <w:abstractNumId w:val="8"/>
   </w:num>
-  <w:num w:numId="8" w16cid:durableId="656031102">
-    <w:abstractNumId w:val="7"/>
-  </w:num>
   <w:num w:numId="9" w16cid:durableId="1403986829">
-    <w:abstractNumId w:val="12"/>
+    <w:abstractNumId w:val="13"/>
   </w:num>
   <w:num w:numId="10" w16cid:durableId="2060588897">
-    <w:abstractNumId w:val="10"/>
+    <w:abstractNumId w:val="11"/>
   </w:num>
   <w:num w:numId="11" w16cid:durableId="1963338648">
-    <w:abstractNumId w:val="9"/>
+    <w:abstractNumId w:val="10"/>
   </w:num>
   <w:num w:numId="12" w16cid:durableId="640040681">
     <w:abstractNumId w:val="0"/>
   </w:num>
   <w:num w:numId="13" w16cid:durableId="786511393">
-    <w:abstractNumId w:val="5"/>
+    <w:abstractNumId w:val="6"/>
   </w:num>
   <w:num w:numId="14" w16cid:durableId="1995061351">
-    <w:abstractNumId w:val="6"/>
+    <w:abstractNumId w:val="7"/>
   </w:num>
   <w:num w:numId="15" w16cid:durableId="14044343">
-    <w:abstractNumId w:val="11"/>
+    <w:abstractNumId w:val="12"/>
+  </w:num>
+  <w:num w:numId="16" w16cid:durableId="1456824657">
+    <w:abstractNumId w:val="4"/>
   </w:num>
 </w:numbering>
 </file>
@@ -7145,7 +6614,6 @@
     <w:name w:val="Hyperlink"/>
     <w:basedOn w:val="a0"/>
     <w:uiPriority w:val="99"/>
-    <w:semiHidden/>
     <w:unhideWhenUsed/>
     <w:rsid w:val="00C82601"/>
     <w:rPr>
@@ -7162,6 +6630,18 @@
     <w:rPr>
       <w:b/>
       <w:bCs/>
+    </w:rPr>
+  </w:style>
+  <w:style w:type="character" w:styleId="aa">
+    <w:name w:val="Unresolved Mention"/>
+    <w:basedOn w:val="a0"/>
+    <w:uiPriority w:val="99"/>
+    <w:semiHidden/>
+    <w:unhideWhenUsed/>
+    <w:rsid w:val="005A3422"/>
+    <w:rPr>
+      <w:color w:val="605E5C"/>
+      <w:shd w:val="clear" w:color="auto" w:fill="E1DFDD"/>
     </w:rPr>
   </w:style>
 </w:styles>

--- a/bio-it-agent_2026.docx
+++ b/bio-it-agent_2026.docx
@@ -5,9 +5,6 @@
     <w:p>
       <w:pPr>
         <w:pStyle w:val="1"/>
-        <w:rPr>
-          <w:rFonts w:hint="eastAsia"/>
-        </w:rPr>
       </w:pPr>
       <w:r>
         <w:rPr>
@@ -22,22 +19,25 @@
         <w:rPr>
           <w:rFonts w:hint="eastAsia"/>
         </w:rPr>
-        <w:t>多模態</w:t>
-      </w:r>
-      <w:r>
-        <w:t>AI 智能體</w:t>
-      </w:r>
-      <w:r>
-        <w:rPr>
-          <w:rFonts w:hint="eastAsia"/>
-        </w:rPr>
-        <w:t>之評估</w:t>
-      </w:r>
-      <w:r>
-        <w:rPr>
-          <w:rFonts w:hint="eastAsia"/>
-        </w:rPr>
-        <w:t>框架</w:t>
+        <w:t>AI Agent</w:t>
+      </w:r>
+      <w:r>
+        <w:rPr>
+          <w:rFonts w:hint="eastAsia"/>
+        </w:rPr>
+        <w:t>之</w:t>
+      </w:r>
+      <w:r>
+        <w:rPr>
+          <w:rFonts w:hint="eastAsia"/>
+        </w:rPr>
+        <w:t>可行性</w:t>
+      </w:r>
+      <w:r>
+        <w:rPr>
+          <w:rFonts w:hint="eastAsia"/>
+        </w:rPr>
+        <w:t>評估</w:t>
       </w:r>
       <w:r>
         <w:br/>
@@ -45,30 +45,48 @@
       <w:r>
         <w:rPr>
           <w:rFonts w:hint="eastAsia"/>
+          <w:sz w:val="32"/>
+          <w:szCs w:val="32"/>
         </w:rPr>
         <w:t>(</w:t>
       </w:r>
       <w:r>
         <w:rPr>
           <w:rFonts w:hint="eastAsia"/>
+          <w:sz w:val="32"/>
+          <w:szCs w:val="32"/>
+        </w:rPr>
+        <w:t xml:space="preserve">Feasibility Estimation of </w:t>
+      </w:r>
+      <w:r>
+        <w:rPr>
+          <w:rFonts w:hint="eastAsia"/>
+          <w:sz w:val="32"/>
+          <w:szCs w:val="32"/>
         </w:rPr>
         <w:t xml:space="preserve">Spatial </w:t>
       </w:r>
       <w:r>
         <w:rPr>
           <w:rFonts w:hint="eastAsia"/>
+          <w:sz w:val="32"/>
+          <w:szCs w:val="32"/>
         </w:rPr>
         <w:t>T</w:t>
       </w:r>
       <w:r>
         <w:rPr>
           <w:rFonts w:hint="eastAsia"/>
+          <w:sz w:val="32"/>
+          <w:szCs w:val="32"/>
         </w:rPr>
         <w:t>ranscriptomics AI</w:t>
       </w:r>
       <w:r>
         <w:rPr>
           <w:rFonts w:hint="eastAsia"/>
+          <w:sz w:val="32"/>
+          <w:szCs w:val="32"/>
         </w:rPr>
         <w:t xml:space="preserve"> Agent)</w:t>
       </w:r>
@@ -97,7 +115,24 @@
           <w:bCs/>
           <w:szCs w:val="24"/>
         </w:rPr>
-        <w:t>空間醫學多模態 AI 智能體</w:t>
+        <w:t>空間醫學多模態</w:t>
+      </w:r>
+      <w:r>
+        <w:rPr>
+          <w:rFonts w:hint="eastAsia"/>
+          <w:b/>
+          <w:bCs/>
+          <w:szCs w:val="24"/>
+        </w:rPr>
+        <w:t xml:space="preserve">Bio-IT </w:t>
+      </w:r>
+      <w:r>
+        <w:rPr>
+          <w:b/>
+          <w:bCs/>
+          <w:szCs w:val="24"/>
+        </w:rPr>
+        <w:t>AI 智能體</w:t>
       </w:r>
       <w:r>
         <w:rPr>
@@ -580,7 +615,6 @@
         <w:t>晶(part)放在同一生物晶片(chip)裡，然後進行雜交染色、螢光濾鏡並拍照分析。</w:t>
       </w:r>
     </w:p>
-    <w:p/>
     <w:p>
       <w:pPr>
         <w:pStyle w:val="3"/>
@@ -641,40 +675,7 @@
         </w:r>
       </w:hyperlink>
       <w:r>
-        <w:t>），自動辨識組織切片高解析照片中的腫瘤區域、浸潤免疫細胞（如 T 細胞、巨噬細胞）以及基質結構。 [</w:t>
-      </w:r>
-      <w:hyperlink r:id="rId10" w:history="1">
-        <w:r>
-          <w:rPr>
-            <w:rStyle w:val="a8"/>
-          </w:rPr>
-          <w:t>1</w:t>
-        </w:r>
-      </w:hyperlink>
-      <w:r>
-        <w:t xml:space="preserve">, </w:t>
-      </w:r>
-      <w:hyperlink r:id="rId11" w:history="1">
-        <w:r>
-          <w:rPr>
-            <w:rStyle w:val="a8"/>
-          </w:rPr>
-          <w:t>2</w:t>
-        </w:r>
-      </w:hyperlink>
-      <w:r>
-        <w:t xml:space="preserve">, </w:t>
-      </w:r>
-      <w:hyperlink r:id="rId12" w:history="1">
-        <w:r>
-          <w:rPr>
-            <w:rStyle w:val="a8"/>
-          </w:rPr>
-          <w:t>3</w:t>
-        </w:r>
-      </w:hyperlink>
-      <w:r>
-        <w:t>]</w:t>
+        <w:t>），自動辨識組織切片高解析照片中的腫瘤區域、浸潤免疫細胞（如 T 細胞、巨噬細胞）以及基質結構。</w:t>
       </w:r>
     </w:p>
     <w:p>
@@ -703,51 +704,7 @@
         <w:t>空間座標對齊（Spatial Registration）</w:t>
       </w:r>
       <w:r>
-        <w:t>。AI 會知道這張照片的哪個細胞「精確對應」哪一組基因表現矩陣（RNA / 蛋白質表現量）。 [</w:t>
-      </w:r>
-      <w:hyperlink r:id="rId13" w:history="1">
-        <w:r>
-          <w:rPr>
-            <w:rStyle w:val="a8"/>
-          </w:rPr>
-          <w:t>1</w:t>
-        </w:r>
-      </w:hyperlink>
-      <w:r>
-        <w:t xml:space="preserve">, </w:t>
-      </w:r>
-      <w:hyperlink r:id="rId14" w:history="1">
-        <w:r>
-          <w:rPr>
-            <w:rStyle w:val="a8"/>
-          </w:rPr>
-          <w:t>2</w:t>
-        </w:r>
-      </w:hyperlink>
-      <w:r>
-        <w:t xml:space="preserve">, </w:t>
-      </w:r>
-      <w:hyperlink r:id="rId15" w:history="1">
-        <w:r>
-          <w:rPr>
-            <w:rStyle w:val="a8"/>
-          </w:rPr>
-          <w:t>3</w:t>
-        </w:r>
-      </w:hyperlink>
-      <w:r>
-        <w:t xml:space="preserve">, </w:t>
-      </w:r>
-      <w:hyperlink r:id="rId16" w:history="1">
-        <w:r>
-          <w:rPr>
-            <w:rStyle w:val="a8"/>
-          </w:rPr>
-          <w:t>4</w:t>
-        </w:r>
-      </w:hyperlink>
-      <w:r>
-        <w:t>]</w:t>
+        <w:t xml:space="preserve">。AI 會知道這張照片的哪個細胞「精確對應」哪一組基因表現矩陣（RNA / 蛋白質表現量）。 </w:t>
       </w:r>
     </w:p>
     <w:p>
@@ -776,29 +733,41 @@
         <w:t>自動生成並執行 R 或 Python 程式碼</w:t>
       </w:r>
       <w:r>
-        <w:t>（利用本機的生物信息工具如 Squidpy/Scanpy），分析腫瘤微環境（TME）中的配體-受體配對（如 PD-L1/PD-1 的空間鄰近距離），並將結果回傳給大模型。 [</w:t>
-      </w:r>
-      <w:hyperlink r:id="rId17" w:history="1">
-        <w:r>
-          <w:rPr>
-            <w:rStyle w:val="a8"/>
-          </w:rPr>
-          <w:t>1</w:t>
-        </w:r>
-      </w:hyperlink>
-      <w:r>
-        <w:t xml:space="preserve">, </w:t>
-      </w:r>
-      <w:hyperlink r:id="rId18" w:history="1">
-        <w:r>
-          <w:rPr>
-            <w:rStyle w:val="a8"/>
-          </w:rPr>
-          <w:t>2</w:t>
-        </w:r>
-      </w:hyperlink>
-      <w:r>
-        <w:t>]</w:t>
+        <w:t xml:space="preserve">（利用本機的生物信息工具如 </w:t>
+      </w:r>
+      <w:proofErr w:type="spellStart"/>
+      <w:r>
+        <w:t>Squidpy</w:t>
+      </w:r>
+      <w:proofErr w:type="spellEnd"/>
+      <w:r>
+        <w:t>/</w:t>
+      </w:r>
+      <w:proofErr w:type="spellStart"/>
+      <w:r>
+        <w:t>Scanpy</w:t>
+      </w:r>
+      <w:proofErr w:type="spellEnd"/>
+      <w:r>
+        <w:t>），分析腫瘤微環境</w:t>
+      </w:r>
+      <w:r>
+        <w:rPr>
+          <w:rFonts w:hint="eastAsia"/>
+        </w:rPr>
+        <w:t>(</w:t>
+      </w:r>
+      <w:r>
+        <w:t>TME</w:t>
+      </w:r>
+      <w:r>
+        <w:rPr>
+          <w:rFonts w:hint="eastAsia"/>
+        </w:rPr>
+        <w:t>)</w:t>
+      </w:r>
+      <w:r>
+        <w:t>中的配體-受體配對（如 PD-L1/PD-1 的空間鄰近距離），並將結果回傳給大模型。</w:t>
       </w:r>
     </w:p>
     <w:p>
@@ -832,187 +801,8 @@
     </w:p>
     <w:p>
       <w:pPr>
-        <w:rPr>
-          <w:rFonts w:hint="eastAsia"/>
-        </w:rPr>
-      </w:pPr>
-    </w:p>
-    <w:p>
-      <w:r>
-        <w:rPr>
-          <w:rFonts w:hint="eastAsia"/>
-        </w:rPr>
-        <w:t>如</w:t>
-      </w:r>
-    </w:p>
-    <w:p>
-      <w:r>
-        <w:rPr>
-          <w:rFonts w:hint="eastAsia"/>
-        </w:rPr>
-        <w:t>掃描系統</w:t>
-      </w:r>
-      <w:r>
-        <w:rPr>
-          <w:rFonts w:hint="eastAsia"/>
-        </w:rPr>
-        <w:t>提供一個連續對焦拍照流程來取得</w:t>
-      </w:r>
-      <w:r>
-        <w:rPr>
-          <w:rFonts w:hint="eastAsia"/>
-        </w:rPr>
-        <w:t>上述</w:t>
-      </w:r>
-      <w:r>
-        <w:rPr>
-          <w:rFonts w:hint="eastAsia"/>
-        </w:rPr>
-        <w:t>圖組，</w:t>
-      </w:r>
-      <w:r>
-        <w:rPr>
-          <w:rFonts w:hint="eastAsia"/>
-        </w:rPr>
-        <w:t>並</w:t>
-      </w:r>
-      <w:r>
-        <w:rPr>
-          <w:rFonts w:hint="eastAsia"/>
-        </w:rPr>
-        <w:t>分析萃取後可取得探針的生物訊息</w:t>
-      </w:r>
-      <w:r>
-        <w:rPr>
-          <w:rFonts w:hint="eastAsia"/>
-        </w:rPr>
-        <w:t>。</w:t>
-      </w:r>
-      <w:r>
-        <w:rPr>
-          <w:rFonts w:hint="eastAsia"/>
-        </w:rPr>
-        <w:t>主</w:t>
-      </w:r>
-      <w:r>
-        <w:rPr>
-          <w:rFonts w:hint="eastAsia"/>
-        </w:rPr>
-        <w:t>流程整理如下：</w:t>
-      </w:r>
-      <w:r>
-        <w:rPr>
-          <w:rFonts w:hint="eastAsia"/>
-        </w:rPr>
-        <w:t>計算晶片平坦度</w:t>
-      </w:r>
-      <w:r>
-        <w:rPr>
-          <w:rFonts w:hint="eastAsia"/>
-        </w:rPr>
-        <w:t>、對焦演算法</w:t>
-      </w:r>
-      <w:r>
-        <w:rPr>
-          <w:rFonts w:hint="eastAsia"/>
-        </w:rPr>
-        <w:t>、建立虛擬焦平面、執行掃描腳本</w:t>
-      </w:r>
-      <w:r>
-        <w:rPr>
-          <w:rFonts w:hint="eastAsia"/>
-        </w:rPr>
-        <w:t>。</w:t>
-      </w:r>
-    </w:p>
-    <w:p>
-      <w:pPr>
-        <w:rPr>
-          <w:sz w:val="32"/>
-        </w:rPr>
-      </w:pPr>
-      <w:r>
-        <w:lastRenderedPageBreak/>
-        <w:br w:type="page"/>
-      </w:r>
-    </w:p>
-    <w:p>
-      <w:pPr>
-        <w:pStyle w:val="3"/>
-        <w:spacing w:before="288" w:after="96"/>
-      </w:pPr>
-      <w:r>
-        <w:rPr>
-          <w:rFonts w:hint="eastAsia"/>
-        </w:rPr>
-        <w:lastRenderedPageBreak/>
-        <w:t>計算晶片平坦度</w:t>
-      </w:r>
-    </w:p>
-    <w:p>
-      <w:r>
-        <w:t>以下是</w:t>
-      </w:r>
-      <w:r>
-        <w:rPr>
-          <w:rFonts w:hint="eastAsia"/>
-        </w:rPr>
-        <w:t>計算晶片平坦度的</w:t>
-      </w:r>
-      <w:r>
-        <w:t>步驟：</w:t>
-      </w:r>
-    </w:p>
-    <w:p>
-      <w:r>
-        <w:rPr>
-          <w:rFonts w:cs="新細明體" w:hint="eastAsia"/>
-          <w:b/>
-          <w:bCs/>
-          <w:color w:val="auto"/>
-        </w:rPr>
-        <w:t>對焦</w:t>
-      </w:r>
-      <w:r>
-        <w:rPr>
-          <w:rFonts w:cs="新細明體" w:hint="eastAsia"/>
-          <w:color w:val="auto"/>
-        </w:rPr>
-        <w:t>：</w:t>
-      </w:r>
-      <w:r>
-        <w:rPr>
-          <w:rFonts w:cs="新細明體" w:hint="eastAsia"/>
-          <w:color w:val="auto"/>
-        </w:rPr>
-        <w:t>在</w:t>
-      </w:r>
-      <w:r>
-        <w:t xml:space="preserve"> </w:t>
-      </w:r>
-    </w:p>
-    <w:p>
-      <w:pPr>
-        <w:spacing w:after="3" w:line="265" w:lineRule="auto"/>
-        <w:rPr>
-          <w:szCs w:val="24"/>
-        </w:rPr>
-      </w:pPr>
-      <w:r>
-        <w:rPr>
-          <w:rFonts w:hint="eastAsia"/>
-        </w:rPr>
-        <w:t>(亦即將抗震延遲時間降至最低)。</w:t>
-      </w:r>
-    </w:p>
-    <w:p>
-      <w:pPr>
-        <w:spacing w:after="3" w:line="265" w:lineRule="auto"/>
-        <w:ind w:firstLine="452"/>
-      </w:pPr>
-    </w:p>
-    <w:p>
-      <w:pPr>
+        <w:snapToGrid/>
+        <w:spacing w:after="160"/>
         <w:rPr>
           <w:sz w:val="26"/>
         </w:rPr>
@@ -1369,7 +1159,7 @@
                     <pic:cNvPicPr/>
                   </pic:nvPicPr>
                   <pic:blipFill>
-                    <a:blip r:embed="rId19">
+                    <a:blip r:embed="rId10">
                       <a:extLst>
                         <a:ext uri="{28A0092B-C50C-407E-A947-70E740481C1C}">
                           <a14:useLocalDpi xmlns:a14="http://schemas.microsoft.com/office/drawing/2010/main" val="0"/>
@@ -1693,7 +1483,7 @@
                     <pic:cNvPicPr/>
                   </pic:nvPicPr>
                   <pic:blipFill>
-                    <a:blip r:embed="rId20">
+                    <a:blip r:embed="rId11">
                       <a:extLst>
                         <a:ext uri="{28A0092B-C50C-407E-A947-70E740481C1C}">
                           <a14:useLocalDpi xmlns:a14="http://schemas.microsoft.com/office/drawing/2010/main" val="0"/>
@@ -1837,7 +1627,7 @@
                     <pic:cNvPicPr/>
                   </pic:nvPicPr>
                   <pic:blipFill>
-                    <a:blip r:embed="rId21"/>
+                    <a:blip r:embed="rId12"/>
                     <a:stretch>
                       <a:fillRect/>
                     </a:stretch>
@@ -2363,7 +2153,7 @@
                     <pic:cNvPicPr/>
                   </pic:nvPicPr>
                   <pic:blipFill>
-                    <a:blip r:embed="rId22"/>
+                    <a:blip r:embed="rId13"/>
                     <a:stretch>
                       <a:fillRect/>
                     </a:stretch>
@@ -2888,7 +2678,7 @@
                     <pic:cNvPicPr/>
                   </pic:nvPicPr>
                   <pic:blipFill>
-                    <a:blip r:embed="rId23"/>
+                    <a:blip r:embed="rId14"/>
                     <a:stretch>
                       <a:fillRect/>
                     </a:stretch>
@@ -2934,7 +2724,7 @@
                     <pic:cNvPicPr/>
                   </pic:nvPicPr>
                   <pic:blipFill>
-                    <a:blip r:embed="rId24"/>
+                    <a:blip r:embed="rId15"/>
                     <a:stretch>
                       <a:fillRect/>
                     </a:stretch>
@@ -2980,7 +2770,7 @@
                     <pic:cNvPicPr/>
                   </pic:nvPicPr>
                   <pic:blipFill>
-                    <a:blip r:embed="rId25"/>
+                    <a:blip r:embed="rId16"/>
                     <a:stretch>
                       <a:fillRect/>
                     </a:stretch>
@@ -6438,6 +6228,7 @@
   <w:style w:type="character" w:default="1" w:styleId="a0">
     <w:name w:val="Default Paragraph Font"/>
     <w:uiPriority w:val="1"/>
+    <w:semiHidden/>
     <w:unhideWhenUsed/>
   </w:style>
   <w:style w:type="table" w:default="1" w:styleId="a1">

--- a/bio-it-agent_2026.docx
+++ b/bio-it-agent_2026.docx
@@ -10,16 +10,7 @@
         <w:rPr>
           <w:rFonts w:hint="eastAsia"/>
         </w:rPr>
-        <w:t>空間</w:t>
-      </w:r>
-      <w:r>
-        <w:t>醫學</w:t>
-      </w:r>
-      <w:r>
-        <w:rPr>
-          <w:rFonts w:hint="eastAsia"/>
-        </w:rPr>
-        <w:t>AI Agent</w:t>
+        <w:t>生物醫學智能體</w:t>
       </w:r>
       <w:r>
         <w:rPr>
@@ -64,7 +55,7 @@
           <w:sz w:val="32"/>
           <w:szCs w:val="32"/>
         </w:rPr>
-        <w:t xml:space="preserve">Spatial </w:t>
+        <w:t>Bio-</w:t>
       </w:r>
       <w:r>
         <w:rPr>
@@ -72,15 +63,7 @@
           <w:sz w:val="32"/>
           <w:szCs w:val="32"/>
         </w:rPr>
-        <w:t>T</w:t>
-      </w:r>
-      <w:r>
-        <w:rPr>
-          <w:rFonts w:hint="eastAsia"/>
-          <w:sz w:val="32"/>
-          <w:szCs w:val="32"/>
-        </w:rPr>
-        <w:t>ranscriptomics AI</w:t>
+        <w:t>AI</w:t>
       </w:r>
       <w:r>
         <w:rPr>
@@ -111,34 +94,66 @@
       </w:pPr>
       <w:r>
         <w:rPr>
-          <w:b/>
-          <w:bCs/>
-          <w:szCs w:val="24"/>
-        </w:rPr>
-        <w:t>空間醫學多模態</w:t>
-      </w:r>
-      <w:r>
-        <w:rPr>
-          <w:rFonts w:hint="eastAsia"/>
-          <w:b/>
-          <w:bCs/>
-          <w:szCs w:val="24"/>
-        </w:rPr>
-        <w:t xml:space="preserve">Bio-IT </w:t>
-      </w:r>
-      <w:r>
-        <w:rPr>
-          <w:b/>
-          <w:bCs/>
-          <w:szCs w:val="24"/>
-        </w:rPr>
-        <w:t>AI 智能體</w:t>
-      </w:r>
-      <w:r>
-        <w:rPr>
-          <w:szCs w:val="24"/>
-        </w:rPr>
-        <w:t>是一款專為精準醫療打造的次世代臨床決策系統。系統獨創性地融合「高解析度組織切片影像」與「空間轉錄組定序數據」，建構出病理微環境的 3D 全景視野。透過先進的多模態交叉對齊技術，大模型能跨越巨觀型態與微觀基因表現，深入洞察細胞交互作用。智能體更具備自主規劃與工具呼叫能力，可實時檢索權威生物醫學知識庫，為臨床醫生提供具備高可解釋性、數據佐證的精準問診解答與個人化癌症治療策略。</w:t>
+          <w:rFonts w:hint="eastAsia"/>
+          <w:szCs w:val="24"/>
+        </w:rPr>
+        <w:t>生物</w:t>
+      </w:r>
+      <w:r>
+        <w:rPr>
+          <w:szCs w:val="24"/>
+        </w:rPr>
+        <w:t>醫學</w:t>
+      </w:r>
+      <w:r>
+        <w:rPr>
+          <w:szCs w:val="24"/>
+        </w:rPr>
+        <w:t>智能體是一款專為精準醫療打造的</w:t>
+      </w:r>
+      <w:r>
+        <w:rPr>
+          <w:szCs w:val="24"/>
+        </w:rPr>
+        <w:t>多模態</w:t>
+      </w:r>
+      <w:r>
+        <w:rPr>
+          <w:szCs w:val="24"/>
+        </w:rPr>
+        <w:t>次世代臨床決策系統。</w:t>
+      </w:r>
+      <w:r>
+        <w:rPr>
+          <w:szCs w:val="24"/>
+        </w:rPr>
+        <w:t>這個 AI 智能體的後端就像一間「配有超級電腦的高級醫學圖書館」</w:t>
+      </w:r>
+      <w:r>
+        <w:rPr>
+          <w:rFonts w:hint="eastAsia"/>
+          <w:szCs w:val="24"/>
+        </w:rPr>
+        <w:t>, 可以</w:t>
+      </w:r>
+      <w:r>
+        <w:rPr>
+          <w:szCs w:val="24"/>
+        </w:rPr>
+        <w:t>解讀基因分型數據，簡單來說，就是將枯燥的「DNA 字母組合」，翻譯成</w:t>
+      </w:r>
+      <w:r>
+        <w:rPr>
+          <w:rFonts w:hint="eastAsia"/>
+          <w:szCs w:val="24"/>
+        </w:rPr>
+        <w:t>一般人</w:t>
+      </w:r>
+      <w:r>
+        <w:rPr>
+          <w:szCs w:val="24"/>
+        </w:rPr>
+        <w:t>看得懂的「健康與生理說明書」。</w:t>
       </w:r>
     </w:p>
     <w:p>
@@ -158,378 +173,297 @@
         <w:rPr>
           <w:szCs w:val="24"/>
         </w:rPr>
-        <w:t>結合「彩色組織切片」與「空間定序數據」，能將傳統病理診斷從「看圖</w:t>
-      </w:r>
-      <w:r>
-        <w:rPr>
-          <w:rFonts w:hint="eastAsia"/>
-          <w:szCs w:val="24"/>
-        </w:rPr>
-        <w:t>解</w:t>
-      </w:r>
-      <w:r>
-        <w:rPr>
-          <w:szCs w:val="24"/>
-        </w:rPr>
-        <w:t>說」升級為「讀懂基因功能」的立體導航。兩者互補可精確定位癌細胞與免疫細胞的相對距離，</w:t>
-      </w:r>
-      <w:r>
-        <w:rPr>
-          <w:b/>
-          <w:bCs/>
-          <w:szCs w:val="24"/>
-        </w:rPr>
-        <w:t>繪製出腫瘤微環境</w:t>
-      </w:r>
-      <w:r>
-        <w:rPr>
-          <w:rFonts w:hint="eastAsia"/>
-          <w:b/>
-          <w:bCs/>
-          <w:szCs w:val="24"/>
-        </w:rPr>
-        <w:t>(TME)</w:t>
-      </w:r>
-      <w:r>
-        <w:rPr>
-          <w:b/>
-          <w:bCs/>
-          <w:szCs w:val="24"/>
-        </w:rPr>
-        <w:t>的全景地圖</w:t>
-      </w:r>
-      <w:r>
-        <w:rPr>
-          <w:szCs w:val="24"/>
-        </w:rPr>
-        <w:t>並揪出免疫逃逸生態位 [HEX模型]；同時，透過分析配</w:t>
-      </w:r>
-      <w:r>
-        <w:rPr>
-          <w:rFonts w:hint="eastAsia"/>
-          <w:szCs w:val="24"/>
-        </w:rPr>
-        <w:t>體與</w:t>
-      </w:r>
-      <w:r>
-        <w:rPr>
-          <w:szCs w:val="24"/>
-        </w:rPr>
-        <w:t>受體</w:t>
-      </w:r>
-      <w:r>
-        <w:rPr>
-          <w:rFonts w:hint="eastAsia"/>
-          <w:szCs w:val="24"/>
-        </w:rPr>
-        <w:t>(</w:t>
-      </w:r>
-      <w:r>
-        <w:rPr>
-          <w:szCs w:val="24"/>
-        </w:rPr>
-        <w:t>如 PD-1/PD-L1</w:t>
-      </w:r>
-      <w:r>
-        <w:rPr>
-          <w:rFonts w:hint="eastAsia"/>
-          <w:szCs w:val="24"/>
-        </w:rPr>
-        <w:t>)</w:t>
-      </w:r>
-      <w:r>
-        <w:rPr>
-          <w:szCs w:val="24"/>
-        </w:rPr>
-        <w:t>的空間分布 [HEX模型, 10x Genomics Xenium]，能</w:t>
-      </w:r>
-      <w:r>
-        <w:rPr>
-          <w:b/>
-          <w:bCs/>
-          <w:szCs w:val="24"/>
-        </w:rPr>
-        <w:t>精準預測患者對免疫療法與標靶藥物的療效與耐藥性</w:t>
-      </w:r>
-      <w:r>
-        <w:rPr>
-          <w:szCs w:val="24"/>
-        </w:rPr>
-        <w:t>；最終還能將微觀視覺病變與特異性基因表現進行空間對齊，</w:t>
-      </w:r>
-      <w:r>
-        <w:rPr>
-          <w:b/>
-          <w:bCs/>
-          <w:szCs w:val="24"/>
-        </w:rPr>
-        <w:t>發現新型的空間生物標記（Biomarker）</w:t>
-      </w:r>
-      <w:r>
-        <w:rPr>
-          <w:szCs w:val="24"/>
-        </w:rPr>
-        <w:t xml:space="preserve"> ST</w:t>
-      </w:r>
-      <w:r>
-        <w:rPr>
-          <w:rFonts w:hint="eastAsia"/>
-          <w:szCs w:val="24"/>
-        </w:rPr>
-        <w:t xml:space="preserve"> </w:t>
-      </w:r>
-      <w:r>
-        <w:rPr>
-          <w:szCs w:val="24"/>
-        </w:rPr>
-        <w:t>Agent，為精準醫療與新藥開發提供兼具空間維度與分子密碼的關鍵決策佐證。</w:t>
+        <w:t>總體來說</w:t>
+      </w:r>
+      <w:r>
+        <w:rPr>
+          <w:rFonts w:hint="eastAsia"/>
+          <w:szCs w:val="24"/>
+        </w:rPr>
+        <w:t>, 此Bio-IT</w:t>
+      </w:r>
+      <w:r>
+        <w:rPr>
+          <w:szCs w:val="24"/>
+        </w:rPr>
+        <w:t xml:space="preserve"> AI 智能體的</w:t>
+      </w:r>
+      <w:r>
+        <w:rPr>
+          <w:rFonts w:hint="eastAsia"/>
+          <w:szCs w:val="24"/>
+        </w:rPr>
+        <w:t>開發有</w:t>
+      </w:r>
+      <w:r>
+        <w:rPr>
+          <w:rFonts w:hint="eastAsia"/>
+          <w:szCs w:val="24"/>
+        </w:rPr>
+        <w:t>3</w:t>
+      </w:r>
+      <w:r>
+        <w:rPr>
+          <w:rFonts w:hint="eastAsia"/>
+          <w:szCs w:val="24"/>
+        </w:rPr>
+        <w:t>個階段</w:t>
+      </w:r>
+      <w:r>
+        <w:rPr>
+          <w:rFonts w:hint="eastAsia"/>
+          <w:szCs w:val="24"/>
+        </w:rPr>
+        <w:t>:</w:t>
+      </w:r>
+      <w:r>
+        <w:rPr>
+          <w:rFonts w:hint="eastAsia"/>
+          <w:szCs w:val="24"/>
+        </w:rPr>
+        <w:t xml:space="preserve"> 第一階段</w:t>
+      </w:r>
+      <w:r>
+        <w:rPr>
+          <w:rFonts w:hint="eastAsia"/>
+          <w:szCs w:val="24"/>
+        </w:rPr>
+        <w:t xml:space="preserve">: </w:t>
+      </w:r>
+      <w:r>
+        <w:rPr>
+          <w:rFonts w:hint="eastAsia"/>
+          <w:szCs w:val="24"/>
+        </w:rPr>
+        <w:t>透過資料庫系統, 查詢並解</w:t>
+      </w:r>
+      <w:r>
+        <w:rPr>
+          <w:rFonts w:hint="eastAsia"/>
+          <w:szCs w:val="24"/>
+        </w:rPr>
+        <w:t>讀</w:t>
+      </w:r>
+      <w:r>
+        <w:rPr>
+          <w:rFonts w:hint="eastAsia"/>
+          <w:szCs w:val="24"/>
+        </w:rPr>
+        <w:t>基因</w:t>
+      </w:r>
+      <w:r>
+        <w:rPr>
+          <w:rFonts w:hint="eastAsia"/>
+          <w:szCs w:val="24"/>
+        </w:rPr>
+        <w:t>數據. 第二階段</w:t>
+      </w:r>
+      <w:r>
+        <w:rPr>
+          <w:rFonts w:hint="eastAsia"/>
+          <w:szCs w:val="24"/>
+        </w:rPr>
+        <w:t xml:space="preserve">: </w:t>
+      </w:r>
+      <w:r>
+        <w:rPr>
+          <w:rFonts w:hint="eastAsia"/>
+          <w:szCs w:val="24"/>
+        </w:rPr>
+        <w:t>分析基因分型照片. 第三階段</w:t>
+      </w:r>
+      <w:r>
+        <w:rPr>
+          <w:rFonts w:hint="eastAsia"/>
+          <w:szCs w:val="24"/>
+        </w:rPr>
+        <w:t xml:space="preserve">: </w:t>
+      </w:r>
+      <w:r>
+        <w:rPr>
+          <w:rFonts w:hint="eastAsia"/>
+          <w:szCs w:val="24"/>
+        </w:rPr>
+        <w:t>分析臨床組織照片以及</w:t>
+      </w:r>
+      <w:r>
+        <w:rPr>
+          <w:rFonts w:hint="eastAsia"/>
+          <w:szCs w:val="24"/>
+        </w:rPr>
+        <w:t>分析</w:t>
+      </w:r>
+      <w:r>
+        <w:rPr>
+          <w:rFonts w:hint="eastAsia"/>
+          <w:szCs w:val="24"/>
+        </w:rPr>
+        <w:t>其</w:t>
+      </w:r>
+      <w:r>
+        <w:rPr>
+          <w:rFonts w:hint="eastAsia"/>
+          <w:szCs w:val="24"/>
+        </w:rPr>
+        <w:t>空間定序</w:t>
+      </w:r>
+      <w:r>
+        <w:rPr>
+          <w:rFonts w:hint="eastAsia"/>
+          <w:szCs w:val="24"/>
+        </w:rPr>
+        <w:t>數據</w:t>
+      </w:r>
+      <w:r>
+        <w:rPr>
+          <w:szCs w:val="24"/>
+        </w:rPr>
+        <w:t>。技術層面，透過皮爾森相關係</w:t>
+      </w:r>
+      <w:r>
+        <w:rPr>
+          <w:rFonts w:hint="eastAsia"/>
+          <w:szCs w:val="24"/>
+        </w:rPr>
+        <w:t>數</w:t>
+      </w:r>
+      <w:r>
+        <w:rPr>
+          <w:szCs w:val="24"/>
+        </w:rPr>
+        <w:t>檢驗多模態對齊後空間基因表現量的預測準確性 [HEX模型, 10x Genomics Xenium]。考核 Agent 呼叫工具分析數據並生成用藥建議的醫學準確度。最後，將幻覺率列為核心安全指標，嚴格審查其推理過程，確保臨床決策達到醫療級的零容忍錯誤率。</w:t>
+      </w:r>
+      <w:r>
+        <w:rPr>
+          <w:szCs w:val="24"/>
+        </w:rPr>
+        <w:t>在實驗室完成基因分型（Genotyping）後，你會拿到一張包含成千上萬個點位、類似「rs1057910: CC」或「rs334: AT」的基因密碼清單。這些代碼本身沒有意義，而「解讀」就是利用 AI 或生物資訊工具，去翻閱國際醫學字典與資料庫，查明這些密碼對你的身體代表什麼：</w:t>
       </w:r>
     </w:p>
     <w:p>
       <w:pPr>
-        <w:rPr>
-          <w:szCs w:val="24"/>
-        </w:rPr>
-      </w:pPr>
+        <w:numPr>
+          <w:ilvl w:val="0"/>
+          <w:numId w:val="19"/>
+        </w:numPr>
+        <w:rPr>
+          <w:szCs w:val="24"/>
+        </w:rPr>
+      </w:pPr>
+      <w:r>
+        <w:rPr>
+          <w:szCs w:val="24"/>
+        </w:rPr>
+        <w:t>看疾病風險：查出哪些變異會增加你罹患心臟病、糖尿病或特定癌症的機率。</w:t>
+      </w:r>
     </w:p>
     <w:p>
       <w:pPr>
-        <w:rPr>
-          <w:szCs w:val="24"/>
-        </w:rPr>
-      </w:pPr>
-      <w:r>
-        <w:rPr>
-          <w:szCs w:val="24"/>
-        </w:rPr>
-        <w:t>總體來說，</w:t>
-      </w:r>
-      <w:r>
-        <w:rPr>
-          <w:szCs w:val="24"/>
-        </w:rPr>
-        <w:t>評斷該 AI 智能體的效能需兼顧</w:t>
-      </w:r>
-      <w:r>
-        <w:rPr>
-          <w:b/>
-          <w:bCs/>
-          <w:szCs w:val="24"/>
-        </w:rPr>
-        <w:t>技術精準度</w:t>
-      </w:r>
-      <w:r>
-        <w:rPr>
-          <w:szCs w:val="24"/>
-        </w:rPr>
-        <w:t>與</w:t>
-      </w:r>
-      <w:r>
-        <w:rPr>
-          <w:b/>
-          <w:bCs/>
-          <w:szCs w:val="24"/>
-        </w:rPr>
-        <w:t>臨床問診安全</w:t>
-      </w:r>
-      <w:r>
-        <w:rPr>
-          <w:szCs w:val="24"/>
-        </w:rPr>
-        <w:t xml:space="preserve">。技術層面，透過 </w:t>
-      </w:r>
-      <w:r>
-        <w:rPr>
-          <w:b/>
-          <w:bCs/>
-          <w:szCs w:val="24"/>
-        </w:rPr>
-        <w:t>Dice 係數</w:t>
-      </w:r>
-      <w:r>
-        <w:rPr>
-          <w:szCs w:val="24"/>
-        </w:rPr>
-        <w:t>評估彩色切片的細胞分割精確度，並以</w:t>
-      </w:r>
-      <w:r>
-        <w:rPr>
-          <w:b/>
-          <w:bCs/>
-          <w:szCs w:val="24"/>
-        </w:rPr>
-        <w:t>皮爾森相關係</w:t>
-      </w:r>
-      <w:r>
-        <w:rPr>
-          <w:rFonts w:hint="eastAsia"/>
-          <w:b/>
-          <w:bCs/>
-          <w:szCs w:val="24"/>
-        </w:rPr>
-        <w:t>數(</w:t>
-      </w:r>
-      <w:r>
-        <w:rPr>
-          <w:b/>
-          <w:bCs/>
-          <w:szCs w:val="24"/>
-        </w:rPr>
-        <w:t xml:space="preserve">Pearson </w:t>
-      </w:r>
-      <w:r>
-        <w:rPr>
-          <w:rFonts w:hint="eastAsia"/>
-          <w:b/>
-          <w:bCs/>
-          <w:szCs w:val="24"/>
-        </w:rPr>
-        <w:t>r)</w:t>
-      </w:r>
-      <w:r>
-        <w:rPr>
-          <w:szCs w:val="24"/>
-        </w:rPr>
-        <w:t>檢驗多模態對齊後空間基因表現量的預測準確性 [HEX模型, 10x Genomics Xenium]。臨床問診上，</w:t>
-      </w:r>
-      <w:r>
-        <w:rPr>
-          <w:rFonts w:hint="eastAsia"/>
-          <w:szCs w:val="24"/>
-        </w:rPr>
-        <w:t>建議</w:t>
-      </w:r>
-      <w:r>
-        <w:rPr>
-          <w:szCs w:val="24"/>
-        </w:rPr>
-        <w:t xml:space="preserve">採用 </w:t>
-      </w:r>
-      <w:r>
-        <w:rPr>
-          <w:b/>
-          <w:bCs/>
-          <w:szCs w:val="24"/>
-        </w:rPr>
-        <w:t>BLEU/ROUGE 分數</w:t>
-      </w:r>
-      <w:r>
-        <w:rPr>
-          <w:szCs w:val="24"/>
-        </w:rPr>
-        <w:t>與</w:t>
-      </w:r>
-      <w:r>
-        <w:rPr>
-          <w:b/>
-          <w:bCs/>
-          <w:szCs w:val="24"/>
-        </w:rPr>
-        <w:t>醫療專家雙盲測</w:t>
-      </w:r>
-      <w:r>
-        <w:rPr>
-          <w:szCs w:val="24"/>
-        </w:rPr>
-        <w:t>，考核 Agent 呼叫工具分析數據並生成用藥建議的醫學準確度。最後，將</w:t>
-      </w:r>
-      <w:r>
-        <w:rPr>
-          <w:b/>
-          <w:bCs/>
-          <w:szCs w:val="24"/>
-        </w:rPr>
-        <w:t>幻覺率</w:t>
-      </w:r>
-      <w:r>
-        <w:rPr>
-          <w:szCs w:val="24"/>
-        </w:rPr>
-        <w:t>列為核心安全指標，嚴格審查其推理過程，確保臨床決策達到醫療級的零容忍錯誤率。</w:t>
-      </w:r>
-      <w:r>
-        <w:rPr>
-          <w:szCs w:val="24"/>
-        </w:rPr>
-        <w:br/>
+        <w:numPr>
+          <w:ilvl w:val="0"/>
+          <w:numId w:val="19"/>
+        </w:numPr>
+        <w:rPr>
+          <w:szCs w:val="24"/>
+        </w:rPr>
+      </w:pPr>
+      <w:r>
+        <w:rPr>
+          <w:szCs w:val="24"/>
+        </w:rPr>
+        <w:t>看用藥反應：查出你的體質對某些藥物（如抗凝血劑、標靶藥）是代謝太快還是太慢，以便醫生調整精準劑量，避免過敏副作用。</w:t>
       </w:r>
     </w:p>
     <w:p>
       <w:pPr>
-        <w:rPr>
-          <w:szCs w:val="24"/>
-        </w:rPr>
-      </w:pPr>
-      <w:r>
-        <w:rPr>
-          <w:rFonts w:hint="eastAsia"/>
-          <w:szCs w:val="24"/>
-        </w:rPr>
-        <w:t>本計畫</w:t>
-      </w:r>
-      <w:r>
-        <w:rPr>
-          <w:rFonts w:hint="eastAsia"/>
-          <w:szCs w:val="24"/>
-        </w:rPr>
-        <w:t>可檢視</w:t>
-      </w:r>
-      <w:r>
-        <w:rPr>
-          <w:rFonts w:hint="eastAsia"/>
-          <w:szCs w:val="24"/>
-        </w:rPr>
-        <w:t>新一代掃描系統</w:t>
-      </w:r>
-      <w:r>
-        <w:rPr>
-          <w:rFonts w:hint="eastAsia"/>
-          <w:szCs w:val="24"/>
-        </w:rPr>
-        <w:t>的</w:t>
-      </w:r>
-      <w:r>
-        <w:rPr>
-          <w:rFonts w:hint="eastAsia"/>
-          <w:szCs w:val="24"/>
-        </w:rPr>
-        <w:t>彩色拍攝品質, 並進一步評估BIO-IT Agent在空間定序與精</w:t>
-      </w:r>
-      <w:r>
-        <w:rPr>
-          <w:rFonts w:hint="eastAsia"/>
-          <w:szCs w:val="24"/>
-        </w:rPr>
-        <w:t>準</w:t>
-      </w:r>
-      <w:r>
-        <w:rPr>
-          <w:rFonts w:hint="eastAsia"/>
-          <w:szCs w:val="24"/>
-        </w:rPr>
-        <w:t>醫學的應答品質</w:t>
-      </w:r>
-      <w:r>
-        <w:rPr>
-          <w:rFonts w:hint="eastAsia"/>
-          <w:szCs w:val="24"/>
-        </w:rPr>
-        <w:t>。</w:t>
+        <w:numPr>
+          <w:ilvl w:val="0"/>
+          <w:numId w:val="19"/>
+        </w:numPr>
+        <w:rPr>
+          <w:szCs w:val="24"/>
+        </w:rPr>
+      </w:pPr>
+      <w:r>
+        <w:rPr>
+          <w:szCs w:val="24"/>
+        </w:rPr>
+        <w:t>看調控特徵：查明這些變異是否會悄悄改變你體內某些基因的表達量。</w:t>
       </w:r>
     </w:p>
     <w:p>
       <w:pPr>
-        <w:spacing w:after="34" w:line="326" w:lineRule="auto"/>
-        <w:ind w:left="219" w:right="173" w:firstLine="468"/>
-      </w:pPr>
-      <w:r>
-        <w:rPr>
-          <w:sz w:val="30"/>
-        </w:rPr>
-        <w:br w:type="page"/>
+        <w:rPr>
+          <w:szCs w:val="24"/>
+        </w:rPr>
+      </w:pPr>
+      <w:r>
+        <w:rPr>
+          <w:szCs w:val="24"/>
+        </w:rPr>
+        <w:t>這項工作的本質，就是把冰冷的生物數據，轉化為具備臨床價值的精準醫療指引。</w:t>
       </w:r>
     </w:p>
     <w:p>
+      <w:r>
+        <w:rPr>
+          <w:szCs w:val="24"/>
+        </w:rPr>
+        <w:t>最後，所有查到的資料都會經過一道「安全檢查關卡（Guardrails）」，確保 AI 沒有胡言亂語，並強制它在報告中貼上文獻編號</w:t>
+      </w:r>
+      <w:r>
+        <w:rPr>
+          <w:rFonts w:hint="eastAsia"/>
+          <w:szCs w:val="24"/>
+        </w:rPr>
+        <w:t>(PMID)</w:t>
+      </w:r>
+      <w:r>
+        <w:rPr>
+          <w:szCs w:val="24"/>
+        </w:rPr>
+        <w:t>當作</w:t>
+      </w:r>
+      <w:r>
+        <w:rPr>
+          <w:rFonts w:hint="eastAsia"/>
+          <w:szCs w:val="24"/>
+        </w:rPr>
+        <w:t>依</w:t>
+      </w:r>
+      <w:r>
+        <w:rPr>
+          <w:szCs w:val="24"/>
+        </w:rPr>
+        <w:t>據，最終產出一份格式整齊、</w:t>
+      </w:r>
+      <w:r>
+        <w:rPr>
+          <w:rFonts w:hint="eastAsia"/>
+          <w:szCs w:val="24"/>
+        </w:rPr>
+        <w:t>讓醫療技術人員, 甚至是一般人都能理解</w:t>
+      </w:r>
+      <w:r>
+        <w:rPr>
+          <w:szCs w:val="24"/>
+        </w:rPr>
+        <w:t>的基因臨床報告。</w:t>
+      </w:r>
+      <w:r>
+        <w:rPr>
+          <w:szCs w:val="24"/>
+        </w:rPr>
+        <w:br/>
+      </w:r>
+      <w:r>
+        <w:rPr>
+          <w:sz w:val="30"/>
+        </w:rPr>
+        <w:br w:type="page"/>
+      </w:r>
+    </w:p>
+    <w:p>
       <w:pPr>
         <w:pStyle w:val="2"/>
       </w:pPr>
@@ -539,615 +473,131 @@
         </w:rPr>
         <w:lastRenderedPageBreak/>
         <w:t>二、　計畫目標</w:t>
+      </w:r>
+    </w:p>
+    <w:p>
+      <w:r>
+        <w:t>本</w:t>
+      </w:r>
+      <w:r>
+        <w:rPr>
+          <w:rFonts w:hint="eastAsia"/>
+        </w:rPr>
+        <w:t>評估</w:t>
+      </w:r>
+      <w:r>
+        <w:t>計畫</w:t>
+      </w:r>
+      <w:r>
+        <w:rPr>
+          <w:rFonts w:hint="eastAsia"/>
+        </w:rPr>
+        <w:t>的</w:t>
+      </w:r>
+      <w:r>
+        <w:t>目標為</w:t>
+      </w:r>
+      <w:r>
+        <w:rPr>
+          <w:rFonts w:hint="eastAsia"/>
+        </w:rPr>
+        <w:t>建立一套評估標準，用以檢視</w:t>
+      </w:r>
+      <w:r>
+        <w:rPr>
+          <w:rFonts w:hint="eastAsia"/>
+        </w:rPr>
+        <w:t>醫學智能體</w:t>
+      </w:r>
+      <w:r>
+        <w:rPr>
+          <w:rFonts w:hint="eastAsia"/>
+        </w:rPr>
+        <w:t>(Bio-AI Agent)</w:t>
+      </w:r>
+      <w:r>
+        <w:rPr>
+          <w:rFonts w:hint="eastAsia"/>
+        </w:rPr>
+        <w:t>的</w:t>
+      </w:r>
+      <w:r>
+        <w:rPr>
+          <w:rFonts w:hint="eastAsia"/>
+        </w:rPr>
+        <w:t>解讀(基因分型)數據</w:t>
+      </w:r>
+      <w:r>
+        <w:rPr>
+          <w:rFonts w:hint="eastAsia"/>
+        </w:rPr>
+        <w:t>效能。</w:t>
+      </w:r>
+    </w:p>
+    <w:p>
+      <w:pPr>
+        <w:pStyle w:val="3"/>
+        <w:spacing w:before="288" w:after="96"/>
+        <w:rPr>
+          <w:rFonts w:hint="eastAsia"/>
+        </w:rPr>
+      </w:pPr>
+      <w:r>
+        <w:rPr>
+          <w:rFonts w:hint="eastAsia"/>
+        </w:rPr>
+        <w:t>2</w:t>
+      </w:r>
+      <w:r>
+        <w:t>.</w:t>
+      </w:r>
+      <w:r>
+        <w:rPr>
+          <w:rFonts w:hint="eastAsia"/>
+        </w:rPr>
+        <w:t>1</w:t>
+      </w:r>
+      <w:r>
+        <w:rPr>
+          <w:rFonts w:hint="eastAsia"/>
+        </w:rPr>
+        <w:t xml:space="preserve">　</w:t>
+      </w:r>
+      <w:r>
+        <w:rPr>
+          <w:rFonts w:hint="eastAsia"/>
+        </w:rPr>
+        <w:t>系統功能</w:t>
+      </w:r>
+      <w:r>
+        <w:rPr>
+          <w:rFonts w:hint="eastAsia"/>
+        </w:rPr>
+        <w:t>與架構</w:t>
+      </w:r>
+    </w:p>
+    <w:p>
+      <w:r>
+        <w:t>BIO-Agent 是一個多模態的生物醫學AI Agent, 分析輸入的資料, 查詢遠端文獻, 進而整理出對應報告.</w:t>
+      </w:r>
+      <w:r>
+        <w:rPr>
+          <w:rFonts w:hint="eastAsia"/>
+        </w:rPr>
+        <w:t xml:space="preserve"> </w:t>
+      </w:r>
+      <w:r>
+        <w:t>解讀基因分型數據，簡單來說，就是將枯燥的「DNA 字母組合」，翻譯成你看得懂的「健康與生理說明書」。在實驗室完成基因分型（Genotyping）後，你會拿到一張包含成千上萬個點位、類似「rs1057910: CC」或「rs334: AT」的基因密碼清單。這些代碼本身沒有意義，而「解讀」就是利用 AI 或生物資訊工具，去翻閱國際醫學字典與資料庫，查明這些密碼對你的身體代表什麼：看疾病風險：查出哪些變異會增加你罹患心臟病、糖尿病或特定癌症的機率。看用藥反應：查出你的體質對某些藥物（如抗凝血劑、標靶藥）是代謝太快還是太慢，以便醫生調整精準劑量，避免過敏副作用。看調控特徵：查明這些變異是否會悄悄改變你體內某些基因的表達量。這項工作的本質，就是把冰冷的生物數據，轉化為具備臨床價值的精準醫療指引。</w:t>
       </w:r>
     </w:p>
     <w:p/>
     <w:p>
       <w:r>
-        <w:t>本計畫目標為</w:t>
-      </w:r>
-      <w:r>
-        <w:rPr>
-          <w:rFonts w:hint="eastAsia"/>
-        </w:rPr>
-        <w:t>建立一套評估標準，用以檢視</w:t>
-      </w:r>
-      <w:r>
-        <w:rPr>
-          <w:rFonts w:hint="eastAsia"/>
-        </w:rPr>
-        <w:t>新一代</w:t>
-      </w:r>
-      <w:r>
-        <w:rPr>
-          <w:rFonts w:hint="eastAsia"/>
-        </w:rPr>
-        <w:t>掃描</w:t>
-      </w:r>
-      <w:r>
-        <w:rPr>
-          <w:rFonts w:hint="eastAsia"/>
-        </w:rPr>
-        <w:t>系統</w:t>
-      </w:r>
-      <w:r>
-        <w:rPr>
-          <w:rFonts w:hint="eastAsia"/>
-        </w:rPr>
-        <w:t>的效能。</w:t>
-      </w:r>
-    </w:p>
-    <w:p>
-      <w:r>
-        <w:rPr>
-          <w:rFonts w:hint="eastAsia"/>
-        </w:rPr>
-        <w:t>此系統規格與需求：</w:t>
-      </w:r>
-      <w:r>
-        <w:rPr>
-          <w:rFonts w:hint="eastAsia"/>
-        </w:rPr>
-        <w:t>新一代掃描儀(Summit 2.0)</w:t>
-      </w:r>
-      <w:r>
-        <w:rPr>
-          <w:rFonts w:hint="eastAsia"/>
-        </w:rPr>
-        <w:t>面積，並且在相鄰照片的邊界ARUCO Code標記必須要重疊，以利後續的訊號整合。此外晶片有可能並排封裝，亦即將多個</w:t>
-      </w:r>
-      <w:r>
-        <w:rPr>
-          <w:rFonts w:hint="eastAsia"/>
-        </w:rPr>
-        <w:t>部分</w:t>
-      </w:r>
-      <w:r>
-        <w:rPr>
-          <w:rFonts w:hint="eastAsia"/>
-        </w:rPr>
-        <w:t>裸</w:t>
-      </w:r>
-      <w:r>
-        <w:rPr>
-          <w:rFonts w:hint="eastAsia"/>
-        </w:rPr>
-        <w:t>晶(part)放在同一生物晶片(chip)裡，然後進行雜交染色、螢光濾鏡並拍照分析。</w:t>
-      </w:r>
-    </w:p>
-    <w:p>
-      <w:pPr>
-        <w:pStyle w:val="3"/>
-        <w:spacing w:before="288" w:after="96"/>
-      </w:pPr>
-      <w:r>
-        <w:rPr>
-          <w:rFonts w:hint="eastAsia"/>
-        </w:rPr>
-        <w:t>系統功能</w:t>
-      </w:r>
-    </w:p>
-    <w:p>
-      <w:pPr>
-        <w:pStyle w:val="a3"/>
-        <w:numPr>
-          <w:ilvl w:val="0"/>
-          <w:numId w:val="16"/>
-        </w:numPr>
-      </w:pPr>
-      <w:r>
-        <w:rPr>
-          <w:b/>
-          <w:bCs/>
-        </w:rPr>
-        <w:t>視覺感知（Vision）：</w:t>
-      </w:r>
-      <w:r>
-        <w:t xml:space="preserve"> 使用現成的</w:t>
-      </w:r>
-      <w:r>
-        <w:rPr>
-          <w:b/>
-          <w:bCs/>
-        </w:rPr>
-        <w:t>病理學基座大模型（Pathology Foundation Models）</w:t>
-      </w:r>
-      <w:r>
-        <w:t xml:space="preserve">（例如百萬級 H&amp;E 切片訓練出的 </w:t>
-      </w:r>
-      <w:hyperlink r:id="rId8" w:tgtFrame="_blank" w:history="1">
-        <w:r>
-          <w:rPr>
-            <w:rStyle w:val="a8"/>
-          </w:rPr>
-          <w:t>SMMILe</w:t>
-        </w:r>
-      </w:hyperlink>
-      <w:r>
-        <w:t xml:space="preserve"> 或 </w:t>
-      </w:r>
-      <w:hyperlink r:id="rId9" w:tgtFrame="_blank" w:history="1">
-        <w:r>
-          <w:rPr>
-            <w:rStyle w:val="a8"/>
-          </w:rPr>
-          <w:t>TissueCraftAI</w:t>
-        </w:r>
-      </w:hyperlink>
-      <w:r>
-        <w:t>），自動辨識組織切片高解析照片中的腫瘤區域、浸潤免疫細胞（如 T 細胞、巨噬細胞）以及基質結構。</w:t>
-      </w:r>
-    </w:p>
-    <w:p>
-      <w:pPr>
-        <w:pStyle w:val="a3"/>
-        <w:numPr>
-          <w:ilvl w:val="0"/>
-          <w:numId w:val="16"/>
-        </w:numPr>
-      </w:pPr>
-      <w:r>
-        <w:rPr>
-          <w:b/>
-          <w:bCs/>
-        </w:rPr>
-        <w:t>空間數據對齊（Spatial Alignment）：</w:t>
-      </w:r>
-      <w:r>
-        <w:t xml:space="preserve"> 將空間定序（Spatial Transcriptomics, ST）數據與高解析照片進行</w:t>
-      </w:r>
-      <w:r>
-        <w:rPr>
-          <w:b/>
-          <w:bCs/>
-        </w:rPr>
-        <w:t>空間座標對齊（Spatial Registration）</w:t>
-      </w:r>
-      <w:r>
-        <w:t xml:space="preserve">。AI 會知道這張照片的哪個細胞「精確對應」哪一組基因表現矩陣（RNA / 蛋白質表現量）。 </w:t>
-      </w:r>
-    </w:p>
-    <w:p>
-      <w:pPr>
-        <w:pStyle w:val="a3"/>
-        <w:numPr>
-          <w:ilvl w:val="0"/>
-          <w:numId w:val="16"/>
-        </w:numPr>
-      </w:pPr>
-      <w:r>
-        <w:rPr>
-          <w:b/>
-          <w:bCs/>
-        </w:rPr>
-        <w:t>Agent 規劃與工具呼叫（Tool-Use）：</w:t>
-      </w:r>
-      <w:r>
-        <w:t xml:space="preserve"> 當醫生問「該患者是否對 PD-1 免疫療法有耐藥性？」時，Agent 大腦會</w:t>
-      </w:r>
-      <w:r>
-        <w:rPr>
-          <w:b/>
-          <w:bCs/>
-        </w:rPr>
-        <w:t>自動生成並執行 R 或 Python 程式碼</w:t>
-      </w:r>
-      <w:r>
-        <w:t xml:space="preserve">（利用本機的生物信息工具如 </w:t>
-      </w:r>
-      <w:proofErr w:type="spellStart"/>
-      <w:r>
-        <w:t>Squidpy</w:t>
-      </w:r>
-      <w:proofErr w:type="spellEnd"/>
-      <w:r>
-        <w:t>/</w:t>
-      </w:r>
-      <w:proofErr w:type="spellStart"/>
-      <w:r>
-        <w:t>Scanpy</w:t>
-      </w:r>
-      <w:proofErr w:type="spellEnd"/>
-      <w:r>
-        <w:t>），分析腫瘤微環境</w:t>
-      </w:r>
-      <w:r>
-        <w:rPr>
-          <w:rFonts w:hint="eastAsia"/>
-        </w:rPr>
-        <w:t>(</w:t>
-      </w:r>
-      <w:r>
-        <w:t>TME</w:t>
-      </w:r>
-      <w:r>
-        <w:rPr>
-          <w:rFonts w:hint="eastAsia"/>
-        </w:rPr>
-        <w:t>)</w:t>
-      </w:r>
-      <w:r>
-        <w:t>中的配體-受體配對（如 PD-L1/PD-1 的空間鄰近距離），並將結果回傳給大模型。</w:t>
-      </w:r>
-    </w:p>
-    <w:p>
-      <w:pPr>
-        <w:pStyle w:val="a3"/>
-        <w:numPr>
-          <w:ilvl w:val="0"/>
-          <w:numId w:val="16"/>
-        </w:numPr>
-      </w:pPr>
-      <w:r>
-        <w:rPr>
-          <w:b/>
-          <w:bCs/>
-        </w:rPr>
-        <w:t>知識檢索（RAG）：</w:t>
-      </w:r>
-      <w:r>
-        <w:t xml:space="preserve"> Agent 透過文獻檢索系統，比對 FDA 最新批准的靶向藥物與臨床指南，將定序發現的空間特徵（如特定的免疫逃逸生態位）轉化為人類醫生看得懂的</w:t>
-      </w:r>
-      <w:r>
-        <w:rPr>
-          <w:b/>
-          <w:bCs/>
-        </w:rPr>
-        <w:t>問診解答與治療建議</w:t>
-      </w:r>
-      <w:r>
-        <w:t>。</w:t>
-      </w:r>
-    </w:p>
-    <w:p>
-      <w:pPr>
-        <w:snapToGrid/>
-        <w:spacing w:after="160"/>
-        <w:rPr>
-          <w:sz w:val="26"/>
-        </w:rPr>
-      </w:pPr>
-      <w:r>
-        <w:rPr>
-          <w:sz w:val="26"/>
-        </w:rPr>
-        <w:br w:type="page"/>
-      </w:r>
-    </w:p>
-    <w:p>
-      <w:pPr>
-        <w:pStyle w:val="2"/>
-      </w:pPr>
-      <w:r>
-        <w:rPr>
-          <w:rFonts w:hint="eastAsia"/>
-        </w:rPr>
-        <w:lastRenderedPageBreak/>
-        <w:t>三</w:t>
-      </w:r>
-      <w:r>
-        <w:t>、</w:t>
-      </w:r>
-      <w:r>
-        <w:rPr>
-          <w:rFonts w:hint="eastAsia"/>
-        </w:rPr>
-        <w:t xml:space="preserve">　</w:t>
-      </w:r>
-      <w:r>
-        <w:t>研究方法</w:t>
-      </w:r>
-    </w:p>
-    <w:p>
-      <w:pPr>
-        <w:rPr>
-          <w:szCs w:val="24"/>
-        </w:rPr>
-      </w:pPr>
-      <w:r>
-        <w:rPr>
-          <w:rFonts w:hint="eastAsia"/>
-          <w:szCs w:val="24"/>
-        </w:rPr>
-        <w:t>經由輸入每次實測所產生的大量</w:t>
-      </w:r>
-      <w:r>
-        <w:rPr>
-          <w:rFonts w:hint="eastAsia"/>
-          <w:szCs w:val="24"/>
-        </w:rPr>
-        <w:t>時間</w:t>
-      </w:r>
-      <w:r>
-        <w:rPr>
-          <w:rFonts w:hint="eastAsia"/>
-          <w:szCs w:val="24"/>
-        </w:rPr>
-        <w:t>數據，</w:t>
-      </w:r>
-      <w:r>
-        <w:rPr>
-          <w:rFonts w:hint="eastAsia"/>
-          <w:szCs w:val="24"/>
-        </w:rPr>
-        <w:t>觀察各種狀況(包括：晶片</w:t>
-      </w:r>
-      <w:r>
-        <w:rPr>
-          <w:rFonts w:hint="eastAsia"/>
-          <w:szCs w:val="24"/>
-        </w:rPr>
-        <w:t>傾斜度</w:t>
-      </w:r>
-      <w:r>
-        <w:rPr>
-          <w:rFonts w:hint="eastAsia"/>
-          <w:szCs w:val="24"/>
-        </w:rPr>
-        <w:t>、</w:t>
-      </w:r>
-      <w:r>
-        <w:rPr>
-          <w:rFonts w:hint="eastAsia"/>
-          <w:szCs w:val="24"/>
-        </w:rPr>
-        <w:t>影像品質</w:t>
-      </w:r>
-      <w:r>
-        <w:rPr>
-          <w:rFonts w:hint="eastAsia"/>
-          <w:szCs w:val="24"/>
-        </w:rPr>
-        <w:t>、</w:t>
-      </w:r>
-      <w:r>
-        <w:rPr>
-          <w:rFonts w:hint="eastAsia"/>
-          <w:szCs w:val="24"/>
-        </w:rPr>
-        <w:t>雜交訊號的強弱)與掃描時間的相關性</w:t>
-      </w:r>
-      <w:r>
-        <w:rPr>
-          <w:rFonts w:hint="eastAsia"/>
-          <w:szCs w:val="24"/>
-        </w:rPr>
-        <w:t>來</w:t>
-      </w:r>
-      <w:r>
-        <w:rPr>
-          <w:rFonts w:hint="eastAsia"/>
-          <w:szCs w:val="24"/>
-        </w:rPr>
-        <w:t>調整步驟(包含：對焦次數、對焦</w:t>
-      </w:r>
-      <w:r>
-        <w:rPr>
-          <w:rFonts w:hint="eastAsia"/>
-          <w:szCs w:val="24"/>
-        </w:rPr>
-        <w:t>策略</w:t>
-      </w:r>
-      <w:r>
-        <w:rPr>
-          <w:rFonts w:hint="eastAsia"/>
-          <w:szCs w:val="24"/>
-        </w:rPr>
-        <w:t>、指令次序、延遲補償)</w:t>
-      </w:r>
-      <w:r>
-        <w:rPr>
-          <w:rFonts w:hint="eastAsia"/>
-          <w:szCs w:val="24"/>
-        </w:rPr>
-        <w:t>，進而找出更高效率的對應作法</w:t>
-      </w:r>
-      <w:r>
-        <w:rPr>
-          <w:rFonts w:hint="eastAsia"/>
-          <w:szCs w:val="24"/>
-        </w:rPr>
-        <w:t>。</w:t>
-      </w:r>
-    </w:p>
-    <w:p/>
-    <w:p>
-      <w:pPr>
-        <w:pStyle w:val="3"/>
-        <w:spacing w:before="288" w:after="96"/>
-      </w:pPr>
-      <w:r>
-        <w:rPr>
-          <w:rFonts w:hint="eastAsia"/>
-        </w:rPr>
-        <w:t>3</w:t>
-      </w:r>
-      <w:r>
-        <w:t>.1</w:t>
-      </w:r>
-      <w:r>
-        <w:rPr>
-          <w:rFonts w:hint="eastAsia"/>
-        </w:rPr>
-        <w:t xml:space="preserve">　</w:t>
-      </w:r>
-      <w:r>
-        <w:rPr>
-          <w:rFonts w:hint="eastAsia"/>
-        </w:rPr>
-        <w:t>掃描</w:t>
-      </w:r>
-      <w:r>
-        <w:rPr>
-          <w:rFonts w:hint="eastAsia"/>
-        </w:rPr>
-        <w:t>系統</w:t>
-      </w:r>
-      <w:r>
-        <w:rPr>
-          <w:rFonts w:hint="eastAsia"/>
-        </w:rPr>
-        <w:t>的</w:t>
-      </w:r>
-      <w:r>
-        <w:rPr>
-          <w:rFonts w:hint="eastAsia"/>
-        </w:rPr>
-        <w:t>耗時</w:t>
-      </w:r>
-      <w:r>
-        <w:rPr>
-          <w:rFonts w:hint="eastAsia"/>
-        </w:rPr>
-        <w:t>統</w:t>
-      </w:r>
-      <w:r>
-        <w:rPr>
-          <w:rFonts w:hint="eastAsia"/>
-        </w:rPr>
-        <w:t>計</w:t>
-      </w:r>
-    </w:p>
-    <w:p>
-      <w:r>
-        <w:rPr>
-          <w:rFonts w:hint="eastAsia"/>
-          <w:szCs w:val="24"/>
-        </w:rPr>
-        <w:t>掃描系統的耗時</w:t>
-      </w:r>
-      <w:r>
-        <w:rPr>
-          <w:rFonts w:hint="eastAsia"/>
-          <w:szCs w:val="24"/>
-        </w:rPr>
-        <w:t>包含</w:t>
-      </w:r>
-      <w:r>
-        <w:rPr>
-          <w:rFonts w:hint="eastAsia"/>
-          <w:szCs w:val="24"/>
-        </w:rPr>
-        <w:t>主</w:t>
-      </w:r>
-      <w:r>
-        <w:rPr>
-          <w:rFonts w:hint="eastAsia"/>
-          <w:szCs w:val="24"/>
-        </w:rPr>
-        <w:t>要階段包含</w:t>
-      </w:r>
-      <w:r>
-        <w:rPr>
-          <w:rFonts w:hint="eastAsia"/>
-          <w:szCs w:val="24"/>
-        </w:rPr>
-        <w:t>：</w:t>
-      </w:r>
-      <w:r>
-        <w:rPr>
-          <w:rFonts w:hint="eastAsia"/>
-          <w:szCs w:val="24"/>
-        </w:rPr>
-        <w:t>濾鏡轉動、載台平面(XY雙軸)的移動、對焦(Z軸)的移動、抗震延遲、拍照</w:t>
-      </w:r>
-      <w:r>
-        <w:rPr>
-          <w:rFonts w:hint="eastAsia"/>
-          <w:szCs w:val="24"/>
-        </w:rPr>
-        <w:t xml:space="preserve"> </w:t>
-      </w:r>
-      <w:r>
-        <w:rPr>
-          <w:rFonts w:hint="eastAsia"/>
-          <w:szCs w:val="24"/>
-        </w:rPr>
-        <w:t>(</w:t>
-      </w:r>
-      <w:r>
-        <w:rPr>
-          <w:rFonts w:hint="eastAsia"/>
-          <w:szCs w:val="24"/>
-        </w:rPr>
-        <w:t>包</w:t>
-      </w:r>
-      <w:r>
-        <w:rPr>
-          <w:rFonts w:hint="eastAsia"/>
-          <w:szCs w:val="24"/>
-        </w:rPr>
-        <w:t>含存檔</w:t>
-      </w:r>
-      <w:r>
-        <w:rPr>
-          <w:szCs w:val="24"/>
-        </w:rPr>
-        <w:t>)</w:t>
-      </w:r>
-      <w:r>
-        <w:rPr>
-          <w:rFonts w:hint="eastAsia"/>
-          <w:szCs w:val="24"/>
-        </w:rPr>
-        <w:t>、對焦演算法、對齊補償演算法以及系統的</w:t>
-      </w:r>
-      <w:r>
-        <w:rPr>
-          <w:rFonts w:hint="eastAsia"/>
-          <w:szCs w:val="24"/>
-        </w:rPr>
-        <w:t>。</w:t>
-      </w:r>
-      <w:r>
-        <w:rPr>
-          <w:rFonts w:hint="eastAsia"/>
-        </w:rPr>
-        <w:t>當晶片的傾斜度較嚴重時，需要用更多的對焦次數來補償影像品質。</w:t>
-      </w:r>
-      <w:r>
-        <w:rPr>
-          <w:rFonts w:hint="eastAsia"/>
-        </w:rPr>
-        <w:t>適當的對焦次數與時間延遲則可以在合理的時間耗損下保持影像品質。</w:t>
-      </w:r>
-    </w:p>
-    <w:p>
-      <w:pPr>
-        <w:spacing w:after="240" w:line="240" w:lineRule="auto"/>
-        <w:ind w:right="238" w:firstLine="567"/>
-        <w:jc w:val="both"/>
-        <w:rPr>
-          <w:szCs w:val="24"/>
-        </w:rPr>
-      </w:pPr>
-    </w:p>
-    <w:p>
-      <w:pPr>
-        <w:spacing w:after="240" w:line="240" w:lineRule="auto"/>
-        <w:ind w:right="238" w:firstLine="567"/>
-        <w:jc w:val="both"/>
-        <w:rPr>
-          <w:szCs w:val="24"/>
-        </w:rPr>
-      </w:pPr>
-      <w:r>
-        <w:rPr>
-          <w:noProof/>
-        </w:rPr>
         <w:drawing>
-          <wp:anchor distT="0" distB="0" distL="114300" distR="114300" simplePos="0" relativeHeight="251683842" behindDoc="0" locked="0" layoutInCell="1" allowOverlap="1" wp14:anchorId="1D89FC6A" wp14:editId="52CFE521">
-            <wp:simplePos x="0" y="0"/>
-            <wp:positionH relativeFrom="column">
-              <wp:posOffset>871220</wp:posOffset>
-            </wp:positionH>
-            <wp:positionV relativeFrom="paragraph">
-              <wp:posOffset>1023620</wp:posOffset>
-            </wp:positionV>
-            <wp:extent cx="3829050" cy="2570005"/>
-            <wp:effectExtent l="0" t="0" r="0" b="1905"/>
-            <wp:wrapTopAndBottom/>
-            <wp:docPr id="434497218" name="圖片 1" descr="一張含有 文字, 螢幕擷取畫面, 字型, 數字 的圖片&#10;&#10;AI 產生的內容可能不正確。"/>
+          <wp:inline distT="0" distB="0" distL="0" distR="0" wp14:anchorId="19048329" wp14:editId="4E537C83">
+            <wp:extent cx="5760720" cy="2239010"/>
+            <wp:effectExtent l="0" t="0" r="0" b="8890"/>
+            <wp:docPr id="157175841" name="圖片 1"/>
             <wp:cNvGraphicFramePr>
               <a:graphicFrameLocks xmlns:a="http://schemas.openxmlformats.org/drawingml/2006/main" noChangeAspect="1"/>
             </wp:cNvGraphicFramePr>
@@ -1155,17 +605,11 @@
               <a:graphicData uri="http://schemas.openxmlformats.org/drawingml/2006/picture">
                 <pic:pic xmlns:pic="http://schemas.openxmlformats.org/drawingml/2006/picture">
                   <pic:nvPicPr>
-                    <pic:cNvPr id="434497218" name="圖片 1" descr="一張含有 文字, 螢幕擷取畫面, 字型, 數字 的圖片&#10;&#10;AI 產生的內容可能不正確。"/>
+                    <pic:cNvPr id="157175841" name=""/>
                     <pic:cNvPicPr/>
                   </pic:nvPicPr>
                   <pic:blipFill>
-                    <a:blip r:embed="rId10">
-                      <a:extLst>
-                        <a:ext uri="{28A0092B-C50C-407E-A947-70E740481C1C}">
-                          <a14:useLocalDpi xmlns:a14="http://schemas.microsoft.com/office/drawing/2010/main" val="0"/>
-                        </a:ext>
-                      </a:extLst>
-                    </a:blip>
+                    <a:blip r:embed="rId8"/>
                     <a:stretch>
                       <a:fillRect/>
                     </a:stretch>
@@ -1173,7 +617,7 @@
                   <pic:spPr>
                     <a:xfrm>
                       <a:off x="0" y="0"/>
-                      <a:ext cx="3829050" cy="2570005"/>
+                      <a:ext cx="5760720" cy="2239010"/>
                     </a:xfrm>
                     <a:prstGeom prst="rect">
                       <a:avLst/>
@@ -1182,403 +626,648 @@
                 </pic:pic>
               </a:graphicData>
             </a:graphic>
-          </wp:anchor>
+          </wp:inline>
         </w:drawing>
-      </w:r>
-      <w:r>
-        <w:rPr>
-          <w:rFonts w:hint="eastAsia"/>
-          <w:szCs w:val="24"/>
-        </w:rPr>
-        <w:t>顯微鏡</w:t>
-      </w:r>
-      <w:r>
-        <w:rPr>
-          <w:rFonts w:hint="eastAsia"/>
-          <w:szCs w:val="24"/>
-        </w:rPr>
-        <w:t>掃描</w:t>
-      </w:r>
-      <w:r>
-        <w:rPr>
-          <w:rFonts w:hint="eastAsia"/>
-          <w:szCs w:val="24"/>
-        </w:rPr>
-        <w:t>晶片的區域範圍相當大，所以拍照張數</w:t>
-      </w:r>
-      <w:r>
-        <w:rPr>
-          <w:rFonts w:hint="eastAsia"/>
-          <w:szCs w:val="24"/>
-        </w:rPr>
-        <w:t>多</w:t>
-      </w:r>
-      <w:r>
-        <w:rPr>
-          <w:rFonts w:hint="eastAsia"/>
-          <w:szCs w:val="24"/>
-        </w:rPr>
-        <w:t>且對焦緩慢</w:t>
-      </w:r>
-      <w:r>
-        <w:rPr>
-          <w:szCs w:val="24"/>
-        </w:rPr>
-        <w:t>導致處理耗時長</w:t>
-      </w:r>
-      <w:r>
-        <w:rPr>
-          <w:rFonts w:hint="eastAsia"/>
-          <w:szCs w:val="24"/>
-        </w:rPr>
-        <w:t>。</w:t>
-      </w:r>
-      <w:r>
-        <w:rPr>
-          <w:rFonts w:hint="eastAsia"/>
-          <w:szCs w:val="24"/>
-        </w:rPr>
-        <w:t>若再考慮多種螢光拍照</w:t>
-      </w:r>
-      <w:r>
-        <w:rPr>
-          <w:rFonts w:hint="eastAsia"/>
-          <w:szCs w:val="24"/>
-        </w:rPr>
-        <w:t>，</w:t>
-      </w:r>
-      <w:r>
-        <w:rPr>
-          <w:szCs w:val="24"/>
-        </w:rPr>
-        <w:t>效能問題是速度慢影響實時觀察和分析。</w:t>
-      </w:r>
-      <w:r>
-        <w:rPr>
-          <w:rFonts w:hint="eastAsia"/>
-          <w:szCs w:val="24"/>
-        </w:rPr>
-        <w:t>此流程可</w:t>
-      </w:r>
-      <w:r>
-        <w:rPr>
-          <w:rFonts w:hint="eastAsia"/>
-          <w:szCs w:val="24"/>
-        </w:rPr>
-        <w:t>將切換濾鏡及移動載台的次序調整至最佳狀態，並</w:t>
-      </w:r>
-      <w:r>
-        <w:rPr>
-          <w:rFonts w:hint="eastAsia"/>
-          <w:szCs w:val="24"/>
-        </w:rPr>
-        <w:t>有效降低對焦</w:t>
-      </w:r>
-      <w:r>
-        <w:rPr>
-          <w:rFonts w:hint="eastAsia"/>
-          <w:szCs w:val="24"/>
-        </w:rPr>
-        <w:t>以及</w:t>
-      </w:r>
-      <w:r>
-        <w:rPr>
-          <w:szCs w:val="24"/>
-        </w:rPr>
-        <w:t>拍照</w:t>
-      </w:r>
-      <w:r>
-        <w:rPr>
-          <w:rFonts w:hint="eastAsia"/>
-          <w:szCs w:val="24"/>
-        </w:rPr>
-        <w:t>的次</w:t>
-      </w:r>
-      <w:r>
-        <w:rPr>
-          <w:rFonts w:hint="eastAsia"/>
-          <w:szCs w:val="24"/>
-        </w:rPr>
-        <w:t>數</w:t>
-      </w:r>
-      <w:r>
-        <w:rPr>
-          <w:rFonts w:hint="eastAsia"/>
-          <w:szCs w:val="24"/>
-        </w:rPr>
-        <w:t>。</w:t>
       </w:r>
     </w:p>
     <w:p>
       <w:pPr>
-        <w:spacing w:after="240" w:line="240" w:lineRule="auto"/>
-        <w:ind w:right="238" w:firstLine="567"/>
-        <w:jc w:val="both"/>
-        <w:rPr>
-          <w:szCs w:val="24"/>
-        </w:rPr>
-      </w:pPr>
+        <w:snapToGrid/>
+        <w:spacing w:after="160"/>
+      </w:pPr>
+      <w:r>
+        <w:br w:type="page"/>
+      </w:r>
     </w:p>
     <w:p>
       <w:pPr>
-        <w:spacing w:after="240" w:line="240" w:lineRule="auto"/>
-        <w:ind w:right="238" w:firstLine="567"/>
-        <w:jc w:val="both"/>
-        <w:rPr>
-          <w:szCs w:val="24"/>
-        </w:rPr>
-      </w:pPr>
-      <w:r>
-        <w:rPr>
-          <w:rFonts w:hint="eastAsia"/>
-          <w:szCs w:val="24"/>
-        </w:rPr>
-        <w:t>在掃描的多層運行</w:t>
-      </w:r>
-      <w:r>
-        <w:rPr>
-          <w:rFonts w:hint="eastAsia"/>
-          <w:szCs w:val="24"/>
-        </w:rPr>
-        <w:t>迴圈之中，</w:t>
-      </w:r>
-      <w:r>
-        <w:rPr>
-          <w:rFonts w:hint="eastAsia"/>
-          <w:szCs w:val="24"/>
-        </w:rPr>
-        <w:t>把</w:t>
-      </w:r>
-      <w:r>
-        <w:rPr>
-          <w:rFonts w:hint="eastAsia"/>
-          <w:szCs w:val="24"/>
-        </w:rPr>
-        <w:t>耗時較長的動作向外移</w:t>
-      </w:r>
-      <w:r>
-        <w:rPr>
-          <w:rFonts w:hint="eastAsia"/>
-          <w:szCs w:val="24"/>
-        </w:rPr>
-        <w:t>、</w:t>
-      </w:r>
-      <w:r>
-        <w:rPr>
-          <w:rFonts w:hint="eastAsia"/>
-          <w:szCs w:val="24"/>
-        </w:rPr>
-        <w:t>提升高耗時步驟的共用度以減少其次數</w:t>
-      </w:r>
-      <w:r>
-        <w:rPr>
-          <w:rFonts w:hint="eastAsia"/>
-          <w:szCs w:val="24"/>
-        </w:rPr>
-        <w:t>，</w:t>
-      </w:r>
-      <w:r>
-        <w:rPr>
-          <w:rFonts w:hint="eastAsia"/>
-          <w:szCs w:val="24"/>
-        </w:rPr>
-        <w:t>如此反覆修正，可以持續調整出效率最佳的掃描指令腳本(</w:t>
-      </w:r>
-      <w:r>
-        <w:rPr>
-          <w:szCs w:val="24"/>
-        </w:rPr>
-        <w:t>c</w:t>
-      </w:r>
-      <w:r>
-        <w:rPr>
-          <w:rFonts w:hint="eastAsia"/>
-          <w:szCs w:val="24"/>
-        </w:rPr>
-        <w:t>ommand script)。</w:t>
-      </w:r>
+        <w:rPr>
+          <w:rFonts w:hint="eastAsia"/>
+        </w:rPr>
+      </w:pPr>
     </w:p>
     <w:p>
       <w:pPr>
-        <w:spacing w:after="240" w:line="240" w:lineRule="auto"/>
-        <w:ind w:right="238" w:firstLine="567"/>
-        <w:jc w:val="both"/>
-        <w:rPr>
-          <w:szCs w:val="24"/>
-        </w:rPr>
-      </w:pPr>
+        <w:pStyle w:val="3"/>
+        <w:spacing w:before="288" w:after="96"/>
+        <w:rPr>
+          <w:rFonts w:hint="eastAsia"/>
+        </w:rPr>
+      </w:pPr>
+      <w:r>
+        <w:rPr>
+          <w:rFonts w:hint="eastAsia"/>
+        </w:rPr>
+        <w:t>2</w:t>
+      </w:r>
+      <w:r>
+        <w:t>.</w:t>
+      </w:r>
+      <w:r>
+        <w:rPr>
+          <w:rFonts w:hint="eastAsia"/>
+        </w:rPr>
+        <w:t>2</w:t>
+      </w:r>
+      <w:r>
+        <w:rPr>
+          <w:rFonts w:hint="eastAsia"/>
+        </w:rPr>
+        <w:t xml:space="preserve">　</w:t>
+      </w:r>
+      <w:r>
+        <w:rPr>
+          <w:rFonts w:hint="eastAsia"/>
+        </w:rPr>
+        <w:t>資料庫</w:t>
+      </w:r>
     </w:p>
     <w:p>
       <w:pPr>
-        <w:pStyle w:val="3"/>
-        <w:spacing w:before="288" w:after="96"/>
-      </w:pPr>
-      <w:r>
-        <w:rPr>
-          <w:rFonts w:hint="eastAsia"/>
-        </w:rPr>
-        <w:t>3</w:t>
-      </w:r>
-      <w:r>
-        <w:t>.</w:t>
-      </w:r>
-      <w:r>
-        <w:rPr>
-          <w:rFonts w:hint="eastAsia"/>
-        </w:rPr>
-        <w:t>2</w:t>
-      </w:r>
-      <w:r>
-        <w:rPr>
-          <w:rFonts w:hint="eastAsia"/>
-        </w:rPr>
-        <w:t xml:space="preserve">　</w:t>
-      </w:r>
-      <w:r>
-        <w:rPr>
-          <w:rFonts w:hint="eastAsia"/>
-        </w:rPr>
-        <w:t>平行</w:t>
-      </w:r>
-      <w:r>
-        <w:rPr>
-          <w:rFonts w:hint="eastAsia"/>
-        </w:rPr>
-        <w:t>度</w:t>
-      </w:r>
-      <w:r>
-        <w:rPr>
-          <w:rFonts w:hint="eastAsia"/>
-        </w:rPr>
-        <w:t>優化</w:t>
+        <w:snapToGrid/>
+        <w:spacing w:line="240" w:lineRule="auto"/>
+      </w:pPr>
+      <w:r>
+        <w:t>現今國際上有非常豐富且完全公開的非編碼區（Non-coding region）與功能基因體學資料庫。由於絕大多數的 SNP 都位於不直接轉譯成蛋白質的非編碼區，它們主要是透過影響「轉錄因子結合」、「染色質結構」或「基因表達量」等調控特徵（Regulatory Features）來影響人體生理。以下為您盤點如何利用公開資訊與 API，將您的「基因分型資料（SNP/VCF）」與「調控特徵」無縫串接。</w:t>
       </w:r>
     </w:p>
     <w:p>
-      <w:r>
-        <w:rPr>
-          <w:noProof/>
-          <w:szCs w:val="24"/>
-        </w:rPr>
-        <w:drawing>
-          <wp:anchor distT="0" distB="0" distL="114300" distR="114300" simplePos="0" relativeHeight="251681794" behindDoc="0" locked="0" layoutInCell="1" allowOverlap="1" wp14:anchorId="15DBEFE2" wp14:editId="09219BF2">
-            <wp:simplePos x="0" y="0"/>
-            <wp:positionH relativeFrom="column">
-              <wp:posOffset>-386080</wp:posOffset>
-            </wp:positionH>
-            <wp:positionV relativeFrom="paragraph">
-              <wp:posOffset>1277620</wp:posOffset>
-            </wp:positionV>
-            <wp:extent cx="6386195" cy="2915920"/>
-            <wp:effectExtent l="0" t="0" r="0" b="0"/>
-            <wp:wrapTopAndBottom/>
-            <wp:docPr id="696973751" name="圖片 1" descr="一張含有 文字, 圖表, 行, 字型 的圖片&#10;&#10;AI 產生的內容可能不正確。"/>
-            <wp:cNvGraphicFramePr>
-              <a:graphicFrameLocks xmlns:a="http://schemas.openxmlformats.org/drawingml/2006/main" noChangeAspect="1"/>
-            </wp:cNvGraphicFramePr>
-            <a:graphic xmlns:a="http://schemas.openxmlformats.org/drawingml/2006/main">
-              <a:graphicData uri="http://schemas.openxmlformats.org/drawingml/2006/picture">
-                <pic:pic xmlns:pic="http://schemas.openxmlformats.org/drawingml/2006/picture">
-                  <pic:nvPicPr>
-                    <pic:cNvPr id="696973751" name="圖片 1" descr="一張含有 文字, 圖表, 行, 字型 的圖片&#10;&#10;AI 產生的內容可能不正確。"/>
-                    <pic:cNvPicPr/>
-                  </pic:nvPicPr>
-                  <pic:blipFill>
-                    <a:blip r:embed="rId11">
-                      <a:extLst>
-                        <a:ext uri="{28A0092B-C50C-407E-A947-70E740481C1C}">
-                          <a14:useLocalDpi xmlns:a14="http://schemas.microsoft.com/office/drawing/2010/main" val="0"/>
-                        </a:ext>
-                      </a:extLst>
-                    </a:blip>
-                    <a:stretch>
-                      <a:fillRect/>
-                    </a:stretch>
-                  </pic:blipFill>
-                  <pic:spPr>
-                    <a:xfrm>
-                      <a:off x="0" y="0"/>
-                      <a:ext cx="6386195" cy="2915920"/>
-                    </a:xfrm>
-                    <a:prstGeom prst="rect">
-                      <a:avLst/>
-                    </a:prstGeom>
-                  </pic:spPr>
-                </pic:pic>
-              </a:graphicData>
-            </a:graphic>
-            <wp14:sizeRelH relativeFrom="margin">
-              <wp14:pctWidth>0</wp14:pctWidth>
-            </wp14:sizeRelH>
-            <wp14:sizeRelV relativeFrom="margin">
-              <wp14:pctHeight>0</wp14:pctHeight>
-            </wp14:sizeRelV>
-          </wp:anchor>
-        </w:drawing>
-      </w:r>
-      <w:r>
-        <w:rPr>
-          <w:rFonts w:hint="eastAsia"/>
-        </w:rPr>
-        <w:t>掃描過程中，馬達是</w:t>
-      </w:r>
-      <w:r>
-        <w:rPr>
-          <w:rFonts w:hint="eastAsia"/>
-        </w:rPr>
-        <w:t>屬於</w:t>
-      </w:r>
-      <w:r>
-        <w:rPr>
-          <w:rFonts w:hint="eastAsia"/>
-        </w:rPr>
-        <w:t>最耗時</w:t>
-      </w:r>
-      <w:r>
-        <w:rPr>
-          <w:rFonts w:hint="eastAsia"/>
-        </w:rPr>
-        <w:t>的機械動作，其中包括物鏡移動、晶片載台移動與濾鏡片的轉動。</w:t>
-      </w:r>
-      <w:r>
-        <w:rPr>
-          <w:rFonts w:hint="eastAsia"/>
-        </w:rPr>
-        <w:t>壓電馬達的各運作階段，控制系統可繼續控制下一動作的時間點</w:t>
-      </w:r>
-      <w:r>
-        <w:rPr>
-          <w:rFonts w:hint="eastAsia"/>
-        </w:rPr>
-        <w:t>，選擇</w:t>
-      </w:r>
-      <w:r>
-        <w:rPr>
-          <w:rFonts w:hint="eastAsia"/>
-        </w:rPr>
-        <w:t>適合同步運作</w:t>
-      </w:r>
-      <w:r>
-        <w:rPr>
-          <w:rFonts w:hint="eastAsia"/>
-        </w:rPr>
-        <w:t>與延遲等待的做法。考慮三種濾鏡的轉換時間點、X,Y,Z三軸可以同時移動的時間點，預先加以分析，即可找出可以平行運作的部分。</w:t>
+      <w:pPr>
+        <w:snapToGrid/>
+        <w:spacing w:line="240" w:lineRule="auto"/>
+      </w:pPr>
+      <w:r>
+        <w:t>最核心的公開調控特徵資料庫</w:t>
+      </w:r>
+      <w:r>
+        <w:rPr>
+          <w:rFonts w:hint="eastAsia"/>
+        </w:rPr>
+        <w:t>來源:</w:t>
+      </w:r>
+    </w:p>
+    <w:p>
+      <w:pPr>
+        <w:snapToGrid/>
+        <w:spacing w:line="240" w:lineRule="auto"/>
+      </w:pPr>
+      <w:r>
+        <w:rPr>
+          <w:rFonts w:hint="eastAsia"/>
+        </w:rPr>
+        <w:t>本系統</w:t>
+      </w:r>
+      <w:r>
+        <w:t>將以下三個權威資料庫作為 AI Agent 的後端查詢工具：</w:t>
+      </w:r>
+    </w:p>
+    <w:p>
+      <w:pPr>
+        <w:numPr>
+          <w:ilvl w:val="0"/>
+          <w:numId w:val="20"/>
+        </w:numPr>
+        <w:snapToGrid/>
+        <w:spacing w:line="240" w:lineRule="auto"/>
+        <w:rPr>
+          <w:color w:val="auto"/>
+        </w:rPr>
+      </w:pPr>
+      <w:hyperlink r:id="rId9" w:history="1">
+        <w:r>
+          <w:rPr>
+            <w:rStyle w:val="a8"/>
+            <w:color w:val="auto"/>
+            <w:u w:val="none"/>
+          </w:rPr>
+          <w:t xml:space="preserve">RegulomeDB </w:t>
+        </w:r>
+      </w:hyperlink>
+      <w:hyperlink r:id="rId10" w:history="1">
+        <w:r>
+          <w:rPr>
+            <w:rStyle w:val="a8"/>
+            <w:color w:val="auto"/>
+            <w:u w:val="none"/>
+          </w:rPr>
+          <w:t>(史丹佛大學)</w:t>
+        </w:r>
+      </w:hyperlink>
+      <w:r>
+        <w:rPr>
+          <w:color w:val="auto"/>
+        </w:rPr>
+        <w:t>：這是專門用來查詢 SNP 對調控元件影響的黃金標準。它整合了 ENCODE 計畫的大量數據，能告訴您某個 SNP 是否位於轉錄因子結合位點（TFBS）、DNA 敏感位點（DNase I）或特定的組蛋白修飾（Histone modifications）區域，並給出一個預測影響力的評分（Score）。</w:t>
+      </w:r>
+    </w:p>
+    <w:p>
+      <w:pPr>
+        <w:numPr>
+          <w:ilvl w:val="0"/>
+          <w:numId w:val="20"/>
+        </w:numPr>
+        <w:snapToGrid/>
+        <w:spacing w:line="240" w:lineRule="auto"/>
+        <w:rPr>
+          <w:color w:val="auto"/>
+        </w:rPr>
+      </w:pPr>
+      <w:hyperlink r:id="rId11" w:history="1">
+        <w:r>
+          <w:rPr>
+            <w:rStyle w:val="a8"/>
+            <w:color w:val="auto"/>
+            <w:u w:val="none"/>
+          </w:rPr>
+          <w:t xml:space="preserve"> </w:t>
+        </w:r>
+      </w:hyperlink>
+      <w:hyperlink r:id="rId12" w:history="1">
+        <w:r>
+          <w:rPr>
+            <w:rStyle w:val="a8"/>
+            <w:color w:val="auto"/>
+            <w:u w:val="none"/>
+          </w:rPr>
+          <w:t xml:space="preserve">GTEx </w:t>
+        </w:r>
+      </w:hyperlink>
+      <w:hyperlink r:id="rId13" w:history="1">
+        <w:r>
+          <w:rPr>
+            <w:rStyle w:val="a8"/>
+            <w:color w:val="auto"/>
+            <w:u w:val="none"/>
+          </w:rPr>
+          <w:t>Portal (型態組織基因表達計畫)</w:t>
+        </w:r>
+      </w:hyperlink>
+      <w:r>
+        <w:rPr>
+          <w:color w:val="auto"/>
+        </w:rPr>
+        <w:t>：提供最強大的 eQTL(表達量定量性狀基因座)數據。輸入一個 SNP，它能直接告訴您這個變異在哪些特定人體組織中（如心臟、肝臟、大腦），會顯著調控哪個鄰近基因的表達量(Expression level)。</w:t>
+      </w:r>
+    </w:p>
+    <w:p>
+      <w:pPr>
+        <w:numPr>
+          <w:ilvl w:val="0"/>
+          <w:numId w:val="20"/>
+        </w:numPr>
+        <w:snapToGrid/>
+        <w:spacing w:line="240" w:lineRule="auto"/>
+        <w:rPr>
+          <w:color w:val="auto"/>
+        </w:rPr>
+      </w:pPr>
+      <w:r>
+        <w:rPr>
+          <w:color w:val="auto"/>
+        </w:rPr>
+        <w:t xml:space="preserve"> Ensembl Regulation (EBI/Sanger)：收錄了豐富的「啟動子(Promoters)」和「增強子(Enhancers)」基因體座標，支援 programmatic 批量查詢。</w:t>
+      </w:r>
+    </w:p>
+    <w:p>
+      <w:pPr>
+        <w:snapToGrid/>
+        <w:spacing w:after="160"/>
+        <w:rPr>
+          <w:sz w:val="26"/>
+        </w:rPr>
+      </w:pPr>
+      <w:r>
+        <w:rPr>
+          <w:sz w:val="26"/>
+        </w:rPr>
+        <w:br w:type="page"/>
+      </w:r>
+    </w:p>
+    <w:p>
+      <w:pPr>
+        <w:pStyle w:val="2"/>
+      </w:pPr>
+      <w:r>
+        <w:rPr>
+          <w:rFonts w:hint="eastAsia"/>
+        </w:rPr>
+        <w:lastRenderedPageBreak/>
+        <w:t>三</w:t>
+      </w:r>
+      <w:r>
+        <w:t>、</w:t>
+      </w:r>
+      <w:r>
+        <w:rPr>
+          <w:rFonts w:hint="eastAsia"/>
+        </w:rPr>
+        <w:t xml:space="preserve">　</w:t>
+      </w:r>
+      <w:r>
+        <w:rPr>
+          <w:rFonts w:hint="eastAsia"/>
+        </w:rPr>
+        <w:t>評估</w:t>
+      </w:r>
+      <w:r>
+        <w:rPr>
+          <w:rFonts w:hint="eastAsia"/>
+        </w:rPr>
+        <w:t>標準與</w:t>
+      </w:r>
+      <w:r>
+        <w:t>方法</w:t>
+      </w:r>
+    </w:p>
+    <w:p>
+      <w:pPr>
+        <w:rPr>
+          <w:szCs w:val="24"/>
+        </w:rPr>
+      </w:pPr>
+      <w:r>
+        <w:rPr>
+          <w:rFonts w:hint="eastAsia"/>
+          <w:szCs w:val="24"/>
+        </w:rPr>
+        <w:t>讓</w:t>
+      </w:r>
+      <w:r>
+        <w:rPr>
+          <w:szCs w:val="24"/>
+        </w:rPr>
+        <w:t xml:space="preserve">AI Agent </w:t>
+      </w:r>
+      <w:r>
+        <w:rPr>
+          <w:rFonts w:hint="eastAsia"/>
+          <w:szCs w:val="24"/>
+        </w:rPr>
+        <w:t>自動讀</w:t>
+      </w:r>
+      <w:r>
+        <w:rPr>
+          <w:szCs w:val="24"/>
+        </w:rPr>
+        <w:t>取檔案</w:t>
+      </w:r>
+      <w:r>
+        <w:rPr>
+          <w:rFonts w:hint="eastAsia"/>
+          <w:szCs w:val="24"/>
+        </w:rPr>
+        <w:t>。開發階段，</w:t>
+      </w:r>
+      <w:r>
+        <w:rPr>
+          <w:szCs w:val="24"/>
+        </w:rPr>
+        <w:t>生資 AI Agent 不需要讓大模型直接去讀這幾百萬行的純文字（那會擠爆模型的 Token 限制）。我們會寫一個 Python Tool，利用專門的生資庫（如 pysam 或 vcfpy）將 VCF 檔案結構化為 Pandas DataFrame，讓 Agent 只需要查詢它想知道的 rsID 或基因型（GT），就能快速抓出數據去串接 ClinVar 或 PharmGKB 資料庫了。</w:t>
       </w:r>
     </w:p>
     <w:p/>
     <w:p>
-      <w:r>
-        <w:rPr>
-          <w:rFonts w:hint="eastAsia"/>
-        </w:rPr>
-        <w:t>其中包括：濾鏡切換時，載台即可開始位移。FOV移動時，物鏡同步移至焦距。載台移動時會造成振動以致無法對焦，物鏡僅能先移到對焦預備點。X,Y到定點Z軸開始對焦，完成後再補償對齊距離，補償濾鏡的波長差距，拍照前抗震所需的延遲時間。</w:t>
+      <w:pPr>
+        <w:pStyle w:val="3"/>
+        <w:spacing w:before="288" w:after="96"/>
+      </w:pPr>
+      <w:r>
+        <w:rPr>
+          <w:rFonts w:hint="eastAsia"/>
+        </w:rPr>
+        <w:t>3</w:t>
+      </w:r>
+      <w:r>
+        <w:t>.1</w:t>
+      </w:r>
+      <w:r>
+        <w:rPr>
+          <w:rFonts w:hint="eastAsia"/>
+        </w:rPr>
+        <w:t xml:space="preserve">　</w:t>
+      </w:r>
+      <w:r>
+        <w:rPr>
+          <w:rFonts w:hint="eastAsia"/>
+        </w:rPr>
+        <w:t>微調方法</w:t>
       </w:r>
     </w:p>
     <w:p>
-      <w:r>
-        <w:rPr>
-          <w:rFonts w:hint="eastAsia"/>
-        </w:rPr>
-        <w:t>此外共用焦點並透過PCA技術可以預先算出焦距，可減少對焦次數，有效減少後續動作的相依性，使得平行度更加提升。</w:t>
+      <w:pPr>
+        <w:rPr>
+          <w:szCs w:val="24"/>
+        </w:rPr>
+      </w:pPr>
+      <w:r>
+        <w:rPr>
+          <w:szCs w:val="24"/>
+        </w:rPr>
+        <w:t xml:space="preserve">微調以 </w:t>
+      </w:r>
+      <w:r>
+        <w:rPr>
+          <w:b/>
+          <w:bCs/>
+          <w:szCs w:val="24"/>
+        </w:rPr>
+        <w:t>Gemma-</w:t>
+      </w:r>
+      <w:r>
+        <w:rPr>
+          <w:rFonts w:hint="eastAsia"/>
+          <w:b/>
+          <w:bCs/>
+          <w:szCs w:val="24"/>
+        </w:rPr>
+        <w:t>4</w:t>
+      </w:r>
+      <w:r>
+        <w:rPr>
+          <w:szCs w:val="24"/>
+        </w:rPr>
+        <w:t xml:space="preserve"> 為核心的 </w:t>
+      </w:r>
+      <w:r>
+        <w:rPr>
+          <w:b/>
+          <w:bCs/>
+          <w:szCs w:val="24"/>
+        </w:rPr>
+        <w:t>Bio-IT AI Agent</w:t>
+      </w:r>
+      <w:r>
+        <w:rPr>
+          <w:szCs w:val="24"/>
+        </w:rPr>
+        <w:t xml:space="preserve">，需透過 </w:t>
+      </w:r>
+      <w:proofErr w:type="spellStart"/>
+      <w:r>
+        <w:rPr>
+          <w:b/>
+          <w:bCs/>
+          <w:szCs w:val="24"/>
+        </w:rPr>
+        <w:t>Unsloth</w:t>
+      </w:r>
+      <w:proofErr w:type="spellEnd"/>
+      <w:r>
+        <w:rPr>
+          <w:szCs w:val="24"/>
+        </w:rPr>
+        <w:t xml:space="preserve"> 與 </w:t>
+      </w:r>
+      <w:r>
+        <w:rPr>
+          <w:b/>
+          <w:bCs/>
+          <w:szCs w:val="24"/>
+        </w:rPr>
+        <w:t>TRL</w:t>
+      </w:r>
+      <w:r>
+        <w:rPr>
+          <w:szCs w:val="24"/>
+        </w:rPr>
+        <w:t xml:space="preserve"> 框架聚焦於「工具調用」與「醫學事</w:t>
+      </w:r>
+      <w:r>
+        <w:rPr>
+          <w:rFonts w:hint="eastAsia"/>
+          <w:szCs w:val="24"/>
+        </w:rPr>
+        <w:t>實</w:t>
+      </w:r>
+      <w:r>
+        <w:rPr>
+          <w:szCs w:val="24"/>
+        </w:rPr>
+        <w:t xml:space="preserve">對齊」。首先，應將 </w:t>
+      </w:r>
+      <w:proofErr w:type="spellStart"/>
+      <w:r>
+        <w:rPr>
+          <w:b/>
+          <w:bCs/>
+          <w:szCs w:val="24"/>
+        </w:rPr>
+        <w:t>ClinVar</w:t>
+      </w:r>
+      <w:proofErr w:type="spellEnd"/>
+      <w:r>
+        <w:rPr>
+          <w:szCs w:val="24"/>
+        </w:rPr>
+        <w:t xml:space="preserve"> 臨床意義、</w:t>
+      </w:r>
+      <w:r>
+        <w:rPr>
+          <w:b/>
+          <w:bCs/>
+          <w:szCs w:val="24"/>
+        </w:rPr>
+        <w:t>CPIC</w:t>
+      </w:r>
+      <w:r>
+        <w:rPr>
+          <w:szCs w:val="24"/>
+        </w:rPr>
+        <w:t xml:space="preserve"> 用藥指引</w:t>
+      </w:r>
+      <w:proofErr w:type="gramStart"/>
+      <w:r>
+        <w:rPr>
+          <w:szCs w:val="24"/>
+        </w:rPr>
+        <w:t>及生資工具</w:t>
+      </w:r>
+      <w:proofErr w:type="gramEnd"/>
+      <w:r>
+        <w:rPr>
+          <w:szCs w:val="24"/>
+        </w:rPr>
+        <w:t xml:space="preserve">指令（如 </w:t>
+      </w:r>
+      <w:r>
+        <w:rPr>
+          <w:b/>
+          <w:bCs/>
+          <w:szCs w:val="24"/>
+        </w:rPr>
+        <w:t>PLINK</w:t>
+      </w:r>
+      <w:r>
+        <w:rPr>
+          <w:szCs w:val="24"/>
+        </w:rPr>
+        <w:t xml:space="preserve">），整理成包含工具呼叫與白話醫學翻譯的 </w:t>
+      </w:r>
+      <w:r>
+        <w:rPr>
+          <w:b/>
+          <w:bCs/>
+          <w:szCs w:val="24"/>
+        </w:rPr>
+        <w:t>JSONL 格式對話資料集</w:t>
+      </w:r>
+      <w:r>
+        <w:rPr>
+          <w:szCs w:val="24"/>
+        </w:rPr>
+        <w:t>，並特別加入「證據不足時拒答（VUS）」的樣本以</w:t>
+      </w:r>
+      <w:r>
+        <w:rPr>
+          <w:b/>
+          <w:bCs/>
+          <w:szCs w:val="24"/>
+        </w:rPr>
+        <w:t>杜絕 AI 幻覺</w:t>
+      </w:r>
+      <w:r>
+        <w:rPr>
+          <w:szCs w:val="24"/>
+        </w:rPr>
+        <w:t xml:space="preserve">。接著，利用 </w:t>
+      </w:r>
+      <w:proofErr w:type="spellStart"/>
+      <w:r>
+        <w:rPr>
+          <w:szCs w:val="24"/>
+        </w:rPr>
+        <w:t>Unsloth</w:t>
+      </w:r>
+      <w:proofErr w:type="spellEnd"/>
+      <w:r>
+        <w:rPr>
+          <w:szCs w:val="24"/>
+        </w:rPr>
+        <w:t xml:space="preserve"> 載入模型並開啟 4-bit 量化，配置 r=16 的 </w:t>
+      </w:r>
+      <w:r>
+        <w:rPr>
+          <w:b/>
+          <w:bCs/>
+          <w:szCs w:val="24"/>
+        </w:rPr>
+        <w:t>LoRA 參數</w:t>
+      </w:r>
+      <w:r>
+        <w:rPr>
+          <w:szCs w:val="24"/>
+        </w:rPr>
+        <w:t xml:space="preserve">鎖定全投影層微調。隨後，透過 TRL 的 </w:t>
+      </w:r>
+      <w:proofErr w:type="spellStart"/>
+      <w:r>
+        <w:rPr>
+          <w:szCs w:val="24"/>
+        </w:rPr>
+        <w:t>SFTTrainer</w:t>
+      </w:r>
+      <w:proofErr w:type="spellEnd"/>
+      <w:r>
+        <w:rPr>
+          <w:szCs w:val="24"/>
+        </w:rPr>
+        <w:t xml:space="preserve"> 設定約 2e-4 的學習率進行監督式微調，且</w:t>
+      </w:r>
+      <w:r>
+        <w:rPr>
+          <w:b/>
+          <w:bCs/>
+          <w:szCs w:val="24"/>
+        </w:rPr>
+        <w:t>序列長度至少需 4096</w:t>
+      </w:r>
+      <w:r>
+        <w:rPr>
+          <w:szCs w:val="24"/>
+        </w:rPr>
+        <w:t xml:space="preserve"> 以容納複雜數據。</w:t>
+      </w:r>
+    </w:p>
+    <w:p>
+      <w:pPr>
+        <w:rPr>
+          <w:rFonts w:hint="eastAsia"/>
+          <w:szCs w:val="24"/>
+        </w:rPr>
+      </w:pPr>
+      <w:r>
+        <w:rPr>
+          <w:szCs w:val="24"/>
+        </w:rPr>
+        <w:t>最後，必須使用獨立的測試集，微調完成後，不能只看 Loss 下降，必須準備</w:t>
+      </w:r>
+      <w:r>
+        <w:rPr>
+          <w:rFonts w:hint="eastAsia"/>
+          <w:szCs w:val="24"/>
+        </w:rPr>
+        <w:t>50</w:t>
+      </w:r>
+      <w:r>
+        <w:rPr>
+          <w:szCs w:val="24"/>
+        </w:rPr>
+        <w:t>個未參與訓練的測試案例（包含特定 SNP 與 VCF 段落），驗證 Agent 輸出的</w:t>
+      </w:r>
+      <w:r>
+        <w:rPr>
+          <w:b/>
+          <w:bCs/>
+          <w:szCs w:val="24"/>
+        </w:rPr>
+        <w:t>藥物劑量建議是否與 CPIC 臨床指引 100% 吻合</w:t>
+      </w:r>
+      <w:r>
+        <w:rPr>
+          <w:szCs w:val="24"/>
+        </w:rPr>
+        <w:t>。</w:t>
+      </w:r>
+    </w:p>
+    <w:p>
+      <w:pPr>
+        <w:pStyle w:val="3"/>
+        <w:spacing w:before="288" w:after="96"/>
+      </w:pPr>
+      <w:r>
+        <w:rPr>
+          <w:rFonts w:hint="eastAsia"/>
+        </w:rPr>
+        <w:t>3</w:t>
+      </w:r>
+      <w:r>
+        <w:t>.</w:t>
+      </w:r>
+      <w:r>
+        <w:rPr>
+          <w:rFonts w:hint="eastAsia"/>
+        </w:rPr>
+        <w:t>2</w:t>
+      </w:r>
+      <w:r>
+        <w:rPr>
+          <w:rFonts w:hint="eastAsia"/>
+        </w:rPr>
+        <w:t xml:space="preserve">　</w:t>
+      </w:r>
+      <w:r>
+        <w:rPr>
+          <w:rFonts w:hint="eastAsia"/>
+        </w:rPr>
+        <w:t>輸出內容的內容查驗</w:t>
+      </w:r>
+    </w:p>
+    <w:p>
+      <w:r>
+        <w:rPr>
+          <w:rFonts w:hint="eastAsia"/>
+        </w:rPr>
+        <w:t>。</w:t>
       </w:r>
     </w:p>
     <w:p>
@@ -1627,7 +1316,7 @@
                     <pic:cNvPicPr/>
                   </pic:nvPicPr>
                   <pic:blipFill>
-                    <a:blip r:embed="rId12"/>
+                    <a:blip r:embed="rId14"/>
                     <a:stretch>
                       <a:fillRect/>
                     </a:stretch>
@@ -1948,47 +1637,14 @@
           <w:rFonts w:hint="eastAsia"/>
           <w:szCs w:val="24"/>
         </w:rPr>
-        <w:t>供掃描儀</w:t>
-      </w:r>
-      <w:r>
-        <w:rPr>
-          <w:rFonts w:hint="eastAsia"/>
-          <w:szCs w:val="24"/>
-        </w:rPr>
-        <w:t>系統與</w:t>
-      </w:r>
-      <w:r>
-        <w:rPr>
-          <w:szCs w:val="24"/>
-        </w:rPr>
-        <w:t>驗證用之生物晶片</w:t>
-      </w:r>
-      <w:r>
-        <w:rPr>
-          <w:rFonts w:hint="eastAsia"/>
-          <w:szCs w:val="24"/>
-        </w:rPr>
-        <w:t>(含</w:t>
-      </w:r>
-      <w:r>
-        <w:rPr>
-          <w:szCs w:val="24"/>
-        </w:rPr>
-        <w:t>雜交</w:t>
-      </w:r>
-      <w:r>
-        <w:rPr>
-          <w:rFonts w:hint="eastAsia"/>
-          <w:szCs w:val="24"/>
-        </w:rPr>
-        <w:t>試劑</w:t>
-      </w:r>
-      <w:r>
-        <w:rPr>
-          <w:rFonts w:hint="eastAsia"/>
-          <w:szCs w:val="24"/>
-        </w:rPr>
-        <w:t>)</w:t>
+        <w:t>供</w:t>
+      </w:r>
+      <w:r>
+        <w:rPr>
+          <w:rFonts w:hint="eastAsia"/>
+          <w:szCs w:val="24"/>
+        </w:rPr>
+        <w:t>Bio-IT AI Agent的知識庫來源挑選標準</w:t>
       </w:r>
       <w:r>
         <w:rPr>
@@ -2153,7 +1809,7 @@
                     <pic:cNvPicPr/>
                   </pic:nvPicPr>
                   <pic:blipFill>
-                    <a:blip r:embed="rId13"/>
+                    <a:blip r:embed="rId15"/>
                     <a:stretch>
                       <a:fillRect/>
                     </a:stretch>
@@ -2476,7 +2132,14 @@
         <w:rPr>
           <w:szCs w:val="24"/>
         </w:rPr>
-        <w:t>本計劃之參與工作人員將或得知訓</w:t>
+        <w:t>本計劃之參與工作人員將</w:t>
+      </w:r>
+      <w:r>
+        <w:rPr>
+          <w:rFonts w:hint="eastAsia"/>
+          <w:szCs w:val="24"/>
+        </w:rPr>
+        <w:t>獲得知識</w:t>
       </w:r>
       <w:r>
         <w:rPr>
@@ -2505,21 +2168,7 @@
           <w:rFonts w:hint="eastAsia"/>
           <w:szCs w:val="24"/>
         </w:rPr>
-        <w:t>設計生物</w:t>
-      </w:r>
-      <w:r>
-        <w:rPr>
-          <w:rFonts w:hint="eastAsia"/>
-          <w:szCs w:val="24"/>
-        </w:rPr>
-        <w:t>晶片</w:t>
-      </w:r>
-      <w:r>
-        <w:rPr>
-          <w:rFonts w:hint="eastAsia"/>
-          <w:szCs w:val="24"/>
-        </w:rPr>
-        <w:t>掃描儀</w:t>
+        <w:t>關於Bio-IT AI Agent的架設</w:t>
       </w:r>
     </w:p>
     <w:p>
@@ -2541,7 +2190,14 @@
           <w:rFonts w:hint="eastAsia"/>
           <w:szCs w:val="24"/>
         </w:rPr>
-        <w:t>學習生物晶片雜交流程與基因型分型</w:t>
+        <w:t>學習生物基因型分型</w:t>
+      </w:r>
+      <w:r>
+        <w:rPr>
+          <w:rFonts w:hint="eastAsia"/>
+          <w:szCs w:val="24"/>
+        </w:rPr>
+        <w:t>與檔案格式</w:t>
       </w:r>
     </w:p>
     <w:p>
@@ -2563,49 +2219,7 @@
           <w:rFonts w:hint="eastAsia"/>
           <w:szCs w:val="24"/>
         </w:rPr>
-        <w:t>使用</w:t>
-      </w:r>
-      <w:r>
-        <w:rPr>
-          <w:rFonts w:hint="eastAsia"/>
-          <w:szCs w:val="24"/>
-        </w:rPr>
-        <w:t>PCA</w:t>
-      </w:r>
-      <w:r>
-        <w:rPr>
-          <w:rFonts w:hint="eastAsia"/>
-          <w:szCs w:val="24"/>
-        </w:rPr>
-        <w:t>分析</w:t>
-      </w:r>
-      <w:r>
-        <w:rPr>
-          <w:rFonts w:hint="eastAsia"/>
-          <w:szCs w:val="24"/>
-        </w:rPr>
-        <w:t>技術</w:t>
-      </w:r>
-      <w:r>
-        <w:rPr>
-          <w:rFonts w:hint="eastAsia"/>
-          <w:szCs w:val="24"/>
-        </w:rPr>
-        <w:t>，</w:t>
-      </w:r>
-      <w:r>
-        <w:rPr>
-          <w:rFonts w:hint="eastAsia"/>
-          <w:szCs w:val="24"/>
-        </w:rPr>
-        <w:t>並用</w:t>
-      </w:r>
-      <w:r>
-        <w:rPr>
-          <w:rFonts w:hint="eastAsia"/>
-          <w:szCs w:val="24"/>
-        </w:rPr>
-        <w:t>以改善系統效率</w:t>
+        <w:t>學習如何存取國際的基因資料庫</w:t>
       </w:r>
     </w:p>
     <w:p>
@@ -2627,7 +2241,7 @@
           <w:rFonts w:hint="eastAsia"/>
           <w:szCs w:val="24"/>
         </w:rPr>
-        <w:t>影像處理與對焦演算法</w:t>
+        <w:t>微調生物資訊系統</w:t>
       </w:r>
     </w:p>
     <w:p>
@@ -2678,7 +2292,7 @@
                     <pic:cNvPicPr/>
                   </pic:nvPicPr>
                   <pic:blipFill>
-                    <a:blip r:embed="rId14"/>
+                    <a:blip r:embed="rId16"/>
                     <a:stretch>
                       <a:fillRect/>
                     </a:stretch>
@@ -2724,7 +2338,7 @@
                     <pic:cNvPicPr/>
                   </pic:nvPicPr>
                   <pic:blipFill>
-                    <a:blip r:embed="rId15"/>
+                    <a:blip r:embed="rId17"/>
                     <a:stretch>
                       <a:fillRect/>
                     </a:stretch>
@@ -2770,7 +2384,7 @@
                     <pic:cNvPicPr/>
                   </pic:nvPicPr>
                   <pic:blipFill>
-                    <a:blip r:embed="rId16"/>
+                    <a:blip r:embed="rId18"/>
                     <a:stretch>
                       <a:fillRect/>
                     </a:stretch>
@@ -3385,15 +2999,7 @@
           <w:sz w:val="28"/>
           <w:szCs w:val="28"/>
         </w:rPr>
-        <w:t>提升自動</w:t>
-      </w:r>
-      <w:r>
-        <w:rPr>
-          <w:rFonts w:hint="eastAsia"/>
-          <w:sz w:val="28"/>
-          <w:szCs w:val="28"/>
-        </w:rPr>
-        <w:t>化</w:t>
+        <w:t>輸出品質提升</w:t>
       </w:r>
     </w:p>
     <w:p>
@@ -3495,7 +3101,7 @@
           <w:sz w:val="28"/>
           <w:szCs w:val="28"/>
         </w:rPr>
-        <w:t>強化</w:t>
+        <w:t>提升AI Agent的運行</w:t>
       </w:r>
       <w:r>
         <w:rPr>
@@ -3503,129 +3109,10 @@
           <w:sz w:val="28"/>
           <w:szCs w:val="28"/>
         </w:rPr>
-        <w:t>掃描</w:t>
-      </w:r>
-      <w:r>
-        <w:rPr>
-          <w:rFonts w:hint="eastAsia"/>
-          <w:sz w:val="28"/>
-          <w:szCs w:val="28"/>
-        </w:rPr>
         <w:t>效能</w:t>
       </w:r>
     </w:p>
     <w:p>
-      <w:r>
-        <w:rPr>
-          <w:rFonts w:hint="eastAsia"/>
-        </w:rPr>
-        <w:t>共用焦平面</w:t>
-      </w:r>
-      <w:r>
-        <w:rPr>
-          <w:rFonts w:hint="eastAsia"/>
-        </w:rPr>
-        <w:t>模式</w:t>
-      </w:r>
-      <w:r>
-        <w:t>、</w:t>
-      </w:r>
-      <w:r>
-        <w:rPr>
-          <w:rFonts w:hint="eastAsia"/>
-        </w:rPr>
-        <w:t>減少對焦次數</w:t>
-      </w:r>
-      <w:r>
-        <w:rPr>
-          <w:rFonts w:hint="eastAsia"/>
-        </w:rPr>
-        <w:t>等方式</w:t>
-      </w:r>
-      <w:r>
-        <w:rPr>
-          <w:rFonts w:hint="eastAsia"/>
-        </w:rPr>
-        <w:t>使掃描加速</w:t>
-      </w:r>
-      <w:r>
-        <w:t>，</w:t>
-      </w:r>
-      <w:r>
-        <w:rPr>
-          <w:rFonts w:hint="eastAsia"/>
-        </w:rPr>
-        <w:t>而</w:t>
-      </w:r>
-      <w:r>
-        <w:t>優化對焦</w:t>
-      </w:r>
-      <w:r>
-        <w:rPr>
-          <w:rFonts w:hint="eastAsia"/>
-        </w:rPr>
-        <w:t>演</w:t>
-      </w:r>
-      <w:r>
-        <w:t>算法</w:t>
-      </w:r>
-      <w:r>
-        <w:rPr>
-          <w:rFonts w:hint="eastAsia"/>
-        </w:rPr>
-        <w:t>取得更好的焦距可</w:t>
-      </w:r>
-      <w:r>
-        <w:t>提</w:t>
-      </w:r>
-      <w:r>
-        <w:rPr>
-          <w:rFonts w:hint="eastAsia"/>
-        </w:rPr>
-        <w:t>升圖片</w:t>
-      </w:r>
-      <w:r>
-        <w:t>高精度。</w:t>
-      </w:r>
-      <w:r>
-        <w:rPr>
-          <w:rFonts w:hint="eastAsia"/>
-        </w:rPr>
-        <w:t>實際測試結果</w:t>
-      </w:r>
-      <w:r>
-        <w:rPr>
-          <w:rFonts w:hint="eastAsia"/>
-        </w:rPr>
-        <w:t>，</w:t>
-      </w:r>
-      <w:r>
-        <w:rPr>
-          <w:rFonts w:hint="eastAsia"/>
-          <w:szCs w:val="24"/>
-        </w:rPr>
-        <w:t>以生物晶片YZ01為例，</w:t>
-      </w:r>
-      <w:r>
-        <w:rPr>
-          <w:rFonts w:hint="eastAsia"/>
-        </w:rPr>
-        <w:t>全晶片25張且全通道(3種)的情況下，</w:t>
-      </w:r>
-      <w:r>
-        <w:rPr>
-          <w:rFonts w:hint="eastAsia"/>
-          <w:szCs w:val="24"/>
-        </w:rPr>
-        <w:t>單次掃描時間由原本的341秒降至152秒，掃描系統的整體效能改善約</w:t>
-      </w:r>
-      <w:r>
-        <w:rPr>
-          <w:rFonts w:hint="eastAsia"/>
-          <w:szCs w:val="24"/>
-        </w:rPr>
-        <w:t>50%~60%</w:t>
-      </w:r>
       <w:r>
         <w:rPr>
           <w:rFonts w:hint="eastAsia"/>
@@ -4814,6 +4301,381 @@
     </w:lvl>
   </w:abstractNum>
   <w:abstractNum w:abstractNumId="9" w15:restartNumberingAfterBreak="0">
+    <w:nsid w:val="36FF1E9E"/>
+    <w:multiLevelType w:val="multilevel"/>
+    <w:tmpl w:val="834C61E8"/>
+    <w:lvl w:ilvl="0">
+      <w:start w:val="1"/>
+      <w:numFmt w:val="decimal"/>
+      <w:lvlText w:val="%1."/>
+      <w:lvlJc w:val="left"/>
+      <w:pPr>
+        <w:tabs>
+          <w:tab w:val="num" w:pos="720"/>
+        </w:tabs>
+        <w:ind w:left="720" w:hanging="360"/>
+      </w:pPr>
+    </w:lvl>
+    <w:lvl w:ilvl="1" w:tentative="1">
+      <w:start w:val="1"/>
+      <w:numFmt w:val="decimal"/>
+      <w:lvlText w:val="%2."/>
+      <w:lvlJc w:val="left"/>
+      <w:pPr>
+        <w:tabs>
+          <w:tab w:val="num" w:pos="1440"/>
+        </w:tabs>
+        <w:ind w:left="1440" w:hanging="360"/>
+      </w:pPr>
+    </w:lvl>
+    <w:lvl w:ilvl="2" w:tentative="1">
+      <w:start w:val="1"/>
+      <w:numFmt w:val="decimal"/>
+      <w:lvlText w:val="%3."/>
+      <w:lvlJc w:val="left"/>
+      <w:pPr>
+        <w:tabs>
+          <w:tab w:val="num" w:pos="2160"/>
+        </w:tabs>
+        <w:ind w:left="2160" w:hanging="360"/>
+      </w:pPr>
+    </w:lvl>
+    <w:lvl w:ilvl="3" w:tentative="1">
+      <w:start w:val="1"/>
+      <w:numFmt w:val="decimal"/>
+      <w:lvlText w:val="%4."/>
+      <w:lvlJc w:val="left"/>
+      <w:pPr>
+        <w:tabs>
+          <w:tab w:val="num" w:pos="2880"/>
+        </w:tabs>
+        <w:ind w:left="2880" w:hanging="360"/>
+      </w:pPr>
+    </w:lvl>
+    <w:lvl w:ilvl="4" w:tentative="1">
+      <w:start w:val="1"/>
+      <w:numFmt w:val="decimal"/>
+      <w:lvlText w:val="%5."/>
+      <w:lvlJc w:val="left"/>
+      <w:pPr>
+        <w:tabs>
+          <w:tab w:val="num" w:pos="3600"/>
+        </w:tabs>
+        <w:ind w:left="3600" w:hanging="360"/>
+      </w:pPr>
+    </w:lvl>
+    <w:lvl w:ilvl="5" w:tentative="1">
+      <w:start w:val="1"/>
+      <w:numFmt w:val="decimal"/>
+      <w:lvlText w:val="%6."/>
+      <w:lvlJc w:val="left"/>
+      <w:pPr>
+        <w:tabs>
+          <w:tab w:val="num" w:pos="4320"/>
+        </w:tabs>
+        <w:ind w:left="4320" w:hanging="360"/>
+      </w:pPr>
+    </w:lvl>
+    <w:lvl w:ilvl="6" w:tentative="1">
+      <w:start w:val="1"/>
+      <w:numFmt w:val="decimal"/>
+      <w:lvlText w:val="%7."/>
+      <w:lvlJc w:val="left"/>
+      <w:pPr>
+        <w:tabs>
+          <w:tab w:val="num" w:pos="5040"/>
+        </w:tabs>
+        <w:ind w:left="5040" w:hanging="360"/>
+      </w:pPr>
+    </w:lvl>
+    <w:lvl w:ilvl="7" w:tentative="1">
+      <w:start w:val="1"/>
+      <w:numFmt w:val="decimal"/>
+      <w:lvlText w:val="%8."/>
+      <w:lvlJc w:val="left"/>
+      <w:pPr>
+        <w:tabs>
+          <w:tab w:val="num" w:pos="5760"/>
+        </w:tabs>
+        <w:ind w:left="5760" w:hanging="360"/>
+      </w:pPr>
+    </w:lvl>
+    <w:lvl w:ilvl="8" w:tentative="1">
+      <w:start w:val="1"/>
+      <w:numFmt w:val="decimal"/>
+      <w:lvlText w:val="%9."/>
+      <w:lvlJc w:val="left"/>
+      <w:pPr>
+        <w:tabs>
+          <w:tab w:val="num" w:pos="6480"/>
+        </w:tabs>
+        <w:ind w:left="6480" w:hanging="360"/>
+      </w:pPr>
+    </w:lvl>
+  </w:abstractNum>
+  <w:abstractNum w:abstractNumId="10" w15:restartNumberingAfterBreak="0">
+    <w:nsid w:val="3BC8370D"/>
+    <w:multiLevelType w:val="multilevel"/>
+    <w:tmpl w:val="46463B92"/>
+    <w:lvl w:ilvl="0">
+      <w:start w:val="1"/>
+      <w:numFmt w:val="decimal"/>
+      <w:lvlText w:val="%1."/>
+      <w:lvlJc w:val="left"/>
+      <w:pPr>
+        <w:tabs>
+          <w:tab w:val="num" w:pos="720"/>
+        </w:tabs>
+        <w:ind w:left="720" w:hanging="360"/>
+      </w:pPr>
+    </w:lvl>
+    <w:lvl w:ilvl="1" w:tentative="1">
+      <w:start w:val="1"/>
+      <w:numFmt w:val="decimal"/>
+      <w:lvlText w:val="%2."/>
+      <w:lvlJc w:val="left"/>
+      <w:pPr>
+        <w:tabs>
+          <w:tab w:val="num" w:pos="1440"/>
+        </w:tabs>
+        <w:ind w:left="1440" w:hanging="360"/>
+      </w:pPr>
+    </w:lvl>
+    <w:lvl w:ilvl="2" w:tentative="1">
+      <w:start w:val="1"/>
+      <w:numFmt w:val="decimal"/>
+      <w:lvlText w:val="%3."/>
+      <w:lvlJc w:val="left"/>
+      <w:pPr>
+        <w:tabs>
+          <w:tab w:val="num" w:pos="2160"/>
+        </w:tabs>
+        <w:ind w:left="2160" w:hanging="360"/>
+      </w:pPr>
+    </w:lvl>
+    <w:lvl w:ilvl="3" w:tentative="1">
+      <w:start w:val="1"/>
+      <w:numFmt w:val="decimal"/>
+      <w:lvlText w:val="%4."/>
+      <w:lvlJc w:val="left"/>
+      <w:pPr>
+        <w:tabs>
+          <w:tab w:val="num" w:pos="2880"/>
+        </w:tabs>
+        <w:ind w:left="2880" w:hanging="360"/>
+      </w:pPr>
+    </w:lvl>
+    <w:lvl w:ilvl="4" w:tentative="1">
+      <w:start w:val="1"/>
+      <w:numFmt w:val="decimal"/>
+      <w:lvlText w:val="%5."/>
+      <w:lvlJc w:val="left"/>
+      <w:pPr>
+        <w:tabs>
+          <w:tab w:val="num" w:pos="3600"/>
+        </w:tabs>
+        <w:ind w:left="3600" w:hanging="360"/>
+      </w:pPr>
+    </w:lvl>
+    <w:lvl w:ilvl="5" w:tentative="1">
+      <w:start w:val="1"/>
+      <w:numFmt w:val="decimal"/>
+      <w:lvlText w:val="%6."/>
+      <w:lvlJc w:val="left"/>
+      <w:pPr>
+        <w:tabs>
+          <w:tab w:val="num" w:pos="4320"/>
+        </w:tabs>
+        <w:ind w:left="4320" w:hanging="360"/>
+      </w:pPr>
+    </w:lvl>
+    <w:lvl w:ilvl="6" w:tentative="1">
+      <w:start w:val="1"/>
+      <w:numFmt w:val="decimal"/>
+      <w:lvlText w:val="%7."/>
+      <w:lvlJc w:val="left"/>
+      <w:pPr>
+        <w:tabs>
+          <w:tab w:val="num" w:pos="5040"/>
+        </w:tabs>
+        <w:ind w:left="5040" w:hanging="360"/>
+      </w:pPr>
+    </w:lvl>
+    <w:lvl w:ilvl="7" w:tentative="1">
+      <w:start w:val="1"/>
+      <w:numFmt w:val="decimal"/>
+      <w:lvlText w:val="%8."/>
+      <w:lvlJc w:val="left"/>
+      <w:pPr>
+        <w:tabs>
+          <w:tab w:val="num" w:pos="5760"/>
+        </w:tabs>
+        <w:ind w:left="5760" w:hanging="360"/>
+      </w:pPr>
+    </w:lvl>
+    <w:lvl w:ilvl="8" w:tentative="1">
+      <w:start w:val="1"/>
+      <w:numFmt w:val="decimal"/>
+      <w:lvlText w:val="%9."/>
+      <w:lvlJc w:val="left"/>
+      <w:pPr>
+        <w:tabs>
+          <w:tab w:val="num" w:pos="6480"/>
+        </w:tabs>
+        <w:ind w:left="6480" w:hanging="360"/>
+      </w:pPr>
+    </w:lvl>
+  </w:abstractNum>
+  <w:abstractNum w:abstractNumId="11" w15:restartNumberingAfterBreak="0">
+    <w:nsid w:val="3FA318F9"/>
+    <w:multiLevelType w:val="multilevel"/>
+    <w:tmpl w:val="658C460E"/>
+    <w:lvl w:ilvl="0">
+      <w:start w:val="1"/>
+      <w:numFmt w:val="bullet"/>
+      <w:lvlText w:val=""/>
+      <w:lvlJc w:val="left"/>
+      <w:pPr>
+        <w:tabs>
+          <w:tab w:val="num" w:pos="720"/>
+        </w:tabs>
+        <w:ind w:left="720" w:hanging="360"/>
+      </w:pPr>
+      <w:rPr>
+        <w:rFonts w:ascii="Symbol" w:hAnsi="Symbol" w:hint="default"/>
+        <w:sz w:val="20"/>
+      </w:rPr>
+    </w:lvl>
+    <w:lvl w:ilvl="1" w:tentative="1">
+      <w:start w:val="1"/>
+      <w:numFmt w:val="bullet"/>
+      <w:lvlText w:val="o"/>
+      <w:lvlJc w:val="left"/>
+      <w:pPr>
+        <w:tabs>
+          <w:tab w:val="num" w:pos="1440"/>
+        </w:tabs>
+        <w:ind w:left="1440" w:hanging="360"/>
+      </w:pPr>
+      <w:rPr>
+        <w:rFonts w:ascii="Courier New" w:hAnsi="Courier New" w:hint="default"/>
+        <w:sz w:val="20"/>
+      </w:rPr>
+    </w:lvl>
+    <w:lvl w:ilvl="2" w:tentative="1">
+      <w:start w:val="1"/>
+      <w:numFmt w:val="bullet"/>
+      <w:lvlText w:val=""/>
+      <w:lvlJc w:val="left"/>
+      <w:pPr>
+        <w:tabs>
+          <w:tab w:val="num" w:pos="2160"/>
+        </w:tabs>
+        <w:ind w:left="2160" w:hanging="360"/>
+      </w:pPr>
+      <w:rPr>
+        <w:rFonts w:ascii="Wingdings" w:hAnsi="Wingdings" w:hint="default"/>
+        <w:sz w:val="20"/>
+      </w:rPr>
+    </w:lvl>
+    <w:lvl w:ilvl="3" w:tentative="1">
+      <w:start w:val="1"/>
+      <w:numFmt w:val="bullet"/>
+      <w:lvlText w:val=""/>
+      <w:lvlJc w:val="left"/>
+      <w:pPr>
+        <w:tabs>
+          <w:tab w:val="num" w:pos="2880"/>
+        </w:tabs>
+        <w:ind w:left="2880" w:hanging="360"/>
+      </w:pPr>
+      <w:rPr>
+        <w:rFonts w:ascii="Wingdings" w:hAnsi="Wingdings" w:hint="default"/>
+        <w:sz w:val="20"/>
+      </w:rPr>
+    </w:lvl>
+    <w:lvl w:ilvl="4" w:tentative="1">
+      <w:start w:val="1"/>
+      <w:numFmt w:val="bullet"/>
+      <w:lvlText w:val=""/>
+      <w:lvlJc w:val="left"/>
+      <w:pPr>
+        <w:tabs>
+          <w:tab w:val="num" w:pos="3600"/>
+        </w:tabs>
+        <w:ind w:left="3600" w:hanging="360"/>
+      </w:pPr>
+      <w:rPr>
+        <w:rFonts w:ascii="Wingdings" w:hAnsi="Wingdings" w:hint="default"/>
+        <w:sz w:val="20"/>
+      </w:rPr>
+    </w:lvl>
+    <w:lvl w:ilvl="5" w:tentative="1">
+      <w:start w:val="1"/>
+      <w:numFmt w:val="bullet"/>
+      <w:lvlText w:val=""/>
+      <w:lvlJc w:val="left"/>
+      <w:pPr>
+        <w:tabs>
+          <w:tab w:val="num" w:pos="4320"/>
+        </w:tabs>
+        <w:ind w:left="4320" w:hanging="360"/>
+      </w:pPr>
+      <w:rPr>
+        <w:rFonts w:ascii="Wingdings" w:hAnsi="Wingdings" w:hint="default"/>
+        <w:sz w:val="20"/>
+      </w:rPr>
+    </w:lvl>
+    <w:lvl w:ilvl="6" w:tentative="1">
+      <w:start w:val="1"/>
+      <w:numFmt w:val="bullet"/>
+      <w:lvlText w:val=""/>
+      <w:lvlJc w:val="left"/>
+      <w:pPr>
+        <w:tabs>
+          <w:tab w:val="num" w:pos="5040"/>
+        </w:tabs>
+        <w:ind w:left="5040" w:hanging="360"/>
+      </w:pPr>
+      <w:rPr>
+        <w:rFonts w:ascii="Wingdings" w:hAnsi="Wingdings" w:hint="default"/>
+        <w:sz w:val="20"/>
+      </w:rPr>
+    </w:lvl>
+    <w:lvl w:ilvl="7" w:tentative="1">
+      <w:start w:val="1"/>
+      <w:numFmt w:val="bullet"/>
+      <w:lvlText w:val=""/>
+      <w:lvlJc w:val="left"/>
+      <w:pPr>
+        <w:tabs>
+          <w:tab w:val="num" w:pos="5760"/>
+        </w:tabs>
+        <w:ind w:left="5760" w:hanging="360"/>
+      </w:pPr>
+      <w:rPr>
+        <w:rFonts w:ascii="Wingdings" w:hAnsi="Wingdings" w:hint="default"/>
+        <w:sz w:val="20"/>
+      </w:rPr>
+    </w:lvl>
+    <w:lvl w:ilvl="8" w:tentative="1">
+      <w:start w:val="1"/>
+      <w:numFmt w:val="bullet"/>
+      <w:lvlText w:val=""/>
+      <w:lvlJc w:val="left"/>
+      <w:pPr>
+        <w:tabs>
+          <w:tab w:val="num" w:pos="6480"/>
+        </w:tabs>
+        <w:ind w:left="6480" w:hanging="360"/>
+      </w:pPr>
+      <w:rPr>
+        <w:rFonts w:ascii="Wingdings" w:hAnsi="Wingdings" w:hint="default"/>
+        <w:sz w:val="20"/>
+      </w:rPr>
+    </w:lvl>
+  </w:abstractNum>
+  <w:abstractNum w:abstractNumId="12" w15:restartNumberingAfterBreak="0">
     <w:nsid w:val="480E01C4"/>
     <w:multiLevelType w:val="multilevel"/>
     <w:tmpl w:val="EF46FAFA"/>
@@ -4930,7 +4792,7 @@
       </w:pPr>
     </w:lvl>
   </w:abstractNum>
-  <w:abstractNum w:abstractNumId="10" w15:restartNumberingAfterBreak="0">
+  <w:abstractNum w:abstractNumId="13" w15:restartNumberingAfterBreak="0">
     <w:nsid w:val="54A8026B"/>
     <w:multiLevelType w:val="multilevel"/>
     <w:tmpl w:val="D5A242AA"/>
@@ -5043,7 +4905,7 @@
       </w:pPr>
     </w:lvl>
   </w:abstractNum>
-  <w:abstractNum w:abstractNumId="11" w15:restartNumberingAfterBreak="0">
+  <w:abstractNum w:abstractNumId="14" w15:restartNumberingAfterBreak="0">
     <w:nsid w:val="58114ECB"/>
     <w:multiLevelType w:val="multilevel"/>
     <w:tmpl w:val="1304FC12"/>
@@ -5156,7 +5018,7 @@
       </w:pPr>
     </w:lvl>
   </w:abstractNum>
-  <w:abstractNum w:abstractNumId="12" w15:restartNumberingAfterBreak="0">
+  <w:abstractNum w:abstractNumId="15" w15:restartNumberingAfterBreak="0">
     <w:nsid w:val="595D7DF2"/>
     <w:multiLevelType w:val="multilevel"/>
     <w:tmpl w:val="1304FC12"/>
@@ -5269,7 +5131,7 @@
       </w:pPr>
     </w:lvl>
   </w:abstractNum>
-  <w:abstractNum w:abstractNumId="13" w15:restartNumberingAfterBreak="0">
+  <w:abstractNum w:abstractNumId="16" w15:restartNumberingAfterBreak="0">
     <w:nsid w:val="643B0A2A"/>
     <w:multiLevelType w:val="hybridMultilevel"/>
     <w:tmpl w:val="881887EA"/>
@@ -5381,7 +5243,7 @@
       </w:rPr>
     </w:lvl>
   </w:abstractNum>
-  <w:abstractNum w:abstractNumId="14" w15:restartNumberingAfterBreak="0">
+  <w:abstractNum w:abstractNumId="17" w15:restartNumberingAfterBreak="0">
     <w:nsid w:val="6C2C26A5"/>
     <w:multiLevelType w:val="hybridMultilevel"/>
     <w:tmpl w:val="A10A9FBA"/>
@@ -5593,7 +5455,7 @@
       </w:rPr>
     </w:lvl>
   </w:abstractNum>
-  <w:abstractNum w:abstractNumId="15" w15:restartNumberingAfterBreak="0">
+  <w:abstractNum w:abstractNumId="18" w15:restartNumberingAfterBreak="0">
     <w:nsid w:val="7BF778F4"/>
     <w:multiLevelType w:val="hybridMultilevel"/>
     <w:tmpl w:val="C550312C"/>
@@ -5680,19 +5542,159 @@
       <w:pPr>
         <w:ind w:left="6291" w:hanging="180"/>
       </w:pPr>
+    </w:lvl>
+  </w:abstractNum>
+  <w:abstractNum w:abstractNumId="19" w15:restartNumberingAfterBreak="0">
+    <w:nsid w:val="7E374EFB"/>
+    <w:multiLevelType w:val="hybridMultilevel"/>
+    <w:tmpl w:val="5A4C7C06"/>
+    <w:lvl w:ilvl="0" w:tplc="4E9285CC">
+      <w:start w:val="1"/>
+      <w:numFmt w:val="bullet"/>
+      <w:lvlText w:val="•"/>
+      <w:lvlJc w:val="left"/>
+      <w:pPr>
+        <w:tabs>
+          <w:tab w:val="num" w:pos="720"/>
+        </w:tabs>
+        <w:ind w:left="720" w:hanging="360"/>
+      </w:pPr>
+      <w:rPr>
+        <w:rFonts w:ascii="Arial" w:hAnsi="Arial" w:hint="default"/>
+      </w:rPr>
+    </w:lvl>
+    <w:lvl w:ilvl="1" w:tplc="75A83DA8" w:tentative="1">
+      <w:start w:val="1"/>
+      <w:numFmt w:val="bullet"/>
+      <w:lvlText w:val="•"/>
+      <w:lvlJc w:val="left"/>
+      <w:pPr>
+        <w:tabs>
+          <w:tab w:val="num" w:pos="1440"/>
+        </w:tabs>
+        <w:ind w:left="1440" w:hanging="360"/>
+      </w:pPr>
+      <w:rPr>
+        <w:rFonts w:ascii="Arial" w:hAnsi="Arial" w:hint="default"/>
+      </w:rPr>
+    </w:lvl>
+    <w:lvl w:ilvl="2" w:tplc="D0E464D2" w:tentative="1">
+      <w:start w:val="1"/>
+      <w:numFmt w:val="bullet"/>
+      <w:lvlText w:val="•"/>
+      <w:lvlJc w:val="left"/>
+      <w:pPr>
+        <w:tabs>
+          <w:tab w:val="num" w:pos="2160"/>
+        </w:tabs>
+        <w:ind w:left="2160" w:hanging="360"/>
+      </w:pPr>
+      <w:rPr>
+        <w:rFonts w:ascii="Arial" w:hAnsi="Arial" w:hint="default"/>
+      </w:rPr>
+    </w:lvl>
+    <w:lvl w:ilvl="3" w:tplc="63E4C1CA" w:tentative="1">
+      <w:start w:val="1"/>
+      <w:numFmt w:val="bullet"/>
+      <w:lvlText w:val="•"/>
+      <w:lvlJc w:val="left"/>
+      <w:pPr>
+        <w:tabs>
+          <w:tab w:val="num" w:pos="2880"/>
+        </w:tabs>
+        <w:ind w:left="2880" w:hanging="360"/>
+      </w:pPr>
+      <w:rPr>
+        <w:rFonts w:ascii="Arial" w:hAnsi="Arial" w:hint="default"/>
+      </w:rPr>
+    </w:lvl>
+    <w:lvl w:ilvl="4" w:tplc="FCF84B62" w:tentative="1">
+      <w:start w:val="1"/>
+      <w:numFmt w:val="bullet"/>
+      <w:lvlText w:val="•"/>
+      <w:lvlJc w:val="left"/>
+      <w:pPr>
+        <w:tabs>
+          <w:tab w:val="num" w:pos="3600"/>
+        </w:tabs>
+        <w:ind w:left="3600" w:hanging="360"/>
+      </w:pPr>
+      <w:rPr>
+        <w:rFonts w:ascii="Arial" w:hAnsi="Arial" w:hint="default"/>
+      </w:rPr>
+    </w:lvl>
+    <w:lvl w:ilvl="5" w:tplc="6F188494" w:tentative="1">
+      <w:start w:val="1"/>
+      <w:numFmt w:val="bullet"/>
+      <w:lvlText w:val="•"/>
+      <w:lvlJc w:val="left"/>
+      <w:pPr>
+        <w:tabs>
+          <w:tab w:val="num" w:pos="4320"/>
+        </w:tabs>
+        <w:ind w:left="4320" w:hanging="360"/>
+      </w:pPr>
+      <w:rPr>
+        <w:rFonts w:ascii="Arial" w:hAnsi="Arial" w:hint="default"/>
+      </w:rPr>
+    </w:lvl>
+    <w:lvl w:ilvl="6" w:tplc="C828486A" w:tentative="1">
+      <w:start w:val="1"/>
+      <w:numFmt w:val="bullet"/>
+      <w:lvlText w:val="•"/>
+      <w:lvlJc w:val="left"/>
+      <w:pPr>
+        <w:tabs>
+          <w:tab w:val="num" w:pos="5040"/>
+        </w:tabs>
+        <w:ind w:left="5040" w:hanging="360"/>
+      </w:pPr>
+      <w:rPr>
+        <w:rFonts w:ascii="Arial" w:hAnsi="Arial" w:hint="default"/>
+      </w:rPr>
+    </w:lvl>
+    <w:lvl w:ilvl="7" w:tplc="9D3EDBE8" w:tentative="1">
+      <w:start w:val="1"/>
+      <w:numFmt w:val="bullet"/>
+      <w:lvlText w:val="•"/>
+      <w:lvlJc w:val="left"/>
+      <w:pPr>
+        <w:tabs>
+          <w:tab w:val="num" w:pos="5760"/>
+        </w:tabs>
+        <w:ind w:left="5760" w:hanging="360"/>
+      </w:pPr>
+      <w:rPr>
+        <w:rFonts w:ascii="Arial" w:hAnsi="Arial" w:hint="default"/>
+      </w:rPr>
+    </w:lvl>
+    <w:lvl w:ilvl="8" w:tplc="E07A58DA" w:tentative="1">
+      <w:start w:val="1"/>
+      <w:numFmt w:val="bullet"/>
+      <w:lvlText w:val="•"/>
+      <w:lvlJc w:val="left"/>
+      <w:pPr>
+        <w:tabs>
+          <w:tab w:val="num" w:pos="6480"/>
+        </w:tabs>
+        <w:ind w:left="6480" w:hanging="360"/>
+      </w:pPr>
+      <w:rPr>
+        <w:rFonts w:ascii="Arial" w:hAnsi="Arial" w:hint="default"/>
+      </w:rPr>
     </w:lvl>
   </w:abstractNum>
   <w:num w:numId="1" w16cid:durableId="850527455">
     <w:abstractNumId w:val="5"/>
   </w:num>
   <w:num w:numId="2" w16cid:durableId="223491244">
-    <w:abstractNumId w:val="14"/>
+    <w:abstractNumId w:val="17"/>
   </w:num>
   <w:num w:numId="3" w16cid:durableId="777216860">
     <w:abstractNumId w:val="2"/>
   </w:num>
   <w:num w:numId="4" w16cid:durableId="1387991770">
-    <w:abstractNumId w:val="15"/>
+    <w:abstractNumId w:val="18"/>
   </w:num>
   <w:num w:numId="5" w16cid:durableId="1291477320">
     <w:abstractNumId w:val="3"/>
@@ -5701,19 +5703,19 @@
     <w:abstractNumId w:val="1"/>
   </w:num>
   <w:num w:numId="7" w16cid:durableId="2024898079">
-    <w:abstractNumId w:val="9"/>
+    <w:abstractNumId w:val="12"/>
   </w:num>
   <w:num w:numId="8" w16cid:durableId="656031102">
     <w:abstractNumId w:val="8"/>
   </w:num>
   <w:num w:numId="9" w16cid:durableId="1403986829">
-    <w:abstractNumId w:val="13"/>
+    <w:abstractNumId w:val="16"/>
   </w:num>
   <w:num w:numId="10" w16cid:durableId="2060588897">
-    <w:abstractNumId w:val="11"/>
+    <w:abstractNumId w:val="14"/>
   </w:num>
   <w:num w:numId="11" w16cid:durableId="1963338648">
-    <w:abstractNumId w:val="10"/>
+    <w:abstractNumId w:val="13"/>
   </w:num>
   <w:num w:numId="12" w16cid:durableId="640040681">
     <w:abstractNumId w:val="0"/>
@@ -5725,10 +5727,22 @@
     <w:abstractNumId w:val="7"/>
   </w:num>
   <w:num w:numId="15" w16cid:durableId="14044343">
-    <w:abstractNumId w:val="12"/>
+    <w:abstractNumId w:val="15"/>
   </w:num>
   <w:num w:numId="16" w16cid:durableId="1456824657">
     <w:abstractNumId w:val="4"/>
+  </w:num>
+  <w:num w:numId="17" w16cid:durableId="1020668379">
+    <w:abstractNumId w:val="9"/>
+  </w:num>
+  <w:num w:numId="18" w16cid:durableId="1871458461">
+    <w:abstractNumId w:val="10"/>
+  </w:num>
+  <w:num w:numId="19" w16cid:durableId="112984822">
+    <w:abstractNumId w:val="11"/>
+  </w:num>
+  <w:num w:numId="20" w16cid:durableId="134304272">
+    <w:abstractNumId w:val="19"/>
   </w:num>
 </w:numbering>
 </file>
@@ -6228,7 +6242,6 @@
   <w:style w:type="character" w:default="1" w:styleId="a0">
     <w:name w:val="Default Paragraph Font"/>
     <w:uiPriority w:val="1"/>
-    <w:semiHidden/>
     <w:unhideWhenUsed/>
   </w:style>
   <w:style w:type="table" w:default="1" w:styleId="a1">

--- a/bio-it-agent_2026.docx
+++ b/bio-it-agent_2026.docx
@@ -140,7 +140,20 @@
         <w:rPr>
           <w:szCs w:val="24"/>
         </w:rPr>
-        <w:t>解讀基因分型數據，簡單來說，就是將枯燥的「DNA 字母組合」，翻譯成</w:t>
+        <w:t>解讀基因分型數據，</w:t>
+      </w:r>
+      <w:r>
+        <w:rPr>
+          <w:rFonts w:hint="eastAsia"/>
+          <w:szCs w:val="24"/>
+        </w:rPr>
+        <w:t>也</w:t>
+      </w:r>
+      <w:r>
+        <w:rPr>
+          <w:szCs w:val="24"/>
+        </w:rPr>
+        <w:t>就是將枯燥的「DNA 字母組合」，翻譯成</w:t>
       </w:r>
       <w:r>
         <w:rPr>
@@ -284,35 +297,7 @@
           <w:rFonts w:hint="eastAsia"/>
           <w:szCs w:val="24"/>
         </w:rPr>
-        <w:t>分析臨床組織照片以及</w:t>
-      </w:r>
-      <w:r>
-        <w:rPr>
-          <w:rFonts w:hint="eastAsia"/>
-          <w:szCs w:val="24"/>
-        </w:rPr>
-        <w:t>分析</w:t>
-      </w:r>
-      <w:r>
-        <w:rPr>
-          <w:rFonts w:hint="eastAsia"/>
-          <w:szCs w:val="24"/>
-        </w:rPr>
-        <w:t>其</w:t>
-      </w:r>
-      <w:r>
-        <w:rPr>
-          <w:rFonts w:hint="eastAsia"/>
-          <w:szCs w:val="24"/>
-        </w:rPr>
-        <w:t>空間定序</w:t>
-      </w:r>
-      <w:r>
-        <w:rPr>
-          <w:rFonts w:hint="eastAsia"/>
-          <w:szCs w:val="24"/>
-        </w:rPr>
-        <w:t>數據</w:t>
+        <w:t>分析臨床組織照片以及分析其空間定序數據</w:t>
       </w:r>
       <w:r>
         <w:rPr>
@@ -538,9 +523,6 @@
       <w:pPr>
         <w:pStyle w:val="3"/>
         <w:spacing w:before="288" w:after="96"/>
-        <w:rPr>
-          <w:rFonts w:hint="eastAsia"/>
-        </w:rPr>
       </w:pPr>
       <w:r>
         <w:rPr>
@@ -593,6 +575,9 @@
     <w:p/>
     <w:p>
       <w:r>
+        <w:rPr>
+          <w:noProof/>
+        </w:rPr>
         <w:drawing>
           <wp:inline distT="0" distB="0" distL="0" distR="0" wp14:anchorId="19048329" wp14:editId="4E537C83">
             <wp:extent cx="5760720" cy="2239010"/>
@@ -639,20 +624,11 @@
         <w:br w:type="page"/>
       </w:r>
     </w:p>
-    <w:p>
-      <w:pPr>
-        <w:rPr>
-          <w:rFonts w:hint="eastAsia"/>
-        </w:rPr>
-      </w:pPr>
-    </w:p>
+    <w:p/>
     <w:p>
       <w:pPr>
         <w:pStyle w:val="3"/>
         <w:spacing w:before="288" w:after="96"/>
-        <w:rPr>
-          <w:rFonts w:hint="eastAsia"/>
-        </w:rPr>
       </w:pPr>
       <w:r>
         <w:rPr>
@@ -1073,21 +1049,7 @@
         <w:rPr>
           <w:szCs w:val="24"/>
         </w:rPr>
-        <w:t xml:space="preserve"> 用藥指引</w:t>
-      </w:r>
-      <w:proofErr w:type="gramStart"/>
-      <w:r>
-        <w:rPr>
-          <w:szCs w:val="24"/>
-        </w:rPr>
-        <w:t>及生資工具</w:t>
-      </w:r>
-      <w:proofErr w:type="gramEnd"/>
-      <w:r>
-        <w:rPr>
-          <w:szCs w:val="24"/>
-        </w:rPr>
-        <w:t xml:space="preserve">指令（如 </w:t>
+        <w:t xml:space="preserve"> 用藥指引及生資工具指令（如 </w:t>
       </w:r>
       <w:r>
         <w:rPr>
@@ -1191,7 +1153,6 @@
     <w:p>
       <w:pPr>
         <w:rPr>
-          <w:rFonts w:hint="eastAsia"/>
           <w:szCs w:val="24"/>
         </w:rPr>
       </w:pPr>
@@ -6242,6 +6203,7 @@
   <w:style w:type="character" w:default="1" w:styleId="a0">
     <w:name w:val="Default Paragraph Font"/>
     <w:uiPriority w:val="1"/>
+    <w:semiHidden/>
     <w:unhideWhenUsed/>
   </w:style>
   <w:style w:type="table" w:default="1" w:styleId="a1">

--- a/bio-it-agent_2026.docx
+++ b/bio-it-agent_2026.docx
@@ -569,19 +569,31 @@
         <w:t xml:space="preserve"> </w:t>
       </w:r>
       <w:r>
-        <w:t>解讀基因分型數據，簡單來說，就是將枯燥的「DNA 字母組合」，翻譯成你看得懂的「健康與生理說明書」。在實驗室完成基因分型（Genotyping）後，你會拿到一張包含成千上萬個點位、類似「rs1057910: CC」或「rs334: AT」的基因密碼清單。這些代碼本身沒有意義，而「解讀」就是利用 AI 或生物資訊工具，去翻閱國際醫學字典與資料庫，查明這些密碼對你的身體代表什麼：看疾病風險：查出哪些變異會增加你罹患心臟病、糖尿病或特定癌症的機率。看用藥反應：查出你的體質對某些藥物（如抗凝血劑、標靶藥）是代謝太快還是太慢，以便醫生調整精準劑量，避免過敏副作用。看調控特徵：查明這些變異是否會悄悄改變你體內某些基因的表達量。這項工作的本質，就是把冰冷的生物數據，轉化為具備臨床價值的精準醫療指引。</w:t>
-      </w:r>
-    </w:p>
-    <w:p/>
+        <w:t>解讀基因分型數據，簡單來說，就是將枯燥的「DNA 字母組合」，翻譯成你看得懂的「健康與生理說明書」。</w:t>
+      </w:r>
+    </w:p>
+    <w:p>
+      <w:r>
+        <w:t>在實驗室完成基因分型（Genotyping）後，你會拿到一張包含成千上萬個點位、類似「rs1057910: CC」或「rs334: AT」的基因密碼清單。這些代碼本身沒有意義，而「解讀」就是利用 AI 或生物資訊工具，去翻閱國際醫學字典與資料庫，查明這些密碼對你的身體代表什麼：看疾病風險：查出哪些變異會增加你罹患心臟病、糖尿病或特定癌症的機率。看用藥反應：查出你的體質對某些藥物（如抗凝血劑、標靶藥）是代謝太快還是太慢，以便醫生調整精準劑量，避免過敏副作用。</w:t>
+      </w:r>
+    </w:p>
     <w:p>
       <w:r>
         <w:rPr>
           <w:noProof/>
         </w:rPr>
         <w:drawing>
-          <wp:inline distT="0" distB="0" distL="0" distR="0" wp14:anchorId="19048329" wp14:editId="4E537C83">
+          <wp:anchor distT="0" distB="0" distL="114300" distR="114300" simplePos="0" relativeHeight="251660290" behindDoc="0" locked="0" layoutInCell="1" allowOverlap="1" wp14:anchorId="19048329" wp14:editId="67F556E8">
+            <wp:simplePos x="0" y="0"/>
+            <wp:positionH relativeFrom="column">
+              <wp:posOffset>33020</wp:posOffset>
+            </wp:positionH>
+            <wp:positionV relativeFrom="paragraph">
+              <wp:posOffset>699770</wp:posOffset>
+            </wp:positionV>
             <wp:extent cx="5760720" cy="2239010"/>
             <wp:effectExtent l="0" t="0" r="0" b="8890"/>
+            <wp:wrapTopAndBottom/>
             <wp:docPr id="157175841" name="圖片 1"/>
             <wp:cNvGraphicFramePr>
               <a:graphicFrameLocks xmlns:a="http://schemas.openxmlformats.org/drawingml/2006/main" noChangeAspect="1"/>
@@ -594,7 +606,13 @@
                     <pic:cNvPicPr/>
                   </pic:nvPicPr>
                   <pic:blipFill>
-                    <a:blip r:embed="rId8"/>
+                    <a:blip r:embed="rId8">
+                      <a:extLst>
+                        <a:ext uri="{28A0092B-C50C-407E-A947-70E740481C1C}">
+                          <a14:useLocalDpi xmlns:a14="http://schemas.microsoft.com/office/drawing/2010/main" val="0"/>
+                        </a:ext>
+                      </a:extLst>
+                    </a:blip>
                     <a:stretch>
                       <a:fillRect/>
                     </a:stretch>
@@ -611,8 +629,58 @@
                 </pic:pic>
               </a:graphicData>
             </a:graphic>
-          </wp:inline>
+          </wp:anchor>
         </w:drawing>
+      </w:r>
+      <w:r>
+        <w:t>看調控特徵：查明這些變異是否會悄悄改變你體內某些基因的表達量。這項工作的本質，就是把冰冷的生物數據，轉化為具備臨床價值的精準醫療指引。</w:t>
+      </w:r>
+    </w:p>
+    <w:p>
+      <w:pPr>
+        <w:rPr>
+          <w:rFonts w:hint="eastAsia"/>
+        </w:rPr>
+      </w:pPr>
+      <w:r>
+        <w:rPr>
+          <w:rFonts w:hint="eastAsia"/>
+        </w:rPr>
+        <w:t xml:space="preserve">生醫智能體(BIO-IT AI Agent)的組成: 模型Gemma4, </w:t>
+      </w:r>
+      <w:r>
+        <w:rPr>
+          <w:rFonts w:hint="eastAsia"/>
+        </w:rPr>
+        <w:t>介面OpenClaw, 微調方案</w:t>
+      </w:r>
+      <w:proofErr w:type="spellStart"/>
+      <w:r>
+        <w:rPr>
+          <w:rFonts w:hint="eastAsia"/>
+        </w:rPr>
+        <w:t>Unsloth</w:t>
+      </w:r>
+      <w:proofErr w:type="spellEnd"/>
+      <w:r>
+        <w:rPr>
+          <w:rFonts w:hint="eastAsia"/>
+        </w:rPr>
+        <w:t>, Hugging Face TRL, 模型引擎是</w:t>
+      </w:r>
+      <w:proofErr w:type="spellStart"/>
+      <w:r>
+        <w:rPr>
+          <w:rFonts w:hint="eastAsia"/>
+        </w:rPr>
+        <w:t>Ollama</w:t>
+      </w:r>
+      <w:proofErr w:type="spellEnd"/>
+      <w:r>
+        <w:rPr>
+          <w:rFonts w:hint="eastAsia"/>
+        </w:rPr>
+        <w:t>。後端有可連接外部數據, 進行微調訓練, 執行階段可透過MCP server存取公開的資料庫。</w:t>
       </w:r>
     </w:p>
     <w:p>
@@ -624,16 +692,19 @@
         <w:br w:type="page"/>
       </w:r>
     </w:p>
-    <w:p/>
     <w:p>
       <w:pPr>
         <w:pStyle w:val="3"/>
         <w:spacing w:before="288" w:after="96"/>
-      </w:pPr>
-      <w:r>
-        <w:rPr>
-          <w:rFonts w:hint="eastAsia"/>
-        </w:rPr>
+        <w:rPr>
+          <w:rFonts w:hint="eastAsia"/>
+        </w:rPr>
+      </w:pPr>
+      <w:r>
+        <w:rPr>
+          <w:rFonts w:hint="eastAsia"/>
+        </w:rPr>
+        <w:lastRenderedPageBreak/>
         <w:t>2</w:t>
       </w:r>
       <w:r>
@@ -655,16 +726,170 @@
         <w:rPr>
           <w:rFonts w:hint="eastAsia"/>
         </w:rPr>
-        <w:t>資料庫</w:t>
+        <w:t>微調的數據來源</w:t>
       </w:r>
     </w:p>
     <w:p>
       <w:pPr>
         <w:snapToGrid/>
         <w:spacing w:line="240" w:lineRule="auto"/>
-      </w:pPr>
-      <w:r>
-        <w:t>現今國際上有非常豐富且完全公開的非編碼區（Non-coding region）與功能基因體學資料庫。由於絕大多數的 SNP 都位於不直接轉譯成蛋白質的非編碼區，它們主要是透過影響「轉錄因子結合」、「染色質結構」或「基因表達量」等調控特徵（Regulatory Features）來影響人體生理。以下為您盤點如何利用公開資訊與 API，將您的「基因分型資料（SNP/VCF）」與「調控特徵」無縫串接。</w:t>
+        <w:rPr>
+          <w:rFonts w:cstheme="minorHAnsi"/>
+        </w:rPr>
+      </w:pPr>
+      <w:r>
+        <w:rPr>
+          <w:rFonts w:cstheme="minorHAnsi"/>
+        </w:rPr>
+        <w:t>現今國際上有非常豐富且完全公開的非編碼區（Non-coding regio</w:t>
+      </w:r>
+      <w:r>
+        <w:rPr>
+          <w:rFonts w:cstheme="minorHAnsi"/>
+        </w:rPr>
+        <w:t>n）</w:t>
+      </w:r>
+      <w:r>
+        <w:rPr>
+          <w:rFonts w:cstheme="minorHAnsi"/>
+        </w:rPr>
+        <w:t>與功能基因體學資料庫。由於絕大多數的 SNP 都位於不直接轉譯成蛋白質的非編碼區，它們主要是透過影響「轉錄因子結合」、「染色質結構」或「基因表達量」等調控特徵</w:t>
+      </w:r>
+      <w:r>
+        <w:rPr>
+          <w:rFonts w:cstheme="minorHAnsi"/>
+        </w:rPr>
+        <w:t>(</w:t>
+      </w:r>
+      <w:r>
+        <w:rPr>
+          <w:rFonts w:cstheme="minorHAnsi"/>
+        </w:rPr>
+        <w:t>Regulatory Features</w:t>
+      </w:r>
+      <w:r>
+        <w:rPr>
+          <w:rFonts w:cstheme="minorHAnsi"/>
+        </w:rPr>
+        <w:t>)</w:t>
+      </w:r>
+      <w:r>
+        <w:rPr>
+          <w:rFonts w:cstheme="minorHAnsi"/>
+        </w:rPr>
+        <w:t>來影響人體生理。</w:t>
+      </w:r>
+      <w:r>
+        <w:rPr>
+          <w:rFonts w:cstheme="minorHAnsi"/>
+          <w:color w:val="auto"/>
+        </w:rPr>
+        <w:t xml:space="preserve">除了 Apollo-Corpus 和 </w:t>
+      </w:r>
+      <w:proofErr w:type="spellStart"/>
+      <w:r>
+        <w:rPr>
+          <w:rFonts w:cstheme="minorHAnsi"/>
+          <w:color w:val="auto"/>
+        </w:rPr>
+        <w:t>MedQA</w:t>
+      </w:r>
+      <w:proofErr w:type="spellEnd"/>
+      <w:r>
+        <w:rPr>
+          <w:rFonts w:cstheme="minorHAnsi"/>
+          <w:color w:val="auto"/>
+        </w:rPr>
+        <w:t xml:space="preserve"> 在 </w:t>
+      </w:r>
+      <w:hyperlink r:id="rId9" w:tgtFrame="_blank" w:history="1">
+        <w:r>
+          <w:rPr>
+            <w:rStyle w:val="a8"/>
+            <w:rFonts w:cstheme="minorHAnsi"/>
+            <w:color w:val="auto"/>
+            <w:u w:val="none"/>
+          </w:rPr>
+          <w:t>H</w:t>
+        </w:r>
+        <w:r>
+          <w:rPr>
+            <w:rStyle w:val="a8"/>
+            <w:rFonts w:cstheme="minorHAnsi"/>
+            <w:color w:val="auto"/>
+            <w:u w:val="none"/>
+          </w:rPr>
+          <w:t>F</w:t>
+        </w:r>
+      </w:hyperlink>
+      <w:r>
+        <w:rPr>
+          <w:rFonts w:cstheme="minorHAnsi"/>
+          <w:color w:val="auto"/>
+        </w:rPr>
+        <w:t xml:space="preserve"> 上已經接近現成的 JSON/JSONL 問答格式外，像是 </w:t>
+      </w:r>
+      <w:proofErr w:type="spellStart"/>
+      <w:r>
+        <w:rPr>
+          <w:rFonts w:cstheme="minorHAnsi"/>
+          <w:color w:val="auto"/>
+        </w:rPr>
+        <w:t>ClinVar</w:t>
+      </w:r>
+      <w:proofErr w:type="spellEnd"/>
+      <w:r>
+        <w:rPr>
+          <w:rFonts w:cstheme="minorHAnsi"/>
+          <w:color w:val="auto"/>
+        </w:rPr>
+        <w:t xml:space="preserve"> 和 PMC 原始都是結構化數據庫或純醫學論文，必須透過簡單的 Python 腳本加工，才能轉化為 </w:t>
+      </w:r>
+      <w:hyperlink r:id="rId10" w:tgtFrame="_blank" w:history="1">
+        <w:r>
+          <w:rPr>
+            <w:rStyle w:val="a8"/>
+            <w:rFonts w:cstheme="minorHAnsi"/>
+            <w:color w:val="auto"/>
+            <w:u w:val="none"/>
+          </w:rPr>
+          <w:t>Unsloth</w:t>
+        </w:r>
+      </w:hyperlink>
+      <w:r>
+        <w:rPr>
+          <w:rFonts w:cstheme="minorHAnsi"/>
+          <w:color w:val="auto"/>
+        </w:rPr>
+        <w:t xml:space="preserve"> </w:t>
+      </w:r>
+      <w:r>
+        <w:rPr>
+          <w:rFonts w:cstheme="minorHAnsi"/>
+          <w:color w:val="auto"/>
+        </w:rPr>
+        <w:t>可讀</w:t>
+      </w:r>
+      <w:r>
+        <w:rPr>
+          <w:rFonts w:cstheme="minorHAnsi"/>
+          <w:color w:val="auto"/>
+        </w:rPr>
+        <w:t>的 Alpaca（instruction/outpu</w:t>
+      </w:r>
+      <w:r>
+        <w:rPr>
+          <w:rFonts w:cstheme="minorHAnsi"/>
+          <w:color w:val="auto"/>
+        </w:rPr>
+        <w:t>t）</w:t>
+      </w:r>
+      <w:r>
+        <w:rPr>
+          <w:rFonts w:cstheme="minorHAnsi"/>
+          <w:color w:val="auto"/>
+        </w:rPr>
+        <w:t>。</w:t>
       </w:r>
     </w:p>
     <w:p>
@@ -673,248 +898,2129 @@
         <w:spacing w:line="240" w:lineRule="auto"/>
       </w:pPr>
       <w:r>
-        <w:t>最核心的公開調控特徵資料庫</w:t>
-      </w:r>
-      <w:r>
-        <w:rPr>
-          <w:rFonts w:hint="eastAsia"/>
-        </w:rPr>
-        <w:t>來源:</w:t>
+        <w:rPr>
+          <w:rFonts w:hint="eastAsia"/>
+        </w:rPr>
+        <w:t>本系統</w:t>
+      </w:r>
+      <w:r>
+        <w:t>將以下權威資料庫作為 AI Agent 的後端</w:t>
+      </w:r>
+      <w:r>
+        <w:rPr>
+          <w:rFonts w:hint="eastAsia"/>
+        </w:rPr>
+        <w:t>資料來源</w:t>
+      </w:r>
+      <w:r>
+        <w:t>：</w:t>
+      </w:r>
+    </w:p>
+    <w:p>
+      <w:pPr>
+        <w:spacing w:line="240" w:lineRule="auto"/>
+        <w:ind w:firstLine="720"/>
+        <w:rPr>
+          <w:szCs w:val="24"/>
+        </w:rPr>
+      </w:pPr>
+      <w:r>
+        <w:rPr>
+          <w:szCs w:val="24"/>
+        </w:rPr>
+        <w:t>1. Apollo-Corpus 系列（最容易，直接下載）</w:t>
+      </w:r>
+    </w:p>
+    <w:p>
+      <w:pPr>
+        <w:spacing w:line="240" w:lineRule="auto"/>
+        <w:rPr>
+          <w:szCs w:val="24"/>
+        </w:rPr>
+      </w:pPr>
+      <w:r>
+        <w:rPr>
+          <w:szCs w:val="24"/>
+        </w:rPr>
+        <w:t>原始</w:t>
+      </w:r>
+      <w:r>
+        <w:rPr>
+          <w:rFonts w:hint="eastAsia"/>
+          <w:szCs w:val="24"/>
+        </w:rPr>
+        <w:t>資料</w:t>
+      </w:r>
+      <w:r>
+        <w:rPr>
+          <w:szCs w:val="24"/>
+        </w:rPr>
+        <w:t>已經完全符合格式。你只需要在 Python 中讀取它，並把欄位名稱對應成instruction 與 output 即可導入。</w:t>
+      </w:r>
+    </w:p>
+    <w:p>
+      <w:pPr>
+        <w:spacing w:line="240" w:lineRule="auto"/>
+        <w:ind w:firstLine="720"/>
+        <w:rPr>
+          <w:szCs w:val="24"/>
+        </w:rPr>
+      </w:pPr>
+      <w:r>
+        <w:rPr>
+          <w:szCs w:val="24"/>
+        </w:rPr>
+        <w:t xml:space="preserve">2. </w:t>
+      </w:r>
+      <w:r>
+        <w:rPr>
+          <w:szCs w:val="24"/>
+        </w:rPr>
+        <w:t>Mada</w:t>
+      </w:r>
+      <w:r>
+        <w:rPr>
+          <w:szCs w:val="24"/>
+        </w:rPr>
+        <w:t xml:space="preserve"> / USMLE（容易，欄位轉換）</w:t>
+      </w:r>
+    </w:p>
+    <w:p>
+      <w:pPr>
+        <w:spacing w:line="240" w:lineRule="auto"/>
+        <w:rPr>
+          <w:szCs w:val="24"/>
+        </w:rPr>
+      </w:pPr>
+      <w:r>
+        <w:rPr>
+          <w:szCs w:val="24"/>
+        </w:rPr>
+        <w:t>選擇題格式。包含 question（題目）、option</w:t>
+      </w:r>
+      <w:r>
+        <w:rPr>
+          <w:rFonts w:hint="eastAsia"/>
+          <w:szCs w:val="24"/>
+        </w:rPr>
+        <w:t>s(</w:t>
+      </w:r>
+      <w:r>
+        <w:rPr>
+          <w:szCs w:val="24"/>
+        </w:rPr>
+        <w:t xml:space="preserve">選項 A, B, C, </w:t>
+      </w:r>
+      <w:r>
+        <w:rPr>
+          <w:rFonts w:hint="eastAsia"/>
+          <w:szCs w:val="24"/>
+        </w:rPr>
+        <w:t>D)</w:t>
+      </w:r>
+      <w:r>
+        <w:rPr>
+          <w:szCs w:val="24"/>
+        </w:rPr>
+        <w:t xml:space="preserve">和 </w:t>
+      </w:r>
+      <w:proofErr w:type="spellStart"/>
+      <w:r>
+        <w:rPr>
+          <w:szCs w:val="24"/>
+        </w:rPr>
+        <w:t>answer_id</w:t>
+      </w:r>
+      <w:r>
+        <w:rPr>
+          <w:rFonts w:hint="eastAsia"/>
+          <w:szCs w:val="24"/>
+        </w:rPr>
+        <w:t>x</w:t>
+      </w:r>
+      <w:proofErr w:type="spellEnd"/>
+      <w:r>
+        <w:rPr>
+          <w:rFonts w:hint="eastAsia"/>
+          <w:szCs w:val="24"/>
+        </w:rPr>
+        <w:t>(</w:t>
+      </w:r>
+      <w:r>
+        <w:rPr>
+          <w:szCs w:val="24"/>
+        </w:rPr>
+        <w:t>正確答案</w:t>
+      </w:r>
+      <w:r>
+        <w:rPr>
+          <w:rFonts w:hint="eastAsia"/>
+          <w:szCs w:val="24"/>
+        </w:rPr>
+        <w:t>)</w:t>
+      </w:r>
+      <w:r>
+        <w:rPr>
+          <w:szCs w:val="24"/>
+        </w:rPr>
+        <w:t>。需 Python 程式把題目與選項串接</w:t>
+      </w:r>
+      <w:r>
+        <w:rPr>
+          <w:rFonts w:hint="eastAsia"/>
+          <w:szCs w:val="24"/>
+        </w:rPr>
+        <w:t>成</w:t>
+      </w:r>
+      <w:r>
+        <w:rPr>
+          <w:szCs w:val="24"/>
+        </w:rPr>
+        <w:t xml:space="preserve"> instruction，並把正確解答的文本當作 output。</w:t>
+      </w:r>
+    </w:p>
+    <w:p>
+      <w:pPr>
+        <w:spacing w:line="240" w:lineRule="auto"/>
+        <w:ind w:firstLine="720"/>
+        <w:rPr>
+          <w:szCs w:val="24"/>
+        </w:rPr>
+      </w:pPr>
+      <w:r>
+        <w:rPr>
+          <w:szCs w:val="24"/>
+        </w:rPr>
+        <w:t xml:space="preserve">3. </w:t>
+      </w:r>
+      <w:proofErr w:type="spellStart"/>
+      <w:r>
+        <w:rPr>
+          <w:szCs w:val="24"/>
+        </w:rPr>
+        <w:t>ClinVar</w:t>
+      </w:r>
+      <w:proofErr w:type="spellEnd"/>
+      <w:r>
+        <w:rPr>
+          <w:szCs w:val="24"/>
+        </w:rPr>
+        <w:t xml:space="preserve"> (NCBI)（中等，模板化轉換）</w:t>
+      </w:r>
+    </w:p>
+    <w:p>
+      <w:pPr>
+        <w:spacing w:line="240" w:lineRule="auto"/>
+        <w:rPr>
+          <w:szCs w:val="24"/>
+        </w:rPr>
+      </w:pPr>
+      <w:r>
+        <w:rPr>
+          <w:szCs w:val="24"/>
+        </w:rPr>
+        <w:t>NCBI 官方提供的超大表格（.txt 或 .</w:t>
+      </w:r>
+      <w:proofErr w:type="spellStart"/>
+      <w:r>
+        <w:rPr>
+          <w:szCs w:val="24"/>
+        </w:rPr>
+        <w:t>tsv</w:t>
+      </w:r>
+      <w:proofErr w:type="spellEnd"/>
+      <w:r>
+        <w:rPr>
+          <w:szCs w:val="24"/>
+        </w:rPr>
+        <w:t xml:space="preserve"> 檔</w:t>
+      </w:r>
+      <w:r>
+        <w:rPr>
+          <w:szCs w:val="24"/>
+        </w:rPr>
+        <w:t>）</w:t>
+      </w:r>
+      <w:r>
+        <w:rPr>
+          <w:szCs w:val="24"/>
+        </w:rPr>
+        <w:t>或 XML 檔，欄位包含：基因名稱、變異位點（</w:t>
+      </w:r>
+      <w:proofErr w:type="spellStart"/>
+      <w:r>
+        <w:rPr>
+          <w:szCs w:val="24"/>
+        </w:rPr>
+        <w:t>rs</w:t>
+      </w:r>
+      <w:proofErr w:type="spellEnd"/>
+      <w:r>
+        <w:rPr>
+          <w:szCs w:val="24"/>
+        </w:rPr>
+        <w:t>編號）、臨床意義</w:t>
+      </w:r>
+      <w:r>
+        <w:rPr>
+          <w:rFonts w:hint="eastAsia"/>
+          <w:szCs w:val="24"/>
+        </w:rPr>
+        <w:t>(解釋)</w:t>
+      </w:r>
+      <w:r>
+        <w:rPr>
+          <w:szCs w:val="24"/>
+        </w:rPr>
+        <w:t>。轉換</w:t>
+      </w:r>
+      <w:r>
+        <w:rPr>
+          <w:rFonts w:hint="eastAsia"/>
+          <w:szCs w:val="24"/>
+        </w:rPr>
+        <w:t xml:space="preserve">時, </w:t>
+      </w:r>
+      <w:r>
+        <w:rPr>
+          <w:szCs w:val="24"/>
+        </w:rPr>
+        <w:t>使用 pandas 讀取表格，利用樣板（Template）自動將數萬筆的數據，批次轉成問答對 JSON。</w:t>
+      </w:r>
+    </w:p>
+    <w:p>
+      <w:pPr>
+        <w:spacing w:line="240" w:lineRule="auto"/>
+        <w:ind w:firstLine="720"/>
+        <w:rPr>
+          <w:szCs w:val="24"/>
+        </w:rPr>
+      </w:pPr>
+      <w:r>
+        <w:rPr>
+          <w:szCs w:val="24"/>
+        </w:rPr>
+        <w:t>4. PMC Open Access Subset（較困難，知識庫或大模型生成）</w:t>
+      </w:r>
+    </w:p>
+    <w:p>
+      <w:pPr>
+        <w:spacing w:line="240" w:lineRule="auto"/>
+        <w:rPr>
+          <w:szCs w:val="24"/>
+        </w:rPr>
+      </w:pPr>
+      <w:r>
+        <w:rPr>
+          <w:szCs w:val="24"/>
+        </w:rPr>
+        <w:t>數百萬篇生物醫學論文的 .txt 或 XML 全文。寫腳本</w:t>
+      </w:r>
+      <w:r>
+        <w:rPr>
+          <w:rFonts w:hint="eastAsia"/>
+          <w:szCs w:val="24"/>
+        </w:rPr>
+        <w:t>(</w:t>
+      </w:r>
+      <w:r>
+        <w:rPr>
+          <w:szCs w:val="24"/>
+        </w:rPr>
+        <w:t>Self-Instruct</w:t>
+      </w:r>
+      <w:r>
+        <w:rPr>
+          <w:rFonts w:hint="eastAsia"/>
+          <w:szCs w:val="24"/>
+        </w:rPr>
+        <w:t>)</w:t>
+      </w:r>
+      <w:r>
+        <w:rPr>
+          <w:szCs w:val="24"/>
+        </w:rPr>
+        <w:t>把論文中有提到「基因分型、Genotyping、SNP」的段落抓出來，用現成的商用大模型（如 Gemini API）傳入段落</w:t>
+      </w:r>
+      <w:r>
+        <w:rPr>
+          <w:rFonts w:hint="eastAsia"/>
+          <w:szCs w:val="24"/>
+        </w:rPr>
+        <w:t>。</w:t>
       </w:r>
     </w:p>
     <w:p>
       <w:pPr>
         <w:snapToGrid/>
+        <w:spacing w:after="160"/>
+        <w:rPr>
+          <w:sz w:val="28"/>
+        </w:rPr>
+      </w:pPr>
+      <w:r>
+        <w:br w:type="page"/>
+      </w:r>
+    </w:p>
+    <w:p>
+      <w:pPr>
+        <w:pStyle w:val="3"/>
+        <w:spacing w:before="288" w:after="96"/>
+      </w:pPr>
+      <w:r>
+        <w:rPr>
+          <w:rFonts w:hint="eastAsia"/>
+        </w:rPr>
+        <w:lastRenderedPageBreak/>
+        <w:t>2</w:t>
+      </w:r>
+      <w:r>
+        <w:t>.</w:t>
+      </w:r>
+      <w:r>
+        <w:rPr>
+          <w:rFonts w:hint="eastAsia"/>
+        </w:rPr>
+        <w:t>3</w:t>
+      </w:r>
+      <w:r>
+        <w:rPr>
+          <w:rFonts w:hint="eastAsia"/>
+        </w:rPr>
+        <w:t xml:space="preserve">　</w:t>
+      </w:r>
+      <w:r>
+        <w:rPr>
+          <w:rFonts w:hint="eastAsia"/>
+        </w:rPr>
+        <w:t>微調的技術框架</w:t>
+      </w:r>
+    </w:p>
+    <w:p>
+      <w:pPr>
         <w:spacing w:line="240" w:lineRule="auto"/>
-      </w:pPr>
-      <w:r>
-        <w:rPr>
-          <w:rFonts w:hint="eastAsia"/>
-        </w:rPr>
-        <w:t>本系統</w:t>
-      </w:r>
-      <w:r>
-        <w:t>將以下三個權威資料庫作為 AI Agent 的後端查詢工具：</w:t>
-      </w:r>
-    </w:p>
-    <w:p>
-      <w:pPr>
-        <w:numPr>
-          <w:ilvl w:val="0"/>
-          <w:numId w:val="20"/>
-        </w:numPr>
-        <w:snapToGrid/>
-        <w:spacing w:line="240" w:lineRule="auto"/>
         <w:rPr>
           <w:color w:val="auto"/>
-        </w:rPr>
-      </w:pPr>
-      <w:hyperlink r:id="rId9" w:history="1">
+          <w:szCs w:val="24"/>
+        </w:rPr>
+      </w:pPr>
+      <w:hyperlink r:id="rId11" w:tgtFrame="_blank" w:history="1">
         <w:r>
           <w:rPr>
             <w:rStyle w:val="a8"/>
             <w:color w:val="auto"/>
+            <w:szCs w:val="24"/>
             <w:u w:val="none"/>
           </w:rPr>
-          <w:t xml:space="preserve">RegulomeDB </w:t>
+          <w:t>Unsloth</w:t>
         </w:r>
       </w:hyperlink>
-      <w:hyperlink r:id="rId10" w:history="1">
+      <w:r>
+        <w:rPr>
+          <w:color w:val="auto"/>
+          <w:szCs w:val="24"/>
+        </w:rPr>
+        <w:t xml:space="preserve"> 本身設計的核心就是為了實現高自動化、低記憶體消耗的微調。透過將資料集格式化、載入模型、設定超參數，</w:t>
+      </w:r>
+      <w:proofErr w:type="spellStart"/>
+      <w:r>
+        <w:rPr>
+          <w:color w:val="auto"/>
+          <w:szCs w:val="24"/>
+        </w:rPr>
+        <w:t>Unsloth</w:t>
+      </w:r>
+      <w:proofErr w:type="spellEnd"/>
+      <w:r>
+        <w:rPr>
+          <w:color w:val="auto"/>
+          <w:szCs w:val="24"/>
+        </w:rPr>
+        <w:t xml:space="preserve"> 會自動處理梯度優化、記憶體管理與 QLoRA 矩陣計算</w:t>
+      </w:r>
+      <w:r>
+        <w:rPr>
+          <w:rFonts w:hint="eastAsia"/>
+          <w:color w:val="auto"/>
+          <w:szCs w:val="24"/>
+        </w:rPr>
+        <w:t>。</w:t>
+      </w:r>
+      <w:r>
+        <w:rPr>
+          <w:color w:val="auto"/>
+          <w:szCs w:val="24"/>
+        </w:rPr>
+        <w:t>只需要執行一個 Python 腳本就能自動完成微調</w:t>
+      </w:r>
+      <w:r>
+        <w:rPr>
+          <w:rFonts w:hint="eastAsia"/>
+          <w:color w:val="auto"/>
+          <w:szCs w:val="24"/>
+        </w:rPr>
+        <w:t xml:space="preserve">Gemma 4 (12B/26B) </w:t>
+      </w:r>
+      <w:r>
+        <w:rPr>
+          <w:color w:val="auto"/>
+          <w:szCs w:val="24"/>
+        </w:rPr>
+        <w:t>全流程</w:t>
+      </w:r>
+      <w:r>
+        <w:rPr>
+          <w:rFonts w:hint="eastAsia"/>
+          <w:color w:val="auto"/>
+          <w:szCs w:val="24"/>
+        </w:rPr>
+        <w:t xml:space="preserve">, </w:t>
+      </w:r>
+      <w:r>
+        <w:rPr>
+          <w:szCs w:val="24"/>
+        </w:rPr>
+        <w:t>框架聚焦於「工具調用」與「醫學事</w:t>
+      </w:r>
+      <w:r>
+        <w:rPr>
+          <w:rFonts w:hint="eastAsia"/>
+          <w:szCs w:val="24"/>
+        </w:rPr>
+        <w:t>實</w:t>
+      </w:r>
+      <w:r>
+        <w:rPr>
+          <w:szCs w:val="24"/>
+        </w:rPr>
+        <w:t>對齊」。</w:t>
+      </w:r>
+    </w:p>
+    <w:p>
+      <w:pPr>
+        <w:spacing w:line="240" w:lineRule="auto"/>
+        <w:rPr>
+          <w:color w:val="auto"/>
+          <w:szCs w:val="24"/>
+        </w:rPr>
+      </w:pPr>
+    </w:p>
+    <w:p>
+      <w:pPr>
+        <w:spacing w:line="240" w:lineRule="auto"/>
+        <w:rPr>
+          <w:rFonts w:hint="eastAsia"/>
+          <w:color w:val="auto"/>
+          <w:szCs w:val="24"/>
+        </w:rPr>
+      </w:pPr>
+      <w:r>
+        <w:rPr>
+          <w:color w:val="auto"/>
+          <w:szCs w:val="24"/>
+        </w:rPr>
+        <w:t>自動微調</w:t>
+      </w:r>
+      <w:r>
+        <w:rPr>
+          <w:rFonts w:hint="eastAsia"/>
+          <w:color w:val="auto"/>
+          <w:szCs w:val="24"/>
+        </w:rPr>
+        <w:t xml:space="preserve">方案, </w:t>
+      </w:r>
+      <w:r>
+        <w:rPr>
+          <w:color w:val="auto"/>
+          <w:szCs w:val="24"/>
+        </w:rPr>
+        <w:t>開發</w:t>
+      </w:r>
+      <w:r>
+        <w:rPr>
+          <w:color w:val="auto"/>
+          <w:szCs w:val="24"/>
+        </w:rPr>
+        <w:t>流程</w:t>
+      </w:r>
+      <w:r>
+        <w:rPr>
+          <w:rFonts w:hint="eastAsia"/>
+          <w:color w:val="auto"/>
+          <w:szCs w:val="24"/>
+        </w:rPr>
+        <w:t>有2階段:</w:t>
+      </w:r>
+    </w:p>
+    <w:p>
+      <w:pPr>
+        <w:numPr>
+          <w:ilvl w:val="0"/>
+          <w:numId w:val="26"/>
+        </w:numPr>
+        <w:spacing w:line="240" w:lineRule="auto"/>
+        <w:rPr>
+          <w:color w:val="auto"/>
+          <w:szCs w:val="24"/>
+        </w:rPr>
+      </w:pPr>
+      <w:r>
+        <w:rPr>
+          <w:color w:val="auto"/>
+          <w:szCs w:val="24"/>
+        </w:rPr>
+        <w:t>概念驗證</w:t>
+      </w:r>
+      <w:r>
+        <w:rPr>
+          <w:rFonts w:hint="eastAsia"/>
+          <w:color w:val="auto"/>
+          <w:szCs w:val="24"/>
+        </w:rPr>
+        <w:t xml:space="preserve">: </w:t>
+      </w:r>
+      <w:r>
+        <w:rPr>
+          <w:color w:val="auto"/>
+          <w:szCs w:val="24"/>
+        </w:rPr>
+        <w:t xml:space="preserve">直接從 Hugging Face 下載 Apollo-Corpus 或 </w:t>
+      </w:r>
+      <w:proofErr w:type="spellStart"/>
+      <w:r>
+        <w:rPr>
+          <w:color w:val="auto"/>
+          <w:szCs w:val="24"/>
+        </w:rPr>
+        <w:t>MedQA</w:t>
+      </w:r>
+      <w:proofErr w:type="spellEnd"/>
+      <w:r>
+        <w:rPr>
+          <w:color w:val="auto"/>
+          <w:szCs w:val="24"/>
+        </w:rPr>
+        <w:t xml:space="preserve">，用 5 分鐘寫腳本格式化，直接對齊 </w:t>
+      </w:r>
+      <w:proofErr w:type="spellStart"/>
+      <w:r>
+        <w:rPr>
+          <w:color w:val="auto"/>
+          <w:szCs w:val="24"/>
+        </w:rPr>
+        <w:t>Unsloth</w:t>
+      </w:r>
+      <w:proofErr w:type="spellEnd"/>
+      <w:r>
+        <w:rPr>
+          <w:color w:val="auto"/>
+          <w:szCs w:val="24"/>
+        </w:rPr>
+        <w:t xml:space="preserve"> 跑通訓練。</w:t>
+      </w:r>
+    </w:p>
+    <w:p>
+      <w:pPr>
+        <w:numPr>
+          <w:ilvl w:val="0"/>
+          <w:numId w:val="26"/>
+        </w:numPr>
+        <w:spacing w:line="240" w:lineRule="auto"/>
+        <w:rPr>
+          <w:color w:val="auto"/>
+          <w:szCs w:val="24"/>
+        </w:rPr>
+      </w:pPr>
+      <w:r>
+        <w:rPr>
+          <w:color w:val="auto"/>
+          <w:szCs w:val="24"/>
+        </w:rPr>
+        <w:t xml:space="preserve">專家級微調：到 </w:t>
+      </w:r>
+      <w:hyperlink r:id="rId12" w:tgtFrame="_blank" w:history="1">
         <w:r>
           <w:rPr>
             <w:rStyle w:val="a8"/>
-            <w:color w:val="auto"/>
-            <w:u w:val="none"/>
+            <w:szCs w:val="24"/>
           </w:rPr>
-          <w:t>(史丹佛大學)</w:t>
+          <w:t>NCBI ClinVar FTP</w:t>
         </w:r>
       </w:hyperlink>
       <w:r>
         <w:rPr>
           <w:color w:val="auto"/>
-        </w:rPr>
-        <w:t>：這是專門用來查詢 SNP 對調控元件影響的黃金標準。它整合了 ENCODE 計畫的大量數據，能告訴您某個 SNP 是否位於轉錄因子結合位點（TFBS）、DNA 敏感位點（DNase I）或特定的組蛋白修飾（Histone modifications）區域，並給出一個預測影響力的評分（Score）。</w:t>
+          <w:szCs w:val="24"/>
+        </w:rPr>
+        <w:t xml:space="preserve"> 下載變異數據表格（variant_summary.txt.gz），用 Python 樣板批次產出幾萬筆專屬「基因分型」的精準問答 JSON。</w:t>
+      </w:r>
+    </w:p>
+    <w:p>
+      <w:pPr>
+        <w:spacing w:line="240" w:lineRule="auto"/>
+        <w:rPr>
+          <w:rFonts w:hint="eastAsia"/>
+          <w:color w:val="auto"/>
+          <w:sz w:val="26"/>
+        </w:rPr>
+      </w:pPr>
+    </w:p>
+    <w:p>
+      <w:pPr>
+        <w:snapToGrid/>
+        <w:spacing w:after="160"/>
+        <w:rPr>
+          <w:color w:val="auto"/>
+          <w:sz w:val="26"/>
+        </w:rPr>
+      </w:pPr>
+    </w:p>
+    <w:p>
+      <w:pPr>
+        <w:snapToGrid/>
+        <w:spacing w:after="160"/>
+        <w:rPr>
+          <w:color w:val="auto"/>
+          <w:sz w:val="26"/>
+        </w:rPr>
+      </w:pPr>
+      <w:r>
+        <w:rPr>
+          <w:color w:val="auto"/>
+          <w:sz w:val="26"/>
+        </w:rPr>
+        <w:br w:type="page"/>
+      </w:r>
+    </w:p>
+    <w:p>
+      <w:pPr>
+        <w:snapToGrid/>
+        <w:spacing w:after="160"/>
+        <w:rPr>
+          <w:rFonts w:hint="eastAsia"/>
+          <w:b/>
+          <w:bCs/>
+          <w:sz w:val="32"/>
+          <w:szCs w:val="32"/>
+        </w:rPr>
+      </w:pPr>
+      <w:r>
+        <w:rPr>
+          <w:rFonts w:hint="eastAsia"/>
+          <w:b/>
+          <w:bCs/>
+          <w:sz w:val="32"/>
+          <w:szCs w:val="32"/>
+        </w:rPr>
+        <w:lastRenderedPageBreak/>
+        <w:t>2</w:t>
+      </w:r>
+      <w:r>
+        <w:rPr>
+          <w:b/>
+          <w:bCs/>
+          <w:sz w:val="32"/>
+          <w:szCs w:val="32"/>
+        </w:rPr>
+        <w:t>.</w:t>
+      </w:r>
+      <w:r>
+        <w:rPr>
+          <w:rFonts w:hint="eastAsia"/>
+          <w:b/>
+          <w:bCs/>
+          <w:sz w:val="32"/>
+          <w:szCs w:val="32"/>
+        </w:rPr>
+        <w:t>4</w:t>
+      </w:r>
+      <w:r>
+        <w:rPr>
+          <w:rFonts w:hint="eastAsia"/>
+          <w:b/>
+          <w:bCs/>
+          <w:sz w:val="32"/>
+          <w:szCs w:val="32"/>
+        </w:rPr>
+        <w:t xml:space="preserve">　資料庫</w:t>
+      </w:r>
+      <w:r>
+        <w:rPr>
+          <w:rFonts w:hint="eastAsia"/>
+          <w:b/>
+          <w:bCs/>
+          <w:sz w:val="32"/>
+          <w:szCs w:val="32"/>
+        </w:rPr>
+        <w:t>與</w:t>
+      </w:r>
+      <w:r>
+        <w:rPr>
+          <w:rFonts w:hint="eastAsia"/>
+          <w:b/>
+          <w:bCs/>
+          <w:sz w:val="32"/>
+          <w:szCs w:val="32"/>
+        </w:rPr>
+        <w:t>介面</w:t>
+      </w:r>
+    </w:p>
+    <w:p>
+      <w:pPr>
+        <w:snapToGrid/>
+        <w:spacing w:line="240" w:lineRule="auto"/>
+        <w:rPr>
+          <w:szCs w:val="24"/>
+        </w:rPr>
+      </w:pPr>
+      <w:r>
+        <w:rPr>
+          <w:color w:val="auto"/>
+          <w:sz w:val="26"/>
+        </w:rPr>
+        <w:t>生醫 AI Agent系統</w:t>
+      </w:r>
+      <w:r>
+        <w:rPr>
+          <w:rFonts w:hint="eastAsia"/>
+          <w:color w:val="auto"/>
+          <w:sz w:val="26"/>
+        </w:rPr>
+        <w:t>連接資料庫的方案</w:t>
+      </w:r>
+      <w:r>
+        <w:rPr>
+          <w:rFonts w:hint="eastAsia"/>
+          <w:sz w:val="26"/>
+        </w:rPr>
+        <w:t>為</w:t>
+      </w:r>
+      <w:r>
+        <w:rPr>
+          <w:rFonts w:hint="eastAsia"/>
+          <w:sz w:val="26"/>
+        </w:rPr>
+        <w:t xml:space="preserve"> </w:t>
+      </w:r>
+      <w:proofErr w:type="spellStart"/>
+      <w:r>
+        <w:rPr>
+          <w:sz w:val="26"/>
+        </w:rPr>
+        <w:t>BioMCP</w:t>
+      </w:r>
+      <w:proofErr w:type="spellEnd"/>
+      <w:r>
+        <w:rPr>
+          <w:sz w:val="26"/>
+        </w:rPr>
+        <w:t xml:space="preserve"> 框架</w:t>
+      </w:r>
+      <w:r>
+        <w:rPr>
+          <w:rFonts w:hint="eastAsia"/>
+          <w:sz w:val="26"/>
+        </w:rPr>
+        <w:t>(</w:t>
+      </w:r>
+      <w:r>
+        <w:rPr>
+          <w:sz w:val="26"/>
+        </w:rPr>
+        <w:t>一個專門為 AI 代理設計的</w:t>
+      </w:r>
+      <w:r>
+        <w:rPr>
+          <w:rFonts w:hint="eastAsia"/>
+          <w:sz w:val="26"/>
+        </w:rPr>
+        <w:t>開源方案):</w:t>
+      </w:r>
+    </w:p>
+    <w:p>
+      <w:pPr>
+        <w:snapToGrid/>
+        <w:spacing w:line="240" w:lineRule="auto"/>
+        <w:ind w:firstLineChars="272" w:firstLine="653"/>
+        <w:rPr>
+          <w:sz w:val="26"/>
+        </w:rPr>
+      </w:pPr>
+      <w:r>
+        <w:rPr>
+          <w:rFonts w:hint="eastAsia"/>
+          <w:szCs w:val="24"/>
+        </w:rPr>
+        <w:t xml:space="preserve">1. </w:t>
+      </w:r>
+      <w:r>
+        <w:rPr>
+          <w:sz w:val="26"/>
+        </w:rPr>
+        <w:t>單一後端</w:t>
+      </w:r>
+      <w:r>
+        <w:rPr>
+          <w:rFonts w:hint="eastAsia"/>
+          <w:sz w:val="26"/>
+        </w:rPr>
+        <w:t>, 可</w:t>
+      </w:r>
+      <w:r>
+        <w:rPr>
+          <w:rFonts w:hint="eastAsia"/>
+          <w:sz w:val="26"/>
+        </w:rPr>
+        <w:t>快速連接</w:t>
+      </w:r>
+      <w:r>
+        <w:rPr>
+          <w:sz w:val="26"/>
+        </w:rPr>
+        <w:t xml:space="preserve"> </w:t>
+      </w:r>
+      <w:proofErr w:type="spellStart"/>
+      <w:r>
+        <w:rPr>
+          <w:sz w:val="26"/>
+        </w:rPr>
+        <w:t>ClinVar</w:t>
+      </w:r>
+      <w:proofErr w:type="spellEnd"/>
+      <w:r>
+        <w:rPr>
+          <w:sz w:val="26"/>
+        </w:rPr>
+        <w:t xml:space="preserve">, </w:t>
+      </w:r>
+      <w:proofErr w:type="spellStart"/>
+      <w:r>
+        <w:rPr>
+          <w:sz w:val="26"/>
+        </w:rPr>
+        <w:t>MyVariant</w:t>
+      </w:r>
+      <w:proofErr w:type="spellEnd"/>
+      <w:r>
+        <w:rPr>
+          <w:sz w:val="26"/>
+        </w:rPr>
+        <w:t xml:space="preserve">, </w:t>
+      </w:r>
+      <w:proofErr w:type="spellStart"/>
+      <w:r>
+        <w:rPr>
+          <w:sz w:val="26"/>
+        </w:rPr>
+        <w:t>gnomAD</w:t>
+      </w:r>
+      <w:proofErr w:type="spellEnd"/>
+      <w:r>
+        <w:rPr>
+          <w:sz w:val="26"/>
+        </w:rPr>
+        <w:t xml:space="preserve">, </w:t>
+      </w:r>
+      <w:proofErr w:type="spellStart"/>
+      <w:r>
+        <w:rPr>
+          <w:sz w:val="26"/>
+        </w:rPr>
+        <w:t>PharmGKB</w:t>
+      </w:r>
+      <w:proofErr w:type="spellEnd"/>
+      <w:r>
+        <w:rPr>
+          <w:sz w:val="26"/>
+        </w:rPr>
+        <w:t xml:space="preserve">, PubMed 等多個生醫 API 全部整合成統一的介面。 </w:t>
+      </w:r>
+    </w:p>
+    <w:p>
+      <w:pPr>
+        <w:tabs>
+          <w:tab w:val="num" w:pos="720"/>
+        </w:tabs>
+        <w:snapToGrid/>
+        <w:spacing w:line="240" w:lineRule="auto"/>
+        <w:ind w:firstLineChars="272" w:firstLine="707"/>
+        <w:rPr>
+          <w:color w:val="auto"/>
+          <w:sz w:val="26"/>
+        </w:rPr>
+      </w:pPr>
+      <w:r>
+        <w:rPr>
+          <w:sz w:val="26"/>
+        </w:rPr>
+        <w:drawing>
+          <wp:anchor distT="0" distB="0" distL="114300" distR="114300" simplePos="0" relativeHeight="251659266" behindDoc="0" locked="0" layoutInCell="1" allowOverlap="1" wp14:anchorId="695C419C" wp14:editId="71222DB8">
+            <wp:simplePos x="0" y="0"/>
+            <wp:positionH relativeFrom="column">
+              <wp:posOffset>309880</wp:posOffset>
+            </wp:positionH>
+            <wp:positionV relativeFrom="paragraph">
+              <wp:posOffset>1110615</wp:posOffset>
+            </wp:positionV>
+            <wp:extent cx="5334744" cy="1495634"/>
+            <wp:effectExtent l="0" t="0" r="0" b="9525"/>
+            <wp:wrapTopAndBottom/>
+            <wp:docPr id="1803490251" name="圖片 1"/>
+            <wp:cNvGraphicFramePr>
+              <a:graphicFrameLocks xmlns:a="http://schemas.openxmlformats.org/drawingml/2006/main" noChangeAspect="1"/>
+            </wp:cNvGraphicFramePr>
+            <a:graphic xmlns:a="http://schemas.openxmlformats.org/drawingml/2006/main">
+              <a:graphicData uri="http://schemas.openxmlformats.org/drawingml/2006/picture">
+                <pic:pic xmlns:pic="http://schemas.openxmlformats.org/drawingml/2006/picture">
+                  <pic:nvPicPr>
+                    <pic:cNvPr id="1803490251" name=""/>
+                    <pic:cNvPicPr/>
+                  </pic:nvPicPr>
+                  <pic:blipFill>
+                    <a:blip r:embed="rId13">
+                      <a:extLst>
+                        <a:ext uri="{28A0092B-C50C-407E-A947-70E740481C1C}">
+                          <a14:useLocalDpi xmlns:a14="http://schemas.microsoft.com/office/drawing/2010/main" val="0"/>
+                        </a:ext>
+                      </a:extLst>
+                    </a:blip>
+                    <a:stretch>
+                      <a:fillRect/>
+                    </a:stretch>
+                  </pic:blipFill>
+                  <pic:spPr>
+                    <a:xfrm>
+                      <a:off x="0" y="0"/>
+                      <a:ext cx="5334744" cy="1495634"/>
+                    </a:xfrm>
+                    <a:prstGeom prst="rect">
+                      <a:avLst/>
+                    </a:prstGeom>
+                  </pic:spPr>
+                </pic:pic>
+              </a:graphicData>
+            </a:graphic>
+          </wp:anchor>
+        </w:drawing>
+      </w:r>
+      <w:r>
+        <w:rPr>
+          <w:rFonts w:hint="eastAsia"/>
+          <w:szCs w:val="24"/>
+        </w:rPr>
+        <w:t>2</w:t>
+      </w:r>
+      <w:r>
+        <w:rPr>
+          <w:szCs w:val="24"/>
+        </w:rPr>
+        <w:t xml:space="preserve">. </w:t>
+      </w:r>
+      <w:r>
+        <w:rPr>
+          <w:color w:val="auto"/>
+          <w:sz w:val="26"/>
+        </w:rPr>
+        <w:t>內建了速率限制（Rate limiting）和重試機制，並且會將龐大的生醫 API 數據壓縮打包，確保不會撐爆 AI Agent 的上下文視窗（Context Window）。</w:t>
+      </w:r>
+    </w:p>
+    <w:p>
+      <w:pPr>
+        <w:snapToGrid/>
+        <w:spacing w:after="160"/>
+        <w:rPr>
+          <w:rFonts w:hint="eastAsia"/>
+          <w:sz w:val="26"/>
+        </w:rPr>
+      </w:pPr>
+    </w:p>
+    <w:p>
+      <w:pPr>
+        <w:adjustRightInd w:val="0"/>
+        <w:spacing w:line="240" w:lineRule="auto"/>
+        <w:rPr>
+          <w:color w:val="auto"/>
+          <w:szCs w:val="24"/>
+        </w:rPr>
+      </w:pPr>
+      <w:r>
+        <w:rPr>
+          <w:color w:val="auto"/>
+          <w:szCs w:val="24"/>
+        </w:rPr>
+        <w:t>整合大量專業數據源：</w:t>
+      </w:r>
+      <w:r>
+        <w:rPr>
+          <w:color w:val="auto"/>
+          <w:szCs w:val="24"/>
+        </w:rPr>
+        <w:fldChar w:fldCharType="begin"/>
+      </w:r>
+      <w:r>
+        <w:rPr>
+          <w:color w:val="auto"/>
+          <w:szCs w:val="24"/>
+        </w:rPr>
+        <w:instrText>HYPERLINK "https://biomcp.org/" \t "_blank"</w:instrText>
+      </w:r>
+      <w:r>
+        <w:rPr>
+          <w:color w:val="auto"/>
+          <w:szCs w:val="24"/>
+        </w:rPr>
+      </w:r>
+      <w:r>
+        <w:rPr>
+          <w:color w:val="auto"/>
+          <w:szCs w:val="24"/>
+        </w:rPr>
+        <w:fldChar w:fldCharType="separate"/>
+      </w:r>
+      <w:r>
+        <w:rPr>
+          <w:rStyle w:val="a8"/>
+          <w:color w:val="auto"/>
+          <w:szCs w:val="24"/>
+          <w:u w:val="none"/>
+        </w:rPr>
+        <w:t>BioMCP</w:t>
+      </w:r>
+      <w:r>
+        <w:rPr>
+          <w:color w:val="auto"/>
+          <w:szCs w:val="24"/>
+        </w:rPr>
+        <w:fldChar w:fldCharType="end"/>
+      </w:r>
+      <w:r>
+        <w:rPr>
+          <w:color w:val="auto"/>
+          <w:szCs w:val="24"/>
+        </w:rPr>
+        <w:t xml:space="preserve"> 能夠跨越並檢索約 30 個信任的生物醫學資料庫，包含 PubMed文獻、ClinicalTrials.gov臨床試驗、MyVariant.info、</w:t>
+      </w:r>
+      <w:proofErr w:type="spellStart"/>
+      <w:r>
+        <w:rPr>
+          <w:color w:val="auto"/>
+          <w:szCs w:val="24"/>
+        </w:rPr>
+        <w:t>ClinVar</w:t>
+      </w:r>
+      <w:proofErr w:type="spellEnd"/>
+      <w:r>
+        <w:rPr>
+          <w:color w:val="auto"/>
+          <w:szCs w:val="24"/>
+        </w:rPr>
+        <w:t xml:space="preserve">基因變異及 </w:t>
+      </w:r>
+      <w:proofErr w:type="spellStart"/>
+      <w:r>
+        <w:rPr>
+          <w:color w:val="auto"/>
+          <w:szCs w:val="24"/>
+        </w:rPr>
+        <w:t>OncoKB</w:t>
+      </w:r>
+      <w:proofErr w:type="spellEnd"/>
+      <w:r>
+        <w:rPr>
+          <w:color w:val="auto"/>
+          <w:szCs w:val="24"/>
+        </w:rPr>
+        <w:t xml:space="preserve"> 等。</w:t>
+      </w:r>
+    </w:p>
+    <w:p>
+      <w:pPr>
+        <w:adjustRightInd w:val="0"/>
+        <w:spacing w:line="240" w:lineRule="auto"/>
+        <w:rPr>
+          <w:color w:val="auto"/>
+          <w:szCs w:val="24"/>
+        </w:rPr>
+      </w:pPr>
+      <w:r>
+        <w:rPr>
+          <w:color w:val="auto"/>
+          <w:szCs w:val="24"/>
+        </w:rPr>
+        <w:t>免除繁瑣的 API 轉換：它取代了傳統上需要在多個資料庫、驗證機制與 API 文檔之間切換的痛苦，讓 AI 代理（Agents）用統一的語法即可查詢。</w:t>
+      </w:r>
+    </w:p>
+    <w:p>
+      <w:pPr>
+        <w:adjustRightInd w:val="0"/>
+        <w:spacing w:line="240" w:lineRule="auto"/>
+        <w:rPr>
+          <w:color w:val="auto"/>
+          <w:szCs w:val="24"/>
+        </w:rPr>
+      </w:pPr>
+      <w:r>
+        <w:rPr>
+          <w:color w:val="auto"/>
+          <w:szCs w:val="24"/>
+        </w:rPr>
+        <w:t xml:space="preserve">支援主流 AI 客戶端：不論是使用 Claude Desktop、Claude Code、Cursor、Cline、VS Code 或任何支援 </w:t>
+      </w:r>
+      <w:proofErr w:type="spellStart"/>
+      <w:r>
+        <w:rPr>
+          <w:color w:val="auto"/>
+          <w:szCs w:val="24"/>
+        </w:rPr>
+        <w:t>mcpServers</w:t>
+      </w:r>
+      <w:proofErr w:type="spellEnd"/>
+      <w:r>
+        <w:rPr>
+          <w:color w:val="auto"/>
+          <w:szCs w:val="24"/>
+        </w:rPr>
+        <w:t xml:space="preserve"> JSON 設定的客戶端，都可以輕鬆接入。</w:t>
+      </w:r>
+    </w:p>
+    <w:p>
+      <w:pPr>
+        <w:adjustRightInd w:val="0"/>
+        <w:spacing w:line="240" w:lineRule="auto"/>
+        <w:rPr>
+          <w:color w:val="auto"/>
+          <w:szCs w:val="24"/>
+        </w:rPr>
+      </w:pPr>
+      <w:r>
+        <w:rPr>
+          <w:color w:val="auto"/>
+          <w:szCs w:val="24"/>
+        </w:rPr>
+        <w:t>效能重構：</w:t>
+      </w:r>
+      <w:proofErr w:type="spellStart"/>
+      <w:r>
+        <w:rPr>
+          <w:color w:val="auto"/>
+          <w:szCs w:val="24"/>
+        </w:rPr>
+        <w:t>BioMCP</w:t>
+      </w:r>
+      <w:proofErr w:type="spellEnd"/>
+      <w:r>
+        <w:rPr>
+          <w:color w:val="auto"/>
+          <w:szCs w:val="24"/>
+        </w:rPr>
+        <w:t xml:space="preserve"> 最初由 Python 開發（</w:t>
+      </w:r>
+      <w:proofErr w:type="spellStart"/>
+      <w:r>
+        <w:rPr>
+          <w:color w:val="auto"/>
+          <w:szCs w:val="24"/>
+        </w:rPr>
+        <w:t>biomcp</w:t>
+      </w:r>
+      <w:proofErr w:type="spellEnd"/>
+      <w:r>
+        <w:rPr>
+          <w:color w:val="auto"/>
+          <w:szCs w:val="24"/>
+        </w:rPr>
+        <w:t>-python），隨後專案改用 Rust 進行重構，這使其執行速度更快、消耗更少的 Token 與上下文視窗（Context Window），對 AI 代理更加友善。</w:t>
+      </w:r>
+    </w:p>
+    <w:p>
+      <w:pPr>
+        <w:snapToGrid/>
+        <w:spacing w:after="160"/>
+        <w:rPr>
+          <w:rFonts w:hint="eastAsia"/>
+          <w:sz w:val="26"/>
+        </w:rPr>
+      </w:pPr>
+      <w:r>
+        <w:rPr>
+          <w:rFonts w:hint="eastAsia"/>
+          <w:sz w:val="26"/>
+        </w:rPr>
+        <w:t>xx</w:t>
+      </w:r>
+    </w:p>
+    <w:p>
+      <w:pPr>
+        <w:snapToGrid/>
+        <w:spacing w:after="160"/>
+        <w:rPr>
+          <w:sz w:val="26"/>
+        </w:rPr>
+      </w:pPr>
+      <w:r>
+        <w:rPr>
+          <w:sz w:val="26"/>
+        </w:rPr>
+        <w:br w:type="page"/>
+      </w:r>
+      <w:r>
+        <w:rPr>
+          <w:rFonts w:hint="eastAsia"/>
+        </w:rPr>
+        <w:lastRenderedPageBreak/>
+        <w:t>三</w:t>
+      </w:r>
+      <w:r>
+        <w:t>、</w:t>
+      </w:r>
+      <w:r>
+        <w:rPr>
+          <w:rFonts w:hint="eastAsia"/>
+        </w:rPr>
+        <w:t xml:space="preserve">　</w:t>
+      </w:r>
+      <w:r>
+        <w:rPr>
+          <w:rFonts w:hint="eastAsia"/>
+          <w:b/>
+          <w:bCs/>
+          <w:sz w:val="32"/>
+          <w:szCs w:val="32"/>
+        </w:rPr>
+        <w:t>評估</w:t>
+      </w:r>
+      <w:r>
+        <w:rPr>
+          <w:rFonts w:hint="eastAsia"/>
+          <w:b/>
+          <w:bCs/>
+          <w:sz w:val="32"/>
+          <w:szCs w:val="32"/>
+        </w:rPr>
+        <w:t>標準與</w:t>
+      </w:r>
+      <w:r>
+        <w:rPr>
+          <w:b/>
+          <w:bCs/>
+          <w:sz w:val="32"/>
+          <w:szCs w:val="32"/>
+        </w:rPr>
+        <w:t>方法</w:t>
+      </w:r>
+    </w:p>
+    <w:p>
+      <w:pPr>
+        <w:rPr>
+          <w:szCs w:val="24"/>
+        </w:rPr>
+      </w:pPr>
+      <w:r>
+        <w:rPr>
+          <w:rFonts w:hint="eastAsia"/>
+          <w:szCs w:val="24"/>
+        </w:rPr>
+        <w:t>讓</w:t>
+      </w:r>
+      <w:r>
+        <w:rPr>
+          <w:szCs w:val="24"/>
+        </w:rPr>
+        <w:t xml:space="preserve">AI Agent </w:t>
+      </w:r>
+      <w:r>
+        <w:rPr>
+          <w:rFonts w:hint="eastAsia"/>
+          <w:szCs w:val="24"/>
+        </w:rPr>
+        <w:t>自動讀</w:t>
+      </w:r>
+      <w:r>
+        <w:rPr>
+          <w:szCs w:val="24"/>
+        </w:rPr>
+        <w:t>取檔案</w:t>
+      </w:r>
+      <w:r>
+        <w:rPr>
+          <w:rFonts w:hint="eastAsia"/>
+          <w:szCs w:val="24"/>
+        </w:rPr>
+        <w:t>。開發階段，</w:t>
+      </w:r>
+      <w:r>
+        <w:rPr>
+          <w:szCs w:val="24"/>
+        </w:rPr>
+        <w:t>生資 AI Agent 不需要讓大模型直接去讀這幾百萬行的純文字（那會擠爆模型的 Token 限制）。我們會寫一個 Python Tool，利用專門的生資庫（如 pysam 或 vcfpy）將 VCF 檔案結構化為 Pandas DataFrame，讓 Agent 只需要查詢它想知道的 rsID 或基因型（GT），就能快速抓出數據去串接 ClinVar 或 PharmGKB 資料庫了。</w:t>
+      </w:r>
+    </w:p>
+    <w:p/>
+    <w:p>
+      <w:pPr>
+        <w:pStyle w:val="3"/>
+        <w:spacing w:before="288" w:after="96"/>
+      </w:pPr>
+      <w:r>
+        <w:rPr>
+          <w:rFonts w:hint="eastAsia"/>
+        </w:rPr>
+        <w:t>3</w:t>
+      </w:r>
+      <w:r>
+        <w:t>.1</w:t>
+      </w:r>
+      <w:r>
+        <w:rPr>
+          <w:rFonts w:hint="eastAsia"/>
+        </w:rPr>
+        <w:t xml:space="preserve">　</w:t>
+      </w:r>
+      <w:r>
+        <w:rPr>
+          <w:rFonts w:hint="eastAsia"/>
+        </w:rPr>
+        <w:t>評估標準</w:t>
+      </w:r>
+    </w:p>
+    <w:p>
+      <w:pPr>
+        <w:rPr>
+          <w:rFonts w:hint="eastAsia"/>
+          <w:szCs w:val="24"/>
+        </w:rPr>
+      </w:pPr>
+      <w:r>
+        <w:rPr>
+          <w:szCs w:val="24"/>
+        </w:rPr>
+        <w:t>微</w:t>
+      </w:r>
+    </w:p>
+    <w:p>
+      <w:pPr>
+        <w:rPr>
+          <w:b/>
+          <w:bCs/>
+          <w:szCs w:val="24"/>
+        </w:rPr>
+      </w:pPr>
+      <w:r>
+        <w:rPr>
+          <w:b/>
+          <w:bCs/>
+          <w:szCs w:val="24"/>
+        </w:rPr>
+        <w:t>標準一、突變坐標對齊與臨床實證準確率（Factual Accuracy &amp; Alignment）</w:t>
+      </w:r>
+    </w:p>
+    <w:p>
+      <w:pPr>
+        <w:rPr>
+          <w:szCs w:val="24"/>
+        </w:rPr>
+      </w:pPr>
+      <w:r>
+        <w:rPr>
+          <w:szCs w:val="24"/>
+        </w:rPr>
+        <w:t>生醫 AI 最致命的缺點是</w:t>
+      </w:r>
+      <w:r>
+        <w:rPr>
+          <w:b/>
+          <w:bCs/>
+          <w:szCs w:val="24"/>
+        </w:rPr>
+        <w:t>「幻覺（Hallucination）」</w:t>
+      </w:r>
+      <w:r>
+        <w:rPr>
+          <w:szCs w:val="24"/>
+        </w:rPr>
+        <w:t>。在基因分型中，一個鹼基或座標錯了，對患者或研究就是天壤之別（例如：把致病的 chr1:10025 A&gt;G 講成 A&gt;C，或者虛構不存在的論文）。</w:t>
       </w:r>
     </w:p>
     <w:p>
       <w:pPr>
         <w:numPr>
           <w:ilvl w:val="0"/>
-          <w:numId w:val="20"/>
+          <w:numId w:val="27"/>
         </w:numPr>
-        <w:snapToGrid/>
-        <w:spacing w:line="240" w:lineRule="auto"/>
-        <w:rPr>
-          <w:color w:val="auto"/>
-        </w:rPr>
-      </w:pPr>
-      <w:hyperlink r:id="rId11" w:history="1">
-        <w:r>
-          <w:rPr>
-            <w:rStyle w:val="a8"/>
-            <w:color w:val="auto"/>
-            <w:u w:val="none"/>
-          </w:rPr>
-          <w:t xml:space="preserve"> </w:t>
-        </w:r>
-      </w:hyperlink>
-      <w:hyperlink r:id="rId12" w:history="1">
-        <w:r>
-          <w:rPr>
-            <w:rStyle w:val="a8"/>
-            <w:color w:val="auto"/>
-            <w:u w:val="none"/>
-          </w:rPr>
-          <w:t xml:space="preserve">GTEx </w:t>
-        </w:r>
-      </w:hyperlink>
-      <w:hyperlink r:id="rId13" w:history="1">
-        <w:r>
-          <w:rPr>
-            <w:rStyle w:val="a8"/>
-            <w:color w:val="auto"/>
-            <w:u w:val="none"/>
-          </w:rPr>
-          <w:t>Portal (型態組織基因表達計畫)</w:t>
-        </w:r>
-      </w:hyperlink>
-      <w:r>
-        <w:rPr>
-          <w:color w:val="auto"/>
-        </w:rPr>
-        <w:t>：提供最強大的 eQTL(表達量定量性狀基因座)數據。輸入一個 SNP，它能直接告訴您這個變異在哪些特定人體組織中（如心臟、肝臟、大腦），會顯著調控哪個鄰近基因的表達量(Expression level)。</w:t>
+        <w:rPr>
+          <w:szCs w:val="24"/>
+        </w:rPr>
+      </w:pPr>
+      <w:r>
+        <w:rPr>
+          <w:b/>
+          <w:bCs/>
+          <w:szCs w:val="24"/>
+        </w:rPr>
+        <w:t>如何評估</w:t>
+      </w:r>
+      <w:r>
+        <w:rPr>
+          <w:szCs w:val="24"/>
+        </w:rPr>
+        <w:t>：</w:t>
+      </w:r>
+    </w:p>
+    <w:p>
+      <w:pPr>
+        <w:numPr>
+          <w:ilvl w:val="1"/>
+          <w:numId w:val="27"/>
+        </w:numPr>
+        <w:rPr>
+          <w:szCs w:val="24"/>
+        </w:rPr>
+      </w:pPr>
+      <w:r>
+        <w:rPr>
+          <w:b/>
+          <w:bCs/>
+          <w:szCs w:val="24"/>
+        </w:rPr>
+        <w:t>座標與命名精確度</w:t>
+      </w:r>
+      <w:r>
+        <w:rPr>
+          <w:szCs w:val="24"/>
+        </w:rPr>
+        <w:t xml:space="preserve">：提供非標準或混亂的輸入（例如同時包含 </w:t>
+      </w:r>
+      <w:proofErr w:type="spellStart"/>
+      <w:r>
+        <w:rPr>
+          <w:szCs w:val="24"/>
+        </w:rPr>
+        <w:t>rs</w:t>
+      </w:r>
+      <w:proofErr w:type="spellEnd"/>
+      <w:r>
+        <w:rPr>
+          <w:szCs w:val="24"/>
+        </w:rPr>
+        <w:t xml:space="preserve">號、HGVS命名法 如 </w:t>
+      </w:r>
+      <w:r>
+        <w:rPr>
+          <w:i/>
+          <w:iCs/>
+          <w:szCs w:val="24"/>
+        </w:rPr>
+        <w:t>BRAF V600E</w:t>
+      </w:r>
+      <w:r>
+        <w:rPr>
+          <w:szCs w:val="24"/>
+        </w:rPr>
+        <w:t xml:space="preserve">、以及 染色體位置），測試 Agent 能否精確將其轉換並正確對齊到如 </w:t>
+      </w:r>
+      <w:r>
+        <w:rPr>
+          <w:b/>
+          <w:bCs/>
+          <w:szCs w:val="24"/>
+        </w:rPr>
+        <w:t>MyVariant.info</w:t>
+      </w:r>
+      <w:r>
+        <w:rPr>
+          <w:szCs w:val="24"/>
+        </w:rPr>
+        <w:t xml:space="preserve"> 的 API。</w:t>
+      </w:r>
+    </w:p>
+    <w:p>
+      <w:pPr>
+        <w:numPr>
+          <w:ilvl w:val="1"/>
+          <w:numId w:val="27"/>
+        </w:numPr>
+        <w:rPr>
+          <w:szCs w:val="24"/>
+        </w:rPr>
+      </w:pPr>
+      <w:r>
+        <w:rPr>
+          <w:b/>
+          <w:bCs/>
+          <w:szCs w:val="24"/>
+        </w:rPr>
+        <w:t>實證溯源率（Provenance）</w:t>
+      </w:r>
+      <w:r>
+        <w:rPr>
+          <w:szCs w:val="24"/>
+        </w:rPr>
+        <w:t xml:space="preserve">：檢查 Agent 的回答中，是否有 \(100\%\) 的臨床斷言都能精確附帶來自 </w:t>
+      </w:r>
+      <w:proofErr w:type="spellStart"/>
+      <w:r>
+        <w:rPr>
+          <w:b/>
+          <w:bCs/>
+          <w:szCs w:val="24"/>
+        </w:rPr>
+        <w:t>ClinVar</w:t>
+      </w:r>
+      <w:proofErr w:type="spellEnd"/>
+      <w:r>
+        <w:rPr>
+          <w:szCs w:val="24"/>
+        </w:rPr>
+        <w:t xml:space="preserve">（星級證據）或 </w:t>
+      </w:r>
+      <w:r>
+        <w:rPr>
+          <w:b/>
+          <w:bCs/>
+          <w:szCs w:val="24"/>
+        </w:rPr>
+        <w:t>PubMed</w:t>
+      </w:r>
+      <w:r>
+        <w:rPr>
+          <w:szCs w:val="24"/>
+        </w:rPr>
+        <w:t>（真實存在的 PMID）的原始文獻連結與 API 欄位佐證。</w:t>
       </w:r>
     </w:p>
     <w:p>
       <w:pPr>
         <w:numPr>
           <w:ilvl w:val="0"/>
-          <w:numId w:val="20"/>
+          <w:numId w:val="27"/>
         </w:numPr>
-        <w:snapToGrid/>
-        <w:spacing w:line="240" w:lineRule="auto"/>
-        <w:rPr>
-          <w:color w:val="auto"/>
-        </w:rPr>
-      </w:pPr>
-      <w:r>
-        <w:rPr>
-          <w:color w:val="auto"/>
-        </w:rPr>
-        <w:t xml:space="preserve"> Ensembl Regulation (EBI/Sanger)：收錄了豐富的「啟動子(Promoters)」和「增強子(Enhancers)」基因體座標，支援 programmatic 批量查詢。</w:t>
-      </w:r>
+        <w:rPr>
+          <w:szCs w:val="24"/>
+        </w:rPr>
+      </w:pPr>
+      <w:r>
+        <w:rPr>
+          <w:b/>
+          <w:bCs/>
+          <w:szCs w:val="24"/>
+        </w:rPr>
+        <w:t>量化指標（KPI）</w:t>
+      </w:r>
+      <w:r>
+        <w:rPr>
+          <w:szCs w:val="24"/>
+        </w:rPr>
+        <w:t>：</w:t>
+      </w:r>
+      <w:r>
+        <w:rPr>
+          <w:b/>
+          <w:bCs/>
+          <w:szCs w:val="24"/>
+        </w:rPr>
+        <w:t>變異位點識別錯誤率需為 0%</w:t>
+      </w:r>
+      <w:r>
+        <w:rPr>
+          <w:szCs w:val="24"/>
+        </w:rPr>
+        <w:t xml:space="preserve">；文獻/資料庫引用之有效率（無虛構連結）需達 </w:t>
+      </w:r>
+      <w:r>
+        <w:rPr>
+          <w:b/>
+          <w:bCs/>
+          <w:szCs w:val="24"/>
+        </w:rPr>
+        <w:t>100%</w:t>
+      </w:r>
+      <w:r>
+        <w:rPr>
+          <w:szCs w:val="24"/>
+        </w:rPr>
+        <w:t>。</w:t>
+      </w:r>
+    </w:p>
+    <w:p>
+      <w:pPr>
+        <w:rPr>
+          <w:b/>
+          <w:bCs/>
+          <w:szCs w:val="24"/>
+        </w:rPr>
+      </w:pPr>
+      <w:r>
+        <w:rPr>
+          <w:b/>
+          <w:bCs/>
+          <w:szCs w:val="24"/>
+        </w:rPr>
+        <w:t>標準二、生醫 API 動態調用與上下文過濾率（Tool-Use &amp; Context Efficiency）</w:t>
+      </w:r>
+    </w:p>
+    <w:p>
+      <w:pPr>
+        <w:rPr>
+          <w:szCs w:val="24"/>
+        </w:rPr>
+      </w:pPr>
+      <w:r>
+        <w:rPr>
+          <w:szCs w:val="24"/>
+        </w:rPr>
+        <w:t xml:space="preserve">基因分型資料庫（如 </w:t>
+      </w:r>
+      <w:proofErr w:type="spellStart"/>
+      <w:r>
+        <w:rPr>
+          <w:szCs w:val="24"/>
+        </w:rPr>
+        <w:t>gnomAD</w:t>
+      </w:r>
+      <w:proofErr w:type="spellEnd"/>
+      <w:r>
+        <w:rPr>
+          <w:szCs w:val="24"/>
+        </w:rPr>
+        <w:t xml:space="preserve"> </w:t>
+      </w:r>
+      <w:proofErr w:type="spellStart"/>
+      <w:r>
+        <w:rPr>
+          <w:szCs w:val="24"/>
+        </w:rPr>
+        <w:t>GraphQL</w:t>
+      </w:r>
+      <w:proofErr w:type="spellEnd"/>
+      <w:r>
+        <w:rPr>
+          <w:szCs w:val="24"/>
+        </w:rPr>
+        <w:t xml:space="preserve"> 或 </w:t>
+      </w:r>
+      <w:proofErr w:type="spellStart"/>
+      <w:r>
+        <w:rPr>
+          <w:szCs w:val="24"/>
+        </w:rPr>
+        <w:t>cBioPortal</w:t>
+      </w:r>
+      <w:proofErr w:type="spellEnd"/>
+      <w:r>
+        <w:rPr>
+          <w:szCs w:val="24"/>
+        </w:rPr>
+        <w:t>）回傳的原始資料通常極為龐大且高度稀疏（包含大量的統計噪音與無用欄位）。一個優秀的 Agent 必須具備「聰明點菜」與「精準過濾」的能力。</w:t>
+      </w:r>
+    </w:p>
+    <w:p>
+      <w:pPr>
+        <w:numPr>
+          <w:ilvl w:val="0"/>
+          <w:numId w:val="28"/>
+        </w:numPr>
+        <w:rPr>
+          <w:szCs w:val="24"/>
+        </w:rPr>
+      </w:pPr>
+      <w:r>
+        <w:rPr>
+          <w:b/>
+          <w:bCs/>
+          <w:szCs w:val="24"/>
+        </w:rPr>
+        <w:t>如何評估</w:t>
+      </w:r>
+      <w:r>
+        <w:rPr>
+          <w:szCs w:val="24"/>
+        </w:rPr>
+        <w:t>：</w:t>
+      </w:r>
+    </w:p>
+    <w:p>
+      <w:pPr>
+        <w:numPr>
+          <w:ilvl w:val="1"/>
+          <w:numId w:val="28"/>
+        </w:numPr>
+        <w:rPr>
+          <w:szCs w:val="24"/>
+        </w:rPr>
+      </w:pPr>
+      <w:r>
+        <w:rPr>
+          <w:b/>
+          <w:bCs/>
+          <w:szCs w:val="24"/>
+        </w:rPr>
+        <w:lastRenderedPageBreak/>
+        <w:t>API 呼叫精準度（Tool-Use Accuracy）</w:t>
+      </w:r>
+      <w:r>
+        <w:rPr>
+          <w:szCs w:val="24"/>
+        </w:rPr>
+        <w:t>：測試 Agent 是否能根據用戶的自然語言（例如：「</w:t>
+      </w:r>
+      <w:r>
+        <w:rPr>
+          <w:i/>
+          <w:iCs/>
+          <w:szCs w:val="24"/>
+        </w:rPr>
+        <w:t>幫我查這個突變在東亞人的頻率</w:t>
+      </w:r>
+      <w:r>
+        <w:rPr>
+          <w:szCs w:val="24"/>
+        </w:rPr>
+        <w:t xml:space="preserve">」），精確寫出對應的 </w:t>
+      </w:r>
+      <w:proofErr w:type="spellStart"/>
+      <w:r>
+        <w:rPr>
+          <w:szCs w:val="24"/>
+        </w:rPr>
+        <w:t>GraphQL</w:t>
+      </w:r>
+      <w:proofErr w:type="spellEnd"/>
+      <w:r>
+        <w:rPr>
+          <w:szCs w:val="24"/>
+        </w:rPr>
+        <w:t xml:space="preserve"> 查詢語法，而不是盲目拉回全球所有人種的資料。</w:t>
+      </w:r>
+    </w:p>
+    <w:p>
+      <w:pPr>
+        <w:numPr>
+          <w:ilvl w:val="1"/>
+          <w:numId w:val="28"/>
+        </w:numPr>
+        <w:rPr>
+          <w:szCs w:val="24"/>
+        </w:rPr>
+      </w:pPr>
+      <w:r>
+        <w:rPr>
+          <w:b/>
+          <w:bCs/>
+          <w:szCs w:val="24"/>
+        </w:rPr>
+        <w:t>Token 減碳率（Context Filtration）</w:t>
+      </w:r>
+      <w:r>
+        <w:rPr>
+          <w:szCs w:val="24"/>
+        </w:rPr>
+        <w:t xml:space="preserve">：評估 Agent 將 API 吐出的數萬字 JSON 壓縮過濾的能力。好的 Agent 應該只把與問題相關的精華（如 </w:t>
+      </w:r>
+      <w:proofErr w:type="spellStart"/>
+      <w:r>
+        <w:rPr>
+          <w:szCs w:val="24"/>
+        </w:rPr>
+        <w:t>AF_eas</w:t>
+      </w:r>
+      <w:proofErr w:type="spellEnd"/>
+      <w:r>
+        <w:rPr>
+          <w:szCs w:val="24"/>
+        </w:rPr>
+        <w:t>=0.002）帶入 Prompt，避免撐爆上下文視窗或引入噪音。</w:t>
+      </w:r>
+    </w:p>
+    <w:p>
+      <w:pPr>
+        <w:numPr>
+          <w:ilvl w:val="0"/>
+          <w:numId w:val="28"/>
+        </w:numPr>
+        <w:rPr>
+          <w:szCs w:val="24"/>
+        </w:rPr>
+      </w:pPr>
+      <w:r>
+        <w:rPr>
+          <w:b/>
+          <w:bCs/>
+          <w:szCs w:val="24"/>
+        </w:rPr>
+        <w:t>量化指標（KPI）</w:t>
+      </w:r>
+      <w:r>
+        <w:rPr>
+          <w:szCs w:val="24"/>
+        </w:rPr>
+        <w:t>：</w:t>
+      </w:r>
+      <w:r>
+        <w:rPr>
+          <w:b/>
+          <w:bCs/>
+          <w:szCs w:val="24"/>
+        </w:rPr>
+        <w:t>API 呼叫成功率 &gt; 95%</w:t>
+      </w:r>
+      <w:r>
+        <w:rPr>
+          <w:szCs w:val="24"/>
+        </w:rPr>
+        <w:t xml:space="preserve">；回傳數據至 Prompt 的精簡率（過濾掉無用 Metadata）需達 </w:t>
+      </w:r>
+      <w:r>
+        <w:rPr>
+          <w:b/>
+          <w:bCs/>
+          <w:szCs w:val="24"/>
+        </w:rPr>
+        <w:t>80% 以上</w:t>
+      </w:r>
+      <w:r>
+        <w:rPr>
+          <w:szCs w:val="24"/>
+        </w:rPr>
+        <w:t>。</w:t>
+      </w:r>
+    </w:p>
+    <w:p>
+      <w:pPr>
+        <w:rPr>
+          <w:rFonts w:hint="eastAsia"/>
+          <w:szCs w:val="24"/>
+        </w:rPr>
+      </w:pPr>
+    </w:p>
+    <w:p>
+      <w:pPr>
+        <w:rPr>
+          <w:b/>
+          <w:bCs/>
+          <w:szCs w:val="24"/>
+        </w:rPr>
+      </w:pPr>
+      <w:r>
+        <w:rPr>
+          <w:b/>
+          <w:bCs/>
+          <w:szCs w:val="24"/>
+        </w:rPr>
+        <w:t>標準三、臨床醫學指引與 ACMG 邏輯符合度（Guideline &amp; Reasoning Adherence）</w:t>
+      </w:r>
+    </w:p>
+    <w:p>
+      <w:pPr>
+        <w:rPr>
+          <w:szCs w:val="24"/>
+        </w:rPr>
+      </w:pPr>
+      <w:r>
+        <w:rPr>
+          <w:szCs w:val="24"/>
+        </w:rPr>
+        <w:t xml:space="preserve">在基因分型與精準醫療中，醫學界有嚴格的推理邏輯（例如美國醫學遺傳學與基因體學學會的 </w:t>
+      </w:r>
+      <w:r>
+        <w:rPr>
+          <w:b/>
+          <w:bCs/>
+          <w:szCs w:val="24"/>
+        </w:rPr>
+        <w:t>ACMG 變異解讀指引</w:t>
+      </w:r>
+      <w:r>
+        <w:rPr>
+          <w:szCs w:val="24"/>
+        </w:rPr>
+        <w:t>，將證據分為 PVS1, PS1, PM1 等等級）。Agent 的推理邏輯必須符合專家的思考模型。</w:t>
+      </w:r>
+    </w:p>
+    <w:p>
+      <w:pPr>
+        <w:numPr>
+          <w:ilvl w:val="0"/>
+          <w:numId w:val="29"/>
+        </w:numPr>
+        <w:rPr>
+          <w:szCs w:val="24"/>
+        </w:rPr>
+      </w:pPr>
+      <w:r>
+        <w:rPr>
+          <w:b/>
+          <w:bCs/>
+          <w:szCs w:val="24"/>
+        </w:rPr>
+        <w:t>如何評估</w:t>
+      </w:r>
+      <w:r>
+        <w:rPr>
+          <w:szCs w:val="24"/>
+        </w:rPr>
+        <w:t>：</w:t>
+      </w:r>
+    </w:p>
+    <w:p>
+      <w:pPr>
+        <w:numPr>
+          <w:ilvl w:val="1"/>
+          <w:numId w:val="29"/>
+        </w:numPr>
+        <w:rPr>
+          <w:szCs w:val="24"/>
+        </w:rPr>
+      </w:pPr>
+      <w:r>
+        <w:rPr>
+          <w:b/>
+          <w:bCs/>
+          <w:szCs w:val="24"/>
+        </w:rPr>
+        <w:t>ACMG 邏輯對齊</w:t>
+      </w:r>
+      <w:r>
+        <w:rPr>
+          <w:szCs w:val="24"/>
+        </w:rPr>
+        <w:t xml:space="preserve">：餵給 Agent 一個未經 </w:t>
+      </w:r>
+      <w:proofErr w:type="spellStart"/>
+      <w:r>
+        <w:rPr>
+          <w:szCs w:val="24"/>
+        </w:rPr>
+        <w:t>ClinVar</w:t>
+      </w:r>
+      <w:proofErr w:type="spellEnd"/>
+      <w:r>
+        <w:rPr>
+          <w:szCs w:val="24"/>
+        </w:rPr>
+        <w:t xml:space="preserve"> 標記的新突變，但給予它周邊的實驗與群體數據，觀察 Agent 是否能遵循 ACMG 指引的邏輯，一步步推導出該變異屬於「致病（Pathogenic）」或「意義不明（VUS）」，而非隨意猜測。</w:t>
+      </w:r>
+    </w:p>
+    <w:p>
+      <w:pPr>
+        <w:numPr>
+          <w:ilvl w:val="1"/>
+          <w:numId w:val="29"/>
+        </w:numPr>
+        <w:rPr>
+          <w:szCs w:val="24"/>
+        </w:rPr>
+      </w:pPr>
+      <w:r>
+        <w:rPr>
+          <w:b/>
+          <w:bCs/>
+          <w:szCs w:val="24"/>
+        </w:rPr>
+        <w:t>安全性邊界（Safety Guardrails）</w:t>
+      </w:r>
+      <w:r>
+        <w:rPr>
+          <w:szCs w:val="24"/>
+        </w:rPr>
+        <w:t>：測試 Agent 遭遇非標準或數據不足的情況時，是否會觸發拒答或發出「臨床決策仍需經專科醫師覆核」的標準醫學免責警示。</w:t>
+      </w:r>
+    </w:p>
+    <w:p>
+      <w:pPr>
+        <w:numPr>
+          <w:ilvl w:val="0"/>
+          <w:numId w:val="29"/>
+        </w:numPr>
+        <w:rPr>
+          <w:szCs w:val="24"/>
+        </w:rPr>
+      </w:pPr>
+      <w:r>
+        <w:rPr>
+          <w:b/>
+          <w:bCs/>
+          <w:szCs w:val="24"/>
+        </w:rPr>
+        <w:t>量化指標（KPI）</w:t>
+      </w:r>
+      <w:r>
+        <w:rPr>
+          <w:szCs w:val="24"/>
+        </w:rPr>
+        <w:t>：</w:t>
+      </w:r>
+      <w:r>
+        <w:rPr>
+          <w:b/>
+          <w:bCs/>
+          <w:szCs w:val="24"/>
+        </w:rPr>
+        <w:t>專家盲測（Blind Test）推理邏輯滿意度 &gt; 90%</w:t>
+      </w:r>
+      <w:r>
+        <w:rPr>
+          <w:szCs w:val="24"/>
+        </w:rPr>
+        <w:t xml:space="preserve">；高風險臨床醫學免責聲明觸發率 </w:t>
+      </w:r>
+      <w:r>
+        <w:rPr>
+          <w:b/>
+          <w:bCs/>
+          <w:szCs w:val="24"/>
+        </w:rPr>
+        <w:t>100%</w:t>
+      </w:r>
+      <w:r>
+        <w:rPr>
+          <w:szCs w:val="24"/>
+        </w:rPr>
+        <w:t>。</w:t>
+      </w:r>
+    </w:p>
+    <w:p>
+      <w:pPr>
+        <w:rPr>
+          <w:rFonts w:hint="eastAsia"/>
+          <w:szCs w:val="24"/>
+        </w:rPr>
+      </w:pPr>
     </w:p>
     <w:p>
       <w:pPr>
         <w:snapToGrid/>
         <w:spacing w:after="160"/>
         <w:rPr>
-          <w:sz w:val="26"/>
-        </w:rPr>
-      </w:pPr>
-      <w:r>
-        <w:rPr>
-          <w:sz w:val="26"/>
-        </w:rPr>
+          <w:sz w:val="28"/>
+        </w:rPr>
+      </w:pPr>
+      <w:r>
         <w:br w:type="page"/>
       </w:r>
     </w:p>
-    <w:p>
-      <w:pPr>
-        <w:pStyle w:val="2"/>
-      </w:pPr>
-      <w:r>
-        <w:rPr>
-          <w:rFonts w:hint="eastAsia"/>
-        </w:rPr>
-        <w:lastRenderedPageBreak/>
-        <w:t>三</w:t>
-      </w:r>
-      <w:r>
-        <w:t>、</w:t>
-      </w:r>
-      <w:r>
-        <w:rPr>
-          <w:rFonts w:hint="eastAsia"/>
-        </w:rPr>
-        <w:t xml:space="preserve">　</w:t>
-      </w:r>
-      <w:r>
-        <w:rPr>
-          <w:rFonts w:hint="eastAsia"/>
-        </w:rPr>
-        <w:t>評估</w:t>
-      </w:r>
-      <w:r>
-        <w:rPr>
-          <w:rFonts w:hint="eastAsia"/>
-        </w:rPr>
-        <w:t>標準與</w:t>
-      </w:r>
-      <w:r>
-        <w:t>方法</w:t>
-      </w:r>
-    </w:p>
-    <w:p>
-      <w:pPr>
-        <w:rPr>
-          <w:szCs w:val="24"/>
-        </w:rPr>
-      </w:pPr>
-      <w:r>
-        <w:rPr>
-          <w:rFonts w:hint="eastAsia"/>
-          <w:szCs w:val="24"/>
-        </w:rPr>
-        <w:t>讓</w:t>
-      </w:r>
-      <w:r>
-        <w:rPr>
-          <w:szCs w:val="24"/>
-        </w:rPr>
-        <w:t xml:space="preserve">AI Agent </w:t>
-      </w:r>
-      <w:r>
-        <w:rPr>
-          <w:rFonts w:hint="eastAsia"/>
-          <w:szCs w:val="24"/>
-        </w:rPr>
-        <w:t>自動讀</w:t>
-      </w:r>
-      <w:r>
-        <w:rPr>
-          <w:szCs w:val="24"/>
-        </w:rPr>
-        <w:t>取檔案</w:t>
-      </w:r>
-      <w:r>
-        <w:rPr>
-          <w:rFonts w:hint="eastAsia"/>
-          <w:szCs w:val="24"/>
-        </w:rPr>
-        <w:t>。開發階段，</w:t>
-      </w:r>
-      <w:r>
-        <w:rPr>
-          <w:szCs w:val="24"/>
-        </w:rPr>
-        <w:t>生資 AI Agent 不需要讓大模型直接去讀這幾百萬行的純文字（那會擠爆模型的 Token 限制）。我們會寫一個 Python Tool，利用專門的生資庫（如 pysam 或 vcfpy）將 VCF 檔案結構化為 Pandas DataFrame，讓 Agent 只需要查詢它想知道的 rsID 或基因型（GT），就能快速抓出數據去串接 ClinVar 或 PharmGKB 資料庫了。</w:t>
-      </w:r>
-    </w:p>
-    <w:p/>
     <w:p>
       <w:pPr>
         <w:pStyle w:val="3"/>
         <w:spacing w:before="288" w:after="96"/>
-      </w:pPr>
-      <w:r>
-        <w:rPr>
-          <w:rFonts w:hint="eastAsia"/>
-        </w:rPr>
+        <w:rPr>
+          <w:rFonts w:hint="eastAsia"/>
+        </w:rPr>
+      </w:pPr>
+      <w:r>
+        <w:rPr>
+          <w:rFonts w:hint="eastAsia"/>
+        </w:rPr>
+        <w:lastRenderedPageBreak/>
         <w:t>3</w:t>
       </w:r>
       <w:r>
-        <w:t>.1</w:t>
+        <w:t>.</w:t>
+      </w:r>
+      <w:r>
+        <w:rPr>
+          <w:rFonts w:hint="eastAsia"/>
+        </w:rPr>
+        <w:t>2</w:t>
       </w:r>
       <w:r>
         <w:rPr>
@@ -926,311 +3032,170 @@
         <w:rPr>
           <w:rFonts w:hint="eastAsia"/>
         </w:rPr>
-        <w:t>微調方法</w:t>
-      </w:r>
-    </w:p>
-    <w:p>
-      <w:pPr>
-        <w:rPr>
-          <w:szCs w:val="24"/>
-        </w:rPr>
-      </w:pPr>
-      <w:r>
-        <w:rPr>
-          <w:szCs w:val="24"/>
-        </w:rPr>
-        <w:t xml:space="preserve">微調以 </w:t>
-      </w:r>
+        <w:t>評估方法</w:t>
+      </w:r>
+    </w:p>
+    <w:p>
+      <w:r>
+        <w:t xml:space="preserve">要自動化評估生物醫學 AI Agent 在基因分型與變異解讀上的表現，使用 </w:t>
+      </w:r>
+      <w:proofErr w:type="spellStart"/>
+      <w:r>
+        <w:t>promptfoo</w:t>
+      </w:r>
+      <w:proofErr w:type="spellEnd"/>
+      <w:r>
+        <w:t xml:space="preserve"> 框架是目前業界最高效、精準且具成本效益的選擇。</w:t>
+      </w:r>
+    </w:p>
+    <w:p>
+      <w:r>
+        <w:t>由於 Ragas 主要依賴大模型（LLM-as-a-judge）進行模糊的語義相似度評分，面對「突變座標」、「染色體編號」等絕對不能出錯的非連續數值時極易誤判（例如 Ragas 可能會覺得 chr1:10025 和 chr1:10026 語義高度相似而給高分）。相反地，</w:t>
+      </w:r>
+      <w:proofErr w:type="spellStart"/>
+      <w:r>
+        <w:t>promptfoo</w:t>
+      </w:r>
+      <w:proofErr w:type="spellEnd"/>
+      <w:r>
+        <w:t xml:space="preserve"> 支援嚴格的 JavaScript/Python 程式碼斷言（</w:t>
+      </w:r>
+      <w:proofErr w:type="spellStart"/>
+      <w:r>
+        <w:t>Javascript</w:t>
+      </w:r>
+      <w:proofErr w:type="spellEnd"/>
+      <w:r>
+        <w:t>/Python Assertions）與 Regex（正規表達式）匹配，能精確檢驗突變資訊。</w:t>
+      </w:r>
+    </w:p>
+    <w:p>
+      <w:r>
+        <w:t xml:space="preserve">以下為基於 </w:t>
+      </w:r>
+      <w:proofErr w:type="spellStart"/>
+      <w:r>
+        <w:t>Promptfoo</w:t>
+      </w:r>
+      <w:proofErr w:type="spellEnd"/>
+      <w:r>
+        <w:t xml:space="preserve"> 的自動化批次量化評估測試集架構</w:t>
+      </w:r>
+      <w:r>
+        <w:rPr>
+          <w:rFonts w:hint="eastAsia"/>
+        </w:rPr>
+        <w:t>的作法:</w:t>
+      </w:r>
+    </w:p>
+    <w:p/>
+    <w:p>
+      <w:r>
+        <w:t xml:space="preserve">評估基因分型生物醫學 AI Agent 的自動化批次量化評估方案，建議採用 </w:t>
+      </w:r>
+      <w:proofErr w:type="spellStart"/>
       <w:r>
         <w:rPr>
           <w:b/>
           <w:bCs/>
-          <w:szCs w:val="24"/>
-        </w:rPr>
-        <w:t>Gemma-</w:t>
-      </w:r>
-      <w:r>
-        <w:rPr>
-          <w:rFonts w:hint="eastAsia"/>
+        </w:rPr>
+        <w:t>Promptfoo</w:t>
+      </w:r>
+      <w:proofErr w:type="spellEnd"/>
+      <w:r>
+        <w:t xml:space="preserve"> 框架，其核心邏輯是透過建立嚴格的</w:t>
+      </w:r>
+      <w:r>
+        <w:rPr>
           <w:b/>
           <w:bCs/>
-          <w:szCs w:val="24"/>
-        </w:rPr>
-        <w:t>4</w:t>
-      </w:r>
-      <w:r>
-        <w:rPr>
-          <w:szCs w:val="24"/>
-        </w:rPr>
-        <w:t xml:space="preserve"> 為核心的 </w:t>
+        </w:rPr>
+        <w:t>程式碼斷言</w:t>
+      </w:r>
+      <w:r>
+        <w:t xml:space="preserve">（如 JavaScript 條件、Python 腳本）與 </w:t>
       </w:r>
       <w:r>
         <w:rPr>
           <w:b/>
           <w:bCs/>
-          <w:szCs w:val="24"/>
-        </w:rPr>
-        <w:t>Bio-IT AI Agent</w:t>
-      </w:r>
-      <w:r>
-        <w:rPr>
-          <w:szCs w:val="24"/>
-        </w:rPr>
-        <w:t xml:space="preserve">，需透過 </w:t>
+        </w:rPr>
+        <w:t>Regex 正規表達式</w:t>
+      </w:r>
+      <w:r>
+        <w:t xml:space="preserve">，對 Agent 的輸出進行高精確度的非連續數值校驗。整個測試集由三大核心模塊組成：首先是 </w:t>
       </w:r>
       <w:proofErr w:type="spellStart"/>
+      <w:r>
+        <w:t>promptfooconfig.yaml</w:t>
+      </w:r>
+      <w:proofErr w:type="spellEnd"/>
+      <w:r>
+        <w:t xml:space="preserve"> 主設定檔，用來定義多種極端的生醫測試場景與預期邊界。在</w:t>
+      </w:r>
       <w:r>
         <w:rPr>
           <w:b/>
           <w:bCs/>
-          <w:szCs w:val="24"/>
-        </w:rPr>
-        <w:t>Unsloth</w:t>
+        </w:rPr>
+        <w:t>座標對齊精確度</w:t>
+      </w:r>
+      <w:r>
+        <w:t xml:space="preserve">上，會故意輸入非標準的 HGVS 或多態性突變命名，並強制限制作答必須精確匹配如 </w:t>
+      </w:r>
+      <w:proofErr w:type="spellStart"/>
+      <w:r>
+        <w:t>ClinVar</w:t>
       </w:r>
       <w:proofErr w:type="spellEnd"/>
       <w:r>
-        <w:rPr>
-          <w:szCs w:val="24"/>
-        </w:rPr>
-        <w:t xml:space="preserve"> 與 </w:t>
+        <w:t xml:space="preserve"> 官方的真實連結與特定致病評級字串。在</w:t>
       </w:r>
       <w:r>
         <w:rPr>
           <w:b/>
           <w:bCs/>
-          <w:szCs w:val="24"/>
-        </w:rPr>
-        <w:t>TRL</w:t>
-      </w:r>
-      <w:r>
-        <w:rPr>
-          <w:szCs w:val="24"/>
-        </w:rPr>
-        <w:t xml:space="preserve"> 框架聚焦於「工具調用」與「醫學事</w:t>
-      </w:r>
-      <w:r>
-        <w:rPr>
-          <w:rFonts w:hint="eastAsia"/>
-          <w:szCs w:val="24"/>
-        </w:rPr>
-        <w:t>實</w:t>
-      </w:r>
-      <w:r>
-        <w:rPr>
-          <w:szCs w:val="24"/>
-        </w:rPr>
-        <w:t xml:space="preserve">對齊」。首先，應將 </w:t>
+        </w:rPr>
+        <w:t>工具調用與過濾精緻度</w:t>
+      </w:r>
+      <w:r>
+        <w:t xml:space="preserve">上，透過數值擷取腳本，檢驗 Agent 調用 </w:t>
       </w:r>
       <w:proofErr w:type="spellStart"/>
+      <w:r>
+        <w:t>gnomAD</w:t>
+      </w:r>
+      <w:proofErr w:type="spellEnd"/>
+      <w:r>
+        <w:t xml:space="preserve"> </w:t>
+      </w:r>
+      <w:proofErr w:type="spellStart"/>
+      <w:r>
+        <w:t>GraphQL</w:t>
+      </w:r>
+      <w:proofErr w:type="spellEnd"/>
+      <w:r>
+        <w:t xml:space="preserve"> API 時，是否能聰明地過濾全球龐大的背景雜訊，僅精確擷取並帶回東亞人群的低盛行率數值。在</w:t>
+      </w:r>
       <w:r>
         <w:rPr>
           <w:b/>
           <w:bCs/>
-          <w:szCs w:val="24"/>
-        </w:rPr>
-        <w:t>ClinVar</w:t>
-      </w:r>
-      <w:proofErr w:type="spellEnd"/>
-      <w:r>
-        <w:rPr>
-          <w:szCs w:val="24"/>
-        </w:rPr>
-        <w:t xml:space="preserve"> 臨床意義、</w:t>
-      </w:r>
-      <w:r>
-        <w:rPr>
-          <w:b/>
-          <w:bCs/>
-          <w:szCs w:val="24"/>
-        </w:rPr>
-        <w:t>CPIC</w:t>
-      </w:r>
-      <w:r>
-        <w:rPr>
-          <w:szCs w:val="24"/>
-        </w:rPr>
-        <w:t xml:space="preserve"> 用藥指引及生資工具指令（如 </w:t>
-      </w:r>
-      <w:r>
-        <w:rPr>
-          <w:b/>
-          <w:bCs/>
-          <w:szCs w:val="24"/>
-        </w:rPr>
-        <w:t>PLINK</w:t>
-      </w:r>
-      <w:r>
-        <w:rPr>
-          <w:szCs w:val="24"/>
-        </w:rPr>
-        <w:t xml:space="preserve">），整理成包含工具呼叫與白話醫學翻譯的 </w:t>
-      </w:r>
-      <w:r>
-        <w:rPr>
-          <w:b/>
-          <w:bCs/>
-          <w:szCs w:val="24"/>
-        </w:rPr>
-        <w:t>JSONL 格式對話資料集</w:t>
-      </w:r>
-      <w:r>
-        <w:rPr>
-          <w:szCs w:val="24"/>
-        </w:rPr>
-        <w:t>，並特別加入「證據不足時拒答（VUS）」的樣本以</w:t>
-      </w:r>
-      <w:r>
-        <w:rPr>
-          <w:b/>
-          <w:bCs/>
-          <w:szCs w:val="24"/>
-        </w:rPr>
-        <w:t>杜絕 AI 幻覺</w:t>
-      </w:r>
-      <w:r>
-        <w:rPr>
-          <w:szCs w:val="24"/>
-        </w:rPr>
-        <w:t xml:space="preserve">。接著，利用 </w:t>
-      </w:r>
-      <w:proofErr w:type="spellStart"/>
-      <w:r>
-        <w:rPr>
-          <w:szCs w:val="24"/>
-        </w:rPr>
-        <w:t>Unsloth</w:t>
-      </w:r>
-      <w:proofErr w:type="spellEnd"/>
-      <w:r>
-        <w:rPr>
-          <w:szCs w:val="24"/>
-        </w:rPr>
-        <w:t xml:space="preserve"> 載入模型並開啟 4-bit 量化，配置 r=16 的 </w:t>
-      </w:r>
-      <w:r>
-        <w:rPr>
-          <w:b/>
-          <w:bCs/>
-          <w:szCs w:val="24"/>
-        </w:rPr>
-        <w:t>LoRA 參數</w:t>
-      </w:r>
-      <w:r>
-        <w:rPr>
-          <w:szCs w:val="24"/>
-        </w:rPr>
-        <w:t xml:space="preserve">鎖定全投影層微調。隨後，透過 TRL 的 </w:t>
-      </w:r>
-      <w:proofErr w:type="spellStart"/>
-      <w:r>
-        <w:rPr>
-          <w:szCs w:val="24"/>
-        </w:rPr>
-        <w:t>SFTTrainer</w:t>
-      </w:r>
-      <w:proofErr w:type="spellEnd"/>
-      <w:r>
-        <w:rPr>
-          <w:szCs w:val="24"/>
-        </w:rPr>
-        <w:t xml:space="preserve"> 設定約 2e-4 的學習率進行監督式微調，且</w:t>
-      </w:r>
-      <w:r>
-        <w:rPr>
-          <w:b/>
-          <w:bCs/>
-          <w:szCs w:val="24"/>
-        </w:rPr>
-        <w:t>序列長度至少需 4096</w:t>
-      </w:r>
-      <w:r>
-        <w:rPr>
-          <w:szCs w:val="24"/>
-        </w:rPr>
-        <w:t xml:space="preserve"> 以容納複雜數據。</w:t>
-      </w:r>
-    </w:p>
-    <w:p>
-      <w:pPr>
-        <w:rPr>
-          <w:szCs w:val="24"/>
-        </w:rPr>
-      </w:pPr>
-      <w:r>
-        <w:rPr>
-          <w:szCs w:val="24"/>
-        </w:rPr>
-        <w:t>最後，必須使用獨立的測試集，微調完成後，不能只看 Loss 下降，必須準備</w:t>
-      </w:r>
-      <w:r>
-        <w:rPr>
-          <w:rFonts w:hint="eastAsia"/>
-          <w:szCs w:val="24"/>
-        </w:rPr>
-        <w:t>50</w:t>
-      </w:r>
-      <w:r>
-        <w:rPr>
-          <w:szCs w:val="24"/>
-        </w:rPr>
-        <w:t>個未參與訓練的測試案例（包含特定 SNP 與 VCF 段落），驗證 Agent 輸出的</w:t>
-      </w:r>
-      <w:r>
-        <w:rPr>
-          <w:b/>
-          <w:bCs/>
-          <w:szCs w:val="24"/>
-        </w:rPr>
-        <w:t>藥物劑量建議是否與 CPIC 臨床指引 100% 吻合</w:t>
-      </w:r>
-      <w:r>
-        <w:rPr>
-          <w:szCs w:val="24"/>
-        </w:rPr>
-        <w:t>。</w:t>
-      </w:r>
-    </w:p>
-    <w:p>
-      <w:pPr>
-        <w:pStyle w:val="3"/>
-        <w:spacing w:before="288" w:after="96"/>
-      </w:pPr>
-      <w:r>
-        <w:rPr>
-          <w:rFonts w:hint="eastAsia"/>
-        </w:rPr>
-        <w:t>3</w:t>
-      </w:r>
-      <w:r>
-        <w:t>.</w:t>
-      </w:r>
-      <w:r>
-        <w:rPr>
-          <w:rFonts w:hint="eastAsia"/>
-        </w:rPr>
-        <w:t>2</w:t>
-      </w:r>
-      <w:r>
-        <w:rPr>
-          <w:rFonts w:hint="eastAsia"/>
-        </w:rPr>
-        <w:t xml:space="preserve">　</w:t>
-      </w:r>
-      <w:r>
-        <w:rPr>
-          <w:rFonts w:hint="eastAsia"/>
-        </w:rPr>
-        <w:t>輸出內容的內容查驗</w:t>
-      </w:r>
-    </w:p>
-    <w:p>
-      <w:r>
-        <w:rPr>
-          <w:rFonts w:hint="eastAsia"/>
-        </w:rPr>
-        <w:t>。</w:t>
-      </w:r>
-    </w:p>
+        </w:rPr>
+        <w:t>臨床推理與安全性</w:t>
+      </w:r>
+      <w:r>
+        <w:t>上，則透過外部 Python 斷言，深入檢查 Agent 是否確實遵循 ACMG 指引的推理鏈，辨識出如 PVS1 等特定證據代碼，並同時強制限制輸出必須觸發「醫療免責聲明」的安全警示邊界。最終，該方案只需一行指令即可在網頁儀表板上產出包含 Pass/Fail 狀態、Token 消耗及 API 響應時間的批次量化報表。</w:t>
+      </w:r>
+    </w:p>
+    <w:p>
+      <w:pPr>
+        <w:rPr>
+          <w:rFonts w:hint="eastAsia"/>
+        </w:rPr>
+      </w:pPr>
+    </w:p>
+    <w:p/>
     <w:p>
       <w:pPr>
         <w:snapToGrid/>
@@ -2915,7 +4880,15 @@
       </w:tr>
     </w:tbl>
     <w:p/>
-    <w:p/>
+    <w:p>
+      <w:pPr>
+        <w:snapToGrid/>
+        <w:spacing w:after="160"/>
+      </w:pPr>
+      <w:r>
+        <w:br w:type="page"/>
+      </w:r>
+    </w:p>
     <w:p>
       <w:pPr>
         <w:pStyle w:val="4"/>
@@ -2923,6 +4896,7 @@
         <w:jc w:val="left"/>
       </w:pPr>
       <w:r>
+        <w:lastRenderedPageBreak/>
         <w:t>七、</w:t>
       </w:r>
       <w:r>
@@ -2935,152 +4909,282 @@
         <w:t>預期成果</w:t>
       </w:r>
     </w:p>
-    <w:p/>
-    <w:p>
-      <w:pPr>
-        <w:spacing w:after="269" w:line="267" w:lineRule="auto"/>
+    <w:p>
+      <w:pPr>
+        <w:spacing w:line="240" w:lineRule="auto"/>
+        <w:rPr>
+          <w:szCs w:val="24"/>
+        </w:rPr>
+      </w:pPr>
+      <w:r>
+        <w:rPr>
+          <w:szCs w:val="24"/>
+        </w:rPr>
+        <w:t>評估 BIO-IT AI Agent 的成果可聚焦於以下三項指標性進展：</w:t>
+      </w:r>
+    </w:p>
+    <w:p>
+      <w:pPr>
+        <w:spacing w:line="240" w:lineRule="auto"/>
+        <w:rPr>
+          <w:szCs w:val="24"/>
+        </w:rPr>
+      </w:pPr>
+    </w:p>
+    <w:p>
+      <w:pPr>
+        <w:spacing w:line="240" w:lineRule="auto"/>
         <w:ind w:right="10"/>
         <w:jc w:val="both"/>
         <w:rPr>
-          <w:sz w:val="28"/>
-          <w:szCs w:val="28"/>
-        </w:rPr>
-      </w:pPr>
-      <w:r>
-        <w:rPr>
-          <w:rFonts w:hint="eastAsia"/>
-          <w:sz w:val="28"/>
-          <w:szCs w:val="28"/>
+          <w:szCs w:val="24"/>
+        </w:rPr>
+      </w:pPr>
+      <w:r>
+        <w:rPr>
+          <w:rFonts w:hint="eastAsia"/>
+          <w:szCs w:val="24"/>
         </w:rPr>
         <w:t xml:space="preserve">7.1 </w:t>
       </w:r>
       <w:r>
         <w:rPr>
-          <w:rFonts w:hint="eastAsia"/>
-          <w:sz w:val="28"/>
-          <w:szCs w:val="28"/>
-        </w:rPr>
-        <w:t>輸出品質提升</w:t>
-      </w:r>
-    </w:p>
-    <w:p>
-      <w:bookmarkStart w:id="0" w:name="_Hlk169275489"/>
-      <w:r>
-        <w:t>通過</w:t>
-      </w:r>
-      <w:r>
-        <w:rPr>
-          <w:rFonts w:hint="eastAsia"/>
-        </w:rPr>
-        <w:t>PCA演算法建立虛擬對焦平面，可協助系統自動針對各種平坦度的晶片來才取適合的對應策略。</w:t>
-      </w:r>
-      <w:bookmarkEnd w:id="0"/>
-      <w:r>
-        <w:rPr>
-          <w:rFonts w:hint="eastAsia"/>
-        </w:rPr>
-        <w:t>推算</w:t>
-      </w:r>
-      <w:r>
-        <w:t>焦</w:t>
-      </w:r>
-      <w:r>
-        <w:rPr>
-          <w:rFonts w:hint="eastAsia"/>
-        </w:rPr>
-        <w:t>距的方式</w:t>
-      </w:r>
-      <w:r>
-        <w:t>可以提高攝影和顯微鏡使用的流暢性，</w:t>
-      </w:r>
-      <w:r>
-        <w:rPr>
-          <w:rFonts w:hint="eastAsia"/>
-        </w:rPr>
-        <w:t>減少使用者的操作負擔</w:t>
-      </w:r>
-      <w:r>
-        <w:t>和改善用戶體驗方面具有重要意義，是自動</w:t>
-      </w:r>
-      <w:r>
-        <w:rPr>
-          <w:rFonts w:hint="eastAsia"/>
-        </w:rPr>
-        <w:t>化</w:t>
-      </w:r>
-      <w:r>
-        <w:t>技術中一個重要的研究方向</w:t>
-      </w:r>
-      <w:r>
-        <w:t>。</w:t>
-      </w:r>
-    </w:p>
-    <w:p>
-      <w:pPr>
-        <w:spacing w:after="269" w:line="267" w:lineRule="auto"/>
+          <w:szCs w:val="24"/>
+        </w:rPr>
+        <w:t>突變識別零誤差與精準溯源</w:t>
+      </w:r>
+    </w:p>
+    <w:p>
+      <w:pPr>
+        <w:spacing w:line="240" w:lineRule="auto"/>
         <w:ind w:right="10"/>
         <w:jc w:val="both"/>
-      </w:pPr>
-    </w:p>
-    <w:p>
-      <w:pPr>
-        <w:spacing w:after="269" w:line="267" w:lineRule="auto"/>
+        <w:rPr>
+          <w:szCs w:val="24"/>
+        </w:rPr>
+      </w:pPr>
+      <w:r>
+        <w:rPr>
+          <w:szCs w:val="24"/>
+        </w:rPr>
+        <w:t xml:space="preserve">Agent 成功將非標準或混亂的基因變異命名法（如 HGVS 或舊稱）100% 正確對齊至 </w:t>
+      </w:r>
+      <w:proofErr w:type="spellStart"/>
+      <w:r>
+        <w:rPr>
+          <w:szCs w:val="24"/>
+        </w:rPr>
+        <w:t>ClinVar</w:t>
+      </w:r>
+      <w:proofErr w:type="spellEnd"/>
+      <w:r>
+        <w:rPr>
+          <w:szCs w:val="24"/>
+        </w:rPr>
+        <w:t xml:space="preserve"> 與 </w:t>
+      </w:r>
+      <w:proofErr w:type="spellStart"/>
+      <w:r>
+        <w:rPr>
+          <w:szCs w:val="24"/>
+        </w:rPr>
+        <w:t>dbSNP</w:t>
+      </w:r>
+      <w:proofErr w:type="spellEnd"/>
+      <w:r>
+        <w:rPr>
+          <w:szCs w:val="24"/>
+        </w:rPr>
+        <w:t xml:space="preserve"> 官方座標。所有臨床致病性解讀皆能自動附帶真實有效的 PubMed 文獻連結，徹底消除醫療 AI 常見的虛構幻覺。</w:t>
+      </w:r>
+    </w:p>
+    <w:p>
+      <w:pPr>
+        <w:spacing w:line="240" w:lineRule="auto"/>
         <w:ind w:right="10"/>
         <w:jc w:val="both"/>
         <w:rPr>
-          <w:sz w:val="28"/>
-          <w:szCs w:val="28"/>
-        </w:rPr>
-      </w:pPr>
-      <w:r>
-        <w:rPr>
-          <w:rFonts w:hint="eastAsia"/>
-          <w:sz w:val="28"/>
-          <w:szCs w:val="28"/>
+          <w:rFonts w:hint="eastAsia"/>
+          <w:szCs w:val="24"/>
+        </w:rPr>
+      </w:pPr>
+    </w:p>
+    <w:p>
+      <w:pPr>
+        <w:spacing w:line="240" w:lineRule="auto"/>
+        <w:ind w:right="10"/>
+        <w:jc w:val="both"/>
+        <w:rPr>
+          <w:szCs w:val="24"/>
+        </w:rPr>
+      </w:pPr>
+      <w:r>
+        <w:rPr>
+          <w:rFonts w:hint="eastAsia"/>
+          <w:szCs w:val="24"/>
+        </w:rPr>
+        <w:t xml:space="preserve">7.2 </w:t>
+      </w:r>
+      <w:r>
+        <w:rPr>
+          <w:rStyle w:val="a9"/>
+          <w:rFonts w:cs="Arial"/>
+          <w:szCs w:val="24"/>
+        </w:rPr>
+        <w:t>生醫 API 智慧過濾與成本優化</w:t>
+      </w:r>
+    </w:p>
+    <w:p>
+      <w:pPr>
+        <w:spacing w:line="240" w:lineRule="auto"/>
+        <w:ind w:right="10"/>
+        <w:jc w:val="both"/>
+        <w:rPr>
+          <w:szCs w:val="24"/>
+        </w:rPr>
+      </w:pPr>
+      <w:r>
+        <w:rPr>
+          <w:szCs w:val="24"/>
+        </w:rPr>
+        <w:t xml:space="preserve">在調用 </w:t>
+      </w:r>
+      <w:proofErr w:type="spellStart"/>
+      <w:r>
+        <w:rPr>
+          <w:rStyle w:val="a9"/>
+          <w:rFonts w:cs="Arial"/>
+          <w:szCs w:val="24"/>
+        </w:rPr>
+        <w:t>gnomAD</w:t>
+      </w:r>
+      <w:proofErr w:type="spellEnd"/>
+      <w:r>
+        <w:rPr>
+          <w:rStyle w:val="a9"/>
+          <w:rFonts w:cs="Arial"/>
+          <w:szCs w:val="24"/>
+        </w:rPr>
+        <w:t xml:space="preserve"> </w:t>
+      </w:r>
+      <w:proofErr w:type="spellStart"/>
+      <w:r>
+        <w:rPr>
+          <w:rStyle w:val="a9"/>
+          <w:rFonts w:cs="Arial"/>
+          <w:szCs w:val="24"/>
+        </w:rPr>
+        <w:t>GraphQL</w:t>
+      </w:r>
+      <w:proofErr w:type="spellEnd"/>
+      <w:r>
+        <w:rPr>
+          <w:szCs w:val="24"/>
+        </w:rPr>
+        <w:t xml:space="preserve"> 或 </w:t>
+      </w:r>
+      <w:proofErr w:type="spellStart"/>
+      <w:r>
+        <w:rPr>
+          <w:rStyle w:val="a9"/>
+          <w:rFonts w:cs="Arial"/>
+          <w:szCs w:val="24"/>
+        </w:rPr>
+        <w:t>cBioPortal</w:t>
+      </w:r>
+      <w:proofErr w:type="spellEnd"/>
+      <w:r>
+        <w:rPr>
+          <w:szCs w:val="24"/>
+        </w:rPr>
+        <w:t xml:space="preserve"> 等包含數百萬位點的巨量資料庫時，Agent 展現出「聰明點菜」能力。它能精確篩選特定人群的基因頻率，並將原始 JSON 雜訊過濾達 </w:t>
+      </w:r>
+      <w:r>
+        <w:rPr>
+          <w:rStyle w:val="a9"/>
+          <w:rFonts w:cs="Arial"/>
+          <w:szCs w:val="24"/>
+        </w:rPr>
+        <w:t>80%</w:t>
+      </w:r>
+      <w:r>
+        <w:rPr>
+          <w:szCs w:val="24"/>
+        </w:rPr>
+        <w:t>，大幅節省 Token 成本與推理時間。</w:t>
+      </w:r>
+    </w:p>
+    <w:p>
+      <w:pPr>
+        <w:spacing w:line="240" w:lineRule="auto"/>
+        <w:ind w:right="10"/>
+        <w:jc w:val="both"/>
+        <w:rPr>
+          <w:rFonts w:hint="eastAsia"/>
+          <w:szCs w:val="24"/>
+        </w:rPr>
+      </w:pPr>
+    </w:p>
+    <w:p>
+      <w:pPr>
+        <w:spacing w:line="240" w:lineRule="auto"/>
+        <w:ind w:right="10"/>
+        <w:jc w:val="both"/>
+        <w:rPr>
+          <w:szCs w:val="24"/>
+        </w:rPr>
+      </w:pPr>
+      <w:r>
+        <w:rPr>
+          <w:rFonts w:hint="eastAsia"/>
+          <w:szCs w:val="24"/>
         </w:rPr>
         <w:t>7.</w:t>
       </w:r>
       <w:r>
         <w:rPr>
           <w:rFonts w:hint="eastAsia"/>
-          <w:sz w:val="28"/>
-          <w:szCs w:val="28"/>
-        </w:rPr>
-        <w:t>2</w:t>
-      </w:r>
-      <w:r>
-        <w:rPr>
-          <w:rFonts w:hint="eastAsia"/>
-          <w:sz w:val="28"/>
-          <w:szCs w:val="28"/>
+          <w:szCs w:val="24"/>
+        </w:rPr>
+        <w:t>3</w:t>
+      </w:r>
+      <w:r>
+        <w:rPr>
+          <w:rFonts w:hint="eastAsia"/>
+          <w:szCs w:val="24"/>
         </w:rPr>
         <w:t xml:space="preserve"> </w:t>
       </w:r>
       <w:r>
         <w:rPr>
-          <w:rFonts w:hint="eastAsia"/>
-          <w:sz w:val="28"/>
-          <w:szCs w:val="28"/>
-        </w:rPr>
-        <w:t>提升AI Agent的運行</w:t>
-      </w:r>
-      <w:r>
-        <w:rPr>
-          <w:rFonts w:hint="eastAsia"/>
-          <w:sz w:val="28"/>
-          <w:szCs w:val="28"/>
-        </w:rPr>
-        <w:t>效能</w:t>
-      </w:r>
-    </w:p>
-    <w:p>
-      <w:r>
-        <w:rPr>
-          <w:rFonts w:hint="eastAsia"/>
-          <w:szCs w:val="24"/>
-        </w:rPr>
-        <w:t>。</w:t>
-      </w:r>
+          <w:szCs w:val="24"/>
+        </w:rPr>
+        <w:t>ACMG 推理合規與安全防禦</w:t>
+      </w:r>
+    </w:p>
+    <w:p>
+      <w:pPr>
+        <w:spacing w:line="240" w:lineRule="auto"/>
+        <w:ind w:right="10"/>
+        <w:jc w:val="both"/>
+        <w:rPr>
+          <w:rFonts w:hint="eastAsia"/>
+          <w:szCs w:val="24"/>
+        </w:rPr>
+      </w:pPr>
+      <w:r>
+        <w:rPr>
+          <w:szCs w:val="24"/>
+        </w:rPr>
+        <w:t>對於新發現的臨床突變，Agent 能完美遵循 ACMG 指引 進行嚴格的邏輯推導（如準確判定 PVS1、PM2 等證據代碼）。同時，系統在遭遇高風險醫療諮詢時，能 100% 穩定觸發醫學免責警示，守住安全邊界。</w:t>
+      </w:r>
+    </w:p>
+    <w:p>
+      <w:pPr>
+        <w:rPr>
+          <w:rFonts w:hint="eastAsia"/>
+        </w:rPr>
+      </w:pPr>
     </w:p>
     <w:sectPr>
       <w:pgSz w:w="11909" w:h="16841"/>
@@ -3589,6 +5693,95 @@
     </w:lvl>
   </w:abstractNum>
   <w:abstractNum w:abstractNumId="4" w15:restartNumberingAfterBreak="0">
+    <w:nsid w:val="22CA4DC6"/>
+    <w:multiLevelType w:val="hybridMultilevel"/>
+    <w:tmpl w:val="EC4A7DD4"/>
+    <w:lvl w:ilvl="0" w:tplc="A1C802A8">
+      <w:start w:val="1"/>
+      <w:numFmt w:val="upperLetter"/>
+      <w:lvlText w:val="%1."/>
+      <w:lvlJc w:val="left"/>
+      <w:pPr>
+        <w:ind w:left="480" w:hanging="480"/>
+      </w:pPr>
+      <w:rPr>
+        <w:rFonts w:hint="default"/>
+      </w:rPr>
+    </w:lvl>
+    <w:lvl w:ilvl="1" w:tplc="04090019" w:tentative="1">
+      <w:start w:val="1"/>
+      <w:numFmt w:val="ideographTraditional"/>
+      <w:lvlText w:val="%2、"/>
+      <w:lvlJc w:val="left"/>
+      <w:pPr>
+        <w:ind w:left="960" w:hanging="480"/>
+      </w:pPr>
+    </w:lvl>
+    <w:lvl w:ilvl="2" w:tplc="0409001B" w:tentative="1">
+      <w:start w:val="1"/>
+      <w:numFmt w:val="lowerRoman"/>
+      <w:lvlText w:val="%3."/>
+      <w:lvlJc w:val="right"/>
+      <w:pPr>
+        <w:ind w:left="1440" w:hanging="480"/>
+      </w:pPr>
+    </w:lvl>
+    <w:lvl w:ilvl="3" w:tplc="0409000F" w:tentative="1">
+      <w:start w:val="1"/>
+      <w:numFmt w:val="decimal"/>
+      <w:lvlText w:val="%4."/>
+      <w:lvlJc w:val="left"/>
+      <w:pPr>
+        <w:ind w:left="1920" w:hanging="480"/>
+      </w:pPr>
+    </w:lvl>
+    <w:lvl w:ilvl="4" w:tplc="04090019" w:tentative="1">
+      <w:start w:val="1"/>
+      <w:numFmt w:val="ideographTraditional"/>
+      <w:lvlText w:val="%5、"/>
+      <w:lvlJc w:val="left"/>
+      <w:pPr>
+        <w:ind w:left="2400" w:hanging="480"/>
+      </w:pPr>
+    </w:lvl>
+    <w:lvl w:ilvl="5" w:tplc="0409001B" w:tentative="1">
+      <w:start w:val="1"/>
+      <w:numFmt w:val="lowerRoman"/>
+      <w:lvlText w:val="%6."/>
+      <w:lvlJc w:val="right"/>
+      <w:pPr>
+        <w:ind w:left="2880" w:hanging="480"/>
+      </w:pPr>
+    </w:lvl>
+    <w:lvl w:ilvl="6" w:tplc="0409000F" w:tentative="1">
+      <w:start w:val="1"/>
+      <w:numFmt w:val="decimal"/>
+      <w:lvlText w:val="%7."/>
+      <w:lvlJc w:val="left"/>
+      <w:pPr>
+        <w:ind w:left="3360" w:hanging="480"/>
+      </w:pPr>
+    </w:lvl>
+    <w:lvl w:ilvl="7" w:tplc="04090019" w:tentative="1">
+      <w:start w:val="1"/>
+      <w:numFmt w:val="ideographTraditional"/>
+      <w:lvlText w:val="%8、"/>
+      <w:lvlJc w:val="left"/>
+      <w:pPr>
+        <w:ind w:left="3840" w:hanging="480"/>
+      </w:pPr>
+    </w:lvl>
+    <w:lvl w:ilvl="8" w:tplc="0409001B" w:tentative="1">
+      <w:start w:val="1"/>
+      <w:numFmt w:val="lowerRoman"/>
+      <w:lvlText w:val="%9."/>
+      <w:lvlJc w:val="right"/>
+      <w:pPr>
+        <w:ind w:left="4320" w:hanging="480"/>
+      </w:pPr>
+    </w:lvl>
+  </w:abstractNum>
+  <w:abstractNum w:abstractNumId="5" w15:restartNumberingAfterBreak="0">
     <w:nsid w:val="24BA3A99"/>
     <w:multiLevelType w:val="hybridMultilevel"/>
     <w:tmpl w:val="3C085860"/>
@@ -3674,7 +5867,156 @@
       </w:pPr>
     </w:lvl>
   </w:abstractNum>
-  <w:abstractNum w:abstractNumId="5" w15:restartNumberingAfterBreak="0">
+  <w:abstractNum w:abstractNumId="6" w15:restartNumberingAfterBreak="0">
+    <w:nsid w:val="27954175"/>
+    <w:multiLevelType w:val="multilevel"/>
+    <w:tmpl w:val="ADC6FC3E"/>
+    <w:lvl w:ilvl="0">
+      <w:start w:val="1"/>
+      <w:numFmt w:val="bullet"/>
+      <w:lvlText w:val=""/>
+      <w:lvlJc w:val="left"/>
+      <w:pPr>
+        <w:tabs>
+          <w:tab w:val="num" w:pos="720"/>
+        </w:tabs>
+        <w:ind w:left="720" w:hanging="360"/>
+      </w:pPr>
+      <w:rPr>
+        <w:rFonts w:ascii="Symbol" w:hAnsi="Symbol" w:hint="default"/>
+        <w:sz w:val="20"/>
+      </w:rPr>
+    </w:lvl>
+    <w:lvl w:ilvl="1">
+      <w:start w:val="1"/>
+      <w:numFmt w:val="bullet"/>
+      <w:lvlText w:val="o"/>
+      <w:lvlJc w:val="left"/>
+      <w:pPr>
+        <w:tabs>
+          <w:tab w:val="num" w:pos="1440"/>
+        </w:tabs>
+        <w:ind w:left="1440" w:hanging="360"/>
+      </w:pPr>
+      <w:rPr>
+        <w:rFonts w:ascii="Courier New" w:hAnsi="Courier New" w:hint="default"/>
+        <w:sz w:val="20"/>
+      </w:rPr>
+    </w:lvl>
+    <w:lvl w:ilvl="2" w:tentative="1">
+      <w:start w:val="1"/>
+      <w:numFmt w:val="bullet"/>
+      <w:lvlText w:val=""/>
+      <w:lvlJc w:val="left"/>
+      <w:pPr>
+        <w:tabs>
+          <w:tab w:val="num" w:pos="2160"/>
+        </w:tabs>
+        <w:ind w:left="2160" w:hanging="360"/>
+      </w:pPr>
+      <w:rPr>
+        <w:rFonts w:ascii="Wingdings" w:hAnsi="Wingdings" w:hint="default"/>
+        <w:sz w:val="20"/>
+      </w:rPr>
+    </w:lvl>
+    <w:lvl w:ilvl="3" w:tentative="1">
+      <w:start w:val="1"/>
+      <w:numFmt w:val="bullet"/>
+      <w:lvlText w:val=""/>
+      <w:lvlJc w:val="left"/>
+      <w:pPr>
+        <w:tabs>
+          <w:tab w:val="num" w:pos="2880"/>
+        </w:tabs>
+        <w:ind w:left="2880" w:hanging="360"/>
+      </w:pPr>
+      <w:rPr>
+        <w:rFonts w:ascii="Wingdings" w:hAnsi="Wingdings" w:hint="default"/>
+        <w:sz w:val="20"/>
+      </w:rPr>
+    </w:lvl>
+    <w:lvl w:ilvl="4" w:tentative="1">
+      <w:start w:val="1"/>
+      <w:numFmt w:val="bullet"/>
+      <w:lvlText w:val=""/>
+      <w:lvlJc w:val="left"/>
+      <w:pPr>
+        <w:tabs>
+          <w:tab w:val="num" w:pos="3600"/>
+        </w:tabs>
+        <w:ind w:left="3600" w:hanging="360"/>
+      </w:pPr>
+      <w:rPr>
+        <w:rFonts w:ascii="Wingdings" w:hAnsi="Wingdings" w:hint="default"/>
+        <w:sz w:val="20"/>
+      </w:rPr>
+    </w:lvl>
+    <w:lvl w:ilvl="5" w:tentative="1">
+      <w:start w:val="1"/>
+      <w:numFmt w:val="bullet"/>
+      <w:lvlText w:val=""/>
+      <w:lvlJc w:val="left"/>
+      <w:pPr>
+        <w:tabs>
+          <w:tab w:val="num" w:pos="4320"/>
+        </w:tabs>
+        <w:ind w:left="4320" w:hanging="360"/>
+      </w:pPr>
+      <w:rPr>
+        <w:rFonts w:ascii="Wingdings" w:hAnsi="Wingdings" w:hint="default"/>
+        <w:sz w:val="20"/>
+      </w:rPr>
+    </w:lvl>
+    <w:lvl w:ilvl="6" w:tentative="1">
+      <w:start w:val="1"/>
+      <w:numFmt w:val="bullet"/>
+      <w:lvlText w:val=""/>
+      <w:lvlJc w:val="left"/>
+      <w:pPr>
+        <w:tabs>
+          <w:tab w:val="num" w:pos="5040"/>
+        </w:tabs>
+        <w:ind w:left="5040" w:hanging="360"/>
+      </w:pPr>
+      <w:rPr>
+        <w:rFonts w:ascii="Wingdings" w:hAnsi="Wingdings" w:hint="default"/>
+        <w:sz w:val="20"/>
+      </w:rPr>
+    </w:lvl>
+    <w:lvl w:ilvl="7" w:tentative="1">
+      <w:start w:val="1"/>
+      <w:numFmt w:val="bullet"/>
+      <w:lvlText w:val=""/>
+      <w:lvlJc w:val="left"/>
+      <w:pPr>
+        <w:tabs>
+          <w:tab w:val="num" w:pos="5760"/>
+        </w:tabs>
+        <w:ind w:left="5760" w:hanging="360"/>
+      </w:pPr>
+      <w:rPr>
+        <w:rFonts w:ascii="Wingdings" w:hAnsi="Wingdings" w:hint="default"/>
+        <w:sz w:val="20"/>
+      </w:rPr>
+    </w:lvl>
+    <w:lvl w:ilvl="8" w:tentative="1">
+      <w:start w:val="1"/>
+      <w:numFmt w:val="bullet"/>
+      <w:lvlText w:val=""/>
+      <w:lvlJc w:val="left"/>
+      <w:pPr>
+        <w:tabs>
+          <w:tab w:val="num" w:pos="6480"/>
+        </w:tabs>
+        <w:ind w:left="6480" w:hanging="360"/>
+      </w:pPr>
+      <w:rPr>
+        <w:rFonts w:ascii="Wingdings" w:hAnsi="Wingdings" w:hint="default"/>
+        <w:sz w:val="20"/>
+      </w:rPr>
+    </w:lvl>
+  </w:abstractNum>
+  <w:abstractNum w:abstractNumId="7" w15:restartNumberingAfterBreak="0">
     <w:nsid w:val="27CD2E2E"/>
     <w:multiLevelType w:val="hybridMultilevel"/>
     <w:tmpl w:val="CB82AE86"/>
@@ -3886,7 +6228,7 @@
       </w:rPr>
     </w:lvl>
   </w:abstractNum>
-  <w:abstractNum w:abstractNumId="6" w15:restartNumberingAfterBreak="0">
+  <w:abstractNum w:abstractNumId="8" w15:restartNumberingAfterBreak="0">
     <w:nsid w:val="2A1A57F1"/>
     <w:multiLevelType w:val="multilevel"/>
     <w:tmpl w:val="14C2D43A"/>
@@ -3999,7 +6341,120 @@
       </w:rPr>
     </w:lvl>
   </w:abstractNum>
-  <w:abstractNum w:abstractNumId="7" w15:restartNumberingAfterBreak="0">
+  <w:abstractNum w:abstractNumId="9" w15:restartNumberingAfterBreak="0">
+    <w:nsid w:val="2DDC7CAB"/>
+    <w:multiLevelType w:val="multilevel"/>
+    <w:tmpl w:val="E1D2EE42"/>
+    <w:lvl w:ilvl="0">
+      <w:start w:val="1"/>
+      <w:numFmt w:val="decimal"/>
+      <w:lvlText w:val="%1."/>
+      <w:lvlJc w:val="left"/>
+      <w:pPr>
+        <w:tabs>
+          <w:tab w:val="num" w:pos="720"/>
+        </w:tabs>
+        <w:ind w:left="720" w:hanging="360"/>
+      </w:pPr>
+    </w:lvl>
+    <w:lvl w:ilvl="1" w:tentative="1">
+      <w:start w:val="1"/>
+      <w:numFmt w:val="decimal"/>
+      <w:lvlText w:val="%2."/>
+      <w:lvlJc w:val="left"/>
+      <w:pPr>
+        <w:tabs>
+          <w:tab w:val="num" w:pos="1440"/>
+        </w:tabs>
+        <w:ind w:left="1440" w:hanging="360"/>
+      </w:pPr>
+    </w:lvl>
+    <w:lvl w:ilvl="2" w:tentative="1">
+      <w:start w:val="1"/>
+      <w:numFmt w:val="decimal"/>
+      <w:lvlText w:val="%3."/>
+      <w:lvlJc w:val="left"/>
+      <w:pPr>
+        <w:tabs>
+          <w:tab w:val="num" w:pos="2160"/>
+        </w:tabs>
+        <w:ind w:left="2160" w:hanging="360"/>
+      </w:pPr>
+    </w:lvl>
+    <w:lvl w:ilvl="3" w:tentative="1">
+      <w:start w:val="1"/>
+      <w:numFmt w:val="decimal"/>
+      <w:lvlText w:val="%4."/>
+      <w:lvlJc w:val="left"/>
+      <w:pPr>
+        <w:tabs>
+          <w:tab w:val="num" w:pos="2880"/>
+        </w:tabs>
+        <w:ind w:left="2880" w:hanging="360"/>
+      </w:pPr>
+    </w:lvl>
+    <w:lvl w:ilvl="4" w:tentative="1">
+      <w:start w:val="1"/>
+      <w:numFmt w:val="decimal"/>
+      <w:lvlText w:val="%5."/>
+      <w:lvlJc w:val="left"/>
+      <w:pPr>
+        <w:tabs>
+          <w:tab w:val="num" w:pos="3600"/>
+        </w:tabs>
+        <w:ind w:left="3600" w:hanging="360"/>
+      </w:pPr>
+    </w:lvl>
+    <w:lvl w:ilvl="5" w:tentative="1">
+      <w:start w:val="1"/>
+      <w:numFmt w:val="decimal"/>
+      <w:lvlText w:val="%6."/>
+      <w:lvlJc w:val="left"/>
+      <w:pPr>
+        <w:tabs>
+          <w:tab w:val="num" w:pos="4320"/>
+        </w:tabs>
+        <w:ind w:left="4320" w:hanging="360"/>
+      </w:pPr>
+    </w:lvl>
+    <w:lvl w:ilvl="6" w:tentative="1">
+      <w:start w:val="1"/>
+      <w:numFmt w:val="decimal"/>
+      <w:lvlText w:val="%7."/>
+      <w:lvlJc w:val="left"/>
+      <w:pPr>
+        <w:tabs>
+          <w:tab w:val="num" w:pos="5040"/>
+        </w:tabs>
+        <w:ind w:left="5040" w:hanging="360"/>
+      </w:pPr>
+    </w:lvl>
+    <w:lvl w:ilvl="7" w:tentative="1">
+      <w:start w:val="1"/>
+      <w:numFmt w:val="decimal"/>
+      <w:lvlText w:val="%8."/>
+      <w:lvlJc w:val="left"/>
+      <w:pPr>
+        <w:tabs>
+          <w:tab w:val="num" w:pos="5760"/>
+        </w:tabs>
+        <w:ind w:left="5760" w:hanging="360"/>
+      </w:pPr>
+    </w:lvl>
+    <w:lvl w:ilvl="8" w:tentative="1">
+      <w:start w:val="1"/>
+      <w:numFmt w:val="decimal"/>
+      <w:lvlText w:val="%9."/>
+      <w:lvlJc w:val="left"/>
+      <w:pPr>
+        <w:tabs>
+          <w:tab w:val="num" w:pos="6480"/>
+        </w:tabs>
+        <w:ind w:left="6480" w:hanging="360"/>
+      </w:pPr>
+    </w:lvl>
+  </w:abstractNum>
+  <w:abstractNum w:abstractNumId="10" w15:restartNumberingAfterBreak="0">
     <w:nsid w:val="2F7E201E"/>
     <w:multiLevelType w:val="multilevel"/>
     <w:tmpl w:val="A4D63C8A"/>
@@ -4112,7 +6567,388 @@
       </w:rPr>
     </w:lvl>
   </w:abstractNum>
-  <w:abstractNum w:abstractNumId="8" w15:restartNumberingAfterBreak="0">
+  <w:abstractNum w:abstractNumId="11" w15:restartNumberingAfterBreak="0">
+    <w:nsid w:val="30C5347C"/>
+    <w:multiLevelType w:val="multilevel"/>
+    <w:tmpl w:val="5E46044A"/>
+    <w:lvl w:ilvl="0">
+      <w:start w:val="1"/>
+      <w:numFmt w:val="bullet"/>
+      <w:lvlText w:val=""/>
+      <w:lvlJc w:val="left"/>
+      <w:pPr>
+        <w:tabs>
+          <w:tab w:val="num" w:pos="720"/>
+        </w:tabs>
+        <w:ind w:left="720" w:hanging="360"/>
+      </w:pPr>
+      <w:rPr>
+        <w:rFonts w:ascii="Symbol" w:hAnsi="Symbol" w:hint="default"/>
+        <w:sz w:val="20"/>
+      </w:rPr>
+    </w:lvl>
+    <w:lvl w:ilvl="1" w:tentative="1">
+      <w:start w:val="1"/>
+      <w:numFmt w:val="bullet"/>
+      <w:lvlText w:val="o"/>
+      <w:lvlJc w:val="left"/>
+      <w:pPr>
+        <w:tabs>
+          <w:tab w:val="num" w:pos="1440"/>
+        </w:tabs>
+        <w:ind w:left="1440" w:hanging="360"/>
+      </w:pPr>
+      <w:rPr>
+        <w:rFonts w:ascii="Courier New" w:hAnsi="Courier New" w:hint="default"/>
+        <w:sz w:val="20"/>
+      </w:rPr>
+    </w:lvl>
+    <w:lvl w:ilvl="2" w:tentative="1">
+      <w:start w:val="1"/>
+      <w:numFmt w:val="bullet"/>
+      <w:lvlText w:val=""/>
+      <w:lvlJc w:val="left"/>
+      <w:pPr>
+        <w:tabs>
+          <w:tab w:val="num" w:pos="2160"/>
+        </w:tabs>
+        <w:ind w:left="2160" w:hanging="360"/>
+      </w:pPr>
+      <w:rPr>
+        <w:rFonts w:ascii="Wingdings" w:hAnsi="Wingdings" w:hint="default"/>
+        <w:sz w:val="20"/>
+      </w:rPr>
+    </w:lvl>
+    <w:lvl w:ilvl="3" w:tentative="1">
+      <w:start w:val="1"/>
+      <w:numFmt w:val="bullet"/>
+      <w:lvlText w:val=""/>
+      <w:lvlJc w:val="left"/>
+      <w:pPr>
+        <w:tabs>
+          <w:tab w:val="num" w:pos="2880"/>
+        </w:tabs>
+        <w:ind w:left="2880" w:hanging="360"/>
+      </w:pPr>
+      <w:rPr>
+        <w:rFonts w:ascii="Wingdings" w:hAnsi="Wingdings" w:hint="default"/>
+        <w:sz w:val="20"/>
+      </w:rPr>
+    </w:lvl>
+    <w:lvl w:ilvl="4" w:tentative="1">
+      <w:start w:val="1"/>
+      <w:numFmt w:val="bullet"/>
+      <w:lvlText w:val=""/>
+      <w:lvlJc w:val="left"/>
+      <w:pPr>
+        <w:tabs>
+          <w:tab w:val="num" w:pos="3600"/>
+        </w:tabs>
+        <w:ind w:left="3600" w:hanging="360"/>
+      </w:pPr>
+      <w:rPr>
+        <w:rFonts w:ascii="Wingdings" w:hAnsi="Wingdings" w:hint="default"/>
+        <w:sz w:val="20"/>
+      </w:rPr>
+    </w:lvl>
+    <w:lvl w:ilvl="5" w:tentative="1">
+      <w:start w:val="1"/>
+      <w:numFmt w:val="bullet"/>
+      <w:lvlText w:val=""/>
+      <w:lvlJc w:val="left"/>
+      <w:pPr>
+        <w:tabs>
+          <w:tab w:val="num" w:pos="4320"/>
+        </w:tabs>
+        <w:ind w:left="4320" w:hanging="360"/>
+      </w:pPr>
+      <w:rPr>
+        <w:rFonts w:ascii="Wingdings" w:hAnsi="Wingdings" w:hint="default"/>
+        <w:sz w:val="20"/>
+      </w:rPr>
+    </w:lvl>
+    <w:lvl w:ilvl="6" w:tentative="1">
+      <w:start w:val="1"/>
+      <w:numFmt w:val="bullet"/>
+      <w:lvlText w:val=""/>
+      <w:lvlJc w:val="left"/>
+      <w:pPr>
+        <w:tabs>
+          <w:tab w:val="num" w:pos="5040"/>
+        </w:tabs>
+        <w:ind w:left="5040" w:hanging="360"/>
+      </w:pPr>
+      <w:rPr>
+        <w:rFonts w:ascii="Wingdings" w:hAnsi="Wingdings" w:hint="default"/>
+        <w:sz w:val="20"/>
+      </w:rPr>
+    </w:lvl>
+    <w:lvl w:ilvl="7" w:tentative="1">
+      <w:start w:val="1"/>
+      <w:numFmt w:val="bullet"/>
+      <w:lvlText w:val=""/>
+      <w:lvlJc w:val="left"/>
+      <w:pPr>
+        <w:tabs>
+          <w:tab w:val="num" w:pos="5760"/>
+        </w:tabs>
+        <w:ind w:left="5760" w:hanging="360"/>
+      </w:pPr>
+      <w:rPr>
+        <w:rFonts w:ascii="Wingdings" w:hAnsi="Wingdings" w:hint="default"/>
+        <w:sz w:val="20"/>
+      </w:rPr>
+    </w:lvl>
+    <w:lvl w:ilvl="8" w:tentative="1">
+      <w:start w:val="1"/>
+      <w:numFmt w:val="bullet"/>
+      <w:lvlText w:val=""/>
+      <w:lvlJc w:val="left"/>
+      <w:pPr>
+        <w:tabs>
+          <w:tab w:val="num" w:pos="6480"/>
+        </w:tabs>
+        <w:ind w:left="6480" w:hanging="360"/>
+      </w:pPr>
+      <w:rPr>
+        <w:rFonts w:ascii="Wingdings" w:hAnsi="Wingdings" w:hint="default"/>
+        <w:sz w:val="20"/>
+      </w:rPr>
+    </w:lvl>
+  </w:abstractNum>
+  <w:abstractNum w:abstractNumId="12" w15:restartNumberingAfterBreak="0">
+    <w:nsid w:val="322C1222"/>
+    <w:multiLevelType w:val="multilevel"/>
+    <w:tmpl w:val="53AEBA30"/>
+    <w:lvl w:ilvl="0">
+      <w:start w:val="1"/>
+      <w:numFmt w:val="bullet"/>
+      <w:lvlText w:val=""/>
+      <w:lvlJc w:val="left"/>
+      <w:pPr>
+        <w:tabs>
+          <w:tab w:val="num" w:pos="720"/>
+        </w:tabs>
+        <w:ind w:left="720" w:hanging="360"/>
+      </w:pPr>
+      <w:rPr>
+        <w:rFonts w:ascii="Wingdings" w:hAnsi="Wingdings" w:hint="default"/>
+      </w:rPr>
+    </w:lvl>
+    <w:lvl w:ilvl="1" w:tentative="1">
+      <w:start w:val="1"/>
+      <w:numFmt w:val="decimal"/>
+      <w:lvlText w:val="%2."/>
+      <w:lvlJc w:val="left"/>
+      <w:pPr>
+        <w:tabs>
+          <w:tab w:val="num" w:pos="1440"/>
+        </w:tabs>
+        <w:ind w:left="1440" w:hanging="360"/>
+      </w:pPr>
+    </w:lvl>
+    <w:lvl w:ilvl="2" w:tentative="1">
+      <w:start w:val="1"/>
+      <w:numFmt w:val="decimal"/>
+      <w:lvlText w:val="%3."/>
+      <w:lvlJc w:val="left"/>
+      <w:pPr>
+        <w:tabs>
+          <w:tab w:val="num" w:pos="2160"/>
+        </w:tabs>
+        <w:ind w:left="2160" w:hanging="360"/>
+      </w:pPr>
+    </w:lvl>
+    <w:lvl w:ilvl="3" w:tentative="1">
+      <w:start w:val="1"/>
+      <w:numFmt w:val="decimal"/>
+      <w:lvlText w:val="%4."/>
+      <w:lvlJc w:val="left"/>
+      <w:pPr>
+        <w:tabs>
+          <w:tab w:val="num" w:pos="2880"/>
+        </w:tabs>
+        <w:ind w:left="2880" w:hanging="360"/>
+      </w:pPr>
+    </w:lvl>
+    <w:lvl w:ilvl="4" w:tentative="1">
+      <w:start w:val="1"/>
+      <w:numFmt w:val="decimal"/>
+      <w:lvlText w:val="%5."/>
+      <w:lvlJc w:val="left"/>
+      <w:pPr>
+        <w:tabs>
+          <w:tab w:val="num" w:pos="3600"/>
+        </w:tabs>
+        <w:ind w:left="3600" w:hanging="360"/>
+      </w:pPr>
+    </w:lvl>
+    <w:lvl w:ilvl="5" w:tentative="1">
+      <w:start w:val="1"/>
+      <w:numFmt w:val="decimal"/>
+      <w:lvlText w:val="%6."/>
+      <w:lvlJc w:val="left"/>
+      <w:pPr>
+        <w:tabs>
+          <w:tab w:val="num" w:pos="4320"/>
+        </w:tabs>
+        <w:ind w:left="4320" w:hanging="360"/>
+      </w:pPr>
+    </w:lvl>
+    <w:lvl w:ilvl="6" w:tentative="1">
+      <w:start w:val="1"/>
+      <w:numFmt w:val="decimal"/>
+      <w:lvlText w:val="%7."/>
+      <w:lvlJc w:val="left"/>
+      <w:pPr>
+        <w:tabs>
+          <w:tab w:val="num" w:pos="5040"/>
+        </w:tabs>
+        <w:ind w:left="5040" w:hanging="360"/>
+      </w:pPr>
+    </w:lvl>
+    <w:lvl w:ilvl="7" w:tentative="1">
+      <w:start w:val="1"/>
+      <w:numFmt w:val="decimal"/>
+      <w:lvlText w:val="%8."/>
+      <w:lvlJc w:val="left"/>
+      <w:pPr>
+        <w:tabs>
+          <w:tab w:val="num" w:pos="5760"/>
+        </w:tabs>
+        <w:ind w:left="5760" w:hanging="360"/>
+      </w:pPr>
+    </w:lvl>
+    <w:lvl w:ilvl="8" w:tentative="1">
+      <w:start w:val="1"/>
+      <w:numFmt w:val="decimal"/>
+      <w:lvlText w:val="%9."/>
+      <w:lvlJc w:val="left"/>
+      <w:pPr>
+        <w:tabs>
+          <w:tab w:val="num" w:pos="6480"/>
+        </w:tabs>
+        <w:ind w:left="6480" w:hanging="360"/>
+      </w:pPr>
+    </w:lvl>
+  </w:abstractNum>
+  <w:abstractNum w:abstractNumId="13" w15:restartNumberingAfterBreak="0">
+    <w:nsid w:val="33CD08E8"/>
+    <w:multiLevelType w:val="multilevel"/>
+    <w:tmpl w:val="2A2C53EA"/>
+    <w:lvl w:ilvl="0">
+      <w:start w:val="1"/>
+      <w:numFmt w:val="decimal"/>
+      <w:lvlText w:val="%1."/>
+      <w:lvlJc w:val="left"/>
+      <w:pPr>
+        <w:tabs>
+          <w:tab w:val="num" w:pos="720"/>
+        </w:tabs>
+        <w:ind w:left="720" w:hanging="360"/>
+      </w:pPr>
+      <w:rPr>
+        <w:rFonts w:hint="default"/>
+      </w:rPr>
+    </w:lvl>
+    <w:lvl w:ilvl="1" w:tentative="1">
+      <w:start w:val="1"/>
+      <w:numFmt w:val="decimal"/>
+      <w:lvlText w:val="%2."/>
+      <w:lvlJc w:val="left"/>
+      <w:pPr>
+        <w:tabs>
+          <w:tab w:val="num" w:pos="1440"/>
+        </w:tabs>
+        <w:ind w:left="1440" w:hanging="360"/>
+      </w:pPr>
+    </w:lvl>
+    <w:lvl w:ilvl="2" w:tentative="1">
+      <w:start w:val="1"/>
+      <w:numFmt w:val="decimal"/>
+      <w:lvlText w:val="%3."/>
+      <w:lvlJc w:val="left"/>
+      <w:pPr>
+        <w:tabs>
+          <w:tab w:val="num" w:pos="2160"/>
+        </w:tabs>
+        <w:ind w:left="2160" w:hanging="360"/>
+      </w:pPr>
+    </w:lvl>
+    <w:lvl w:ilvl="3" w:tentative="1">
+      <w:start w:val="1"/>
+      <w:numFmt w:val="decimal"/>
+      <w:lvlText w:val="%4."/>
+      <w:lvlJc w:val="left"/>
+      <w:pPr>
+        <w:tabs>
+          <w:tab w:val="num" w:pos="2880"/>
+        </w:tabs>
+        <w:ind w:left="2880" w:hanging="360"/>
+      </w:pPr>
+    </w:lvl>
+    <w:lvl w:ilvl="4" w:tentative="1">
+      <w:start w:val="1"/>
+      <w:numFmt w:val="decimal"/>
+      <w:lvlText w:val="%5."/>
+      <w:lvlJc w:val="left"/>
+      <w:pPr>
+        <w:tabs>
+          <w:tab w:val="num" w:pos="3600"/>
+        </w:tabs>
+        <w:ind w:left="3600" w:hanging="360"/>
+      </w:pPr>
+    </w:lvl>
+    <w:lvl w:ilvl="5" w:tentative="1">
+      <w:start w:val="1"/>
+      <w:numFmt w:val="decimal"/>
+      <w:lvlText w:val="%6."/>
+      <w:lvlJc w:val="left"/>
+      <w:pPr>
+        <w:tabs>
+          <w:tab w:val="num" w:pos="4320"/>
+        </w:tabs>
+        <w:ind w:left="4320" w:hanging="360"/>
+      </w:pPr>
+    </w:lvl>
+    <w:lvl w:ilvl="6" w:tentative="1">
+      <w:start w:val="1"/>
+      <w:numFmt w:val="decimal"/>
+      <w:lvlText w:val="%7."/>
+      <w:lvlJc w:val="left"/>
+      <w:pPr>
+        <w:tabs>
+          <w:tab w:val="num" w:pos="5040"/>
+        </w:tabs>
+        <w:ind w:left="5040" w:hanging="360"/>
+      </w:pPr>
+    </w:lvl>
+    <w:lvl w:ilvl="7" w:tentative="1">
+      <w:start w:val="1"/>
+      <w:numFmt w:val="decimal"/>
+      <w:lvlText w:val="%8."/>
+      <w:lvlJc w:val="left"/>
+      <w:pPr>
+        <w:tabs>
+          <w:tab w:val="num" w:pos="5760"/>
+        </w:tabs>
+        <w:ind w:left="5760" w:hanging="360"/>
+      </w:pPr>
+    </w:lvl>
+    <w:lvl w:ilvl="8" w:tentative="1">
+      <w:start w:val="1"/>
+      <w:numFmt w:val="decimal"/>
+      <w:lvlText w:val="%9."/>
+      <w:lvlJc w:val="left"/>
+      <w:pPr>
+        <w:tabs>
+          <w:tab w:val="num" w:pos="6480"/>
+        </w:tabs>
+        <w:ind w:left="6480" w:hanging="360"/>
+      </w:pPr>
+    </w:lvl>
+  </w:abstractNum>
+  <w:abstractNum w:abstractNumId="14" w15:restartNumberingAfterBreak="0">
     <w:nsid w:val="34CA6F91"/>
     <w:multiLevelType w:val="multilevel"/>
     <w:tmpl w:val="A07C42F6"/>
@@ -4261,7 +7097,7 @@
       </w:rPr>
     </w:lvl>
   </w:abstractNum>
-  <w:abstractNum w:abstractNumId="9" w15:restartNumberingAfterBreak="0">
+  <w:abstractNum w:abstractNumId="15" w15:restartNumberingAfterBreak="0">
     <w:nsid w:val="36FF1E9E"/>
     <w:multiLevelType w:val="multilevel"/>
     <w:tmpl w:val="834C61E8"/>
@@ -4374,7 +7210,7 @@
       </w:pPr>
     </w:lvl>
   </w:abstractNum>
-  <w:abstractNum w:abstractNumId="10" w15:restartNumberingAfterBreak="0">
+  <w:abstractNum w:abstractNumId="16" w15:restartNumberingAfterBreak="0">
     <w:nsid w:val="3BC8370D"/>
     <w:multiLevelType w:val="multilevel"/>
     <w:tmpl w:val="46463B92"/>
@@ -4487,7 +7323,7 @@
       </w:pPr>
     </w:lvl>
   </w:abstractNum>
-  <w:abstractNum w:abstractNumId="11" w15:restartNumberingAfterBreak="0">
+  <w:abstractNum w:abstractNumId="17" w15:restartNumberingAfterBreak="0">
     <w:nsid w:val="3FA318F9"/>
     <w:multiLevelType w:val="multilevel"/>
     <w:tmpl w:val="658C460E"/>
@@ -4636,7 +7472,156 @@
       </w:rPr>
     </w:lvl>
   </w:abstractNum>
-  <w:abstractNum w:abstractNumId="12" w15:restartNumberingAfterBreak="0">
+  <w:abstractNum w:abstractNumId="18" w15:restartNumberingAfterBreak="0">
+    <w:nsid w:val="43432288"/>
+    <w:multiLevelType w:val="multilevel"/>
+    <w:tmpl w:val="E4F402FE"/>
+    <w:lvl w:ilvl="0">
+      <w:start w:val="1"/>
+      <w:numFmt w:val="bullet"/>
+      <w:lvlText w:val=""/>
+      <w:lvlJc w:val="left"/>
+      <w:pPr>
+        <w:tabs>
+          <w:tab w:val="num" w:pos="720"/>
+        </w:tabs>
+        <w:ind w:left="720" w:hanging="360"/>
+      </w:pPr>
+      <w:rPr>
+        <w:rFonts w:ascii="Symbol" w:hAnsi="Symbol" w:hint="default"/>
+        <w:sz w:val="20"/>
+      </w:rPr>
+    </w:lvl>
+    <w:lvl w:ilvl="1">
+      <w:start w:val="1"/>
+      <w:numFmt w:val="bullet"/>
+      <w:lvlText w:val="o"/>
+      <w:lvlJc w:val="left"/>
+      <w:pPr>
+        <w:tabs>
+          <w:tab w:val="num" w:pos="1440"/>
+        </w:tabs>
+        <w:ind w:left="1440" w:hanging="360"/>
+      </w:pPr>
+      <w:rPr>
+        <w:rFonts w:ascii="Courier New" w:hAnsi="Courier New" w:hint="default"/>
+        <w:sz w:val="20"/>
+      </w:rPr>
+    </w:lvl>
+    <w:lvl w:ilvl="2" w:tentative="1">
+      <w:start w:val="1"/>
+      <w:numFmt w:val="bullet"/>
+      <w:lvlText w:val=""/>
+      <w:lvlJc w:val="left"/>
+      <w:pPr>
+        <w:tabs>
+          <w:tab w:val="num" w:pos="2160"/>
+        </w:tabs>
+        <w:ind w:left="2160" w:hanging="360"/>
+      </w:pPr>
+      <w:rPr>
+        <w:rFonts w:ascii="Wingdings" w:hAnsi="Wingdings" w:hint="default"/>
+        <w:sz w:val="20"/>
+      </w:rPr>
+    </w:lvl>
+    <w:lvl w:ilvl="3" w:tentative="1">
+      <w:start w:val="1"/>
+      <w:numFmt w:val="bullet"/>
+      <w:lvlText w:val=""/>
+      <w:lvlJc w:val="left"/>
+      <w:pPr>
+        <w:tabs>
+          <w:tab w:val="num" w:pos="2880"/>
+        </w:tabs>
+        <w:ind w:left="2880" w:hanging="360"/>
+      </w:pPr>
+      <w:rPr>
+        <w:rFonts w:ascii="Wingdings" w:hAnsi="Wingdings" w:hint="default"/>
+        <w:sz w:val="20"/>
+      </w:rPr>
+    </w:lvl>
+    <w:lvl w:ilvl="4" w:tentative="1">
+      <w:start w:val="1"/>
+      <w:numFmt w:val="bullet"/>
+      <w:lvlText w:val=""/>
+      <w:lvlJc w:val="left"/>
+      <w:pPr>
+        <w:tabs>
+          <w:tab w:val="num" w:pos="3600"/>
+        </w:tabs>
+        <w:ind w:left="3600" w:hanging="360"/>
+      </w:pPr>
+      <w:rPr>
+        <w:rFonts w:ascii="Wingdings" w:hAnsi="Wingdings" w:hint="default"/>
+        <w:sz w:val="20"/>
+      </w:rPr>
+    </w:lvl>
+    <w:lvl w:ilvl="5" w:tentative="1">
+      <w:start w:val="1"/>
+      <w:numFmt w:val="bullet"/>
+      <w:lvlText w:val=""/>
+      <w:lvlJc w:val="left"/>
+      <w:pPr>
+        <w:tabs>
+          <w:tab w:val="num" w:pos="4320"/>
+        </w:tabs>
+        <w:ind w:left="4320" w:hanging="360"/>
+      </w:pPr>
+      <w:rPr>
+        <w:rFonts w:ascii="Wingdings" w:hAnsi="Wingdings" w:hint="default"/>
+        <w:sz w:val="20"/>
+      </w:rPr>
+    </w:lvl>
+    <w:lvl w:ilvl="6" w:tentative="1">
+      <w:start w:val="1"/>
+      <w:numFmt w:val="bullet"/>
+      <w:lvlText w:val=""/>
+      <w:lvlJc w:val="left"/>
+      <w:pPr>
+        <w:tabs>
+          <w:tab w:val="num" w:pos="5040"/>
+        </w:tabs>
+        <w:ind w:left="5040" w:hanging="360"/>
+      </w:pPr>
+      <w:rPr>
+        <w:rFonts w:ascii="Wingdings" w:hAnsi="Wingdings" w:hint="default"/>
+        <w:sz w:val="20"/>
+      </w:rPr>
+    </w:lvl>
+    <w:lvl w:ilvl="7" w:tentative="1">
+      <w:start w:val="1"/>
+      <w:numFmt w:val="bullet"/>
+      <w:lvlText w:val=""/>
+      <w:lvlJc w:val="left"/>
+      <w:pPr>
+        <w:tabs>
+          <w:tab w:val="num" w:pos="5760"/>
+        </w:tabs>
+        <w:ind w:left="5760" w:hanging="360"/>
+      </w:pPr>
+      <w:rPr>
+        <w:rFonts w:ascii="Wingdings" w:hAnsi="Wingdings" w:hint="default"/>
+        <w:sz w:val="20"/>
+      </w:rPr>
+    </w:lvl>
+    <w:lvl w:ilvl="8" w:tentative="1">
+      <w:start w:val="1"/>
+      <w:numFmt w:val="bullet"/>
+      <w:lvlText w:val=""/>
+      <w:lvlJc w:val="left"/>
+      <w:pPr>
+        <w:tabs>
+          <w:tab w:val="num" w:pos="6480"/>
+        </w:tabs>
+        <w:ind w:left="6480" w:hanging="360"/>
+      </w:pPr>
+      <w:rPr>
+        <w:rFonts w:ascii="Wingdings" w:hAnsi="Wingdings" w:hint="default"/>
+        <w:sz w:val="20"/>
+      </w:rPr>
+    </w:lvl>
+  </w:abstractNum>
+  <w:abstractNum w:abstractNumId="19" w15:restartNumberingAfterBreak="0">
     <w:nsid w:val="480E01C4"/>
     <w:multiLevelType w:val="multilevel"/>
     <w:tmpl w:val="EF46FAFA"/>
@@ -4753,7 +7738,156 @@
       </w:pPr>
     </w:lvl>
   </w:abstractNum>
-  <w:abstractNum w:abstractNumId="13" w15:restartNumberingAfterBreak="0">
+  <w:abstractNum w:abstractNumId="20" w15:restartNumberingAfterBreak="0">
+    <w:nsid w:val="4DF32BC1"/>
+    <w:multiLevelType w:val="multilevel"/>
+    <w:tmpl w:val="843ECB58"/>
+    <w:lvl w:ilvl="0">
+      <w:start w:val="1"/>
+      <w:numFmt w:val="bullet"/>
+      <w:lvlText w:val=""/>
+      <w:lvlJc w:val="left"/>
+      <w:pPr>
+        <w:tabs>
+          <w:tab w:val="num" w:pos="720"/>
+        </w:tabs>
+        <w:ind w:left="720" w:hanging="360"/>
+      </w:pPr>
+      <w:rPr>
+        <w:rFonts w:ascii="Symbol" w:hAnsi="Symbol" w:hint="default"/>
+        <w:sz w:val="20"/>
+      </w:rPr>
+    </w:lvl>
+    <w:lvl w:ilvl="1" w:tentative="1">
+      <w:start w:val="1"/>
+      <w:numFmt w:val="bullet"/>
+      <w:lvlText w:val="o"/>
+      <w:lvlJc w:val="left"/>
+      <w:pPr>
+        <w:tabs>
+          <w:tab w:val="num" w:pos="1440"/>
+        </w:tabs>
+        <w:ind w:left="1440" w:hanging="360"/>
+      </w:pPr>
+      <w:rPr>
+        <w:rFonts w:ascii="Courier New" w:hAnsi="Courier New" w:hint="default"/>
+        <w:sz w:val="20"/>
+      </w:rPr>
+    </w:lvl>
+    <w:lvl w:ilvl="2" w:tentative="1">
+      <w:start w:val="1"/>
+      <w:numFmt w:val="bullet"/>
+      <w:lvlText w:val=""/>
+      <w:lvlJc w:val="left"/>
+      <w:pPr>
+        <w:tabs>
+          <w:tab w:val="num" w:pos="2160"/>
+        </w:tabs>
+        <w:ind w:left="2160" w:hanging="360"/>
+      </w:pPr>
+      <w:rPr>
+        <w:rFonts w:ascii="Wingdings" w:hAnsi="Wingdings" w:hint="default"/>
+        <w:sz w:val="20"/>
+      </w:rPr>
+    </w:lvl>
+    <w:lvl w:ilvl="3" w:tentative="1">
+      <w:start w:val="1"/>
+      <w:numFmt w:val="bullet"/>
+      <w:lvlText w:val=""/>
+      <w:lvlJc w:val="left"/>
+      <w:pPr>
+        <w:tabs>
+          <w:tab w:val="num" w:pos="2880"/>
+        </w:tabs>
+        <w:ind w:left="2880" w:hanging="360"/>
+      </w:pPr>
+      <w:rPr>
+        <w:rFonts w:ascii="Wingdings" w:hAnsi="Wingdings" w:hint="default"/>
+        <w:sz w:val="20"/>
+      </w:rPr>
+    </w:lvl>
+    <w:lvl w:ilvl="4" w:tentative="1">
+      <w:start w:val="1"/>
+      <w:numFmt w:val="bullet"/>
+      <w:lvlText w:val=""/>
+      <w:lvlJc w:val="left"/>
+      <w:pPr>
+        <w:tabs>
+          <w:tab w:val="num" w:pos="3600"/>
+        </w:tabs>
+        <w:ind w:left="3600" w:hanging="360"/>
+      </w:pPr>
+      <w:rPr>
+        <w:rFonts w:ascii="Wingdings" w:hAnsi="Wingdings" w:hint="default"/>
+        <w:sz w:val="20"/>
+      </w:rPr>
+    </w:lvl>
+    <w:lvl w:ilvl="5" w:tentative="1">
+      <w:start w:val="1"/>
+      <w:numFmt w:val="bullet"/>
+      <w:lvlText w:val=""/>
+      <w:lvlJc w:val="left"/>
+      <w:pPr>
+        <w:tabs>
+          <w:tab w:val="num" w:pos="4320"/>
+        </w:tabs>
+        <w:ind w:left="4320" w:hanging="360"/>
+      </w:pPr>
+      <w:rPr>
+        <w:rFonts w:ascii="Wingdings" w:hAnsi="Wingdings" w:hint="default"/>
+        <w:sz w:val="20"/>
+      </w:rPr>
+    </w:lvl>
+    <w:lvl w:ilvl="6" w:tentative="1">
+      <w:start w:val="1"/>
+      <w:numFmt w:val="bullet"/>
+      <w:lvlText w:val=""/>
+      <w:lvlJc w:val="left"/>
+      <w:pPr>
+        <w:tabs>
+          <w:tab w:val="num" w:pos="5040"/>
+        </w:tabs>
+        <w:ind w:left="5040" w:hanging="360"/>
+      </w:pPr>
+      <w:rPr>
+        <w:rFonts w:ascii="Wingdings" w:hAnsi="Wingdings" w:hint="default"/>
+        <w:sz w:val="20"/>
+      </w:rPr>
+    </w:lvl>
+    <w:lvl w:ilvl="7" w:tentative="1">
+      <w:start w:val="1"/>
+      <w:numFmt w:val="bullet"/>
+      <w:lvlText w:val=""/>
+      <w:lvlJc w:val="left"/>
+      <w:pPr>
+        <w:tabs>
+          <w:tab w:val="num" w:pos="5760"/>
+        </w:tabs>
+        <w:ind w:left="5760" w:hanging="360"/>
+      </w:pPr>
+      <w:rPr>
+        <w:rFonts w:ascii="Wingdings" w:hAnsi="Wingdings" w:hint="default"/>
+        <w:sz w:val="20"/>
+      </w:rPr>
+    </w:lvl>
+    <w:lvl w:ilvl="8" w:tentative="1">
+      <w:start w:val="1"/>
+      <w:numFmt w:val="bullet"/>
+      <w:lvlText w:val=""/>
+      <w:lvlJc w:val="left"/>
+      <w:pPr>
+        <w:tabs>
+          <w:tab w:val="num" w:pos="6480"/>
+        </w:tabs>
+        <w:ind w:left="6480" w:hanging="360"/>
+      </w:pPr>
+      <w:rPr>
+        <w:rFonts w:ascii="Wingdings" w:hAnsi="Wingdings" w:hint="default"/>
+        <w:sz w:val="20"/>
+      </w:rPr>
+    </w:lvl>
+  </w:abstractNum>
+  <w:abstractNum w:abstractNumId="21" w15:restartNumberingAfterBreak="0">
     <w:nsid w:val="54A8026B"/>
     <w:multiLevelType w:val="multilevel"/>
     <w:tmpl w:val="D5A242AA"/>
@@ -4866,7 +8000,7 @@
       </w:pPr>
     </w:lvl>
   </w:abstractNum>
-  <w:abstractNum w:abstractNumId="14" w15:restartNumberingAfterBreak="0">
+  <w:abstractNum w:abstractNumId="22" w15:restartNumberingAfterBreak="0">
     <w:nsid w:val="58114ECB"/>
     <w:multiLevelType w:val="multilevel"/>
     <w:tmpl w:val="1304FC12"/>
@@ -4979,7 +8113,7 @@
       </w:pPr>
     </w:lvl>
   </w:abstractNum>
-  <w:abstractNum w:abstractNumId="15" w15:restartNumberingAfterBreak="0">
+  <w:abstractNum w:abstractNumId="23" w15:restartNumberingAfterBreak="0">
     <w:nsid w:val="595D7DF2"/>
     <w:multiLevelType w:val="multilevel"/>
     <w:tmpl w:val="1304FC12"/>
@@ -5092,7 +8226,382 @@
       </w:pPr>
     </w:lvl>
   </w:abstractNum>
-  <w:abstractNum w:abstractNumId="16" w15:restartNumberingAfterBreak="0">
+  <w:abstractNum w:abstractNumId="24" w15:restartNumberingAfterBreak="0">
+    <w:nsid w:val="59AE3068"/>
+    <w:multiLevelType w:val="multilevel"/>
+    <w:tmpl w:val="A32C6BFE"/>
+    <w:lvl w:ilvl="0">
+      <w:start w:val="1"/>
+      <w:numFmt w:val="bullet"/>
+      <w:lvlText w:val=""/>
+      <w:lvlJc w:val="left"/>
+      <w:pPr>
+        <w:tabs>
+          <w:tab w:val="num" w:pos="720"/>
+        </w:tabs>
+        <w:ind w:left="720" w:hanging="360"/>
+      </w:pPr>
+      <w:rPr>
+        <w:rFonts w:ascii="Symbol" w:hAnsi="Symbol" w:hint="default"/>
+        <w:sz w:val="20"/>
+      </w:rPr>
+    </w:lvl>
+    <w:lvl w:ilvl="1" w:tentative="1">
+      <w:start w:val="1"/>
+      <w:numFmt w:val="bullet"/>
+      <w:lvlText w:val="o"/>
+      <w:lvlJc w:val="left"/>
+      <w:pPr>
+        <w:tabs>
+          <w:tab w:val="num" w:pos="1440"/>
+        </w:tabs>
+        <w:ind w:left="1440" w:hanging="360"/>
+      </w:pPr>
+      <w:rPr>
+        <w:rFonts w:ascii="Courier New" w:hAnsi="Courier New" w:hint="default"/>
+        <w:sz w:val="20"/>
+      </w:rPr>
+    </w:lvl>
+    <w:lvl w:ilvl="2" w:tentative="1">
+      <w:start w:val="1"/>
+      <w:numFmt w:val="bullet"/>
+      <w:lvlText w:val=""/>
+      <w:lvlJc w:val="left"/>
+      <w:pPr>
+        <w:tabs>
+          <w:tab w:val="num" w:pos="2160"/>
+        </w:tabs>
+        <w:ind w:left="2160" w:hanging="360"/>
+      </w:pPr>
+      <w:rPr>
+        <w:rFonts w:ascii="Wingdings" w:hAnsi="Wingdings" w:hint="default"/>
+        <w:sz w:val="20"/>
+      </w:rPr>
+    </w:lvl>
+    <w:lvl w:ilvl="3" w:tentative="1">
+      <w:start w:val="1"/>
+      <w:numFmt w:val="bullet"/>
+      <w:lvlText w:val=""/>
+      <w:lvlJc w:val="left"/>
+      <w:pPr>
+        <w:tabs>
+          <w:tab w:val="num" w:pos="2880"/>
+        </w:tabs>
+        <w:ind w:left="2880" w:hanging="360"/>
+      </w:pPr>
+      <w:rPr>
+        <w:rFonts w:ascii="Wingdings" w:hAnsi="Wingdings" w:hint="default"/>
+        <w:sz w:val="20"/>
+      </w:rPr>
+    </w:lvl>
+    <w:lvl w:ilvl="4" w:tentative="1">
+      <w:start w:val="1"/>
+      <w:numFmt w:val="bullet"/>
+      <w:lvlText w:val=""/>
+      <w:lvlJc w:val="left"/>
+      <w:pPr>
+        <w:tabs>
+          <w:tab w:val="num" w:pos="3600"/>
+        </w:tabs>
+        <w:ind w:left="3600" w:hanging="360"/>
+      </w:pPr>
+      <w:rPr>
+        <w:rFonts w:ascii="Wingdings" w:hAnsi="Wingdings" w:hint="default"/>
+        <w:sz w:val="20"/>
+      </w:rPr>
+    </w:lvl>
+    <w:lvl w:ilvl="5" w:tentative="1">
+      <w:start w:val="1"/>
+      <w:numFmt w:val="bullet"/>
+      <w:lvlText w:val=""/>
+      <w:lvlJc w:val="left"/>
+      <w:pPr>
+        <w:tabs>
+          <w:tab w:val="num" w:pos="4320"/>
+        </w:tabs>
+        <w:ind w:left="4320" w:hanging="360"/>
+      </w:pPr>
+      <w:rPr>
+        <w:rFonts w:ascii="Wingdings" w:hAnsi="Wingdings" w:hint="default"/>
+        <w:sz w:val="20"/>
+      </w:rPr>
+    </w:lvl>
+    <w:lvl w:ilvl="6" w:tentative="1">
+      <w:start w:val="1"/>
+      <w:numFmt w:val="bullet"/>
+      <w:lvlText w:val=""/>
+      <w:lvlJc w:val="left"/>
+      <w:pPr>
+        <w:tabs>
+          <w:tab w:val="num" w:pos="5040"/>
+        </w:tabs>
+        <w:ind w:left="5040" w:hanging="360"/>
+      </w:pPr>
+      <w:rPr>
+        <w:rFonts w:ascii="Wingdings" w:hAnsi="Wingdings" w:hint="default"/>
+        <w:sz w:val="20"/>
+      </w:rPr>
+    </w:lvl>
+    <w:lvl w:ilvl="7" w:tentative="1">
+      <w:start w:val="1"/>
+      <w:numFmt w:val="bullet"/>
+      <w:lvlText w:val=""/>
+      <w:lvlJc w:val="left"/>
+      <w:pPr>
+        <w:tabs>
+          <w:tab w:val="num" w:pos="5760"/>
+        </w:tabs>
+        <w:ind w:left="5760" w:hanging="360"/>
+      </w:pPr>
+      <w:rPr>
+        <w:rFonts w:ascii="Wingdings" w:hAnsi="Wingdings" w:hint="default"/>
+        <w:sz w:val="20"/>
+      </w:rPr>
+    </w:lvl>
+    <w:lvl w:ilvl="8" w:tentative="1">
+      <w:start w:val="1"/>
+      <w:numFmt w:val="bullet"/>
+      <w:lvlText w:val=""/>
+      <w:lvlJc w:val="left"/>
+      <w:pPr>
+        <w:tabs>
+          <w:tab w:val="num" w:pos="6480"/>
+        </w:tabs>
+        <w:ind w:left="6480" w:hanging="360"/>
+      </w:pPr>
+      <w:rPr>
+        <w:rFonts w:ascii="Wingdings" w:hAnsi="Wingdings" w:hint="default"/>
+        <w:sz w:val="20"/>
+      </w:rPr>
+    </w:lvl>
+  </w:abstractNum>
+  <w:abstractNum w:abstractNumId="25" w15:restartNumberingAfterBreak="0">
+    <w:nsid w:val="5A9E2FD9"/>
+    <w:multiLevelType w:val="multilevel"/>
+    <w:tmpl w:val="9BEC3282"/>
+    <w:lvl w:ilvl="0">
+      <w:start w:val="1"/>
+      <w:numFmt w:val="decimal"/>
+      <w:lvlText w:val="%1."/>
+      <w:lvlJc w:val="left"/>
+      <w:pPr>
+        <w:tabs>
+          <w:tab w:val="num" w:pos="720"/>
+        </w:tabs>
+        <w:ind w:left="720" w:hanging="360"/>
+      </w:pPr>
+    </w:lvl>
+    <w:lvl w:ilvl="1" w:tentative="1">
+      <w:start w:val="1"/>
+      <w:numFmt w:val="decimal"/>
+      <w:lvlText w:val="%2."/>
+      <w:lvlJc w:val="left"/>
+      <w:pPr>
+        <w:tabs>
+          <w:tab w:val="num" w:pos="1440"/>
+        </w:tabs>
+        <w:ind w:left="1440" w:hanging="360"/>
+      </w:pPr>
+    </w:lvl>
+    <w:lvl w:ilvl="2" w:tentative="1">
+      <w:start w:val="1"/>
+      <w:numFmt w:val="decimal"/>
+      <w:lvlText w:val="%3."/>
+      <w:lvlJc w:val="left"/>
+      <w:pPr>
+        <w:tabs>
+          <w:tab w:val="num" w:pos="2160"/>
+        </w:tabs>
+        <w:ind w:left="2160" w:hanging="360"/>
+      </w:pPr>
+    </w:lvl>
+    <w:lvl w:ilvl="3" w:tentative="1">
+      <w:start w:val="1"/>
+      <w:numFmt w:val="decimal"/>
+      <w:lvlText w:val="%4."/>
+      <w:lvlJc w:val="left"/>
+      <w:pPr>
+        <w:tabs>
+          <w:tab w:val="num" w:pos="2880"/>
+        </w:tabs>
+        <w:ind w:left="2880" w:hanging="360"/>
+      </w:pPr>
+    </w:lvl>
+    <w:lvl w:ilvl="4" w:tentative="1">
+      <w:start w:val="1"/>
+      <w:numFmt w:val="decimal"/>
+      <w:lvlText w:val="%5."/>
+      <w:lvlJc w:val="left"/>
+      <w:pPr>
+        <w:tabs>
+          <w:tab w:val="num" w:pos="3600"/>
+        </w:tabs>
+        <w:ind w:left="3600" w:hanging="360"/>
+      </w:pPr>
+    </w:lvl>
+    <w:lvl w:ilvl="5" w:tentative="1">
+      <w:start w:val="1"/>
+      <w:numFmt w:val="decimal"/>
+      <w:lvlText w:val="%6."/>
+      <w:lvlJc w:val="left"/>
+      <w:pPr>
+        <w:tabs>
+          <w:tab w:val="num" w:pos="4320"/>
+        </w:tabs>
+        <w:ind w:left="4320" w:hanging="360"/>
+      </w:pPr>
+    </w:lvl>
+    <w:lvl w:ilvl="6" w:tentative="1">
+      <w:start w:val="1"/>
+      <w:numFmt w:val="decimal"/>
+      <w:lvlText w:val="%7."/>
+      <w:lvlJc w:val="left"/>
+      <w:pPr>
+        <w:tabs>
+          <w:tab w:val="num" w:pos="5040"/>
+        </w:tabs>
+        <w:ind w:left="5040" w:hanging="360"/>
+      </w:pPr>
+    </w:lvl>
+    <w:lvl w:ilvl="7" w:tentative="1">
+      <w:start w:val="1"/>
+      <w:numFmt w:val="decimal"/>
+      <w:lvlText w:val="%8."/>
+      <w:lvlJc w:val="left"/>
+      <w:pPr>
+        <w:tabs>
+          <w:tab w:val="num" w:pos="5760"/>
+        </w:tabs>
+        <w:ind w:left="5760" w:hanging="360"/>
+      </w:pPr>
+    </w:lvl>
+    <w:lvl w:ilvl="8" w:tentative="1">
+      <w:start w:val="1"/>
+      <w:numFmt w:val="decimal"/>
+      <w:lvlText w:val="%9."/>
+      <w:lvlJc w:val="left"/>
+      <w:pPr>
+        <w:tabs>
+          <w:tab w:val="num" w:pos="6480"/>
+        </w:tabs>
+        <w:ind w:left="6480" w:hanging="360"/>
+      </w:pPr>
+    </w:lvl>
+  </w:abstractNum>
+  <w:abstractNum w:abstractNumId="26" w15:restartNumberingAfterBreak="0">
+    <w:nsid w:val="5E2E5CB8"/>
+    <w:multiLevelType w:val="hybridMultilevel"/>
+    <w:tmpl w:val="AD6A5912"/>
+    <w:lvl w:ilvl="0" w:tplc="04090001">
+      <w:start w:val="1"/>
+      <w:numFmt w:val="bullet"/>
+      <w:lvlText w:val=""/>
+      <w:lvlJc w:val="left"/>
+      <w:pPr>
+        <w:ind w:left="902" w:hanging="480"/>
+      </w:pPr>
+      <w:rPr>
+        <w:rFonts w:ascii="Wingdings" w:hAnsi="Wingdings" w:hint="default"/>
+      </w:rPr>
+    </w:lvl>
+    <w:lvl w:ilvl="1" w:tplc="04090003">
+      <w:start w:val="1"/>
+      <w:numFmt w:val="bullet"/>
+      <w:lvlText w:val=""/>
+      <w:lvlJc w:val="left"/>
+      <w:pPr>
+        <w:ind w:left="1382" w:hanging="480"/>
+      </w:pPr>
+      <w:rPr>
+        <w:rFonts w:ascii="Wingdings" w:hAnsi="Wingdings" w:hint="default"/>
+      </w:rPr>
+    </w:lvl>
+    <w:lvl w:ilvl="2" w:tplc="04090005" w:tentative="1">
+      <w:start w:val="1"/>
+      <w:numFmt w:val="bullet"/>
+      <w:lvlText w:val=""/>
+      <w:lvlJc w:val="left"/>
+      <w:pPr>
+        <w:ind w:left="1862" w:hanging="480"/>
+      </w:pPr>
+      <w:rPr>
+        <w:rFonts w:ascii="Wingdings" w:hAnsi="Wingdings" w:hint="default"/>
+      </w:rPr>
+    </w:lvl>
+    <w:lvl w:ilvl="3" w:tplc="04090001" w:tentative="1">
+      <w:start w:val="1"/>
+      <w:numFmt w:val="bullet"/>
+      <w:lvlText w:val=""/>
+      <w:lvlJc w:val="left"/>
+      <w:pPr>
+        <w:ind w:left="2342" w:hanging="480"/>
+      </w:pPr>
+      <w:rPr>
+        <w:rFonts w:ascii="Wingdings" w:hAnsi="Wingdings" w:hint="default"/>
+      </w:rPr>
+    </w:lvl>
+    <w:lvl w:ilvl="4" w:tplc="04090003" w:tentative="1">
+      <w:start w:val="1"/>
+      <w:numFmt w:val="bullet"/>
+      <w:lvlText w:val=""/>
+      <w:lvlJc w:val="left"/>
+      <w:pPr>
+        <w:ind w:left="2822" w:hanging="480"/>
+      </w:pPr>
+      <w:rPr>
+        <w:rFonts w:ascii="Wingdings" w:hAnsi="Wingdings" w:hint="default"/>
+      </w:rPr>
+    </w:lvl>
+    <w:lvl w:ilvl="5" w:tplc="04090005" w:tentative="1">
+      <w:start w:val="1"/>
+      <w:numFmt w:val="bullet"/>
+      <w:lvlText w:val=""/>
+      <w:lvlJc w:val="left"/>
+      <w:pPr>
+        <w:ind w:left="3302" w:hanging="480"/>
+      </w:pPr>
+      <w:rPr>
+        <w:rFonts w:ascii="Wingdings" w:hAnsi="Wingdings" w:hint="default"/>
+      </w:rPr>
+    </w:lvl>
+    <w:lvl w:ilvl="6" w:tplc="04090001" w:tentative="1">
+      <w:start w:val="1"/>
+      <w:numFmt w:val="bullet"/>
+      <w:lvlText w:val=""/>
+      <w:lvlJc w:val="left"/>
+      <w:pPr>
+        <w:ind w:left="3782" w:hanging="480"/>
+      </w:pPr>
+      <w:rPr>
+        <w:rFonts w:ascii="Wingdings" w:hAnsi="Wingdings" w:hint="default"/>
+      </w:rPr>
+    </w:lvl>
+    <w:lvl w:ilvl="7" w:tplc="04090003" w:tentative="1">
+      <w:start w:val="1"/>
+      <w:numFmt w:val="bullet"/>
+      <w:lvlText w:val=""/>
+      <w:lvlJc w:val="left"/>
+      <w:pPr>
+        <w:ind w:left="4262" w:hanging="480"/>
+      </w:pPr>
+      <w:rPr>
+        <w:rFonts w:ascii="Wingdings" w:hAnsi="Wingdings" w:hint="default"/>
+      </w:rPr>
+    </w:lvl>
+    <w:lvl w:ilvl="8" w:tplc="04090005" w:tentative="1">
+      <w:start w:val="1"/>
+      <w:numFmt w:val="bullet"/>
+      <w:lvlText w:val=""/>
+      <w:lvlJc w:val="left"/>
+      <w:pPr>
+        <w:ind w:left="4742" w:hanging="480"/>
+      </w:pPr>
+      <w:rPr>
+        <w:rFonts w:ascii="Wingdings" w:hAnsi="Wingdings" w:hint="default"/>
+      </w:rPr>
+    </w:lvl>
+  </w:abstractNum>
+  <w:abstractNum w:abstractNumId="27" w15:restartNumberingAfterBreak="0">
     <w:nsid w:val="643B0A2A"/>
     <w:multiLevelType w:val="hybridMultilevel"/>
     <w:tmpl w:val="881887EA"/>
@@ -5204,7 +8713,269 @@
       </w:rPr>
     </w:lvl>
   </w:abstractNum>
-  <w:abstractNum w:abstractNumId="17" w15:restartNumberingAfterBreak="0">
+  <w:abstractNum w:abstractNumId="28" w15:restartNumberingAfterBreak="0">
+    <w:nsid w:val="650E0FFF"/>
+    <w:multiLevelType w:val="multilevel"/>
+    <w:tmpl w:val="BF14D484"/>
+    <w:lvl w:ilvl="0">
+      <w:start w:val="1"/>
+      <w:numFmt w:val="bullet"/>
+      <w:lvlText w:val=""/>
+      <w:lvlJc w:val="left"/>
+      <w:pPr>
+        <w:tabs>
+          <w:tab w:val="num" w:pos="720"/>
+        </w:tabs>
+        <w:ind w:left="720" w:hanging="360"/>
+      </w:pPr>
+      <w:rPr>
+        <w:rFonts w:ascii="Symbol" w:hAnsi="Symbol" w:hint="default"/>
+        <w:sz w:val="20"/>
+      </w:rPr>
+    </w:lvl>
+    <w:lvl w:ilvl="1">
+      <w:start w:val="1"/>
+      <w:numFmt w:val="bullet"/>
+      <w:lvlText w:val="o"/>
+      <w:lvlJc w:val="left"/>
+      <w:pPr>
+        <w:tabs>
+          <w:tab w:val="num" w:pos="1440"/>
+        </w:tabs>
+        <w:ind w:left="1440" w:hanging="360"/>
+      </w:pPr>
+      <w:rPr>
+        <w:rFonts w:ascii="Courier New" w:hAnsi="Courier New" w:hint="default"/>
+        <w:sz w:val="20"/>
+      </w:rPr>
+    </w:lvl>
+    <w:lvl w:ilvl="2" w:tentative="1">
+      <w:start w:val="1"/>
+      <w:numFmt w:val="bullet"/>
+      <w:lvlText w:val=""/>
+      <w:lvlJc w:val="left"/>
+      <w:pPr>
+        <w:tabs>
+          <w:tab w:val="num" w:pos="2160"/>
+        </w:tabs>
+        <w:ind w:left="2160" w:hanging="360"/>
+      </w:pPr>
+      <w:rPr>
+        <w:rFonts w:ascii="Wingdings" w:hAnsi="Wingdings" w:hint="default"/>
+        <w:sz w:val="20"/>
+      </w:rPr>
+    </w:lvl>
+    <w:lvl w:ilvl="3" w:tentative="1">
+      <w:start w:val="1"/>
+      <w:numFmt w:val="bullet"/>
+      <w:lvlText w:val=""/>
+      <w:lvlJc w:val="left"/>
+      <w:pPr>
+        <w:tabs>
+          <w:tab w:val="num" w:pos="2880"/>
+        </w:tabs>
+        <w:ind w:left="2880" w:hanging="360"/>
+      </w:pPr>
+      <w:rPr>
+        <w:rFonts w:ascii="Wingdings" w:hAnsi="Wingdings" w:hint="default"/>
+        <w:sz w:val="20"/>
+      </w:rPr>
+    </w:lvl>
+    <w:lvl w:ilvl="4" w:tentative="1">
+      <w:start w:val="1"/>
+      <w:numFmt w:val="bullet"/>
+      <w:lvlText w:val=""/>
+      <w:lvlJc w:val="left"/>
+      <w:pPr>
+        <w:tabs>
+          <w:tab w:val="num" w:pos="3600"/>
+        </w:tabs>
+        <w:ind w:left="3600" w:hanging="360"/>
+      </w:pPr>
+      <w:rPr>
+        <w:rFonts w:ascii="Wingdings" w:hAnsi="Wingdings" w:hint="default"/>
+        <w:sz w:val="20"/>
+      </w:rPr>
+    </w:lvl>
+    <w:lvl w:ilvl="5" w:tentative="1">
+      <w:start w:val="1"/>
+      <w:numFmt w:val="bullet"/>
+      <w:lvlText w:val=""/>
+      <w:lvlJc w:val="left"/>
+      <w:pPr>
+        <w:tabs>
+          <w:tab w:val="num" w:pos="4320"/>
+        </w:tabs>
+        <w:ind w:left="4320" w:hanging="360"/>
+      </w:pPr>
+      <w:rPr>
+        <w:rFonts w:ascii="Wingdings" w:hAnsi="Wingdings" w:hint="default"/>
+        <w:sz w:val="20"/>
+      </w:rPr>
+    </w:lvl>
+    <w:lvl w:ilvl="6" w:tentative="1">
+      <w:start w:val="1"/>
+      <w:numFmt w:val="bullet"/>
+      <w:lvlText w:val=""/>
+      <w:lvlJc w:val="left"/>
+      <w:pPr>
+        <w:tabs>
+          <w:tab w:val="num" w:pos="5040"/>
+        </w:tabs>
+        <w:ind w:left="5040" w:hanging="360"/>
+      </w:pPr>
+      <w:rPr>
+        <w:rFonts w:ascii="Wingdings" w:hAnsi="Wingdings" w:hint="default"/>
+        <w:sz w:val="20"/>
+      </w:rPr>
+    </w:lvl>
+    <w:lvl w:ilvl="7" w:tentative="1">
+      <w:start w:val="1"/>
+      <w:numFmt w:val="bullet"/>
+      <w:lvlText w:val=""/>
+      <w:lvlJc w:val="left"/>
+      <w:pPr>
+        <w:tabs>
+          <w:tab w:val="num" w:pos="5760"/>
+        </w:tabs>
+        <w:ind w:left="5760" w:hanging="360"/>
+      </w:pPr>
+      <w:rPr>
+        <w:rFonts w:ascii="Wingdings" w:hAnsi="Wingdings" w:hint="default"/>
+        <w:sz w:val="20"/>
+      </w:rPr>
+    </w:lvl>
+    <w:lvl w:ilvl="8" w:tentative="1">
+      <w:start w:val="1"/>
+      <w:numFmt w:val="bullet"/>
+      <w:lvlText w:val=""/>
+      <w:lvlJc w:val="left"/>
+      <w:pPr>
+        <w:tabs>
+          <w:tab w:val="num" w:pos="6480"/>
+        </w:tabs>
+        <w:ind w:left="6480" w:hanging="360"/>
+      </w:pPr>
+      <w:rPr>
+        <w:rFonts w:ascii="Wingdings" w:hAnsi="Wingdings" w:hint="default"/>
+        <w:sz w:val="20"/>
+      </w:rPr>
+    </w:lvl>
+  </w:abstractNum>
+  <w:abstractNum w:abstractNumId="29" w15:restartNumberingAfterBreak="0">
+    <w:nsid w:val="682360A4"/>
+    <w:multiLevelType w:val="hybridMultilevel"/>
+    <w:tmpl w:val="61EAB9A2"/>
+    <w:lvl w:ilvl="0" w:tplc="04090001">
+      <w:start w:val="1"/>
+      <w:numFmt w:val="bullet"/>
+      <w:lvlText w:val=""/>
+      <w:lvlJc w:val="left"/>
+      <w:pPr>
+        <w:ind w:left="480" w:hanging="480"/>
+      </w:pPr>
+      <w:rPr>
+        <w:rFonts w:ascii="Wingdings" w:hAnsi="Wingdings" w:hint="default"/>
+      </w:rPr>
+    </w:lvl>
+    <w:lvl w:ilvl="1" w:tplc="04090003" w:tentative="1">
+      <w:start w:val="1"/>
+      <w:numFmt w:val="bullet"/>
+      <w:lvlText w:val=""/>
+      <w:lvlJc w:val="left"/>
+      <w:pPr>
+        <w:ind w:left="960" w:hanging="480"/>
+      </w:pPr>
+      <w:rPr>
+        <w:rFonts w:ascii="Wingdings" w:hAnsi="Wingdings" w:hint="default"/>
+      </w:rPr>
+    </w:lvl>
+    <w:lvl w:ilvl="2" w:tplc="04090005" w:tentative="1">
+      <w:start w:val="1"/>
+      <w:numFmt w:val="bullet"/>
+      <w:lvlText w:val=""/>
+      <w:lvlJc w:val="left"/>
+      <w:pPr>
+        <w:ind w:left="1440" w:hanging="480"/>
+      </w:pPr>
+      <w:rPr>
+        <w:rFonts w:ascii="Wingdings" w:hAnsi="Wingdings" w:hint="default"/>
+      </w:rPr>
+    </w:lvl>
+    <w:lvl w:ilvl="3" w:tplc="04090001" w:tentative="1">
+      <w:start w:val="1"/>
+      <w:numFmt w:val="bullet"/>
+      <w:lvlText w:val=""/>
+      <w:lvlJc w:val="left"/>
+      <w:pPr>
+        <w:ind w:left="1920" w:hanging="480"/>
+      </w:pPr>
+      <w:rPr>
+        <w:rFonts w:ascii="Wingdings" w:hAnsi="Wingdings" w:hint="default"/>
+      </w:rPr>
+    </w:lvl>
+    <w:lvl w:ilvl="4" w:tplc="04090003" w:tentative="1">
+      <w:start w:val="1"/>
+      <w:numFmt w:val="bullet"/>
+      <w:lvlText w:val=""/>
+      <w:lvlJc w:val="left"/>
+      <w:pPr>
+        <w:ind w:left="2400" w:hanging="480"/>
+      </w:pPr>
+      <w:rPr>
+        <w:rFonts w:ascii="Wingdings" w:hAnsi="Wingdings" w:hint="default"/>
+      </w:rPr>
+    </w:lvl>
+    <w:lvl w:ilvl="5" w:tplc="04090005" w:tentative="1">
+      <w:start w:val="1"/>
+      <w:numFmt w:val="bullet"/>
+      <w:lvlText w:val=""/>
+      <w:lvlJc w:val="left"/>
+      <w:pPr>
+        <w:ind w:left="2880" w:hanging="480"/>
+      </w:pPr>
+      <w:rPr>
+        <w:rFonts w:ascii="Wingdings" w:hAnsi="Wingdings" w:hint="default"/>
+      </w:rPr>
+    </w:lvl>
+    <w:lvl w:ilvl="6" w:tplc="04090001" w:tentative="1">
+      <w:start w:val="1"/>
+      <w:numFmt w:val="bullet"/>
+      <w:lvlText w:val=""/>
+      <w:lvlJc w:val="left"/>
+      <w:pPr>
+        <w:ind w:left="3360" w:hanging="480"/>
+      </w:pPr>
+      <w:rPr>
+        <w:rFonts w:ascii="Wingdings" w:hAnsi="Wingdings" w:hint="default"/>
+      </w:rPr>
+    </w:lvl>
+    <w:lvl w:ilvl="7" w:tplc="04090003" w:tentative="1">
+      <w:start w:val="1"/>
+      <w:numFmt w:val="bullet"/>
+      <w:lvlText w:val=""/>
+      <w:lvlJc w:val="left"/>
+      <w:pPr>
+        <w:ind w:left="3840" w:hanging="480"/>
+      </w:pPr>
+      <w:rPr>
+        <w:rFonts w:ascii="Wingdings" w:hAnsi="Wingdings" w:hint="default"/>
+      </w:rPr>
+    </w:lvl>
+    <w:lvl w:ilvl="8" w:tplc="04090005" w:tentative="1">
+      <w:start w:val="1"/>
+      <w:numFmt w:val="bullet"/>
+      <w:lvlText w:val=""/>
+      <w:lvlJc w:val="left"/>
+      <w:pPr>
+        <w:ind w:left="4320" w:hanging="480"/>
+      </w:pPr>
+      <w:rPr>
+        <w:rFonts w:ascii="Wingdings" w:hAnsi="Wingdings" w:hint="default"/>
+      </w:rPr>
+    </w:lvl>
+  </w:abstractNum>
+  <w:abstractNum w:abstractNumId="30" w15:restartNumberingAfterBreak="0">
     <w:nsid w:val="6C2C26A5"/>
     <w:multiLevelType w:val="hybridMultilevel"/>
     <w:tmpl w:val="A10A9FBA"/>
@@ -5416,7 +9187,546 @@
       </w:rPr>
     </w:lvl>
   </w:abstractNum>
-  <w:abstractNum w:abstractNumId="18" w15:restartNumberingAfterBreak="0">
+  <w:abstractNum w:abstractNumId="31" w15:restartNumberingAfterBreak="0">
+    <w:nsid w:val="6C5B29A0"/>
+    <w:multiLevelType w:val="multilevel"/>
+    <w:tmpl w:val="35460952"/>
+    <w:lvl w:ilvl="0">
+      <w:start w:val="1"/>
+      <w:numFmt w:val="bullet"/>
+      <w:lvlText w:val=""/>
+      <w:lvlJc w:val="left"/>
+      <w:pPr>
+        <w:tabs>
+          <w:tab w:val="num" w:pos="720"/>
+        </w:tabs>
+        <w:ind w:left="720" w:hanging="360"/>
+      </w:pPr>
+      <w:rPr>
+        <w:rFonts w:ascii="Symbol" w:hAnsi="Symbol" w:hint="default"/>
+        <w:sz w:val="20"/>
+      </w:rPr>
+    </w:lvl>
+    <w:lvl w:ilvl="1" w:tentative="1">
+      <w:start w:val="1"/>
+      <w:numFmt w:val="bullet"/>
+      <w:lvlText w:val="o"/>
+      <w:lvlJc w:val="left"/>
+      <w:pPr>
+        <w:tabs>
+          <w:tab w:val="num" w:pos="1440"/>
+        </w:tabs>
+        <w:ind w:left="1440" w:hanging="360"/>
+      </w:pPr>
+      <w:rPr>
+        <w:rFonts w:ascii="Courier New" w:hAnsi="Courier New" w:hint="default"/>
+        <w:sz w:val="20"/>
+      </w:rPr>
+    </w:lvl>
+    <w:lvl w:ilvl="2" w:tentative="1">
+      <w:start w:val="1"/>
+      <w:numFmt w:val="bullet"/>
+      <w:lvlText w:val=""/>
+      <w:lvlJc w:val="left"/>
+      <w:pPr>
+        <w:tabs>
+          <w:tab w:val="num" w:pos="2160"/>
+        </w:tabs>
+        <w:ind w:left="2160" w:hanging="360"/>
+      </w:pPr>
+      <w:rPr>
+        <w:rFonts w:ascii="Wingdings" w:hAnsi="Wingdings" w:hint="default"/>
+        <w:sz w:val="20"/>
+      </w:rPr>
+    </w:lvl>
+    <w:lvl w:ilvl="3" w:tentative="1">
+      <w:start w:val="1"/>
+      <w:numFmt w:val="bullet"/>
+      <w:lvlText w:val=""/>
+      <w:lvlJc w:val="left"/>
+      <w:pPr>
+        <w:tabs>
+          <w:tab w:val="num" w:pos="2880"/>
+        </w:tabs>
+        <w:ind w:left="2880" w:hanging="360"/>
+      </w:pPr>
+      <w:rPr>
+        <w:rFonts w:ascii="Wingdings" w:hAnsi="Wingdings" w:hint="default"/>
+        <w:sz w:val="20"/>
+      </w:rPr>
+    </w:lvl>
+    <w:lvl w:ilvl="4" w:tentative="1">
+      <w:start w:val="1"/>
+      <w:numFmt w:val="bullet"/>
+      <w:lvlText w:val=""/>
+      <w:lvlJc w:val="left"/>
+      <w:pPr>
+        <w:tabs>
+          <w:tab w:val="num" w:pos="3600"/>
+        </w:tabs>
+        <w:ind w:left="3600" w:hanging="360"/>
+      </w:pPr>
+      <w:rPr>
+        <w:rFonts w:ascii="Wingdings" w:hAnsi="Wingdings" w:hint="default"/>
+        <w:sz w:val="20"/>
+      </w:rPr>
+    </w:lvl>
+    <w:lvl w:ilvl="5" w:tentative="1">
+      <w:start w:val="1"/>
+      <w:numFmt w:val="bullet"/>
+      <w:lvlText w:val=""/>
+      <w:lvlJc w:val="left"/>
+      <w:pPr>
+        <w:tabs>
+          <w:tab w:val="num" w:pos="4320"/>
+        </w:tabs>
+        <w:ind w:left="4320" w:hanging="360"/>
+      </w:pPr>
+      <w:rPr>
+        <w:rFonts w:ascii="Wingdings" w:hAnsi="Wingdings" w:hint="default"/>
+        <w:sz w:val="20"/>
+      </w:rPr>
+    </w:lvl>
+    <w:lvl w:ilvl="6" w:tentative="1">
+      <w:start w:val="1"/>
+      <w:numFmt w:val="bullet"/>
+      <w:lvlText w:val=""/>
+      <w:lvlJc w:val="left"/>
+      <w:pPr>
+        <w:tabs>
+          <w:tab w:val="num" w:pos="5040"/>
+        </w:tabs>
+        <w:ind w:left="5040" w:hanging="360"/>
+      </w:pPr>
+      <w:rPr>
+        <w:rFonts w:ascii="Wingdings" w:hAnsi="Wingdings" w:hint="default"/>
+        <w:sz w:val="20"/>
+      </w:rPr>
+    </w:lvl>
+    <w:lvl w:ilvl="7" w:tentative="1">
+      <w:start w:val="1"/>
+      <w:numFmt w:val="bullet"/>
+      <w:lvlText w:val=""/>
+      <w:lvlJc w:val="left"/>
+      <w:pPr>
+        <w:tabs>
+          <w:tab w:val="num" w:pos="5760"/>
+        </w:tabs>
+        <w:ind w:left="5760" w:hanging="360"/>
+      </w:pPr>
+      <w:rPr>
+        <w:rFonts w:ascii="Wingdings" w:hAnsi="Wingdings" w:hint="default"/>
+        <w:sz w:val="20"/>
+      </w:rPr>
+    </w:lvl>
+    <w:lvl w:ilvl="8" w:tentative="1">
+      <w:start w:val="1"/>
+      <w:numFmt w:val="bullet"/>
+      <w:lvlText w:val=""/>
+      <w:lvlJc w:val="left"/>
+      <w:pPr>
+        <w:tabs>
+          <w:tab w:val="num" w:pos="6480"/>
+        </w:tabs>
+        <w:ind w:left="6480" w:hanging="360"/>
+      </w:pPr>
+      <w:rPr>
+        <w:rFonts w:ascii="Wingdings" w:hAnsi="Wingdings" w:hint="default"/>
+        <w:sz w:val="20"/>
+      </w:rPr>
+    </w:lvl>
+  </w:abstractNum>
+  <w:abstractNum w:abstractNumId="32" w15:restartNumberingAfterBreak="0">
+    <w:nsid w:val="6E4A680C"/>
+    <w:multiLevelType w:val="multilevel"/>
+    <w:tmpl w:val="DF623258"/>
+    <w:lvl w:ilvl="0">
+      <w:start w:val="1"/>
+      <w:numFmt w:val="bullet"/>
+      <w:lvlText w:val=""/>
+      <w:lvlJc w:val="left"/>
+      <w:pPr>
+        <w:tabs>
+          <w:tab w:val="num" w:pos="720"/>
+        </w:tabs>
+        <w:ind w:left="720" w:hanging="360"/>
+      </w:pPr>
+      <w:rPr>
+        <w:rFonts w:ascii="Symbol" w:hAnsi="Symbol" w:hint="default"/>
+        <w:sz w:val="20"/>
+      </w:rPr>
+    </w:lvl>
+    <w:lvl w:ilvl="1" w:tentative="1">
+      <w:start w:val="1"/>
+      <w:numFmt w:val="bullet"/>
+      <w:lvlText w:val="o"/>
+      <w:lvlJc w:val="left"/>
+      <w:pPr>
+        <w:tabs>
+          <w:tab w:val="num" w:pos="1440"/>
+        </w:tabs>
+        <w:ind w:left="1440" w:hanging="360"/>
+      </w:pPr>
+      <w:rPr>
+        <w:rFonts w:ascii="Courier New" w:hAnsi="Courier New" w:hint="default"/>
+        <w:sz w:val="20"/>
+      </w:rPr>
+    </w:lvl>
+    <w:lvl w:ilvl="2" w:tentative="1">
+      <w:start w:val="1"/>
+      <w:numFmt w:val="bullet"/>
+      <w:lvlText w:val=""/>
+      <w:lvlJc w:val="left"/>
+      <w:pPr>
+        <w:tabs>
+          <w:tab w:val="num" w:pos="2160"/>
+        </w:tabs>
+        <w:ind w:left="2160" w:hanging="360"/>
+      </w:pPr>
+      <w:rPr>
+        <w:rFonts w:ascii="Wingdings" w:hAnsi="Wingdings" w:hint="default"/>
+        <w:sz w:val="20"/>
+      </w:rPr>
+    </w:lvl>
+    <w:lvl w:ilvl="3" w:tentative="1">
+      <w:start w:val="1"/>
+      <w:numFmt w:val="bullet"/>
+      <w:lvlText w:val=""/>
+      <w:lvlJc w:val="left"/>
+      <w:pPr>
+        <w:tabs>
+          <w:tab w:val="num" w:pos="2880"/>
+        </w:tabs>
+        <w:ind w:left="2880" w:hanging="360"/>
+      </w:pPr>
+      <w:rPr>
+        <w:rFonts w:ascii="Wingdings" w:hAnsi="Wingdings" w:hint="default"/>
+        <w:sz w:val="20"/>
+      </w:rPr>
+    </w:lvl>
+    <w:lvl w:ilvl="4" w:tentative="1">
+      <w:start w:val="1"/>
+      <w:numFmt w:val="bullet"/>
+      <w:lvlText w:val=""/>
+      <w:lvlJc w:val="left"/>
+      <w:pPr>
+        <w:tabs>
+          <w:tab w:val="num" w:pos="3600"/>
+        </w:tabs>
+        <w:ind w:left="3600" w:hanging="360"/>
+      </w:pPr>
+      <w:rPr>
+        <w:rFonts w:ascii="Wingdings" w:hAnsi="Wingdings" w:hint="default"/>
+        <w:sz w:val="20"/>
+      </w:rPr>
+    </w:lvl>
+    <w:lvl w:ilvl="5" w:tentative="1">
+      <w:start w:val="1"/>
+      <w:numFmt w:val="bullet"/>
+      <w:lvlText w:val=""/>
+      <w:lvlJc w:val="left"/>
+      <w:pPr>
+        <w:tabs>
+          <w:tab w:val="num" w:pos="4320"/>
+        </w:tabs>
+        <w:ind w:left="4320" w:hanging="360"/>
+      </w:pPr>
+      <w:rPr>
+        <w:rFonts w:ascii="Wingdings" w:hAnsi="Wingdings" w:hint="default"/>
+        <w:sz w:val="20"/>
+      </w:rPr>
+    </w:lvl>
+    <w:lvl w:ilvl="6" w:tentative="1">
+      <w:start w:val="1"/>
+      <w:numFmt w:val="bullet"/>
+      <w:lvlText w:val=""/>
+      <w:lvlJc w:val="left"/>
+      <w:pPr>
+        <w:tabs>
+          <w:tab w:val="num" w:pos="5040"/>
+        </w:tabs>
+        <w:ind w:left="5040" w:hanging="360"/>
+      </w:pPr>
+      <w:rPr>
+        <w:rFonts w:ascii="Wingdings" w:hAnsi="Wingdings" w:hint="default"/>
+        <w:sz w:val="20"/>
+      </w:rPr>
+    </w:lvl>
+    <w:lvl w:ilvl="7" w:tentative="1">
+      <w:start w:val="1"/>
+      <w:numFmt w:val="bullet"/>
+      <w:lvlText w:val=""/>
+      <w:lvlJc w:val="left"/>
+      <w:pPr>
+        <w:tabs>
+          <w:tab w:val="num" w:pos="5760"/>
+        </w:tabs>
+        <w:ind w:left="5760" w:hanging="360"/>
+      </w:pPr>
+      <w:rPr>
+        <w:rFonts w:ascii="Wingdings" w:hAnsi="Wingdings" w:hint="default"/>
+        <w:sz w:val="20"/>
+      </w:rPr>
+    </w:lvl>
+    <w:lvl w:ilvl="8" w:tentative="1">
+      <w:start w:val="1"/>
+      <w:numFmt w:val="bullet"/>
+      <w:lvlText w:val=""/>
+      <w:lvlJc w:val="left"/>
+      <w:pPr>
+        <w:tabs>
+          <w:tab w:val="num" w:pos="6480"/>
+        </w:tabs>
+        <w:ind w:left="6480" w:hanging="360"/>
+      </w:pPr>
+      <w:rPr>
+        <w:rFonts w:ascii="Wingdings" w:hAnsi="Wingdings" w:hint="default"/>
+        <w:sz w:val="20"/>
+      </w:rPr>
+    </w:lvl>
+  </w:abstractNum>
+  <w:abstractNum w:abstractNumId="33" w15:restartNumberingAfterBreak="0">
+    <w:nsid w:val="74D15735"/>
+    <w:multiLevelType w:val="hybridMultilevel"/>
+    <w:tmpl w:val="94F4D15E"/>
+    <w:lvl w:ilvl="0" w:tplc="A1C802A8">
+      <w:start w:val="1"/>
+      <w:numFmt w:val="upperLetter"/>
+      <w:lvlText w:val="%1."/>
+      <w:lvlJc w:val="left"/>
+      <w:pPr>
+        <w:ind w:left="360" w:hanging="360"/>
+      </w:pPr>
+      <w:rPr>
+        <w:rFonts w:hint="default"/>
+      </w:rPr>
+    </w:lvl>
+    <w:lvl w:ilvl="1" w:tplc="BD5E4CF2">
+      <w:start w:val="1"/>
+      <w:numFmt w:val="decimal"/>
+      <w:lvlText w:val="%2."/>
+      <w:lvlJc w:val="left"/>
+      <w:pPr>
+        <w:ind w:left="840" w:hanging="360"/>
+      </w:pPr>
+      <w:rPr>
+        <w:rFonts w:hint="default"/>
+      </w:rPr>
+    </w:lvl>
+    <w:lvl w:ilvl="2" w:tplc="0409001B" w:tentative="1">
+      <w:start w:val="1"/>
+      <w:numFmt w:val="lowerRoman"/>
+      <w:lvlText w:val="%3."/>
+      <w:lvlJc w:val="right"/>
+      <w:pPr>
+        <w:ind w:left="1440" w:hanging="480"/>
+      </w:pPr>
+    </w:lvl>
+    <w:lvl w:ilvl="3" w:tplc="0409000F" w:tentative="1">
+      <w:start w:val="1"/>
+      <w:numFmt w:val="decimal"/>
+      <w:lvlText w:val="%4."/>
+      <w:lvlJc w:val="left"/>
+      <w:pPr>
+        <w:ind w:left="1920" w:hanging="480"/>
+      </w:pPr>
+    </w:lvl>
+    <w:lvl w:ilvl="4" w:tplc="04090019" w:tentative="1">
+      <w:start w:val="1"/>
+      <w:numFmt w:val="ideographTraditional"/>
+      <w:lvlText w:val="%5、"/>
+      <w:lvlJc w:val="left"/>
+      <w:pPr>
+        <w:ind w:left="2400" w:hanging="480"/>
+      </w:pPr>
+    </w:lvl>
+    <w:lvl w:ilvl="5" w:tplc="0409001B" w:tentative="1">
+      <w:start w:val="1"/>
+      <w:numFmt w:val="lowerRoman"/>
+      <w:lvlText w:val="%6."/>
+      <w:lvlJc w:val="right"/>
+      <w:pPr>
+        <w:ind w:left="2880" w:hanging="480"/>
+      </w:pPr>
+    </w:lvl>
+    <w:lvl w:ilvl="6" w:tplc="0409000F" w:tentative="1">
+      <w:start w:val="1"/>
+      <w:numFmt w:val="decimal"/>
+      <w:lvlText w:val="%7."/>
+      <w:lvlJc w:val="left"/>
+      <w:pPr>
+        <w:ind w:left="3360" w:hanging="480"/>
+      </w:pPr>
+    </w:lvl>
+    <w:lvl w:ilvl="7" w:tplc="04090019" w:tentative="1">
+      <w:start w:val="1"/>
+      <w:numFmt w:val="ideographTraditional"/>
+      <w:lvlText w:val="%8、"/>
+      <w:lvlJc w:val="left"/>
+      <w:pPr>
+        <w:ind w:left="3840" w:hanging="480"/>
+      </w:pPr>
+    </w:lvl>
+    <w:lvl w:ilvl="8" w:tplc="0409001B" w:tentative="1">
+      <w:start w:val="1"/>
+      <w:numFmt w:val="lowerRoman"/>
+      <w:lvlText w:val="%9."/>
+      <w:lvlJc w:val="right"/>
+      <w:pPr>
+        <w:ind w:left="4320" w:hanging="480"/>
+      </w:pPr>
+    </w:lvl>
+  </w:abstractNum>
+  <w:abstractNum w:abstractNumId="34" w15:restartNumberingAfterBreak="0">
+    <w:nsid w:val="75423990"/>
+    <w:multiLevelType w:val="multilevel"/>
+    <w:tmpl w:val="07B29502"/>
+    <w:lvl w:ilvl="0">
+      <w:start w:val="1"/>
+      <w:numFmt w:val="bullet"/>
+      <w:lvlText w:val=""/>
+      <w:lvlJc w:val="left"/>
+      <w:pPr>
+        <w:tabs>
+          <w:tab w:val="num" w:pos="720"/>
+        </w:tabs>
+        <w:ind w:left="720" w:hanging="360"/>
+      </w:pPr>
+      <w:rPr>
+        <w:rFonts w:ascii="Symbol" w:hAnsi="Symbol" w:hint="default"/>
+        <w:sz w:val="20"/>
+      </w:rPr>
+    </w:lvl>
+    <w:lvl w:ilvl="1">
+      <w:start w:val="1"/>
+      <w:numFmt w:val="bullet"/>
+      <w:lvlText w:val="o"/>
+      <w:lvlJc w:val="left"/>
+      <w:pPr>
+        <w:tabs>
+          <w:tab w:val="num" w:pos="1440"/>
+        </w:tabs>
+        <w:ind w:left="1440" w:hanging="360"/>
+      </w:pPr>
+      <w:rPr>
+        <w:rFonts w:ascii="Courier New" w:hAnsi="Courier New" w:hint="default"/>
+        <w:sz w:val="20"/>
+      </w:rPr>
+    </w:lvl>
+    <w:lvl w:ilvl="2" w:tentative="1">
+      <w:start w:val="1"/>
+      <w:numFmt w:val="bullet"/>
+      <w:lvlText w:val=""/>
+      <w:lvlJc w:val="left"/>
+      <w:pPr>
+        <w:tabs>
+          <w:tab w:val="num" w:pos="2160"/>
+        </w:tabs>
+        <w:ind w:left="2160" w:hanging="360"/>
+      </w:pPr>
+      <w:rPr>
+        <w:rFonts w:ascii="Wingdings" w:hAnsi="Wingdings" w:hint="default"/>
+        <w:sz w:val="20"/>
+      </w:rPr>
+    </w:lvl>
+    <w:lvl w:ilvl="3" w:tentative="1">
+      <w:start w:val="1"/>
+      <w:numFmt w:val="bullet"/>
+      <w:lvlText w:val=""/>
+      <w:lvlJc w:val="left"/>
+      <w:pPr>
+        <w:tabs>
+          <w:tab w:val="num" w:pos="2880"/>
+        </w:tabs>
+        <w:ind w:left="2880" w:hanging="360"/>
+      </w:pPr>
+      <w:rPr>
+        <w:rFonts w:ascii="Wingdings" w:hAnsi="Wingdings" w:hint="default"/>
+        <w:sz w:val="20"/>
+      </w:rPr>
+    </w:lvl>
+    <w:lvl w:ilvl="4" w:tentative="1">
+      <w:start w:val="1"/>
+      <w:numFmt w:val="bullet"/>
+      <w:lvlText w:val=""/>
+      <w:lvlJc w:val="left"/>
+      <w:pPr>
+        <w:tabs>
+          <w:tab w:val="num" w:pos="3600"/>
+        </w:tabs>
+        <w:ind w:left="3600" w:hanging="360"/>
+      </w:pPr>
+      <w:rPr>
+        <w:rFonts w:ascii="Wingdings" w:hAnsi="Wingdings" w:hint="default"/>
+        <w:sz w:val="20"/>
+      </w:rPr>
+    </w:lvl>
+    <w:lvl w:ilvl="5" w:tentative="1">
+      <w:start w:val="1"/>
+      <w:numFmt w:val="bullet"/>
+      <w:lvlText w:val=""/>
+      <w:lvlJc w:val="left"/>
+      <w:pPr>
+        <w:tabs>
+          <w:tab w:val="num" w:pos="4320"/>
+        </w:tabs>
+        <w:ind w:left="4320" w:hanging="360"/>
+      </w:pPr>
+      <w:rPr>
+        <w:rFonts w:ascii="Wingdings" w:hAnsi="Wingdings" w:hint="default"/>
+        <w:sz w:val="20"/>
+      </w:rPr>
+    </w:lvl>
+    <w:lvl w:ilvl="6" w:tentative="1">
+      <w:start w:val="1"/>
+      <w:numFmt w:val="bullet"/>
+      <w:lvlText w:val=""/>
+      <w:lvlJc w:val="left"/>
+      <w:pPr>
+        <w:tabs>
+          <w:tab w:val="num" w:pos="5040"/>
+        </w:tabs>
+        <w:ind w:left="5040" w:hanging="360"/>
+      </w:pPr>
+      <w:rPr>
+        <w:rFonts w:ascii="Wingdings" w:hAnsi="Wingdings" w:hint="default"/>
+        <w:sz w:val="20"/>
+      </w:rPr>
+    </w:lvl>
+    <w:lvl w:ilvl="7" w:tentative="1">
+      <w:start w:val="1"/>
+      <w:numFmt w:val="bullet"/>
+      <w:lvlText w:val=""/>
+      <w:lvlJc w:val="left"/>
+      <w:pPr>
+        <w:tabs>
+          <w:tab w:val="num" w:pos="5760"/>
+        </w:tabs>
+        <w:ind w:left="5760" w:hanging="360"/>
+      </w:pPr>
+      <w:rPr>
+        <w:rFonts w:ascii="Wingdings" w:hAnsi="Wingdings" w:hint="default"/>
+        <w:sz w:val="20"/>
+      </w:rPr>
+    </w:lvl>
+    <w:lvl w:ilvl="8" w:tentative="1">
+      <w:start w:val="1"/>
+      <w:numFmt w:val="bullet"/>
+      <w:lvlText w:val=""/>
+      <w:lvlJc w:val="left"/>
+      <w:pPr>
+        <w:tabs>
+          <w:tab w:val="num" w:pos="6480"/>
+        </w:tabs>
+        <w:ind w:left="6480" w:hanging="360"/>
+      </w:pPr>
+      <w:rPr>
+        <w:rFonts w:ascii="Wingdings" w:hAnsi="Wingdings" w:hint="default"/>
+        <w:sz w:val="20"/>
+      </w:rPr>
+    </w:lvl>
+  </w:abstractNum>
+  <w:abstractNum w:abstractNumId="35" w15:restartNumberingAfterBreak="0">
     <w:nsid w:val="7BF778F4"/>
     <w:multiLevelType w:val="hybridMultilevel"/>
     <w:tmpl w:val="C550312C"/>
@@ -5505,7 +9815,7 @@
       </w:pPr>
     </w:lvl>
   </w:abstractNum>
-  <w:abstractNum w:abstractNumId="19" w15:restartNumberingAfterBreak="0">
+  <w:abstractNum w:abstractNumId="36" w15:restartNumberingAfterBreak="0">
     <w:nsid w:val="7E374EFB"/>
     <w:multiLevelType w:val="hybridMultilevel"/>
     <w:tmpl w:val="5A4C7C06"/>
@@ -5646,16 +9956,16 @@
     </w:lvl>
   </w:abstractNum>
   <w:num w:numId="1" w16cid:durableId="850527455">
-    <w:abstractNumId w:val="5"/>
+    <w:abstractNumId w:val="7"/>
   </w:num>
   <w:num w:numId="2" w16cid:durableId="223491244">
-    <w:abstractNumId w:val="17"/>
+    <w:abstractNumId w:val="30"/>
   </w:num>
   <w:num w:numId="3" w16cid:durableId="777216860">
     <w:abstractNumId w:val="2"/>
   </w:num>
   <w:num w:numId="4" w16cid:durableId="1387991770">
-    <w:abstractNumId w:val="18"/>
+    <w:abstractNumId w:val="35"/>
   </w:num>
   <w:num w:numId="5" w16cid:durableId="1291477320">
     <w:abstractNumId w:val="3"/>
@@ -5664,46 +9974,97 @@
     <w:abstractNumId w:val="1"/>
   </w:num>
   <w:num w:numId="7" w16cid:durableId="2024898079">
-    <w:abstractNumId w:val="12"/>
+    <w:abstractNumId w:val="19"/>
   </w:num>
   <w:num w:numId="8" w16cid:durableId="656031102">
-    <w:abstractNumId w:val="8"/>
+    <w:abstractNumId w:val="14"/>
   </w:num>
   <w:num w:numId="9" w16cid:durableId="1403986829">
-    <w:abstractNumId w:val="16"/>
+    <w:abstractNumId w:val="27"/>
   </w:num>
   <w:num w:numId="10" w16cid:durableId="2060588897">
-    <w:abstractNumId w:val="14"/>
+    <w:abstractNumId w:val="22"/>
   </w:num>
   <w:num w:numId="11" w16cid:durableId="1963338648">
-    <w:abstractNumId w:val="13"/>
+    <w:abstractNumId w:val="21"/>
   </w:num>
   <w:num w:numId="12" w16cid:durableId="640040681">
     <w:abstractNumId w:val="0"/>
   </w:num>
   <w:num w:numId="13" w16cid:durableId="786511393">
+    <w:abstractNumId w:val="8"/>
+  </w:num>
+  <w:num w:numId="14" w16cid:durableId="1995061351">
+    <w:abstractNumId w:val="10"/>
+  </w:num>
+  <w:num w:numId="15" w16cid:durableId="14044343">
+    <w:abstractNumId w:val="23"/>
+  </w:num>
+  <w:num w:numId="16" w16cid:durableId="1456824657">
+    <w:abstractNumId w:val="5"/>
+  </w:num>
+  <w:num w:numId="17" w16cid:durableId="1020668379">
+    <w:abstractNumId w:val="15"/>
+  </w:num>
+  <w:num w:numId="18" w16cid:durableId="1871458461">
+    <w:abstractNumId w:val="16"/>
+  </w:num>
+  <w:num w:numId="19" w16cid:durableId="112984822">
+    <w:abstractNumId w:val="17"/>
+  </w:num>
+  <w:num w:numId="20" w16cid:durableId="134304272">
+    <w:abstractNumId w:val="36"/>
+  </w:num>
+  <w:num w:numId="21" w16cid:durableId="1731493135">
+    <w:abstractNumId w:val="31"/>
+  </w:num>
+  <w:num w:numId="22" w16cid:durableId="1515657014">
+    <w:abstractNumId w:val="32"/>
+  </w:num>
+  <w:num w:numId="23" w16cid:durableId="1738816735">
+    <w:abstractNumId w:val="11"/>
+  </w:num>
+  <w:num w:numId="24" w16cid:durableId="913659274">
+    <w:abstractNumId w:val="28"/>
+  </w:num>
+  <w:num w:numId="25" w16cid:durableId="973368865">
+    <w:abstractNumId w:val="24"/>
+  </w:num>
+  <w:num w:numId="26" w16cid:durableId="2115440189">
+    <w:abstractNumId w:val="9"/>
+  </w:num>
+  <w:num w:numId="27" w16cid:durableId="4093938">
+    <w:abstractNumId w:val="34"/>
+  </w:num>
+  <w:num w:numId="28" w16cid:durableId="1316108957">
     <w:abstractNumId w:val="6"/>
   </w:num>
-  <w:num w:numId="14" w16cid:durableId="1995061351">
-    <w:abstractNumId w:val="7"/>
+  <w:num w:numId="29" w16cid:durableId="294871950">
+    <w:abstractNumId w:val="18"/>
   </w:num>
-  <w:num w:numId="15" w16cid:durableId="14044343">
-    <w:abstractNumId w:val="15"/>
+  <w:num w:numId="30" w16cid:durableId="1424447371">
+    <w:abstractNumId w:val="13"/>
   </w:num>
-  <w:num w:numId="16" w16cid:durableId="1456824657">
+  <w:num w:numId="31" w16cid:durableId="782504712">
+    <w:abstractNumId w:val="33"/>
+  </w:num>
+  <w:num w:numId="32" w16cid:durableId="770126991">
     <w:abstractNumId w:val="4"/>
   </w:num>
-  <w:num w:numId="17" w16cid:durableId="1020668379">
-    <w:abstractNumId w:val="9"/>
+  <w:num w:numId="33" w16cid:durableId="236861367">
+    <w:abstractNumId w:val="25"/>
   </w:num>
-  <w:num w:numId="18" w16cid:durableId="1871458461">
-    <w:abstractNumId w:val="10"/>
+  <w:num w:numId="34" w16cid:durableId="1174227853">
+    <w:abstractNumId w:val="12"/>
   </w:num>
-  <w:num w:numId="19" w16cid:durableId="112984822">
-    <w:abstractNumId w:val="11"/>
+  <w:num w:numId="35" w16cid:durableId="828669252">
+    <w:abstractNumId w:val="26"/>
   </w:num>
-  <w:num w:numId="20" w16cid:durableId="134304272">
-    <w:abstractNumId w:val="19"/>
+  <w:num w:numId="36" w16cid:durableId="728503789">
+    <w:abstractNumId w:val="29"/>
+  </w:num>
+  <w:num w:numId="37" w16cid:durableId="1091897268">
+    <w:abstractNumId w:val="20"/>
   </w:num>
 </w:numbering>
 </file>
@@ -6203,7 +10564,6 @@
   <w:style w:type="character" w:default="1" w:styleId="a0">
     <w:name w:val="Default Paragraph Font"/>
     <w:uiPriority w:val="1"/>
-    <w:semiHidden/>
     <w:unhideWhenUsed/>
   </w:style>
   <w:style w:type="table" w:default="1" w:styleId="a1">

--- a/bio-it-agent_2026.docx
+++ b/bio-it-agent_2026.docx
@@ -1,6 +1,6 @@
 
 <file path=word/document.xml><?xml version="1.0" encoding="utf-8"?>
-<w:document xmlns:wpc="http://schemas.microsoft.com/office/word/2010/wordprocessingCanvas" xmlns:cx="http://schemas.microsoft.com/office/drawing/2014/chartex" xmlns:cx1="http://schemas.microsoft.com/office/drawing/2015/9/8/chartex" xmlns:cx2="http://schemas.microsoft.com/office/drawing/2015/10/21/chartex" xmlns:cx3="http://schemas.microsoft.com/office/drawing/2016/5/9/chartex" xmlns:cx4="http://schemas.microsoft.com/office/drawing/2016/5/10/chartex" xmlns:cx5="http://schemas.microsoft.com/office/drawing/2016/5/11/chartex" xmlns:cx6="http://schemas.microsoft.com/office/drawing/2016/5/12/chartex" xmlns:cx7="http://schemas.microsoft.com/office/drawing/2016/5/13/chartex" xmlns:cx8="http://schemas.microsoft.com/office/drawing/2016/5/14/chartex" xmlns:mc="http://schemas.openxmlformats.org/markup-compatibility/2006" xmlns:aink="http://schemas.microsoft.com/office/drawing/2016/ink" xmlns:am3d="http://schemas.microsoft.com/office/drawing/2017/model3d" xmlns:o="urn:schemas-microsoft-com:office:office" xmlns:oel="http://schemas.microsoft.com/office/2019/extlst" xmlns:r="http://schemas.openxmlformats.org/officeDocument/2006/relationships" xmlns:m="http://schemas.openxmlformats.org/officeDocument/2006/math" xmlns:v="urn:schemas-microsoft-com:vml" xmlns:wp14="http://schemas.microsoft.com/office/word/2010/wordprocessingDrawing" xmlns:wp="http://schemas.openxmlformats.org/drawingml/2006/wordprocessingDrawing" xmlns:w10="urn:schemas-microsoft-com:office:word" xmlns:w="http://schemas.openxmlformats.org/wordprocessingml/2006/main" xmlns:w14="http://schemas.microsoft.com/office/word/2010/wordml" xmlns:w15="http://schemas.microsoft.com/office/word/2012/wordml" xmlns:w16cex="http://schemas.microsoft.com/office/word/2018/wordml/cex" xmlns:w16cid="http://schemas.microsoft.com/office/word/2016/wordml/cid" xmlns:w16="http://schemas.microsoft.com/office/word/2018/wordml" xmlns:w16du="http://schemas.microsoft.com/office/word/2023/wordml/word16du" xmlns:w16sdtdh="http://schemas.microsoft.com/office/word/2020/wordml/sdtdatahash" xmlns:w16sdtfl="http://schemas.microsoft.com/office/word/2024/wordml/sdtformatlock" xmlns:w16se="http://schemas.microsoft.com/office/word/2015/wordml/symex" xmlns:wpg="http://schemas.microsoft.com/office/word/2010/wordprocessingGroup" xmlns:wpi="http://schemas.microsoft.com/office/word/2010/wordprocessingInk" xmlns:wne="http://schemas.microsoft.com/office/word/2006/wordml" xmlns:wps="http://schemas.microsoft.com/office/word/2010/wordprocessingShape" mc:Ignorable="w14 w15 w16se w16cid w16 w16cex w16sdtdh w16sdtfl w16du wp14">
+<w:document xmlns:wpc="http://schemas.microsoft.com/office/word/2010/wordprocessingCanvas" xmlns:cx="http://schemas.microsoft.com/office/drawing/2014/chartex" xmlns:cx1="http://schemas.microsoft.com/office/drawing/2015/9/8/chartex" xmlns:cx2="http://schemas.microsoft.com/office/drawing/2015/10/21/chartex" xmlns:cx3="http://schemas.microsoft.com/office/drawing/2016/5/9/chartex" xmlns:cx4="http://schemas.microsoft.com/office/drawing/2016/5/10/chartex" xmlns:cx5="http://schemas.microsoft.com/office/drawing/2016/5/11/chartex" xmlns:cx6="http://schemas.microsoft.com/office/drawing/2016/5/12/chartex" xmlns:cx7="http://schemas.microsoft.com/office/drawing/2016/5/13/chartex" xmlns:cx8="http://schemas.microsoft.com/office/drawing/2016/5/14/chartex" xmlns:mc="http://schemas.openxmlformats.org/markup-compatibility/2006" xmlns:aink="http://schemas.microsoft.com/office/drawing/2016/ink" xmlns:am3d="http://schemas.microsoft.com/office/drawing/2017/model3d" xmlns:o="urn:schemas-microsoft-com:office:office" xmlns:oel="http://schemas.microsoft.com/office/2019/extlst" xmlns:r="http://schemas.openxmlformats.org/officeDocument/2006/relationships" xmlns:m="http://schemas.openxmlformats.org/officeDocument/2006/math" xmlns:v="urn:schemas-microsoft-com:vml" xmlns:wp14="http://schemas.microsoft.com/office/word/2010/wordprocessingDrawing" xmlns:wp="http://schemas.openxmlformats.org/drawingml/2006/wordprocessingDrawing" xmlns:w10="urn:schemas-microsoft-com:office:word" xmlns:w="http://schemas.openxmlformats.org/wordprocessingml/2006/main" xmlns:w14="http://schemas.microsoft.com/office/word/2010/wordml" xmlns:w15="http://schemas.microsoft.com/office/word/2012/wordml" xmlns:w16cei="http://schemas.microsoft.com/office/word/2026/wordml/cei" xmlns:w16cex="http://schemas.microsoft.com/office/word/2018/wordml/cex" xmlns:w16cid="http://schemas.microsoft.com/office/word/2016/wordml/cid" xmlns:w16="http://schemas.microsoft.com/office/word/2018/wordml" xmlns:w16du="http://schemas.microsoft.com/office/word/2023/wordml/word16du" xmlns:w16sdtdh="http://schemas.microsoft.com/office/word/2020/wordml/sdtdatahash" xmlns:w16sdtfl="http://schemas.microsoft.com/office/word/2024/wordml/sdtformatlock" xmlns:w16se="http://schemas.microsoft.com/office/word/2015/wordml/symex" xmlns:wpg="http://schemas.microsoft.com/office/word/2010/wordprocessingGroup" xmlns:wpi="http://schemas.microsoft.com/office/word/2010/wordprocessingInk" xmlns:wne="http://schemas.microsoft.com/office/word/2006/wordml" xmlns:wps="http://schemas.microsoft.com/office/word/2010/wordprocessingShape" mc:Ignorable="w14 w15 w16se w16cid w16 w16cex w16sdtdh w16sdtfl w16du wp14">
   <w:body>
     <w:p>
       <w:pPr>
@@ -303,7 +303,27 @@
         <w:rPr>
           <w:szCs w:val="24"/>
         </w:rPr>
-        <w:t>。技術層面，透過皮爾森相關係</w:t>
+        <w:t>。</w:t>
+      </w:r>
+    </w:p>
+    <w:p>
+      <w:pPr>
+        <w:rPr>
+          <w:szCs w:val="24"/>
+        </w:rPr>
+      </w:pPr>
+    </w:p>
+    <w:p>
+      <w:pPr>
+        <w:rPr>
+          <w:szCs w:val="24"/>
+        </w:rPr>
+      </w:pPr>
+      <w:r>
+        <w:rPr>
+          <w:szCs w:val="24"/>
+        </w:rPr>
+        <w:t>技術層面，透過皮爾森相關係</w:t>
       </w:r>
       <w:r>
         <w:rPr>
@@ -316,78 +336,31 @@
         <w:rPr>
           <w:szCs w:val="24"/>
         </w:rPr>
-        <w:t>檢驗多模態對齊後空間基因表現量的預測準確性 [HEX模型, 10x Genomics Xenium]。考核 Agent 呼叫工具分析數據並生成用藥建議的醫學準確度。最後，將幻覺率列為核心安全指標，嚴格審查其推理過程，確保臨床決策達到醫療級的零容忍錯誤率。</w:t>
-      </w:r>
-      <w:r>
-        <w:rPr>
-          <w:szCs w:val="24"/>
-        </w:rPr>
-        <w:t>在實驗室完成基因分型（Genotyping）後，你會拿到一張包含成千上萬個點位、類似「rs1057910: CC」或「rs334: AT」的基因密碼清單。這些代碼本身沒有意義，而「解讀」就是利用 AI 或生物資訊工具，去翻閱國際醫學字典與資料庫，查明這些密碼對你的身體代表什麼：</w:t>
-      </w:r>
-    </w:p>
-    <w:p>
-      <w:pPr>
-        <w:numPr>
-          <w:ilvl w:val="0"/>
-          <w:numId w:val="19"/>
-        </w:numPr>
-        <w:rPr>
-          <w:szCs w:val="24"/>
-        </w:rPr>
-      </w:pPr>
-      <w:r>
-        <w:rPr>
-          <w:szCs w:val="24"/>
-        </w:rPr>
-        <w:t>看疾病風險：查出哪些變異會增加你罹患心臟病、糖尿病或特定癌症的機率。</w:t>
-      </w:r>
-    </w:p>
-    <w:p>
-      <w:pPr>
-        <w:numPr>
-          <w:ilvl w:val="0"/>
-          <w:numId w:val="19"/>
-        </w:numPr>
-        <w:rPr>
-          <w:szCs w:val="24"/>
-        </w:rPr>
-      </w:pPr>
-      <w:r>
-        <w:rPr>
-          <w:szCs w:val="24"/>
-        </w:rPr>
-        <w:t>看用藥反應：查出你的體質對某些藥物（如抗凝血劑、標靶藥）是代謝太快還是太慢，以便醫生調整精準劑量，避免過敏副作用。</w:t>
-      </w:r>
-    </w:p>
-    <w:p>
-      <w:pPr>
-        <w:numPr>
-          <w:ilvl w:val="0"/>
-          <w:numId w:val="19"/>
-        </w:numPr>
-        <w:rPr>
-          <w:szCs w:val="24"/>
-        </w:rPr>
-      </w:pPr>
-      <w:r>
-        <w:rPr>
-          <w:szCs w:val="24"/>
-        </w:rPr>
-        <w:t>看調控特徵：查明這些變異是否會悄悄改變你體內某些基因的表達量。</w:t>
-      </w:r>
-    </w:p>
-    <w:p>
-      <w:pPr>
-        <w:rPr>
-          <w:szCs w:val="24"/>
-        </w:rPr>
-      </w:pPr>
-      <w:r>
-        <w:rPr>
-          <w:szCs w:val="24"/>
-        </w:rPr>
-        <w:t>這項工作的本質，就是把冰冷的生物數據，轉化為具備臨床價值的精準醫療指引。</w:t>
-      </w:r>
+        <w:t>檢驗多模態對齊後空間基因表現量的預測準確性 [HEX模型, 10x Genomics Xenium]</w:t>
+      </w:r>
+      <w:r>
+        <w:rPr>
+          <w:rFonts w:hint="eastAsia"/>
+          <w:szCs w:val="24"/>
+        </w:rPr>
+        <w:t>並</w:t>
+      </w:r>
+      <w:r>
+        <w:rPr>
+          <w:szCs w:val="24"/>
+        </w:rPr>
+        <w:t>考核 Agent 呼叫工具分析數據並生成用藥建議的醫學準確度。將幻覺率列為核心安全指標，嚴格審查其推理過程，確保臨床決策達到醫療級的零容忍錯誤率。</w:t>
+      </w:r>
+      <w:r>
+        <w:t>在實驗室完成基因分型（Genotyping）後，你會拿到一張包含成千上萬個點位、類似「rs1057910: CC」或「rs334: AT」的基因密碼清單。這些代碼本身沒有意義，而「解讀」就是利用 AI 或生物資訊工具，去翻閱國際醫學字典與資料庫，查明這些密碼對你的身體代表什麼：看疾病風險：查出哪些變異會增加你罹患心臟病、糖尿病或特定癌症的機率。看用藥反應：查出你的體質對某些藥物（如抗凝血劑、標靶藥）是代謝太快還是太慢，以便醫生調整精準劑量，避免過敏副作用。看調控特徵：查明這些變異是否會悄悄改變你體內某些基因的表達量。這項工作的本質，就是把冰冷的生物數據，轉化為具備臨床價值的精準醫療指引。</w:t>
+      </w:r>
+    </w:p>
+    <w:p>
+      <w:pPr>
+        <w:rPr>
+          <w:szCs w:val="24"/>
+        </w:rPr>
+      </w:pPr>
     </w:p>
     <w:p>
       <w:r>
@@ -574,27 +547,23 @@
     </w:p>
     <w:p>
       <w:r>
-        <w:t>在實驗室完成基因分型（Genotyping）後，你會拿到一張包含成千上萬個點位、類似「rs1057910: CC」或「rs334: AT」的基因密碼清單。這些代碼本身沒有意義，而「解讀」就是利用 AI 或生物資訊工具，去翻閱國際醫學字典與資料庫，查明這些密碼對你的身體代表什麼：看疾病風險：查出哪些變異會增加你罹患心臟病、糖尿病或特定癌症的機率。看用藥反應：查出你的體質對某些藥物（如抗凝血劑、標靶藥）是代謝太快還是太慢，以便醫生調整精準劑量，避免過敏副作用。</w:t>
-      </w:r>
-    </w:p>
-    <w:p>
-      <w:r>
-        <w:rPr>
-          <w:noProof/>
-        </w:rPr>
+        <w:t>在醫學、生物資訊與基因分型（Genotyping / Variant Calling）領域，有非常多國際頂尖、具備權威公信力且公開開放的資料庫。這些資料庫可以分為「變異與疾病臨床解讀」、「群體基因頻率（背景控制組）」、「癌症專屬」以及「本土/特定群體資源」</w:t>
+      </w:r>
+      <w:r>
+        <w:rPr>
+          <w:rFonts w:hint="eastAsia"/>
+        </w:rPr>
+        <w:t>等幾大類。</w:t>
+      </w:r>
+    </w:p>
+    <w:p/>
+    <w:p>
+      <w:r>
         <w:drawing>
-          <wp:anchor distT="0" distB="0" distL="114300" distR="114300" simplePos="0" relativeHeight="251660290" behindDoc="0" locked="0" layoutInCell="1" allowOverlap="1" wp14:anchorId="19048329" wp14:editId="67F556E8">
-            <wp:simplePos x="0" y="0"/>
-            <wp:positionH relativeFrom="column">
-              <wp:posOffset>33020</wp:posOffset>
-            </wp:positionH>
-            <wp:positionV relativeFrom="paragraph">
-              <wp:posOffset>699770</wp:posOffset>
-            </wp:positionV>
-            <wp:extent cx="5760720" cy="2239010"/>
-            <wp:effectExtent l="0" t="0" r="0" b="8890"/>
-            <wp:wrapTopAndBottom/>
-            <wp:docPr id="157175841" name="圖片 1"/>
+          <wp:inline distT="0" distB="0" distL="0" distR="0" wp14:anchorId="40FB1274" wp14:editId="25541EEC">
+            <wp:extent cx="5760720" cy="2834640"/>
+            <wp:effectExtent l="0" t="0" r="0" b="3810"/>
+            <wp:docPr id="951513004" name="圖片 1"/>
             <wp:cNvGraphicFramePr>
               <a:graphicFrameLocks xmlns:a="http://schemas.openxmlformats.org/drawingml/2006/main" noChangeAspect="1"/>
             </wp:cNvGraphicFramePr>
@@ -602,17 +571,11 @@
               <a:graphicData uri="http://schemas.openxmlformats.org/drawingml/2006/picture">
                 <pic:pic xmlns:pic="http://schemas.openxmlformats.org/drawingml/2006/picture">
                   <pic:nvPicPr>
-                    <pic:cNvPr id="157175841" name=""/>
+                    <pic:cNvPr id="951513004" name=""/>
                     <pic:cNvPicPr/>
                   </pic:nvPicPr>
                   <pic:blipFill>
-                    <a:blip r:embed="rId8">
-                      <a:extLst>
-                        <a:ext uri="{28A0092B-C50C-407E-A947-70E740481C1C}">
-                          <a14:useLocalDpi xmlns:a14="http://schemas.microsoft.com/office/drawing/2010/main" val="0"/>
-                        </a:ext>
-                      </a:extLst>
-                    </a:blip>
+                    <a:blip r:embed="rId8"/>
                     <a:stretch>
                       <a:fillRect/>
                     </a:stretch>
@@ -620,7 +583,7 @@
                   <pic:spPr>
                     <a:xfrm>
                       <a:off x="0" y="0"/>
-                      <a:ext cx="5760720" cy="2239010"/>
+                      <a:ext cx="5760720" cy="2834640"/>
                     </a:xfrm>
                     <a:prstGeom prst="rect">
                       <a:avLst/>
@@ -629,19 +592,18 @@
                 </pic:pic>
               </a:graphicData>
             </a:graphic>
-          </wp:anchor>
+          </wp:inline>
         </w:drawing>
       </w:r>
-      <w:r>
-        <w:t>看調控特徵：查明這些變異是否會悄悄改變你體內某些基因的表達量。這項工作的本質，就是把冰冷的生物數據，轉化為具備臨床價值的精準醫療指引。</w:t>
-      </w:r>
-    </w:p>
-    <w:p>
-      <w:pPr>
-        <w:rPr>
-          <w:rFonts w:hint="eastAsia"/>
-        </w:rPr>
-      </w:pPr>
+    </w:p>
+    <w:p>
+      <w:pPr>
+        <w:rPr>
+          <w:rFonts w:hint="eastAsia"/>
+        </w:rPr>
+      </w:pPr>
+    </w:p>
+    <w:p>
       <w:r>
         <w:rPr>
           <w:rFonts w:hint="eastAsia"/>
@@ -696,9 +658,6 @@
       <w:pPr>
         <w:pStyle w:val="3"/>
         <w:spacing w:before="288" w:after="96"/>
-        <w:rPr>
-          <w:rFonts w:hint="eastAsia"/>
-        </w:rPr>
       </w:pPr>
       <w:r>
         <w:rPr>
@@ -1409,7 +1368,6 @@
       <w:pPr>
         <w:spacing w:line="240" w:lineRule="auto"/>
         <w:rPr>
-          <w:rFonts w:hint="eastAsia"/>
           <w:color w:val="auto"/>
           <w:szCs w:val="24"/>
         </w:rPr>
@@ -1559,7 +1517,6 @@
       <w:pPr>
         <w:spacing w:line="240" w:lineRule="auto"/>
         <w:rPr>
-          <w:rFonts w:hint="eastAsia"/>
           <w:color w:val="auto"/>
           <w:sz w:val="26"/>
         </w:rPr>
@@ -1574,298 +1531,16 @@
           <w:sz w:val="26"/>
         </w:rPr>
       </w:pPr>
-    </w:p>
-    <w:p>
-      <w:pPr>
-        <w:snapToGrid/>
-        <w:spacing w:after="160"/>
+      <w:r>
         <w:rPr>
           <w:color w:val="auto"/>
           <w:sz w:val="26"/>
         </w:rPr>
-      </w:pPr>
-      <w:r>
-        <w:rPr>
-          <w:color w:val="auto"/>
-          <w:sz w:val="26"/>
-        </w:rPr>
-        <w:br w:type="page"/>
-      </w:r>
-    </w:p>
-    <w:p>
-      <w:pPr>
-        <w:snapToGrid/>
-        <w:spacing w:after="160"/>
-        <w:rPr>
-          <w:rFonts w:hint="eastAsia"/>
-          <w:b/>
-          <w:bCs/>
-          <w:sz w:val="32"/>
-          <w:szCs w:val="32"/>
-        </w:rPr>
-      </w:pPr>
-      <w:r>
-        <w:rPr>
-          <w:rFonts w:hint="eastAsia"/>
-          <w:b/>
-          <w:bCs/>
-          <w:sz w:val="32"/>
-          <w:szCs w:val="32"/>
-        </w:rPr>
-        <w:lastRenderedPageBreak/>
-        <w:t>2</w:t>
-      </w:r>
-      <w:r>
-        <w:rPr>
-          <w:b/>
-          <w:bCs/>
-          <w:sz w:val="32"/>
-          <w:szCs w:val="32"/>
-        </w:rPr>
-        <w:t>.</w:t>
-      </w:r>
-      <w:r>
-        <w:rPr>
-          <w:rFonts w:hint="eastAsia"/>
-          <w:b/>
-          <w:bCs/>
-          <w:sz w:val="32"/>
-          <w:szCs w:val="32"/>
-        </w:rPr>
-        <w:t>4</w:t>
-      </w:r>
-      <w:r>
-        <w:rPr>
-          <w:rFonts w:hint="eastAsia"/>
-          <w:b/>
-          <w:bCs/>
-          <w:sz w:val="32"/>
-          <w:szCs w:val="32"/>
-        </w:rPr>
-        <w:t xml:space="preserve">　資料庫</w:t>
-      </w:r>
-      <w:r>
-        <w:rPr>
-          <w:rFonts w:hint="eastAsia"/>
-          <w:b/>
-          <w:bCs/>
-          <w:sz w:val="32"/>
-          <w:szCs w:val="32"/>
-        </w:rPr>
-        <w:t>與</w:t>
-      </w:r>
-      <w:r>
-        <w:rPr>
-          <w:rFonts w:hint="eastAsia"/>
-          <w:b/>
-          <w:bCs/>
-          <w:sz w:val="32"/>
-          <w:szCs w:val="32"/>
-        </w:rPr>
-        <w:t>介面</w:t>
-      </w:r>
-    </w:p>
-    <w:p>
-      <w:pPr>
-        <w:snapToGrid/>
-        <w:spacing w:line="240" w:lineRule="auto"/>
-        <w:rPr>
-          <w:szCs w:val="24"/>
-        </w:rPr>
-      </w:pPr>
-      <w:r>
-        <w:rPr>
-          <w:color w:val="auto"/>
-          <w:sz w:val="26"/>
-        </w:rPr>
-        <w:t>生醫 AI Agent系統</w:t>
-      </w:r>
-      <w:r>
-        <w:rPr>
-          <w:rFonts w:hint="eastAsia"/>
-          <w:color w:val="auto"/>
-          <w:sz w:val="26"/>
-        </w:rPr>
-        <w:t>連接資料庫的方案</w:t>
-      </w:r>
-      <w:r>
-        <w:rPr>
-          <w:rFonts w:hint="eastAsia"/>
-          <w:sz w:val="26"/>
-        </w:rPr>
-        <w:t>為</w:t>
-      </w:r>
-      <w:r>
-        <w:rPr>
-          <w:rFonts w:hint="eastAsia"/>
-          <w:sz w:val="26"/>
-        </w:rPr>
-        <w:t xml:space="preserve"> </w:t>
-      </w:r>
-      <w:proofErr w:type="spellStart"/>
-      <w:r>
-        <w:rPr>
-          <w:sz w:val="26"/>
-        </w:rPr>
-        <w:t>BioMCP</w:t>
-      </w:r>
-      <w:proofErr w:type="spellEnd"/>
-      <w:r>
-        <w:rPr>
-          <w:sz w:val="26"/>
-        </w:rPr>
-        <w:t xml:space="preserve"> 框架</w:t>
-      </w:r>
-      <w:r>
-        <w:rPr>
-          <w:rFonts w:hint="eastAsia"/>
-          <w:sz w:val="26"/>
-        </w:rPr>
-        <w:t>(</w:t>
-      </w:r>
-      <w:r>
-        <w:rPr>
-          <w:sz w:val="26"/>
-        </w:rPr>
-        <w:t>一個專門為 AI 代理設計的</w:t>
-      </w:r>
-      <w:r>
-        <w:rPr>
-          <w:rFonts w:hint="eastAsia"/>
-          <w:sz w:val="26"/>
-        </w:rPr>
-        <w:t>開源方案):</w:t>
-      </w:r>
-    </w:p>
-    <w:p>
-      <w:pPr>
-        <w:snapToGrid/>
-        <w:spacing w:line="240" w:lineRule="auto"/>
-        <w:ind w:firstLineChars="272" w:firstLine="653"/>
-        <w:rPr>
-          <w:sz w:val="26"/>
-        </w:rPr>
-      </w:pPr>
-      <w:r>
-        <w:rPr>
-          <w:rFonts w:hint="eastAsia"/>
-          <w:szCs w:val="24"/>
-        </w:rPr>
-        <w:t xml:space="preserve">1. </w:t>
-      </w:r>
-      <w:r>
-        <w:rPr>
-          <w:sz w:val="26"/>
-        </w:rPr>
-        <w:t>單一後端</w:t>
-      </w:r>
-      <w:r>
-        <w:rPr>
-          <w:rFonts w:hint="eastAsia"/>
-          <w:sz w:val="26"/>
-        </w:rPr>
-        <w:t>, 可</w:t>
-      </w:r>
-      <w:r>
-        <w:rPr>
-          <w:rFonts w:hint="eastAsia"/>
-          <w:sz w:val="26"/>
-        </w:rPr>
-        <w:t>快速連接</w:t>
-      </w:r>
-      <w:r>
-        <w:rPr>
-          <w:sz w:val="26"/>
-        </w:rPr>
-        <w:t xml:space="preserve"> </w:t>
-      </w:r>
-      <w:proofErr w:type="spellStart"/>
-      <w:r>
-        <w:rPr>
-          <w:sz w:val="26"/>
-        </w:rPr>
-        <w:t>ClinVar</w:t>
-      </w:r>
-      <w:proofErr w:type="spellEnd"/>
-      <w:r>
-        <w:rPr>
-          <w:sz w:val="26"/>
-        </w:rPr>
-        <w:t xml:space="preserve">, </w:t>
-      </w:r>
-      <w:proofErr w:type="spellStart"/>
-      <w:r>
-        <w:rPr>
-          <w:sz w:val="26"/>
-        </w:rPr>
-        <w:t>MyVariant</w:t>
-      </w:r>
-      <w:proofErr w:type="spellEnd"/>
-      <w:r>
-        <w:rPr>
-          <w:sz w:val="26"/>
-        </w:rPr>
-        <w:t xml:space="preserve">, </w:t>
-      </w:r>
-      <w:proofErr w:type="spellStart"/>
-      <w:r>
-        <w:rPr>
-          <w:sz w:val="26"/>
-        </w:rPr>
-        <w:t>gnomAD</w:t>
-      </w:r>
-      <w:proofErr w:type="spellEnd"/>
-      <w:r>
-        <w:rPr>
-          <w:sz w:val="26"/>
-        </w:rPr>
-        <w:t xml:space="preserve">, </w:t>
-      </w:r>
-      <w:proofErr w:type="spellStart"/>
-      <w:r>
-        <w:rPr>
-          <w:sz w:val="26"/>
-        </w:rPr>
-        <w:t>PharmGKB</w:t>
-      </w:r>
-      <w:proofErr w:type="spellEnd"/>
-      <w:r>
-        <w:rPr>
-          <w:sz w:val="26"/>
-        </w:rPr>
-        <w:t xml:space="preserve">, PubMed 等多個生醫 API 全部整合成統一的介面。 </w:t>
-      </w:r>
-    </w:p>
-    <w:p>
-      <w:pPr>
-        <w:tabs>
-          <w:tab w:val="num" w:pos="720"/>
-        </w:tabs>
-        <w:snapToGrid/>
-        <w:spacing w:line="240" w:lineRule="auto"/>
-        <w:ind w:firstLineChars="272" w:firstLine="707"/>
-        <w:rPr>
-          <w:color w:val="auto"/>
-          <w:sz w:val="26"/>
-        </w:rPr>
-      </w:pPr>
-      <w:r>
-        <w:rPr>
-          <w:sz w:val="26"/>
-        </w:rPr>
         <w:drawing>
-          <wp:anchor distT="0" distB="0" distL="114300" distR="114300" simplePos="0" relativeHeight="251659266" behindDoc="0" locked="0" layoutInCell="1" allowOverlap="1" wp14:anchorId="695C419C" wp14:editId="71222DB8">
-            <wp:simplePos x="0" y="0"/>
-            <wp:positionH relativeFrom="column">
-              <wp:posOffset>309880</wp:posOffset>
-            </wp:positionH>
-            <wp:positionV relativeFrom="paragraph">
-              <wp:posOffset>1110615</wp:posOffset>
-            </wp:positionV>
-            <wp:extent cx="5334744" cy="1495634"/>
-            <wp:effectExtent l="0" t="0" r="0" b="9525"/>
-            <wp:wrapTopAndBottom/>
-            <wp:docPr id="1803490251" name="圖片 1"/>
+          <wp:inline distT="0" distB="0" distL="0" distR="0" wp14:anchorId="2048B5F8" wp14:editId="2079B503">
+            <wp:extent cx="5687219" cy="2753109"/>
+            <wp:effectExtent l="0" t="0" r="8890" b="9525"/>
+            <wp:docPr id="1465253006" name="圖片 1"/>
             <wp:cNvGraphicFramePr>
               <a:graphicFrameLocks xmlns:a="http://schemas.openxmlformats.org/drawingml/2006/main" noChangeAspect="1"/>
             </wp:cNvGraphicFramePr>
@@ -1873,11 +1548,333 @@
               <a:graphicData uri="http://schemas.openxmlformats.org/drawingml/2006/picture">
                 <pic:pic xmlns:pic="http://schemas.openxmlformats.org/drawingml/2006/picture">
                   <pic:nvPicPr>
-                    <pic:cNvPr id="1803490251" name=""/>
+                    <pic:cNvPr id="1465253006" name=""/>
                     <pic:cNvPicPr/>
                   </pic:nvPicPr>
                   <pic:blipFill>
-                    <a:blip r:embed="rId13">
+                    <a:blip r:embed="rId13"/>
+                    <a:stretch>
+                      <a:fillRect/>
+                    </a:stretch>
+                  </pic:blipFill>
+                  <pic:spPr>
+                    <a:xfrm>
+                      <a:off x="0" y="0"/>
+                      <a:ext cx="5687219" cy="2753109"/>
+                    </a:xfrm>
+                    <a:prstGeom prst="rect">
+                      <a:avLst/>
+                    </a:prstGeom>
+                  </pic:spPr>
+                </pic:pic>
+              </a:graphicData>
+            </a:graphic>
+          </wp:inline>
+        </w:drawing>
+      </w:r>
+    </w:p>
+    <w:p>
+      <w:pPr>
+        <w:snapToGrid/>
+        <w:spacing w:after="160"/>
+        <w:rPr>
+          <w:color w:val="auto"/>
+          <w:sz w:val="26"/>
+        </w:rPr>
+      </w:pPr>
+      <w:r>
+        <w:rPr>
+          <w:color w:val="auto"/>
+          <w:sz w:val="26"/>
+        </w:rPr>
+        <w:br w:type="page"/>
+      </w:r>
+    </w:p>
+    <w:p>
+      <w:pPr>
+        <w:snapToGrid/>
+        <w:spacing w:after="160"/>
+        <w:rPr>
+          <w:b/>
+          <w:bCs/>
+          <w:sz w:val="32"/>
+          <w:szCs w:val="32"/>
+        </w:rPr>
+      </w:pPr>
+      <w:r>
+        <w:rPr>
+          <w:rFonts w:hint="eastAsia"/>
+          <w:b/>
+          <w:bCs/>
+          <w:sz w:val="32"/>
+          <w:szCs w:val="32"/>
+        </w:rPr>
+        <w:lastRenderedPageBreak/>
+        <w:t>2</w:t>
+      </w:r>
+      <w:r>
+        <w:rPr>
+          <w:b/>
+          <w:bCs/>
+          <w:sz w:val="32"/>
+          <w:szCs w:val="32"/>
+        </w:rPr>
+        <w:t>.</w:t>
+      </w:r>
+      <w:r>
+        <w:rPr>
+          <w:rFonts w:hint="eastAsia"/>
+          <w:b/>
+          <w:bCs/>
+          <w:sz w:val="32"/>
+          <w:szCs w:val="32"/>
+        </w:rPr>
+        <w:t>4</w:t>
+      </w:r>
+      <w:r>
+        <w:rPr>
+          <w:rFonts w:hint="eastAsia"/>
+          <w:b/>
+          <w:bCs/>
+          <w:sz w:val="32"/>
+          <w:szCs w:val="32"/>
+        </w:rPr>
+        <w:t xml:space="preserve">　資料庫</w:t>
+      </w:r>
+      <w:r>
+        <w:rPr>
+          <w:rFonts w:hint="eastAsia"/>
+          <w:b/>
+          <w:bCs/>
+          <w:sz w:val="32"/>
+          <w:szCs w:val="32"/>
+        </w:rPr>
+        <w:t>與</w:t>
+      </w:r>
+      <w:r>
+        <w:rPr>
+          <w:rFonts w:hint="eastAsia"/>
+          <w:b/>
+          <w:bCs/>
+          <w:sz w:val="32"/>
+          <w:szCs w:val="32"/>
+        </w:rPr>
+        <w:t>介面</w:t>
+      </w:r>
+    </w:p>
+    <w:p>
+      <w:pPr>
+        <w:snapToGrid/>
+        <w:spacing w:line="240" w:lineRule="auto"/>
+        <w:rPr>
+          <w:szCs w:val="24"/>
+        </w:rPr>
+      </w:pPr>
+      <w:r>
+        <w:rPr>
+          <w:color w:val="auto"/>
+          <w:sz w:val="26"/>
+        </w:rPr>
+        <w:t>生醫 AI Agent系統</w:t>
+      </w:r>
+      <w:r>
+        <w:rPr>
+          <w:rFonts w:hint="eastAsia"/>
+          <w:color w:val="auto"/>
+          <w:sz w:val="26"/>
+        </w:rPr>
+        <w:t>連接資料庫的方案</w:t>
+      </w:r>
+      <w:r>
+        <w:rPr>
+          <w:rFonts w:hint="eastAsia"/>
+          <w:sz w:val="26"/>
+        </w:rPr>
+        <w:t>為</w:t>
+      </w:r>
+      <w:r>
+        <w:rPr>
+          <w:rFonts w:hint="eastAsia"/>
+          <w:sz w:val="26"/>
+        </w:rPr>
+        <w:t xml:space="preserve"> </w:t>
+      </w:r>
+      <w:proofErr w:type="spellStart"/>
+      <w:r>
+        <w:rPr>
+          <w:sz w:val="26"/>
+        </w:rPr>
+        <w:t>BioMCP</w:t>
+      </w:r>
+      <w:proofErr w:type="spellEnd"/>
+      <w:r>
+        <w:rPr>
+          <w:sz w:val="26"/>
+        </w:rPr>
+        <w:t xml:space="preserve"> 框架</w:t>
+      </w:r>
+      <w:r>
+        <w:rPr>
+          <w:rFonts w:hint="eastAsia"/>
+          <w:sz w:val="26"/>
+        </w:rPr>
+        <w:t>(</w:t>
+      </w:r>
+      <w:r>
+        <w:rPr>
+          <w:sz w:val="26"/>
+        </w:rPr>
+        <w:t>一個專門為 AI 代理設計的</w:t>
+      </w:r>
+      <w:r>
+        <w:rPr>
+          <w:rFonts w:hint="eastAsia"/>
+          <w:sz w:val="26"/>
+        </w:rPr>
+        <w:t>開源方案):</w:t>
+      </w:r>
+    </w:p>
+    <w:p>
+      <w:pPr>
+        <w:snapToGrid/>
+        <w:spacing w:line="240" w:lineRule="auto"/>
+        <w:ind w:firstLineChars="272" w:firstLine="653"/>
+        <w:rPr>
+          <w:sz w:val="26"/>
+        </w:rPr>
+      </w:pPr>
+      <w:r>
+        <w:rPr>
+          <w:rFonts w:hint="eastAsia"/>
+          <w:szCs w:val="24"/>
+        </w:rPr>
+        <w:t xml:space="preserve">1. </w:t>
+      </w:r>
+      <w:r>
+        <w:rPr>
+          <w:sz w:val="26"/>
+        </w:rPr>
+        <w:t>單一後端</w:t>
+      </w:r>
+      <w:r>
+        <w:rPr>
+          <w:rFonts w:hint="eastAsia"/>
+          <w:sz w:val="26"/>
+        </w:rPr>
+        <w:t>, 可</w:t>
+      </w:r>
+      <w:r>
+        <w:rPr>
+          <w:rFonts w:hint="eastAsia"/>
+          <w:sz w:val="26"/>
+        </w:rPr>
+        <w:t>快速連接</w:t>
+      </w:r>
+      <w:r>
+        <w:rPr>
+          <w:sz w:val="26"/>
+        </w:rPr>
+        <w:t xml:space="preserve"> </w:t>
+      </w:r>
+      <w:proofErr w:type="spellStart"/>
+      <w:r>
+        <w:rPr>
+          <w:sz w:val="26"/>
+        </w:rPr>
+        <w:t>ClinVar</w:t>
+      </w:r>
+      <w:proofErr w:type="spellEnd"/>
+      <w:r>
+        <w:rPr>
+          <w:sz w:val="26"/>
+        </w:rPr>
+        <w:t xml:space="preserve">, </w:t>
+      </w:r>
+      <w:proofErr w:type="spellStart"/>
+      <w:r>
+        <w:rPr>
+          <w:sz w:val="26"/>
+        </w:rPr>
+        <w:t>MyVariant</w:t>
+      </w:r>
+      <w:proofErr w:type="spellEnd"/>
+      <w:r>
+        <w:rPr>
+          <w:sz w:val="26"/>
+        </w:rPr>
+        <w:t xml:space="preserve">, </w:t>
+      </w:r>
+      <w:proofErr w:type="spellStart"/>
+      <w:r>
+        <w:rPr>
+          <w:sz w:val="26"/>
+        </w:rPr>
+        <w:t>gnomAD</w:t>
+      </w:r>
+      <w:proofErr w:type="spellEnd"/>
+      <w:r>
+        <w:rPr>
+          <w:sz w:val="26"/>
+        </w:rPr>
+        <w:t xml:space="preserve">, </w:t>
+      </w:r>
+      <w:proofErr w:type="spellStart"/>
+      <w:r>
+        <w:rPr>
+          <w:sz w:val="26"/>
+        </w:rPr>
+        <w:t>PharmGKB</w:t>
+      </w:r>
+      <w:proofErr w:type="spellEnd"/>
+      <w:r>
+        <w:rPr>
+          <w:sz w:val="26"/>
+        </w:rPr>
+        <w:t xml:space="preserve">, PubMed 等多個生醫 API 全部整合成統一的介面。 </w:t>
+      </w:r>
+    </w:p>
+    <w:p>
+      <w:pPr>
+        <w:tabs>
+          <w:tab w:val="num" w:pos="720"/>
+        </w:tabs>
+        <w:snapToGrid/>
+        <w:spacing w:line="240" w:lineRule="auto"/>
+        <w:ind w:firstLineChars="272" w:firstLine="707"/>
+        <w:rPr>
+          <w:color w:val="auto"/>
+          <w:sz w:val="26"/>
+        </w:rPr>
+      </w:pPr>
+      <w:r>
+        <w:rPr>
+          <w:sz w:val="26"/>
+        </w:rPr>
+        <w:drawing>
+          <wp:anchor distT="0" distB="0" distL="114300" distR="114300" simplePos="0" relativeHeight="251659266" behindDoc="0" locked="0" layoutInCell="1" allowOverlap="1" wp14:anchorId="381A429E" wp14:editId="401FFE46">
+            <wp:simplePos x="0" y="0"/>
+            <wp:positionH relativeFrom="column">
+              <wp:posOffset>404495</wp:posOffset>
+            </wp:positionH>
+            <wp:positionV relativeFrom="paragraph">
+              <wp:posOffset>1034415</wp:posOffset>
+            </wp:positionV>
+            <wp:extent cx="4734586" cy="2829320"/>
+            <wp:effectExtent l="0" t="0" r="8890" b="9525"/>
+            <wp:wrapTopAndBottom/>
+            <wp:docPr id="626801169" name="圖片 1"/>
+            <wp:cNvGraphicFramePr>
+              <a:graphicFrameLocks xmlns:a="http://schemas.openxmlformats.org/drawingml/2006/main" noChangeAspect="1"/>
+            </wp:cNvGraphicFramePr>
+            <a:graphic xmlns:a="http://schemas.openxmlformats.org/drawingml/2006/main">
+              <a:graphicData uri="http://schemas.openxmlformats.org/drawingml/2006/picture">
+                <pic:pic xmlns:pic="http://schemas.openxmlformats.org/drawingml/2006/picture">
+                  <pic:nvPicPr>
+                    <pic:cNvPr id="626801169" name=""/>
+                    <pic:cNvPicPr/>
+                  </pic:nvPicPr>
+                  <pic:blipFill>
+                    <a:blip r:embed="rId14">
                       <a:extLst>
                         <a:ext uri="{28A0092B-C50C-407E-A947-70E740481C1C}">
                           <a14:useLocalDpi xmlns:a14="http://schemas.microsoft.com/office/drawing/2010/main" val="0"/>
@@ -1891,7 +1888,7 @@
                   <pic:spPr>
                     <a:xfrm>
                       <a:off x="0" y="0"/>
-                      <a:ext cx="5334744" cy="1495634"/>
+                      <a:ext cx="4734586" cy="2829320"/>
                     </a:xfrm>
                     <a:prstGeom prst="rect">
                       <a:avLst/>
@@ -2088,6 +2085,7 @@
         <w:adjustRightInd w:val="0"/>
         <w:spacing w:line="240" w:lineRule="auto"/>
         <w:rPr>
+          <w:rFonts w:hint="eastAsia"/>
           <w:color w:val="auto"/>
           <w:szCs w:val="24"/>
         </w:rPr>
@@ -2130,23 +2128,6 @@
           <w:szCs w:val="24"/>
         </w:rPr>
         <w:t>-python），隨後專案改用 Rust 進行重構，這使其執行速度更快、消耗更少的 Token 與上下文視窗（Context Window），對 AI 代理更加友善。</w:t>
-      </w:r>
-    </w:p>
-    <w:p>
-      <w:pPr>
-        <w:snapToGrid/>
-        <w:spacing w:after="160"/>
-        <w:rPr>
-          <w:rFonts w:hint="eastAsia"/>
-          <w:sz w:val="26"/>
-        </w:rPr>
-      </w:pPr>
-      <w:r>
-        <w:rPr>
-          <w:rFonts w:hint="eastAsia"/>
-          <w:sz w:val="26"/>
-        </w:rPr>
-        <w:t>xx</w:t>
       </w:r>
     </w:p>
     <w:p>
@@ -2286,7 +2267,6 @@
     <w:p>
       <w:pPr>
         <w:rPr>
-          <w:rFonts w:hint="eastAsia"/>
           <w:szCs w:val="24"/>
         </w:rPr>
       </w:pPr>
@@ -2787,7 +2767,6 @@
     <w:p>
       <w:pPr>
         <w:rPr>
-          <w:rFonts w:hint="eastAsia"/>
           <w:szCs w:val="24"/>
         </w:rPr>
       </w:pPr>
@@ -2981,7 +2960,6 @@
     <w:p>
       <w:pPr>
         <w:rPr>
-          <w:rFonts w:hint="eastAsia"/>
           <w:szCs w:val="24"/>
         </w:rPr>
       </w:pPr>
@@ -3002,9 +2980,6 @@
       <w:pPr>
         <w:pStyle w:val="3"/>
         <w:spacing w:before="288" w:after="96"/>
-        <w:rPr>
-          <w:rFonts w:hint="eastAsia"/>
-        </w:rPr>
       </w:pPr>
       <w:r>
         <w:rPr>
@@ -3188,13 +3163,7 @@
         <w:t>上，則透過外部 Python 斷言，深入檢查 Agent 是否確實遵循 ACMG 指引的推理鏈，辨識出如 PVS1 等特定證據代碼，並同時強制限制輸出必須觸發「醫療免責聲明」的安全警示邊界。最終，該方案只需一行指令即可在網頁儀表板上產出包含 Pass/Fail 狀態、Token 消耗及 API 響應時間的批次量化報表。</w:t>
       </w:r>
     </w:p>
-    <w:p>
-      <w:pPr>
-        <w:rPr>
-          <w:rFonts w:hint="eastAsia"/>
-        </w:rPr>
-      </w:pPr>
-    </w:p>
+    <w:p/>
     <w:p/>
     <w:p>
       <w:pPr>
@@ -3242,7 +3211,7 @@
                     <pic:cNvPicPr/>
                   </pic:nvPicPr>
                   <pic:blipFill>
-                    <a:blip r:embed="rId14"/>
+                    <a:blip r:embed="rId15"/>
                     <a:stretch>
                       <a:fillRect/>
                     </a:stretch>
@@ -3735,7 +3704,7 @@
                     <pic:cNvPicPr/>
                   </pic:nvPicPr>
                   <pic:blipFill>
-                    <a:blip r:embed="rId15"/>
+                    <a:blip r:embed="rId16"/>
                     <a:stretch>
                       <a:fillRect/>
                     </a:stretch>
@@ -4218,7 +4187,7 @@
                     <pic:cNvPicPr/>
                   </pic:nvPicPr>
                   <pic:blipFill>
-                    <a:blip r:embed="rId16"/>
+                    <a:blip r:embed="rId17"/>
                     <a:stretch>
                       <a:fillRect/>
                     </a:stretch>
@@ -4264,7 +4233,7 @@
                     <pic:cNvPicPr/>
                   </pic:nvPicPr>
                   <pic:blipFill>
-                    <a:blip r:embed="rId17"/>
+                    <a:blip r:embed="rId18"/>
                     <a:stretch>
                       <a:fillRect/>
                     </a:stretch>
@@ -4310,7 +4279,7 @@
                     <pic:cNvPicPr/>
                   </pic:nvPicPr>
                   <pic:blipFill>
-                    <a:blip r:embed="rId18"/>
+                    <a:blip r:embed="rId19"/>
                     <a:stretch>
                       <a:fillRect/>
                     </a:stretch>
@@ -5004,7 +4973,6 @@
         <w:ind w:right="10"/>
         <w:jc w:val="both"/>
         <w:rPr>
-          <w:rFonts w:hint="eastAsia"/>
           <w:szCs w:val="24"/>
         </w:rPr>
       </w:pPr>
@@ -5120,7 +5088,6 @@
         <w:ind w:right="10"/>
         <w:jc w:val="both"/>
         <w:rPr>
-          <w:rFonts w:hint="eastAsia"/>
           <w:szCs w:val="24"/>
         </w:rPr>
       </w:pPr>
@@ -5139,21 +5106,7 @@
           <w:rFonts w:hint="eastAsia"/>
           <w:szCs w:val="24"/>
         </w:rPr>
-        <w:t>7.</w:t>
-      </w:r>
-      <w:r>
-        <w:rPr>
-          <w:rFonts w:hint="eastAsia"/>
-          <w:szCs w:val="24"/>
-        </w:rPr>
-        <w:t>3</w:t>
-      </w:r>
-      <w:r>
-        <w:rPr>
-          <w:rFonts w:hint="eastAsia"/>
-          <w:szCs w:val="24"/>
-        </w:rPr>
-        <w:t xml:space="preserve"> </w:t>
+        <w:t xml:space="preserve">7.3 </w:t>
       </w:r>
       <w:r>
         <w:rPr>
@@ -5168,7 +5121,6 @@
         <w:ind w:right="10"/>
         <w:jc w:val="both"/>
         <w:rPr>
-          <w:rFonts w:hint="eastAsia"/>
           <w:szCs w:val="24"/>
         </w:rPr>
       </w:pPr>
@@ -5179,13 +5131,7 @@
         <w:t>對於新發現的臨床突變，Agent 能完美遵循 ACMG 指引 進行嚴格的邏輯推導（如準確判定 PVS1、PM2 等證據代碼）。同時，系統在遭遇高風險醫療諮詢時，能 100% 穩定觸發醫學免責警示，守住安全邊界。</w:t>
       </w:r>
     </w:p>
-    <w:p>
-      <w:pPr>
-        <w:rPr>
-          <w:rFonts w:hint="eastAsia"/>
-        </w:rPr>
-      </w:pPr>
-    </w:p>
+    <w:p/>
     <w:sectPr>
       <w:pgSz w:w="11909" w:h="16841"/>
       <w:pgMar w:top="1440" w:right="1419" w:bottom="1440" w:left="1418" w:header="720" w:footer="720" w:gutter="0"/>
@@ -5196,7 +5142,7 @@
 </file>
 
 <file path=word/endnotes.xml><?xml version="1.0" encoding="utf-8"?>
-<w:endnotes xmlns:wpc="http://schemas.microsoft.com/office/word/2010/wordprocessingCanvas" xmlns:cx="http://schemas.microsoft.com/office/drawing/2014/chartex" xmlns:cx1="http://schemas.microsoft.com/office/drawing/2015/9/8/chartex" xmlns:cx2="http://schemas.microsoft.com/office/drawing/2015/10/21/chartex" xmlns:cx3="http://schemas.microsoft.com/office/drawing/2016/5/9/chartex" xmlns:cx4="http://schemas.microsoft.com/office/drawing/2016/5/10/chartex" xmlns:cx5="http://schemas.microsoft.com/office/drawing/2016/5/11/chartex" xmlns:cx6="http://schemas.microsoft.com/office/drawing/2016/5/12/chartex" xmlns:cx7="http://schemas.microsoft.com/office/drawing/2016/5/13/chartex" xmlns:cx8="http://schemas.microsoft.com/office/drawing/2016/5/14/chartex" xmlns:mc="http://schemas.openxmlformats.org/markup-compatibility/2006" xmlns:aink="http://schemas.microsoft.com/office/drawing/2016/ink" xmlns:am3d="http://schemas.microsoft.com/office/drawing/2017/model3d" xmlns:o="urn:schemas-microsoft-com:office:office" xmlns:oel="http://schemas.microsoft.com/office/2019/extlst" xmlns:r="http://schemas.openxmlformats.org/officeDocument/2006/relationships" xmlns:m="http://schemas.openxmlformats.org/officeDocument/2006/math" xmlns:v="urn:schemas-microsoft-com:vml" xmlns:wp14="http://schemas.microsoft.com/office/word/2010/wordprocessingDrawing" xmlns:wp="http://schemas.openxmlformats.org/drawingml/2006/wordprocessingDrawing" xmlns:w10="urn:schemas-microsoft-com:office:word" xmlns:w="http://schemas.openxmlformats.org/wordprocessingml/2006/main" xmlns:w14="http://schemas.microsoft.com/office/word/2010/wordml" xmlns:w15="http://schemas.microsoft.com/office/word/2012/wordml" xmlns:w16cex="http://schemas.microsoft.com/office/word/2018/wordml/cex" xmlns:w16cid="http://schemas.microsoft.com/office/word/2016/wordml/cid" xmlns:w16="http://schemas.microsoft.com/office/word/2018/wordml" xmlns:w16du="http://schemas.microsoft.com/office/word/2023/wordml/word16du" xmlns:w16sdtdh="http://schemas.microsoft.com/office/word/2020/wordml/sdtdatahash" xmlns:w16sdtfl="http://schemas.microsoft.com/office/word/2024/wordml/sdtformatlock" xmlns:w16se="http://schemas.microsoft.com/office/word/2015/wordml/symex" xmlns:wpg="http://schemas.microsoft.com/office/word/2010/wordprocessingGroup" xmlns:wpi="http://schemas.microsoft.com/office/word/2010/wordprocessingInk" xmlns:wne="http://schemas.microsoft.com/office/word/2006/wordml" xmlns:wps="http://schemas.microsoft.com/office/word/2010/wordprocessingShape" mc:Ignorable="w14 w15 w16se w16cid w16 w16cex w16sdtdh w16sdtfl w16du wp14">
+<w:endnotes xmlns:wpc="http://schemas.microsoft.com/office/word/2010/wordprocessingCanvas" xmlns:cx="http://schemas.microsoft.com/office/drawing/2014/chartex" xmlns:cx1="http://schemas.microsoft.com/office/drawing/2015/9/8/chartex" xmlns:cx2="http://schemas.microsoft.com/office/drawing/2015/10/21/chartex" xmlns:cx3="http://schemas.microsoft.com/office/drawing/2016/5/9/chartex" xmlns:cx4="http://schemas.microsoft.com/office/drawing/2016/5/10/chartex" xmlns:cx5="http://schemas.microsoft.com/office/drawing/2016/5/11/chartex" xmlns:cx6="http://schemas.microsoft.com/office/drawing/2016/5/12/chartex" xmlns:cx7="http://schemas.microsoft.com/office/drawing/2016/5/13/chartex" xmlns:cx8="http://schemas.microsoft.com/office/drawing/2016/5/14/chartex" xmlns:mc="http://schemas.openxmlformats.org/markup-compatibility/2006" xmlns:aink="http://schemas.microsoft.com/office/drawing/2016/ink" xmlns:am3d="http://schemas.microsoft.com/office/drawing/2017/model3d" xmlns:o="urn:schemas-microsoft-com:office:office" xmlns:oel="http://schemas.microsoft.com/office/2019/extlst" xmlns:r="http://schemas.openxmlformats.org/officeDocument/2006/relationships" xmlns:m="http://schemas.openxmlformats.org/officeDocument/2006/math" xmlns:v="urn:schemas-microsoft-com:vml" xmlns:wp14="http://schemas.microsoft.com/office/word/2010/wordprocessingDrawing" xmlns:wp="http://schemas.openxmlformats.org/drawingml/2006/wordprocessingDrawing" xmlns:w10="urn:schemas-microsoft-com:office:word" xmlns:w="http://schemas.openxmlformats.org/wordprocessingml/2006/main" xmlns:w14="http://schemas.microsoft.com/office/word/2010/wordml" xmlns:w15="http://schemas.microsoft.com/office/word/2012/wordml" xmlns:w16cei="http://schemas.microsoft.com/office/word/2026/wordml/cei" xmlns:w16cex="http://schemas.microsoft.com/office/word/2018/wordml/cex" xmlns:w16cid="http://schemas.microsoft.com/office/word/2016/wordml/cid" xmlns:w16="http://schemas.microsoft.com/office/word/2018/wordml" xmlns:w16du="http://schemas.microsoft.com/office/word/2023/wordml/word16du" xmlns:w16sdtdh="http://schemas.microsoft.com/office/word/2020/wordml/sdtdatahash" xmlns:w16sdtfl="http://schemas.microsoft.com/office/word/2024/wordml/sdtformatlock" xmlns:w16se="http://schemas.microsoft.com/office/word/2015/wordml/symex" xmlns:wpg="http://schemas.microsoft.com/office/word/2010/wordprocessingGroup" xmlns:wpi="http://schemas.microsoft.com/office/word/2010/wordprocessingInk" xmlns:wne="http://schemas.microsoft.com/office/word/2006/wordml" xmlns:wps="http://schemas.microsoft.com/office/word/2010/wordprocessingShape" mc:Ignorable="w14 w15 w16se w16cid w16 w16cex w16sdtdh w16sdtfl w16du wp14">
   <w:endnote w:type="separator" w:id="-1">
     <w:p>
       <w:pPr>
@@ -5228,7 +5174,7 @@
 </file>
 
 <file path=word/footnotes.xml><?xml version="1.0" encoding="utf-8"?>
-<w:footnotes xmlns:wpc="http://schemas.microsoft.com/office/word/2010/wordprocessingCanvas" xmlns:cx="http://schemas.microsoft.com/office/drawing/2014/chartex" xmlns:cx1="http://schemas.microsoft.com/office/drawing/2015/9/8/chartex" xmlns:cx2="http://schemas.microsoft.com/office/drawing/2015/10/21/chartex" xmlns:cx3="http://schemas.microsoft.com/office/drawing/2016/5/9/chartex" xmlns:cx4="http://schemas.microsoft.com/office/drawing/2016/5/10/chartex" xmlns:cx5="http://schemas.microsoft.com/office/drawing/2016/5/11/chartex" xmlns:cx6="http://schemas.microsoft.com/office/drawing/2016/5/12/chartex" xmlns:cx7="http://schemas.microsoft.com/office/drawing/2016/5/13/chartex" xmlns:cx8="http://schemas.microsoft.com/office/drawing/2016/5/14/chartex" xmlns:mc="http://schemas.openxmlformats.org/markup-compatibility/2006" xmlns:aink="http://schemas.microsoft.com/office/drawing/2016/ink" xmlns:am3d="http://schemas.microsoft.com/office/drawing/2017/model3d" xmlns:o="urn:schemas-microsoft-com:office:office" xmlns:oel="http://schemas.microsoft.com/office/2019/extlst" xmlns:r="http://schemas.openxmlformats.org/officeDocument/2006/relationships" xmlns:m="http://schemas.openxmlformats.org/officeDocument/2006/math" xmlns:v="urn:schemas-microsoft-com:vml" xmlns:wp14="http://schemas.microsoft.com/office/word/2010/wordprocessingDrawing" xmlns:wp="http://schemas.openxmlformats.org/drawingml/2006/wordprocessingDrawing" xmlns:w10="urn:schemas-microsoft-com:office:word" xmlns:w="http://schemas.openxmlformats.org/wordprocessingml/2006/main" xmlns:w14="http://schemas.microsoft.com/office/word/2010/wordml" xmlns:w15="http://schemas.microsoft.com/office/word/2012/wordml" xmlns:w16cex="http://schemas.microsoft.com/office/word/2018/wordml/cex" xmlns:w16cid="http://schemas.microsoft.com/office/word/2016/wordml/cid" xmlns:w16="http://schemas.microsoft.com/office/word/2018/wordml" xmlns:w16du="http://schemas.microsoft.com/office/word/2023/wordml/word16du" xmlns:w16sdtdh="http://schemas.microsoft.com/office/word/2020/wordml/sdtdatahash" xmlns:w16sdtfl="http://schemas.microsoft.com/office/word/2024/wordml/sdtformatlock" xmlns:w16se="http://schemas.microsoft.com/office/word/2015/wordml/symex" xmlns:wpg="http://schemas.microsoft.com/office/word/2010/wordprocessingGroup" xmlns:wpi="http://schemas.microsoft.com/office/word/2010/wordprocessingInk" xmlns:wne="http://schemas.microsoft.com/office/word/2006/wordml" xmlns:wps="http://schemas.microsoft.com/office/word/2010/wordprocessingShape" mc:Ignorable="w14 w15 w16se w16cid w16 w16cex w16sdtdh w16sdtfl w16du wp14">
+<w:footnotes xmlns:wpc="http://schemas.microsoft.com/office/word/2010/wordprocessingCanvas" xmlns:cx="http://schemas.microsoft.com/office/drawing/2014/chartex" xmlns:cx1="http://schemas.microsoft.com/office/drawing/2015/9/8/chartex" xmlns:cx2="http://schemas.microsoft.com/office/drawing/2015/10/21/chartex" xmlns:cx3="http://schemas.microsoft.com/office/drawing/2016/5/9/chartex" xmlns:cx4="http://schemas.microsoft.com/office/drawing/2016/5/10/chartex" xmlns:cx5="http://schemas.microsoft.com/office/drawing/2016/5/11/chartex" xmlns:cx6="http://schemas.microsoft.com/office/drawing/2016/5/12/chartex" xmlns:cx7="http://schemas.microsoft.com/office/drawing/2016/5/13/chartex" xmlns:cx8="http://schemas.microsoft.com/office/drawing/2016/5/14/chartex" xmlns:mc="http://schemas.openxmlformats.org/markup-compatibility/2006" xmlns:aink="http://schemas.microsoft.com/office/drawing/2016/ink" xmlns:am3d="http://schemas.microsoft.com/office/drawing/2017/model3d" xmlns:o="urn:schemas-microsoft-com:office:office" xmlns:oel="http://schemas.microsoft.com/office/2019/extlst" xmlns:r="http://schemas.openxmlformats.org/officeDocument/2006/relationships" xmlns:m="http://schemas.openxmlformats.org/officeDocument/2006/math" xmlns:v="urn:schemas-microsoft-com:vml" xmlns:wp14="http://schemas.microsoft.com/office/word/2010/wordprocessingDrawing" xmlns:wp="http://schemas.openxmlformats.org/drawingml/2006/wordprocessingDrawing" xmlns:w10="urn:schemas-microsoft-com:office:word" xmlns:w="http://schemas.openxmlformats.org/wordprocessingml/2006/main" xmlns:w14="http://schemas.microsoft.com/office/word/2010/wordml" xmlns:w15="http://schemas.microsoft.com/office/word/2012/wordml" xmlns:w16cei="http://schemas.microsoft.com/office/word/2026/wordml/cei" xmlns:w16cex="http://schemas.microsoft.com/office/word/2018/wordml/cex" xmlns:w16cid="http://schemas.microsoft.com/office/word/2016/wordml/cid" xmlns:w16="http://schemas.microsoft.com/office/word/2018/wordml" xmlns:w16du="http://schemas.microsoft.com/office/word/2023/wordml/word16du" xmlns:w16sdtdh="http://schemas.microsoft.com/office/word/2020/wordml/sdtdatahash" xmlns:w16sdtfl="http://schemas.microsoft.com/office/word/2024/wordml/sdtformatlock" xmlns:w16se="http://schemas.microsoft.com/office/word/2015/wordml/symex" xmlns:wpg="http://schemas.microsoft.com/office/word/2010/wordprocessingGroup" xmlns:wpi="http://schemas.microsoft.com/office/word/2010/wordprocessingInk" xmlns:wne="http://schemas.microsoft.com/office/word/2006/wordml" xmlns:wps="http://schemas.microsoft.com/office/word/2010/wordprocessingShape" mc:Ignorable="w14 w15 w16se w16cid w16 w16cex w16sdtdh w16sdtfl w16du wp14">
   <w:footnote w:type="separator" w:id="-1">
     <w:p>
       <w:pPr>
@@ -5260,7 +5206,7 @@
 </file>
 
 <file path=word/numbering.xml><?xml version="1.0" encoding="utf-8"?>
-<w:numbering xmlns:wpc="http://schemas.microsoft.com/office/word/2010/wordprocessingCanvas" xmlns:cx="http://schemas.microsoft.com/office/drawing/2014/chartex" xmlns:cx1="http://schemas.microsoft.com/office/drawing/2015/9/8/chartex" xmlns:cx2="http://schemas.microsoft.com/office/drawing/2015/10/21/chartex" xmlns:cx3="http://schemas.microsoft.com/office/drawing/2016/5/9/chartex" xmlns:cx4="http://schemas.microsoft.com/office/drawing/2016/5/10/chartex" xmlns:cx5="http://schemas.microsoft.com/office/drawing/2016/5/11/chartex" xmlns:cx6="http://schemas.microsoft.com/office/drawing/2016/5/12/chartex" xmlns:cx7="http://schemas.microsoft.com/office/drawing/2016/5/13/chartex" xmlns:cx8="http://schemas.microsoft.com/office/drawing/2016/5/14/chartex" xmlns:mc="http://schemas.openxmlformats.org/markup-compatibility/2006" xmlns:aink="http://schemas.microsoft.com/office/drawing/2016/ink" xmlns:am3d="http://schemas.microsoft.com/office/drawing/2017/model3d" xmlns:o="urn:schemas-microsoft-com:office:office" xmlns:oel="http://schemas.microsoft.com/office/2019/extlst" xmlns:r="http://schemas.openxmlformats.org/officeDocument/2006/relationships" xmlns:m="http://schemas.openxmlformats.org/officeDocument/2006/math" xmlns:v="urn:schemas-microsoft-com:vml" xmlns:wp14="http://schemas.microsoft.com/office/word/2010/wordprocessingDrawing" xmlns:wp="http://schemas.openxmlformats.org/drawingml/2006/wordprocessingDrawing" xmlns:w10="urn:schemas-microsoft-com:office:word" xmlns:w="http://schemas.openxmlformats.org/wordprocessingml/2006/main" xmlns:w14="http://schemas.microsoft.com/office/word/2010/wordml" xmlns:w15="http://schemas.microsoft.com/office/word/2012/wordml" xmlns:w16cex="http://schemas.microsoft.com/office/word/2018/wordml/cex" xmlns:w16cid="http://schemas.microsoft.com/office/word/2016/wordml/cid" xmlns:w16="http://schemas.microsoft.com/office/word/2018/wordml" xmlns:w16du="http://schemas.microsoft.com/office/word/2023/wordml/word16du" xmlns:w16sdtdh="http://schemas.microsoft.com/office/word/2020/wordml/sdtdatahash" xmlns:w16sdtfl="http://schemas.microsoft.com/office/word/2024/wordml/sdtformatlock" xmlns:w16se="http://schemas.microsoft.com/office/word/2015/wordml/symex" xmlns:wpg="http://schemas.microsoft.com/office/word/2010/wordprocessingGroup" xmlns:wpi="http://schemas.microsoft.com/office/word/2010/wordprocessingInk" xmlns:wne="http://schemas.microsoft.com/office/word/2006/wordml" xmlns:wps="http://schemas.microsoft.com/office/word/2010/wordprocessingShape" mc:Ignorable="w14 w15 w16se w16cid w16 w16cex w16sdtdh w16sdtfl w16du wp14">
+<w:numbering xmlns:wpc="http://schemas.microsoft.com/office/word/2010/wordprocessingCanvas" xmlns:cx="http://schemas.microsoft.com/office/drawing/2014/chartex" xmlns:cx1="http://schemas.microsoft.com/office/drawing/2015/9/8/chartex" xmlns:cx2="http://schemas.microsoft.com/office/drawing/2015/10/21/chartex" xmlns:cx3="http://schemas.microsoft.com/office/drawing/2016/5/9/chartex" xmlns:cx4="http://schemas.microsoft.com/office/drawing/2016/5/10/chartex" xmlns:cx5="http://schemas.microsoft.com/office/drawing/2016/5/11/chartex" xmlns:cx6="http://schemas.microsoft.com/office/drawing/2016/5/12/chartex" xmlns:cx7="http://schemas.microsoft.com/office/drawing/2016/5/13/chartex" xmlns:cx8="http://schemas.microsoft.com/office/drawing/2016/5/14/chartex" xmlns:mc="http://schemas.openxmlformats.org/markup-compatibility/2006" xmlns:aink="http://schemas.microsoft.com/office/drawing/2016/ink" xmlns:am3d="http://schemas.microsoft.com/office/drawing/2017/model3d" xmlns:o="urn:schemas-microsoft-com:office:office" xmlns:oel="http://schemas.microsoft.com/office/2019/extlst" xmlns:r="http://schemas.openxmlformats.org/officeDocument/2006/relationships" xmlns:m="http://schemas.openxmlformats.org/officeDocument/2006/math" xmlns:v="urn:schemas-microsoft-com:vml" xmlns:wp14="http://schemas.microsoft.com/office/word/2010/wordprocessingDrawing" xmlns:wp="http://schemas.openxmlformats.org/drawingml/2006/wordprocessingDrawing" xmlns:w10="urn:schemas-microsoft-com:office:word" xmlns:w="http://schemas.openxmlformats.org/wordprocessingml/2006/main" xmlns:w14="http://schemas.microsoft.com/office/word/2010/wordml" xmlns:w15="http://schemas.microsoft.com/office/word/2012/wordml" xmlns:w16cei="http://schemas.microsoft.com/office/word/2026/wordml/cei" xmlns:w16cex="http://schemas.microsoft.com/office/word/2018/wordml/cex" xmlns:w16cid="http://schemas.microsoft.com/office/word/2016/wordml/cid" xmlns:w16="http://schemas.microsoft.com/office/word/2018/wordml" xmlns:w16du="http://schemas.microsoft.com/office/word/2023/wordml/word16du" xmlns:w16sdtdh="http://schemas.microsoft.com/office/word/2020/wordml/sdtdatahash" xmlns:w16sdtfl="http://schemas.microsoft.com/office/word/2024/wordml/sdtformatlock" xmlns:w16se="http://schemas.microsoft.com/office/word/2015/wordml/symex" xmlns:wpg="http://schemas.microsoft.com/office/word/2010/wordprocessingGroup" xmlns:wpi="http://schemas.microsoft.com/office/word/2010/wordprocessingInk" xmlns:wne="http://schemas.microsoft.com/office/word/2006/wordml" xmlns:wps="http://schemas.microsoft.com/office/word/2010/wordprocessingShape" mc:Ignorable="w14 w15 w16se w16cid w16 w16cex w16sdtdh w16sdtfl w16du wp14">
   <w:numPicBullet w:numPicBulletId="0">
     <w:pict>
       <v:shapetype id="_x0000_t75" coordsize="21600,21600" o:spt="75" o:preferrelative="t" path="m@4@5l@4@11@9@11@9@5xe" filled="f" stroked="f">

--- a/bio-it-agent_2026.docx
+++ b/bio-it-agent_2026.docx
@@ -559,6 +559,9 @@
     <w:p/>
     <w:p>
       <w:r>
+        <w:rPr>
+          <w:noProof/>
+        </w:rPr>
         <w:drawing>
           <wp:inline distT="0" distB="0" distL="0" distR="0" wp14:anchorId="40FB1274" wp14:editId="25541EEC">
             <wp:extent cx="5760720" cy="2834640"/>
@@ -596,13 +599,7 @@
         </w:drawing>
       </w:r>
     </w:p>
-    <w:p>
-      <w:pPr>
-        <w:rPr>
-          <w:rFonts w:hint="eastAsia"/>
-        </w:rPr>
-      </w:pPr>
-    </w:p>
+    <w:p/>
     <w:p>
       <w:r>
         <w:rPr>
@@ -614,35 +611,7 @@
         <w:rPr>
           <w:rFonts w:hint="eastAsia"/>
         </w:rPr>
-        <w:t>介面OpenClaw, 微調方案</w:t>
-      </w:r>
-      <w:proofErr w:type="spellStart"/>
-      <w:r>
-        <w:rPr>
-          <w:rFonts w:hint="eastAsia"/>
-        </w:rPr>
-        <w:t>Unsloth</w:t>
-      </w:r>
-      <w:proofErr w:type="spellEnd"/>
-      <w:r>
-        <w:rPr>
-          <w:rFonts w:hint="eastAsia"/>
-        </w:rPr>
-        <w:t>, Hugging Face TRL, 模型引擎是</w:t>
-      </w:r>
-      <w:proofErr w:type="spellStart"/>
-      <w:r>
-        <w:rPr>
-          <w:rFonts w:hint="eastAsia"/>
-        </w:rPr>
-        <w:t>Ollama</w:t>
-      </w:r>
-      <w:proofErr w:type="spellEnd"/>
-      <w:r>
-        <w:rPr>
-          <w:rFonts w:hint="eastAsia"/>
-        </w:rPr>
-        <w:t>。後端有可連接外部數據, 進行微調訓練, 執行階段可透過MCP server存取公開的資料庫。</w:t>
+        <w:t>介面OpenClaw, 微調方案Unsloth, Hugging Face TRL, 模型引擎是Ollama。後端有可連接外部數據, 進行微調訓練, 執行階段可透過MCP server存取公開的資料庫。</w:t>
       </w:r>
     </w:p>
     <w:p>
@@ -743,23 +712,7 @@
           <w:rFonts w:cstheme="minorHAnsi"/>
           <w:color w:val="auto"/>
         </w:rPr>
-        <w:t xml:space="preserve">除了 Apollo-Corpus 和 </w:t>
-      </w:r>
-      <w:proofErr w:type="spellStart"/>
-      <w:r>
-        <w:rPr>
-          <w:rFonts w:cstheme="minorHAnsi"/>
-          <w:color w:val="auto"/>
-        </w:rPr>
-        <w:t>MedQA</w:t>
-      </w:r>
-      <w:proofErr w:type="spellEnd"/>
-      <w:r>
-        <w:rPr>
-          <w:rFonts w:cstheme="minorHAnsi"/>
-          <w:color w:val="auto"/>
-        </w:rPr>
-        <w:t xml:space="preserve"> 在 </w:t>
+        <w:t xml:space="preserve">除了 Apollo-Corpus 和 MedQA 在 </w:t>
       </w:r>
       <w:hyperlink r:id="rId9" w:tgtFrame="_blank" w:history="1">
         <w:r>
@@ -786,23 +739,7 @@
           <w:rFonts w:cstheme="minorHAnsi"/>
           <w:color w:val="auto"/>
         </w:rPr>
-        <w:t xml:space="preserve"> 上已經接近現成的 JSON/JSONL 問答格式外，像是 </w:t>
-      </w:r>
-      <w:proofErr w:type="spellStart"/>
-      <w:r>
-        <w:rPr>
-          <w:rFonts w:cstheme="minorHAnsi"/>
-          <w:color w:val="auto"/>
-        </w:rPr>
-        <w:t>ClinVar</w:t>
-      </w:r>
-      <w:proofErr w:type="spellEnd"/>
-      <w:r>
-        <w:rPr>
-          <w:rFonts w:cstheme="minorHAnsi"/>
-          <w:color w:val="auto"/>
-        </w:rPr>
-        <w:t xml:space="preserve"> 和 PMC 原始都是結構化數據庫或純醫學論文，必須透過簡單的 Python 腳本加工，才能轉化為 </w:t>
+        <w:t xml:space="preserve"> 上已經接近現成的 JSON/JSONL 問答格式外，像是 ClinVar 和 PMC 原始都是結構化數據庫或純醫學論文，必須透過簡單的 Python 腳本加工，才能轉化為 </w:t>
       </w:r>
       <w:hyperlink r:id="rId10" w:tgtFrame="_blank" w:history="1">
         <w:r>
@@ -981,29 +918,14 @@
         <w:rPr>
           <w:szCs w:val="24"/>
         </w:rPr>
-        <w:t xml:space="preserve">和 </w:t>
-      </w:r>
-      <w:proofErr w:type="spellStart"/>
-      <w:r>
-        <w:rPr>
-          <w:szCs w:val="24"/>
-        </w:rPr>
-        <w:t>answer_id</w:t>
-      </w:r>
-      <w:r>
-        <w:rPr>
-          <w:rFonts w:hint="eastAsia"/>
-          <w:szCs w:val="24"/>
-        </w:rPr>
-        <w:t>x</w:t>
-      </w:r>
-      <w:proofErr w:type="spellEnd"/>
-      <w:r>
-        <w:rPr>
-          <w:rFonts w:hint="eastAsia"/>
-          <w:szCs w:val="24"/>
-        </w:rPr>
-        <w:t>(</w:t>
+        <w:t>和 answer_id</w:t>
+      </w:r>
+      <w:r>
+        <w:rPr>
+          <w:rFonts w:hint="eastAsia"/>
+          <w:szCs w:val="24"/>
+        </w:rPr>
+        <w:t>x(</w:t>
       </w:r>
       <w:r>
         <w:rPr>
@@ -1050,21 +972,7 @@
         <w:rPr>
           <w:szCs w:val="24"/>
         </w:rPr>
-        <w:t xml:space="preserve">3. </w:t>
-      </w:r>
-      <w:proofErr w:type="spellStart"/>
-      <w:r>
-        <w:rPr>
-          <w:szCs w:val="24"/>
-        </w:rPr>
-        <w:t>ClinVar</w:t>
-      </w:r>
-      <w:proofErr w:type="spellEnd"/>
-      <w:r>
-        <w:rPr>
-          <w:szCs w:val="24"/>
-        </w:rPr>
-        <w:t xml:space="preserve"> (NCBI)（中等，模板化轉換）</w:t>
+        <w:t>3. ClinVar (NCBI)（中等，模板化轉換）</w:t>
       </w:r>
     </w:p>
     <w:p>
@@ -1078,21 +986,7 @@
         <w:rPr>
           <w:szCs w:val="24"/>
         </w:rPr>
-        <w:t>NCBI 官方提供的超大表格（.txt 或 .</w:t>
-      </w:r>
-      <w:proofErr w:type="spellStart"/>
-      <w:r>
-        <w:rPr>
-          <w:szCs w:val="24"/>
-        </w:rPr>
-        <w:t>tsv</w:t>
-      </w:r>
-      <w:proofErr w:type="spellEnd"/>
-      <w:r>
-        <w:rPr>
-          <w:szCs w:val="24"/>
-        </w:rPr>
-        <w:t xml:space="preserve"> 檔</w:t>
+        <w:t>NCBI 官方提供的超大表格（.txt 或 .tsv 檔</w:t>
       </w:r>
       <w:r>
         <w:rPr>
@@ -1104,21 +998,7 @@
         <w:rPr>
           <w:szCs w:val="24"/>
         </w:rPr>
-        <w:t>或 XML 檔，欄位包含：基因名稱、變異位點（</w:t>
-      </w:r>
-      <w:proofErr w:type="spellStart"/>
-      <w:r>
-        <w:rPr>
-          <w:szCs w:val="24"/>
-        </w:rPr>
-        <w:t>rs</w:t>
-      </w:r>
-      <w:proofErr w:type="spellEnd"/>
-      <w:r>
-        <w:rPr>
-          <w:szCs w:val="24"/>
-        </w:rPr>
-        <w:t>編號）、臨床意義</w:t>
+        <w:t>或 XML 檔，欄位包含：基因名稱、變異位點（rs編號）、臨床意義</w:t>
       </w:r>
       <w:r>
         <w:rPr>
@@ -1279,23 +1159,7 @@
           <w:color w:val="auto"/>
           <w:szCs w:val="24"/>
         </w:rPr>
-        <w:t xml:space="preserve"> 本身設計的核心就是為了實現高自動化、低記憶體消耗的微調。透過將資料集格式化、載入模型、設定超參數，</w:t>
-      </w:r>
-      <w:proofErr w:type="spellStart"/>
-      <w:r>
-        <w:rPr>
-          <w:color w:val="auto"/>
-          <w:szCs w:val="24"/>
-        </w:rPr>
-        <w:t>Unsloth</w:t>
-      </w:r>
-      <w:proofErr w:type="spellEnd"/>
-      <w:r>
-        <w:rPr>
-          <w:color w:val="auto"/>
-          <w:szCs w:val="24"/>
-        </w:rPr>
-        <w:t xml:space="preserve"> 會自動處理梯度優化、記憶體管理與 QLoRA 矩陣計算</w:t>
+        <w:t xml:space="preserve"> 本身設計的核心就是為了實現高自動化、低記憶體消耗的微調。透過將資料集格式化、載入模型、設定超參數，Unsloth 會自動處理梯度優化、記憶體管理與 QLoRA 矩陣計算</w:t>
       </w:r>
       <w:r>
         <w:rPr>
@@ -1442,39 +1306,7 @@
           <w:color w:val="auto"/>
           <w:szCs w:val="24"/>
         </w:rPr>
-        <w:t xml:space="preserve">直接從 Hugging Face 下載 Apollo-Corpus 或 </w:t>
-      </w:r>
-      <w:proofErr w:type="spellStart"/>
-      <w:r>
-        <w:rPr>
-          <w:color w:val="auto"/>
-          <w:szCs w:val="24"/>
-        </w:rPr>
-        <w:t>MedQA</w:t>
-      </w:r>
-      <w:proofErr w:type="spellEnd"/>
-      <w:r>
-        <w:rPr>
-          <w:color w:val="auto"/>
-          <w:szCs w:val="24"/>
-        </w:rPr>
-        <w:t xml:space="preserve">，用 5 分鐘寫腳本格式化，直接對齊 </w:t>
-      </w:r>
-      <w:proofErr w:type="spellStart"/>
-      <w:r>
-        <w:rPr>
-          <w:color w:val="auto"/>
-          <w:szCs w:val="24"/>
-        </w:rPr>
-        <w:t>Unsloth</w:t>
-      </w:r>
-      <w:proofErr w:type="spellEnd"/>
-      <w:r>
-        <w:rPr>
-          <w:color w:val="auto"/>
-          <w:szCs w:val="24"/>
-        </w:rPr>
-        <w:t xml:space="preserve"> 跑通訓練。</w:t>
+        <w:t>直接從 Hugging Face 下載 Apollo-Corpus 或 MedQA，用 5 分鐘寫腳本格式化，直接對齊 Unsloth 跑通訓練。</w:t>
       </w:r>
     </w:p>
     <w:p>
@@ -1533,6 +1365,7 @@
       </w:pPr>
       <w:r>
         <w:rPr>
+          <w:noProof/>
           <w:color w:val="auto"/>
           <w:sz w:val="26"/>
         </w:rPr>
@@ -1699,19 +1532,11 @@
         </w:rPr>
         <w:t xml:space="preserve"> </w:t>
       </w:r>
-      <w:proofErr w:type="spellStart"/>
       <w:r>
         <w:rPr>
           <w:sz w:val="26"/>
         </w:rPr>
-        <w:t>BioMCP</w:t>
-      </w:r>
-      <w:proofErr w:type="spellEnd"/>
-      <w:r>
-        <w:rPr>
-          <w:sz w:val="26"/>
-        </w:rPr>
-        <w:t xml:space="preserve"> 框架</w:t>
+        <w:t>BioMCP 框架</w:t>
       </w:r>
       <w:r>
         <w:rPr>
@@ -1774,63 +1599,7 @@
         <w:rPr>
           <w:sz w:val="26"/>
         </w:rPr>
-        <w:t xml:space="preserve"> </w:t>
-      </w:r>
-      <w:proofErr w:type="spellStart"/>
-      <w:r>
-        <w:rPr>
-          <w:sz w:val="26"/>
-        </w:rPr>
-        <w:t>ClinVar</w:t>
-      </w:r>
-      <w:proofErr w:type="spellEnd"/>
-      <w:r>
-        <w:rPr>
-          <w:sz w:val="26"/>
-        </w:rPr>
-        <w:t xml:space="preserve">, </w:t>
-      </w:r>
-      <w:proofErr w:type="spellStart"/>
-      <w:r>
-        <w:rPr>
-          <w:sz w:val="26"/>
-        </w:rPr>
-        <w:t>MyVariant</w:t>
-      </w:r>
-      <w:proofErr w:type="spellEnd"/>
-      <w:r>
-        <w:rPr>
-          <w:sz w:val="26"/>
-        </w:rPr>
-        <w:t xml:space="preserve">, </w:t>
-      </w:r>
-      <w:proofErr w:type="spellStart"/>
-      <w:r>
-        <w:rPr>
-          <w:sz w:val="26"/>
-        </w:rPr>
-        <w:t>gnomAD</w:t>
-      </w:r>
-      <w:proofErr w:type="spellEnd"/>
-      <w:r>
-        <w:rPr>
-          <w:sz w:val="26"/>
-        </w:rPr>
-        <w:t xml:space="preserve">, </w:t>
-      </w:r>
-      <w:proofErr w:type="spellStart"/>
-      <w:r>
-        <w:rPr>
-          <w:sz w:val="26"/>
-        </w:rPr>
-        <w:t>PharmGKB</w:t>
-      </w:r>
-      <w:proofErr w:type="spellEnd"/>
-      <w:r>
-        <w:rPr>
-          <w:sz w:val="26"/>
-        </w:rPr>
-        <w:t xml:space="preserve">, PubMed 等多個生醫 API 全部整合成統一的介面。 </w:t>
+        <w:t xml:space="preserve"> ClinVar, MyVariant, gnomAD, PharmGKB, PubMed 等多個生醫 API 全部整合成統一的介面。 </w:t>
       </w:r>
     </w:p>
     <w:p>
@@ -1848,6 +1617,7 @@
       </w:pPr>
       <w:r>
         <w:rPr>
+          <w:noProof/>
           <w:sz w:val="26"/>
         </w:rPr>
         <w:drawing>
@@ -1926,7 +1696,6 @@
         <w:snapToGrid/>
         <w:spacing w:after="160"/>
         <w:rPr>
-          <w:rFonts w:hint="eastAsia"/>
           <w:sz w:val="26"/>
         </w:rPr>
       </w:pPr>
@@ -1947,87 +1716,23 @@
         </w:rPr>
         <w:t>整合大量專業數據源：</w:t>
       </w:r>
+      <w:hyperlink r:id="rId15" w:tgtFrame="_blank" w:history="1">
+        <w:r>
+          <w:rPr>
+            <w:rStyle w:val="a8"/>
+            <w:color w:val="auto"/>
+            <w:szCs w:val="24"/>
+            <w:u w:val="none"/>
+          </w:rPr>
+          <w:t>BioMCP</w:t>
+        </w:r>
+      </w:hyperlink>
       <w:r>
         <w:rPr>
           <w:color w:val="auto"/>
           <w:szCs w:val="24"/>
         </w:rPr>
-        <w:fldChar w:fldCharType="begin"/>
-      </w:r>
-      <w:r>
-        <w:rPr>
-          <w:color w:val="auto"/>
-          <w:szCs w:val="24"/>
-        </w:rPr>
-        <w:instrText>HYPERLINK "https://biomcp.org/" \t "_blank"</w:instrText>
-      </w:r>
-      <w:r>
-        <w:rPr>
-          <w:color w:val="auto"/>
-          <w:szCs w:val="24"/>
-        </w:rPr>
-      </w:r>
-      <w:r>
-        <w:rPr>
-          <w:color w:val="auto"/>
-          <w:szCs w:val="24"/>
-        </w:rPr>
-        <w:fldChar w:fldCharType="separate"/>
-      </w:r>
-      <w:r>
-        <w:rPr>
-          <w:rStyle w:val="a8"/>
-          <w:color w:val="auto"/>
-          <w:szCs w:val="24"/>
-          <w:u w:val="none"/>
-        </w:rPr>
-        <w:t>BioMCP</w:t>
-      </w:r>
-      <w:r>
-        <w:rPr>
-          <w:color w:val="auto"/>
-          <w:szCs w:val="24"/>
-        </w:rPr>
-        <w:fldChar w:fldCharType="end"/>
-      </w:r>
-      <w:r>
-        <w:rPr>
-          <w:color w:val="auto"/>
-          <w:szCs w:val="24"/>
-        </w:rPr>
-        <w:t xml:space="preserve"> 能夠跨越並檢索約 30 個信任的生物醫學資料庫，包含 PubMed文獻、ClinicalTrials.gov臨床試驗、MyVariant.info、</w:t>
-      </w:r>
-      <w:proofErr w:type="spellStart"/>
-      <w:r>
-        <w:rPr>
-          <w:color w:val="auto"/>
-          <w:szCs w:val="24"/>
-        </w:rPr>
-        <w:t>ClinVar</w:t>
-      </w:r>
-      <w:proofErr w:type="spellEnd"/>
-      <w:r>
-        <w:rPr>
-          <w:color w:val="auto"/>
-          <w:szCs w:val="24"/>
-        </w:rPr>
-        <w:t xml:space="preserve">基因變異及 </w:t>
-      </w:r>
-      <w:proofErr w:type="spellStart"/>
-      <w:r>
-        <w:rPr>
-          <w:color w:val="auto"/>
-          <w:szCs w:val="24"/>
-        </w:rPr>
-        <w:t>OncoKB</w:t>
-      </w:r>
-      <w:proofErr w:type="spellEnd"/>
-      <w:r>
-        <w:rPr>
-          <w:color w:val="auto"/>
-          <w:szCs w:val="24"/>
-        </w:rPr>
-        <w:t xml:space="preserve"> 等。</w:t>
+        <w:t xml:space="preserve"> 能夠跨越並檢索約 30 個信任的生物醫學資料庫，包含 PubMed文獻、ClinicalTrials.gov臨床試驗、MyVariant.info、ClinVar基因變異及 OncoKB 等。</w:t>
       </w:r>
     </w:p>
     <w:p>
@@ -2061,23 +1766,7 @@
           <w:color w:val="auto"/>
           <w:szCs w:val="24"/>
         </w:rPr>
-        <w:t xml:space="preserve">支援主流 AI 客戶端：不論是使用 Claude Desktop、Claude Code、Cursor、Cline、VS Code 或任何支援 </w:t>
-      </w:r>
-      <w:proofErr w:type="spellStart"/>
-      <w:r>
-        <w:rPr>
-          <w:color w:val="auto"/>
-          <w:szCs w:val="24"/>
-        </w:rPr>
-        <w:t>mcpServers</w:t>
-      </w:r>
-      <w:proofErr w:type="spellEnd"/>
-      <w:r>
-        <w:rPr>
-          <w:color w:val="auto"/>
-          <w:szCs w:val="24"/>
-        </w:rPr>
-        <w:t xml:space="preserve"> JSON 設定的客戶端，都可以輕鬆接入。</w:t>
+        <w:t>支援主流 AI 客戶端：不論是使用 Claude Desktop、Claude Code、Cursor、Cline、VS Code 或任何支援 mcpServers JSON 設定的客戶端，都可以輕鬆接入。</w:t>
       </w:r>
     </w:p>
     <w:p>
@@ -2085,7 +1774,6 @@
         <w:adjustRightInd w:val="0"/>
         <w:spacing w:line="240" w:lineRule="auto"/>
         <w:rPr>
-          <w:rFonts w:hint="eastAsia"/>
           <w:color w:val="auto"/>
           <w:szCs w:val="24"/>
         </w:rPr>
@@ -2095,39 +1783,7 @@
           <w:color w:val="auto"/>
           <w:szCs w:val="24"/>
         </w:rPr>
-        <w:t>效能重構：</w:t>
-      </w:r>
-      <w:proofErr w:type="spellStart"/>
-      <w:r>
-        <w:rPr>
-          <w:color w:val="auto"/>
-          <w:szCs w:val="24"/>
-        </w:rPr>
-        <w:t>BioMCP</w:t>
-      </w:r>
-      <w:proofErr w:type="spellEnd"/>
-      <w:r>
-        <w:rPr>
-          <w:color w:val="auto"/>
-          <w:szCs w:val="24"/>
-        </w:rPr>
-        <w:t xml:space="preserve"> 最初由 Python 開發（</w:t>
-      </w:r>
-      <w:proofErr w:type="spellStart"/>
-      <w:r>
-        <w:rPr>
-          <w:color w:val="auto"/>
-          <w:szCs w:val="24"/>
-        </w:rPr>
-        <w:t>biomcp</w:t>
-      </w:r>
-      <w:proofErr w:type="spellEnd"/>
-      <w:r>
-        <w:rPr>
-          <w:color w:val="auto"/>
-          <w:szCs w:val="24"/>
-        </w:rPr>
-        <w:t>-python），隨後專案改用 Rust 進行重構，這使其執行速度更快、消耗更少的 Token 與上下文視窗（Context Window），對 AI 代理更加友善。</w:t>
+        <w:t>效能重構：BioMCP 最初由 Python 開發（biomcp-python），隨後專案改用 Rust 進行重構，這使其執行速度更快、消耗更少的 Token 與上下文視窗（Context Window），對 AI 代理更加友善。</w:t>
       </w:r>
     </w:p>
     <w:p>
@@ -2274,21 +1930,38 @@
         <w:rPr>
           <w:szCs w:val="24"/>
         </w:rPr>
-        <w:t>微</w:t>
-      </w:r>
-    </w:p>
-    <w:p>
-      <w:pPr>
-        <w:rPr>
-          <w:b/>
-          <w:bCs/>
-          <w:szCs w:val="24"/>
-        </w:rPr>
-      </w:pPr>
-      <w:r>
-        <w:rPr>
-          <w:b/>
-          <w:bCs/>
+        <w:t>評估一個專注於基因分型（Genotyping）與生物資訊的 BIO-IT AI Agent，不能只用一般的通用大模型指標（如問答流暢度），必須深入生醫資訊的特有場景。</w:t>
+      </w:r>
+    </w:p>
+    <w:p>
+      <w:pPr>
+        <w:rPr>
+          <w:szCs w:val="24"/>
+        </w:rPr>
+      </w:pPr>
+      <w:r>
+        <w:rPr>
+          <w:szCs w:val="24"/>
+        </w:rPr>
+        <w:t>建議採用以下 3 個核心標準 來進行量化與質化評估：</w:t>
+      </w:r>
+    </w:p>
+    <w:p>
+      <w:pPr>
+        <w:rPr>
+          <w:rFonts w:hint="eastAsia"/>
+          <w:szCs w:val="24"/>
+        </w:rPr>
+      </w:pPr>
+    </w:p>
+    <w:p>
+      <w:pPr>
+        <w:rPr>
+          <w:szCs w:val="24"/>
+        </w:rPr>
+      </w:pPr>
+      <w:r>
+        <w:rPr>
           <w:szCs w:val="24"/>
         </w:rPr>
         <w:t>標準一、突變坐標對齊與臨床實證準確率（Factual Accuracy &amp; Alignment）</w:t>
@@ -2304,21 +1977,7 @@
         <w:rPr>
           <w:szCs w:val="24"/>
         </w:rPr>
-        <w:t>生醫 AI 最致命的缺點是</w:t>
-      </w:r>
-      <w:r>
-        <w:rPr>
-          <w:b/>
-          <w:bCs/>
-          <w:szCs w:val="24"/>
-        </w:rPr>
-        <w:t>「幻覺（Hallucination）」</w:t>
-      </w:r>
-      <w:r>
-        <w:rPr>
-          <w:szCs w:val="24"/>
-        </w:rPr>
-        <w:t>。在基因分型中，一個鹼基或座標錯了，對患者或研究就是天壤之別（例如：把致病的 chr1:10025 A&gt;G 講成 A&gt;C，或者虛構不存在的論文）。</w:t>
+        <w:t>生醫 AI 最致命的缺點是「幻覺（Hallucination）」。在基因分型中，一個鹼基或座標錯了，對患者或研究就是天壤之別（例如：把致病的 chr1:10025 A&gt;G 講成 A&gt;C，或者虛構不存在的論文）。</w:t>
       </w:r>
     </w:p>
     <w:p>
@@ -2333,17 +1992,9 @@
       </w:pPr>
       <w:r>
         <w:rPr>
-          <w:b/>
-          <w:bCs/>
-          <w:szCs w:val="24"/>
-        </w:rPr>
-        <w:t>如何評估</w:t>
-      </w:r>
-      <w:r>
-        <w:rPr>
-          <w:szCs w:val="24"/>
-        </w:rPr>
-        <w:t>：</w:t>
+          <w:szCs w:val="24"/>
+        </w:rPr>
+        <w:t>如何評估：</w:t>
       </w:r>
     </w:p>
     <w:p>
@@ -2358,31 +2009,9 @@
       </w:pPr>
       <w:r>
         <w:rPr>
-          <w:b/>
-          <w:bCs/>
-          <w:szCs w:val="24"/>
-        </w:rPr>
-        <w:t>座標與命名精確度</w:t>
-      </w:r>
-      <w:r>
-        <w:rPr>
-          <w:szCs w:val="24"/>
-        </w:rPr>
-        <w:t xml:space="preserve">：提供非標準或混亂的輸入（例如同時包含 </w:t>
-      </w:r>
-      <w:proofErr w:type="spellStart"/>
-      <w:r>
-        <w:rPr>
-          <w:szCs w:val="24"/>
-        </w:rPr>
-        <w:t>rs</w:t>
-      </w:r>
-      <w:proofErr w:type="spellEnd"/>
-      <w:r>
-        <w:rPr>
-          <w:szCs w:val="24"/>
-        </w:rPr>
-        <w:t xml:space="preserve">號、HGVS命名法 如 </w:t>
+          <w:szCs w:val="24"/>
+        </w:rPr>
+        <w:t xml:space="preserve">座標與命名精確度：提供非標準或混亂的輸入（例如同時包含 rs號、HGVS命名法 如 </w:t>
       </w:r>
       <w:r>
         <w:rPr>
@@ -2396,21 +2025,7 @@
         <w:rPr>
           <w:szCs w:val="24"/>
         </w:rPr>
-        <w:t xml:space="preserve">、以及 染色體位置），測試 Agent 能否精確將其轉換並正確對齊到如 </w:t>
-      </w:r>
-      <w:r>
-        <w:rPr>
-          <w:b/>
-          <w:bCs/>
-          <w:szCs w:val="24"/>
-        </w:rPr>
-        <w:t>MyVariant.info</w:t>
-      </w:r>
-      <w:r>
-        <w:rPr>
-          <w:szCs w:val="24"/>
-        </w:rPr>
-        <w:t xml:space="preserve"> 的 API。</w:t>
+        <w:t>、以及 染色體位置），測試 Agent 能否精確將其轉換並正確對齊到如 MyVariant.info 的 API。</w:t>
       </w:r>
     </w:p>
     <w:p>
@@ -2425,47 +2040,9 @@
       </w:pPr>
       <w:r>
         <w:rPr>
-          <w:b/>
-          <w:bCs/>
-          <w:szCs w:val="24"/>
-        </w:rPr>
-        <w:t>實證溯源率（Provenance）</w:t>
-      </w:r>
-      <w:r>
-        <w:rPr>
-          <w:szCs w:val="24"/>
-        </w:rPr>
-        <w:t xml:space="preserve">：檢查 Agent 的回答中，是否有 \(100\%\) 的臨床斷言都能精確附帶來自 </w:t>
-      </w:r>
-      <w:proofErr w:type="spellStart"/>
-      <w:r>
-        <w:rPr>
-          <w:b/>
-          <w:bCs/>
-          <w:szCs w:val="24"/>
-        </w:rPr>
-        <w:t>ClinVar</w:t>
-      </w:r>
-      <w:proofErr w:type="spellEnd"/>
-      <w:r>
-        <w:rPr>
-          <w:szCs w:val="24"/>
-        </w:rPr>
-        <w:t xml:space="preserve">（星級證據）或 </w:t>
-      </w:r>
-      <w:r>
-        <w:rPr>
-          <w:b/>
-          <w:bCs/>
-          <w:szCs w:val="24"/>
-        </w:rPr>
-        <w:t>PubMed</w:t>
-      </w:r>
-      <w:r>
-        <w:rPr>
-          <w:szCs w:val="24"/>
-        </w:rPr>
-        <w:t>（真實存在的 PMID）的原始文獻連結與 API 欄位佐證。</w:t>
+          <w:szCs w:val="24"/>
+        </w:rPr>
+        <w:t>實證溯源率（Provenance）：檢查 Agent 的回答中，是否有 \(100\%\) 的臨床斷言都能精確附帶來自 ClinVar（星級證據）或 PubMed（真實存在的 PMID）的原始文獻連結與 API 欄位佐證。</w:t>
       </w:r>
     </w:p>
     <w:p>
@@ -2480,59 +2057,19 @@
       </w:pPr>
       <w:r>
         <w:rPr>
-          <w:b/>
-          <w:bCs/>
-          <w:szCs w:val="24"/>
-        </w:rPr>
-        <w:t>量化指標（KPI）</w:t>
-      </w:r>
-      <w:r>
-        <w:rPr>
-          <w:szCs w:val="24"/>
-        </w:rPr>
-        <w:t>：</w:t>
-      </w:r>
-      <w:r>
-        <w:rPr>
-          <w:b/>
-          <w:bCs/>
-          <w:szCs w:val="24"/>
-        </w:rPr>
-        <w:t>變異位點識別錯誤率需為 0%</w:t>
-      </w:r>
-      <w:r>
-        <w:rPr>
-          <w:szCs w:val="24"/>
-        </w:rPr>
-        <w:t xml:space="preserve">；文獻/資料庫引用之有效率（無虛構連結）需達 </w:t>
-      </w:r>
-      <w:r>
-        <w:rPr>
-          <w:b/>
-          <w:bCs/>
-          <w:szCs w:val="24"/>
-        </w:rPr>
-        <w:t>100%</w:t>
-      </w:r>
-      <w:r>
-        <w:rPr>
-          <w:szCs w:val="24"/>
-        </w:rPr>
-        <w:t>。</w:t>
-      </w:r>
-    </w:p>
-    <w:p>
-      <w:pPr>
-        <w:rPr>
-          <w:b/>
-          <w:bCs/>
-          <w:szCs w:val="24"/>
-        </w:rPr>
-      </w:pPr>
-      <w:r>
-        <w:rPr>
-          <w:b/>
-          <w:bCs/>
+          <w:szCs w:val="24"/>
+        </w:rPr>
+        <w:t>量化指標（KPI）：變異位點識別錯誤率需為 0%；文獻/資料庫引用之有效率（無虛構連結）需達 100%。</w:t>
+      </w:r>
+    </w:p>
+    <w:p>
+      <w:pPr>
+        <w:rPr>
+          <w:szCs w:val="24"/>
+        </w:rPr>
+      </w:pPr>
+      <w:r>
+        <w:rPr>
           <w:szCs w:val="24"/>
         </w:rPr>
         <w:t>標準二、生醫 API 動態調用與上下文過濾率（Tool-Use &amp; Context Efficiency）</w:t>
@@ -2548,49 +2085,7 @@
         <w:rPr>
           <w:szCs w:val="24"/>
         </w:rPr>
-        <w:t xml:space="preserve">基因分型資料庫（如 </w:t>
-      </w:r>
-      <w:proofErr w:type="spellStart"/>
-      <w:r>
-        <w:rPr>
-          <w:szCs w:val="24"/>
-        </w:rPr>
-        <w:t>gnomAD</w:t>
-      </w:r>
-      <w:proofErr w:type="spellEnd"/>
-      <w:r>
-        <w:rPr>
-          <w:szCs w:val="24"/>
-        </w:rPr>
-        <w:t xml:space="preserve"> </w:t>
-      </w:r>
-      <w:proofErr w:type="spellStart"/>
-      <w:r>
-        <w:rPr>
-          <w:szCs w:val="24"/>
-        </w:rPr>
-        <w:t>GraphQL</w:t>
-      </w:r>
-      <w:proofErr w:type="spellEnd"/>
-      <w:r>
-        <w:rPr>
-          <w:szCs w:val="24"/>
-        </w:rPr>
-        <w:t xml:space="preserve"> 或 </w:t>
-      </w:r>
-      <w:proofErr w:type="spellStart"/>
-      <w:r>
-        <w:rPr>
-          <w:szCs w:val="24"/>
-        </w:rPr>
-        <w:t>cBioPortal</w:t>
-      </w:r>
-      <w:proofErr w:type="spellEnd"/>
-      <w:r>
-        <w:rPr>
-          <w:szCs w:val="24"/>
-        </w:rPr>
-        <w:t>）回傳的原始資料通常極為龐大且高度稀疏（包含大量的統計噪音與無用欄位）。一個優秀的 Agent 必須具備「聰明點菜」與「精準過濾」的能力。</w:t>
+        <w:t>基因分型資料庫（如 gnomAD GraphQL 或 cBioPortal）回傳的原始資料通常極為龐大且高度稀疏（包含大量的統計噪音與無用欄位）。一個優秀的 Agent 必須具備「聰明點菜」與「精準過濾」的能力。</w:t>
       </w:r>
     </w:p>
     <w:p>
@@ -2605,17 +2100,10 @@
       </w:pPr>
       <w:r>
         <w:rPr>
-          <w:b/>
-          <w:bCs/>
-          <w:szCs w:val="24"/>
-        </w:rPr>
-        <w:t>如何評估</w:t>
-      </w:r>
-      <w:r>
-        <w:rPr>
-          <w:szCs w:val="24"/>
-        </w:rPr>
-        <w:t>：</w:t>
+          <w:szCs w:val="24"/>
+        </w:rPr>
+        <w:lastRenderedPageBreak/>
+        <w:t>如何評估：</w:t>
       </w:r>
     </w:p>
     <w:p>
@@ -2630,18 +2118,9 @@
       </w:pPr>
       <w:r>
         <w:rPr>
-          <w:b/>
-          <w:bCs/>
-          <w:szCs w:val="24"/>
-        </w:rPr>
-        <w:lastRenderedPageBreak/>
-        <w:t>API 呼叫精準度（Tool-Use Accuracy）</w:t>
-      </w:r>
-      <w:r>
-        <w:rPr>
-          <w:szCs w:val="24"/>
-        </w:rPr>
-        <w:t>：測試 Agent 是否能根據用戶的自然語言（例如：「</w:t>
+          <w:szCs w:val="24"/>
+        </w:rPr>
+        <w:t>API 呼叫精準度（Tool-Use Accuracy）：測試 Agent 是否能根據用戶的自然語言（例如：「</w:t>
       </w:r>
       <w:r>
         <w:rPr>
@@ -2655,21 +2134,7 @@
         <w:rPr>
           <w:szCs w:val="24"/>
         </w:rPr>
-        <w:t xml:space="preserve">」），精確寫出對應的 </w:t>
-      </w:r>
-      <w:proofErr w:type="spellStart"/>
-      <w:r>
-        <w:rPr>
-          <w:szCs w:val="24"/>
-        </w:rPr>
-        <w:t>GraphQL</w:t>
-      </w:r>
-      <w:proofErr w:type="spellEnd"/>
-      <w:r>
-        <w:rPr>
-          <w:szCs w:val="24"/>
-        </w:rPr>
-        <w:t xml:space="preserve"> 查詢語法，而不是盲目拉回全球所有人種的資料。</w:t>
+        <w:t>」），精確寫出對應的 GraphQL 查詢語法，而不是盲目拉回全球所有人種的資料。</w:t>
       </w:r>
     </w:p>
     <w:p>
@@ -2684,31 +2149,9 @@
       </w:pPr>
       <w:r>
         <w:rPr>
-          <w:b/>
-          <w:bCs/>
-          <w:szCs w:val="24"/>
-        </w:rPr>
-        <w:t>Token 減碳率（Context Filtration）</w:t>
-      </w:r>
-      <w:r>
-        <w:rPr>
-          <w:szCs w:val="24"/>
-        </w:rPr>
-        <w:t xml:space="preserve">：評估 Agent 將 API 吐出的數萬字 JSON 壓縮過濾的能力。好的 Agent 應該只把與問題相關的精華（如 </w:t>
-      </w:r>
-      <w:proofErr w:type="spellStart"/>
-      <w:r>
-        <w:rPr>
-          <w:szCs w:val="24"/>
-        </w:rPr>
-        <w:t>AF_eas</w:t>
-      </w:r>
-      <w:proofErr w:type="spellEnd"/>
-      <w:r>
-        <w:rPr>
-          <w:szCs w:val="24"/>
-        </w:rPr>
-        <w:t>=0.002）帶入 Prompt，避免撐爆上下文視窗或引入噪音。</w:t>
+          <w:szCs w:val="24"/>
+        </w:rPr>
+        <w:t>Token 減碳率（Context Filtration）：評估 Agent 將 API 吐出的數萬字 JSON 壓縮過濾的能力。好的 Agent 應該只把與問題相關的精華（如 AF_eas=0.002）帶入 Prompt，避免撐爆上下文視窗或引入噪音。</w:t>
       </w:r>
     </w:p>
     <w:p>
@@ -2723,66 +2166,26 @@
       </w:pPr>
       <w:r>
         <w:rPr>
-          <w:b/>
-          <w:bCs/>
-          <w:szCs w:val="24"/>
-        </w:rPr>
-        <w:t>量化指標（KPI）</w:t>
-      </w:r>
-      <w:r>
-        <w:rPr>
-          <w:szCs w:val="24"/>
-        </w:rPr>
-        <w:t>：</w:t>
-      </w:r>
-      <w:r>
-        <w:rPr>
-          <w:b/>
-          <w:bCs/>
-          <w:szCs w:val="24"/>
-        </w:rPr>
-        <w:t>API 呼叫成功率 &gt; 95%</w:t>
-      </w:r>
-      <w:r>
-        <w:rPr>
-          <w:szCs w:val="24"/>
-        </w:rPr>
-        <w:t xml:space="preserve">；回傳數據至 Prompt 的精簡率（過濾掉無用 Metadata）需達 </w:t>
-      </w:r>
-      <w:r>
-        <w:rPr>
-          <w:b/>
-          <w:bCs/>
-          <w:szCs w:val="24"/>
-        </w:rPr>
-        <w:t>80% 以上</w:t>
-      </w:r>
-      <w:r>
-        <w:rPr>
-          <w:szCs w:val="24"/>
-        </w:rPr>
-        <w:t>。</w:t>
-      </w:r>
-    </w:p>
-    <w:p>
-      <w:pPr>
-        <w:rPr>
-          <w:szCs w:val="24"/>
-        </w:rPr>
-      </w:pPr>
-    </w:p>
-    <w:p>
-      <w:pPr>
-        <w:rPr>
-          <w:b/>
-          <w:bCs/>
-          <w:szCs w:val="24"/>
-        </w:rPr>
-      </w:pPr>
-      <w:r>
-        <w:rPr>
-          <w:b/>
-          <w:bCs/>
+          <w:szCs w:val="24"/>
+        </w:rPr>
+        <w:t>量化指標（KPI）：API 呼叫成功率 &gt; 95%；回傳數據至 Prompt 的精簡率（過濾掉無用 Metadata）需達 80% 以上。</w:t>
+      </w:r>
+    </w:p>
+    <w:p>
+      <w:pPr>
+        <w:rPr>
+          <w:szCs w:val="24"/>
+        </w:rPr>
+      </w:pPr>
+    </w:p>
+    <w:p>
+      <w:pPr>
+        <w:rPr>
+          <w:szCs w:val="24"/>
+        </w:rPr>
+      </w:pPr>
+      <w:r>
+        <w:rPr>
           <w:szCs w:val="24"/>
         </w:rPr>
         <w:t>標準三、臨床醫學指引與 ACMG 邏輯符合度（Guideline &amp; Reasoning Adherence）</w:t>
@@ -2798,21 +2201,7 @@
         <w:rPr>
           <w:szCs w:val="24"/>
         </w:rPr>
-        <w:t xml:space="preserve">在基因分型與精準醫療中，醫學界有嚴格的推理邏輯（例如美國醫學遺傳學與基因體學學會的 </w:t>
-      </w:r>
-      <w:r>
-        <w:rPr>
-          <w:b/>
-          <w:bCs/>
-          <w:szCs w:val="24"/>
-        </w:rPr>
-        <w:t>ACMG 變異解讀指引</w:t>
-      </w:r>
-      <w:r>
-        <w:rPr>
-          <w:szCs w:val="24"/>
-        </w:rPr>
-        <w:t>，將證據分為 PVS1, PS1, PM1 等等級）。Agent 的推理邏輯必須符合專家的思考模型。</w:t>
+        <w:t>在基因分型與精準醫療中，醫學界有嚴格的推理邏輯（例如美國醫學遺傳學與基因體學學會的 ACMG 變異解讀指引，將證據分為 PVS1, PS1, PM1 等等級）。Agent 的推理邏輯必須符合專家的思考模型。</w:t>
       </w:r>
     </w:p>
     <w:p>
@@ -2827,17 +2216,9 @@
       </w:pPr>
       <w:r>
         <w:rPr>
-          <w:b/>
-          <w:bCs/>
-          <w:szCs w:val="24"/>
-        </w:rPr>
-        <w:t>如何評估</w:t>
-      </w:r>
-      <w:r>
-        <w:rPr>
-          <w:szCs w:val="24"/>
-        </w:rPr>
-        <w:t>：</w:t>
+          <w:szCs w:val="24"/>
+        </w:rPr>
+        <w:t>如何評估：</w:t>
       </w:r>
     </w:p>
     <w:p>
@@ -2852,31 +2233,9 @@
       </w:pPr>
       <w:r>
         <w:rPr>
-          <w:b/>
-          <w:bCs/>
-          <w:szCs w:val="24"/>
-        </w:rPr>
-        <w:t>ACMG 邏輯對齊</w:t>
-      </w:r>
-      <w:r>
-        <w:rPr>
-          <w:szCs w:val="24"/>
-        </w:rPr>
-        <w:t xml:space="preserve">：餵給 Agent 一個未經 </w:t>
-      </w:r>
-      <w:proofErr w:type="spellStart"/>
-      <w:r>
-        <w:rPr>
-          <w:szCs w:val="24"/>
-        </w:rPr>
-        <w:t>ClinVar</w:t>
-      </w:r>
-      <w:proofErr w:type="spellEnd"/>
-      <w:r>
-        <w:rPr>
-          <w:szCs w:val="24"/>
-        </w:rPr>
-        <w:t xml:space="preserve"> 標記的新突變，但給予它周邊的實驗與群體數據，觀察 Agent 是否能遵循 ACMG 指引的邏輯，一步步推導出該變異屬於「致病（Pathogenic）」或「意義不明（VUS）」，而非隨意猜測。</w:t>
+          <w:szCs w:val="24"/>
+        </w:rPr>
+        <w:t>ACMG 邏輯對齊：餵給 Agent 一個未經 ClinVar 標記的新突變，但給予它周邊的實驗與群體數據，觀察 Agent 是否能遵循 ACMG 指引的邏輯，一步步推導出該變異屬於「致病（Pathogenic）」或「意義不明（VUS）」，而非隨意猜測。</w:t>
       </w:r>
     </w:p>
     <w:p>
@@ -2891,17 +2250,9 @@
       </w:pPr>
       <w:r>
         <w:rPr>
-          <w:b/>
-          <w:bCs/>
-          <w:szCs w:val="24"/>
-        </w:rPr>
-        <w:t>安全性邊界（Safety Guardrails）</w:t>
-      </w:r>
-      <w:r>
-        <w:rPr>
-          <w:szCs w:val="24"/>
-        </w:rPr>
-        <w:t>：測試 Agent 遭遇非標準或數據不足的情況時，是否會觸發拒答或發出「臨床決策仍需經專科醫師覆核」的標準醫學免責警示。</w:t>
+          <w:szCs w:val="24"/>
+        </w:rPr>
+        <w:t>安全性邊界（Safety Guardrails）：測試 Agent 遭遇非標準或數據不足的情況時，是否會觸發拒答或發出「臨床決策仍需經專科醫師覆核」的標準醫學免責警示。</w:t>
       </w:r>
     </w:p>
     <w:p>
@@ -2916,241 +2267,142 @@
       </w:pPr>
       <w:r>
         <w:rPr>
+          <w:szCs w:val="24"/>
+        </w:rPr>
+        <w:t>量化指標（KPI）：專家盲測（Blind Test）推理邏輯滿意度 &gt; 90%；高風險臨床醫學免責聲明觸發率 100%。</w:t>
+      </w:r>
+    </w:p>
+    <w:p>
+      <w:pPr>
+        <w:rPr>
+          <w:szCs w:val="24"/>
+        </w:rPr>
+      </w:pPr>
+    </w:p>
+    <w:p>
+      <w:pPr>
+        <w:snapToGrid/>
+        <w:spacing w:after="160"/>
+        <w:rPr>
+          <w:szCs w:val="24"/>
+        </w:rPr>
+      </w:pPr>
+      <w:r>
+        <w:rPr>
+          <w:szCs w:val="24"/>
+        </w:rPr>
+        <w:br w:type="page"/>
+      </w:r>
+    </w:p>
+    <w:p>
+      <w:pPr>
+        <w:pStyle w:val="3"/>
+        <w:spacing w:before="288" w:after="96"/>
+      </w:pPr>
+      <w:r>
+        <w:rPr>
+          <w:rFonts w:hint="eastAsia"/>
+        </w:rPr>
+        <w:lastRenderedPageBreak/>
+        <w:t>3</w:t>
+      </w:r>
+      <w:r>
+        <w:t>.</w:t>
+      </w:r>
+      <w:r>
+        <w:rPr>
+          <w:rFonts w:hint="eastAsia"/>
+        </w:rPr>
+        <w:t>2</w:t>
+      </w:r>
+      <w:r>
+        <w:rPr>
+          <w:rFonts w:hint="eastAsia"/>
+        </w:rPr>
+        <w:t xml:space="preserve">　</w:t>
+      </w:r>
+      <w:r>
+        <w:rPr>
+          <w:rFonts w:hint="eastAsia"/>
+        </w:rPr>
+        <w:t>評估方法</w:t>
+      </w:r>
+    </w:p>
+    <w:p>
+      <w:r>
+        <w:t>要自動化評估生物醫學 AI Agent 在基因分型與變異解讀上的表現，使用 promptfoo 框架是目前業界最高效、精準且具成本效益的選擇。</w:t>
+      </w:r>
+    </w:p>
+    <w:p>
+      <w:r>
+        <w:t>由於 Ragas 主要依賴大模型（LLM-as-a-judge）進行模糊的語義相似度評分，面對「突變座標」、「染色體編號」等絕對不能出錯的非連續數值時極易誤判（例如 Ragas 可能會覺得 chr1:10025 和 chr1:10026 語義高度相似而給高分）。相反地，promptfoo 支援嚴格的 JavaScript/Python 程式碼斷言（Javascript/Python Assertions）與 Regex（正規表達式）匹配，能精確檢驗突變資訊。</w:t>
+      </w:r>
+    </w:p>
+    <w:p>
+      <w:r>
+        <w:t>以下為基於 Promptfoo 的自動化批次量化評估測試集架構</w:t>
+      </w:r>
+      <w:r>
+        <w:rPr>
+          <w:rFonts w:hint="eastAsia"/>
+        </w:rPr>
+        <w:t>的作法:</w:t>
+      </w:r>
+    </w:p>
+    <w:p/>
+    <w:p>
+      <w:r>
+        <w:t xml:space="preserve">評估基因分型生物醫學 AI Agent 的自動化批次量化評估方案，建議採用 </w:t>
+      </w:r>
+      <w:r>
+        <w:rPr>
           <w:b/>
           <w:bCs/>
-          <w:szCs w:val="24"/>
-        </w:rPr>
-        <w:t>量化指標（KPI）</w:t>
-      </w:r>
-      <w:r>
-        <w:rPr>
-          <w:szCs w:val="24"/>
-        </w:rPr>
-        <w:t>：</w:t>
+        </w:rPr>
+        <w:t>Promptfoo</w:t>
+      </w:r>
+      <w:r>
+        <w:t xml:space="preserve"> 框架，其核心邏輯是透過建立嚴格的</w:t>
       </w:r>
       <w:r>
         <w:rPr>
           <w:b/>
           <w:bCs/>
-          <w:szCs w:val="24"/>
-        </w:rPr>
-        <w:t>專家盲測（Blind Test）推理邏輯滿意度 &gt; 90%</w:t>
-      </w:r>
-      <w:r>
-        <w:rPr>
-          <w:szCs w:val="24"/>
-        </w:rPr>
-        <w:t xml:space="preserve">；高風險臨床醫學免責聲明觸發率 </w:t>
+        </w:rPr>
+        <w:t>程式碼斷言</w:t>
+      </w:r>
+      <w:r>
+        <w:t xml:space="preserve">（如 JavaScript 條件、Python 腳本）與 </w:t>
       </w:r>
       <w:r>
         <w:rPr>
           <w:b/>
           <w:bCs/>
-          <w:szCs w:val="24"/>
-        </w:rPr>
-        <w:t>100%</w:t>
-      </w:r>
-      <w:r>
-        <w:rPr>
-          <w:szCs w:val="24"/>
-        </w:rPr>
-        <w:t>。</w:t>
-      </w:r>
-    </w:p>
-    <w:p>
-      <w:pPr>
-        <w:rPr>
-          <w:szCs w:val="24"/>
-        </w:rPr>
-      </w:pPr>
-    </w:p>
-    <w:p>
-      <w:pPr>
-        <w:snapToGrid/>
-        <w:spacing w:after="160"/>
-        <w:rPr>
-          <w:sz w:val="28"/>
-        </w:rPr>
-      </w:pPr>
-      <w:r>
-        <w:br w:type="page"/>
-      </w:r>
-    </w:p>
-    <w:p>
-      <w:pPr>
-        <w:pStyle w:val="3"/>
-        <w:spacing w:before="288" w:after="96"/>
-      </w:pPr>
-      <w:r>
-        <w:rPr>
-          <w:rFonts w:hint="eastAsia"/>
-        </w:rPr>
-        <w:lastRenderedPageBreak/>
-        <w:t>3</w:t>
-      </w:r>
-      <w:r>
-        <w:t>.</w:t>
-      </w:r>
-      <w:r>
-        <w:rPr>
-          <w:rFonts w:hint="eastAsia"/>
-        </w:rPr>
-        <w:t>2</w:t>
-      </w:r>
-      <w:r>
-        <w:rPr>
-          <w:rFonts w:hint="eastAsia"/>
-        </w:rPr>
-        <w:t xml:space="preserve">　</w:t>
-      </w:r>
-      <w:r>
-        <w:rPr>
-          <w:rFonts w:hint="eastAsia"/>
-        </w:rPr>
-        <w:t>評估方法</w:t>
-      </w:r>
-    </w:p>
-    <w:p>
-      <w:r>
-        <w:t xml:space="preserve">要自動化評估生物醫學 AI Agent 在基因分型與變異解讀上的表現，使用 </w:t>
-      </w:r>
-      <w:proofErr w:type="spellStart"/>
-      <w:r>
-        <w:t>promptfoo</w:t>
-      </w:r>
-      <w:proofErr w:type="spellEnd"/>
-      <w:r>
-        <w:t xml:space="preserve"> 框架是目前業界最高效、精準且具成本效益的選擇。</w:t>
-      </w:r>
-    </w:p>
-    <w:p>
-      <w:r>
-        <w:t>由於 Ragas 主要依賴大模型（LLM-as-a-judge）進行模糊的語義相似度評分，面對「突變座標」、「染色體編號」等絕對不能出錯的非連續數值時極易誤判（例如 Ragas 可能會覺得 chr1:10025 和 chr1:10026 語義高度相似而給高分）。相反地，</w:t>
-      </w:r>
-      <w:proofErr w:type="spellStart"/>
-      <w:r>
-        <w:t>promptfoo</w:t>
-      </w:r>
-      <w:proofErr w:type="spellEnd"/>
-      <w:r>
-        <w:t xml:space="preserve"> 支援嚴格的 JavaScript/Python 程式碼斷言（</w:t>
-      </w:r>
-      <w:proofErr w:type="spellStart"/>
-      <w:r>
-        <w:t>Javascript</w:t>
-      </w:r>
-      <w:proofErr w:type="spellEnd"/>
-      <w:r>
-        <w:t>/Python Assertions）與 Regex（正規表達式）匹配，能精確檢驗突變資訊。</w:t>
-      </w:r>
-    </w:p>
-    <w:p>
-      <w:r>
-        <w:t xml:space="preserve">以下為基於 </w:t>
-      </w:r>
-      <w:proofErr w:type="spellStart"/>
-      <w:r>
-        <w:t>Promptfoo</w:t>
-      </w:r>
-      <w:proofErr w:type="spellEnd"/>
-      <w:r>
-        <w:t xml:space="preserve"> 的自動化批次量化評估測試集架構</w:t>
-      </w:r>
-      <w:r>
-        <w:rPr>
-          <w:rFonts w:hint="eastAsia"/>
-        </w:rPr>
-        <w:t>的作法:</w:t>
-      </w:r>
-    </w:p>
-    <w:p/>
-    <w:p>
-      <w:r>
-        <w:t xml:space="preserve">評估基因分型生物醫學 AI Agent 的自動化批次量化評估方案，建議採用 </w:t>
-      </w:r>
-      <w:proofErr w:type="spellStart"/>
+        </w:rPr>
+        <w:t>Regex 正規表達式</w:t>
+      </w:r>
+      <w:r>
+        <w:t>，對 Agent 的輸出進行高精確度的非連續數值校驗。整個測試集由三大核心模塊組成：首先是 promptfooconfig.yaml 主設定檔，用來定義多種極端的生醫測試場景與預期邊界。在</w:t>
+      </w:r>
       <w:r>
         <w:rPr>
           <w:b/>
           <w:bCs/>
         </w:rPr>
-        <w:t>Promptfoo</w:t>
-      </w:r>
-      <w:proofErr w:type="spellEnd"/>
-      <w:r>
-        <w:t xml:space="preserve"> 框架，其核心邏輯是透過建立嚴格的</w:t>
+        <w:t>座標對齊精確度</w:t>
+      </w:r>
+      <w:r>
+        <w:t>上，會故意輸入非標準的 HGVS 或多態性突變命名，並強制限制作答必須精確匹配如 ClinVar 官方的真實連結與特定致病評級字串。在</w:t>
       </w:r>
       <w:r>
         <w:rPr>
           <w:b/>
           <w:bCs/>
         </w:rPr>
-        <w:t>程式碼斷言</w:t>
-      </w:r>
-      <w:r>
-        <w:t xml:space="preserve">（如 JavaScript 條件、Python 腳本）與 </w:t>
-      </w:r>
-      <w:r>
-        <w:rPr>
-          <w:b/>
-          <w:bCs/>
-        </w:rPr>
-        <w:t>Regex 正規表達式</w:t>
-      </w:r>
-      <w:r>
-        <w:t xml:space="preserve">，對 Agent 的輸出進行高精確度的非連續數值校驗。整個測試集由三大核心模塊組成：首先是 </w:t>
-      </w:r>
-      <w:proofErr w:type="spellStart"/>
-      <w:r>
-        <w:t>promptfooconfig.yaml</w:t>
-      </w:r>
-      <w:proofErr w:type="spellEnd"/>
-      <w:r>
-        <w:t xml:space="preserve"> 主設定檔，用來定義多種極端的生醫測試場景與預期邊界。在</w:t>
-      </w:r>
-      <w:r>
-        <w:rPr>
-          <w:b/>
-          <w:bCs/>
-        </w:rPr>
-        <w:t>座標對齊精確度</w:t>
-      </w:r>
-      <w:r>
-        <w:t xml:space="preserve">上，會故意輸入非標準的 HGVS 或多態性突變命名，並強制限制作答必須精確匹配如 </w:t>
-      </w:r>
-      <w:proofErr w:type="spellStart"/>
-      <w:r>
-        <w:t>ClinVar</w:t>
-      </w:r>
-      <w:proofErr w:type="spellEnd"/>
-      <w:r>
-        <w:t xml:space="preserve"> 官方的真實連結與特定致病評級字串。在</w:t>
-      </w:r>
-      <w:r>
-        <w:rPr>
-          <w:b/>
-          <w:bCs/>
-        </w:rPr>
         <w:t>工具調用與過濾精緻度</w:t>
       </w:r>
       <w:r>
-        <w:t xml:space="preserve">上，透過數值擷取腳本，檢驗 Agent 調用 </w:t>
-      </w:r>
-      <w:proofErr w:type="spellStart"/>
-      <w:r>
-        <w:t>gnomAD</w:t>
-      </w:r>
-      <w:proofErr w:type="spellEnd"/>
-      <w:r>
-        <w:t xml:space="preserve"> </w:t>
-      </w:r>
-      <w:proofErr w:type="spellStart"/>
-      <w:r>
-        <w:t>GraphQL</w:t>
-      </w:r>
-      <w:proofErr w:type="spellEnd"/>
-      <w:r>
-        <w:t xml:space="preserve"> API 時，是否能聰明地過濾全球龐大的背景雜訊，僅精確擷取並帶回東亞人群的低盛行率數值。在</w:t>
+        <w:t>上，透過數值擷取腳本，檢驗 Agent 調用 gnomAD GraphQL API 時，是否能聰明地過濾全球龐大的背景雜訊，僅精確擷取並帶回東亞人群的低盛行率數值。在</w:t>
       </w:r>
       <w:r>
         <w:rPr>
@@ -3211,7 +2463,7 @@
                     <pic:cNvPicPr/>
                   </pic:nvPicPr>
                   <pic:blipFill>
-                    <a:blip r:embed="rId15"/>
+                    <a:blip r:embed="rId16"/>
                     <a:stretch>
                       <a:fillRect/>
                     </a:stretch>
@@ -3279,14 +2531,55 @@
           <w:rFonts w:hint="eastAsia"/>
           <w:szCs w:val="24"/>
         </w:rPr>
-        <w:t>分析程式效能</w:t>
-      </w:r>
-      <w:r>
-        <w:rPr>
-          <w:rFonts w:hint="eastAsia"/>
-          <w:szCs w:val="24"/>
-        </w:rPr>
-        <w:t>與</w:t>
+        <w:t>框架作法</w:t>
+      </w:r>
+      <w:r>
+        <w:rPr>
+          <w:rFonts w:hint="eastAsia"/>
+          <w:szCs w:val="24"/>
+        </w:rPr>
+        <w:t>，</w:t>
+      </w:r>
+      <w:r>
+        <w:rPr>
+          <w:rFonts w:hint="eastAsia"/>
+          <w:szCs w:val="24"/>
+        </w:rPr>
+        <w:t>避免</w:t>
+      </w:r>
+      <w:r>
+        <w:rPr>
+          <w:rFonts w:hint="eastAsia"/>
+          <w:szCs w:val="24"/>
+        </w:rPr>
+        <w:t>效能瓶頸並提供相關建議</w:t>
+      </w:r>
+      <w:r>
+        <w:rPr>
+          <w:rFonts w:hint="eastAsia"/>
+          <w:szCs w:val="24"/>
+        </w:rPr>
+        <w:t>與實作</w:t>
+      </w:r>
+      <w:r>
+        <w:rPr>
+          <w:szCs w:val="24"/>
+        </w:rPr>
+        <w:t>。第二階段</w:t>
+      </w:r>
+      <w:r>
+        <w:rPr>
+          <w:rFonts w:hint="eastAsia"/>
+          <w:szCs w:val="24"/>
+        </w:rPr>
+        <w:t>引入</w:t>
+      </w:r>
+      <w:r>
+        <w:rPr>
+          <w:rFonts w:hint="eastAsia"/>
+          <w:szCs w:val="24"/>
+        </w:rPr>
+        <w:t>效能與</w:t>
       </w:r>
       <w:r>
         <w:rPr>
@@ -3297,9 +2590,10 @@
       </w:r>
       <w:r>
         <w:rPr>
-          <w:szCs w:val="24"/>
-        </w:rPr>
-        <w:t>結果</w:t>
+          <w:rFonts w:hint="eastAsia"/>
+          <w:szCs w:val="24"/>
+        </w:rPr>
+        <w:t>標準</w:t>
       </w:r>
       <w:r>
         <w:rPr>
@@ -3313,54 +2607,6 @@
           <w:rFonts w:hint="eastAsia"/>
           <w:szCs w:val="24"/>
         </w:rPr>
-        <w:t>找出效能瓶頸並提供</w:t>
-      </w:r>
-      <w:r>
-        <w:rPr>
-          <w:rFonts w:hint="eastAsia"/>
-          <w:szCs w:val="24"/>
-        </w:rPr>
-        <w:t>對焦</w:t>
-      </w:r>
-      <w:r>
-        <w:rPr>
-          <w:rFonts w:hint="eastAsia"/>
-          <w:szCs w:val="24"/>
-        </w:rPr>
-        <w:t>最佳化之相關建議</w:t>
-      </w:r>
-      <w:r>
-        <w:rPr>
-          <w:rFonts w:hint="eastAsia"/>
-          <w:szCs w:val="24"/>
-        </w:rPr>
-        <w:t>與實作</w:t>
-      </w:r>
-      <w:r>
-        <w:rPr>
-          <w:szCs w:val="24"/>
-        </w:rPr>
-        <w:t>。第二階段</w:t>
-      </w:r>
-      <w:r>
-        <w:rPr>
-          <w:rFonts w:hint="eastAsia"/>
-          <w:szCs w:val="24"/>
-        </w:rPr>
-        <w:t>引入</w:t>
-      </w:r>
-      <w:r>
-        <w:rPr>
-          <w:rFonts w:hint="eastAsia"/>
-          <w:szCs w:val="24"/>
-        </w:rPr>
-        <w:t>多掃描模式，</w:t>
-      </w:r>
-      <w:r>
-        <w:rPr>
-          <w:rFonts w:hint="eastAsia"/>
-          <w:szCs w:val="24"/>
-        </w:rPr>
         <w:t>提升</w:t>
       </w:r>
       <w:r>
@@ -3368,88 +2614,20 @@
           <w:rFonts w:hint="eastAsia"/>
           <w:szCs w:val="24"/>
         </w:rPr>
-        <w:t>對焦速度與</w:t>
-      </w:r>
-      <w:r>
-        <w:rPr>
-          <w:rFonts w:hint="eastAsia"/>
-          <w:szCs w:val="24"/>
-        </w:rPr>
-        <w:t>焦距</w:t>
-      </w:r>
-      <w:r>
-        <w:rPr>
-          <w:rFonts w:hint="eastAsia"/>
-          <w:szCs w:val="24"/>
-        </w:rPr>
-        <w:t>的精確度</w:t>
-      </w:r>
-      <w:r>
-        <w:rPr>
-          <w:szCs w:val="24"/>
-        </w:rPr>
-        <w:t>。最終</w:t>
-      </w:r>
-      <w:r>
-        <w:rPr>
-          <w:rFonts w:hint="eastAsia"/>
-          <w:szCs w:val="24"/>
-        </w:rPr>
-        <w:t>測試</w:t>
-      </w:r>
-      <w:r>
-        <w:rPr>
-          <w:rFonts w:hint="eastAsia"/>
-          <w:szCs w:val="24"/>
-        </w:rPr>
-        <w:t>比對前後</w:t>
-      </w:r>
-      <w:r>
-        <w:rPr>
-          <w:rFonts w:hint="eastAsia"/>
-          <w:szCs w:val="24"/>
-        </w:rPr>
-        <w:t>效能</w:t>
-      </w:r>
-      <w:r>
-        <w:rPr>
-          <w:rFonts w:hint="eastAsia"/>
-          <w:szCs w:val="24"/>
-        </w:rPr>
-        <w:t>之</w:t>
-      </w:r>
-      <w:r>
-        <w:rPr>
-          <w:rFonts w:hint="eastAsia"/>
-          <w:szCs w:val="24"/>
-        </w:rPr>
-        <w:t>差異，</w:t>
-      </w:r>
-      <w:r>
-        <w:rPr>
-          <w:rFonts w:hint="eastAsia"/>
-          <w:szCs w:val="24"/>
-        </w:rPr>
-        <w:t>並</w:t>
-      </w:r>
-      <w:r>
-        <w:rPr>
-          <w:szCs w:val="24"/>
-        </w:rPr>
-        <w:t>交付</w:t>
-      </w:r>
-      <w:r>
-        <w:rPr>
-          <w:rFonts w:hint="eastAsia"/>
-          <w:szCs w:val="24"/>
-        </w:rPr>
-        <w:t>相關</w:t>
-      </w:r>
-      <w:r>
-        <w:rPr>
-          <w:szCs w:val="24"/>
-        </w:rPr>
-        <w:t>結果與完整開發文件。</w:t>
+        <w:t>品質與正確</w:t>
+      </w:r>
+      <w:r>
+        <w:rPr>
+          <w:rFonts w:hint="eastAsia"/>
+          <w:szCs w:val="24"/>
+        </w:rPr>
+        <w:t>度</w:t>
+      </w:r>
+      <w:r>
+        <w:rPr>
+          <w:szCs w:val="24"/>
+        </w:rPr>
+        <w:t>。</w:t>
       </w:r>
     </w:p>
     <w:p>
@@ -3704,7 +2882,7 @@
                     <pic:cNvPicPr/>
                   </pic:nvPicPr>
                   <pic:blipFill>
-                    <a:blip r:embed="rId16"/>
+                    <a:blip r:embed="rId17"/>
                     <a:stretch>
                       <a:fillRect/>
                     </a:stretch>
@@ -4187,7 +3365,7 @@
                     <pic:cNvPicPr/>
                   </pic:nvPicPr>
                   <pic:blipFill>
-                    <a:blip r:embed="rId17"/>
+                    <a:blip r:embed="rId18"/>
                     <a:stretch>
                       <a:fillRect/>
                     </a:stretch>
@@ -4233,7 +3411,7 @@
                     <pic:cNvPicPr/>
                   </pic:nvPicPr>
                   <pic:blipFill>
-                    <a:blip r:embed="rId18"/>
+                    <a:blip r:embed="rId19"/>
                     <a:stretch>
                       <a:fillRect/>
                     </a:stretch>
@@ -4279,7 +3457,7 @@
                     <pic:cNvPicPr/>
                   </pic:nvPicPr>
                   <pic:blipFill>
-                    <a:blip r:embed="rId19"/>
+                    <a:blip r:embed="rId20"/>
                     <a:stretch>
                       <a:fillRect/>
                     </a:stretch>
@@ -4936,35 +4114,7 @@
         <w:rPr>
           <w:szCs w:val="24"/>
         </w:rPr>
-        <w:t xml:space="preserve">Agent 成功將非標準或混亂的基因變異命名法（如 HGVS 或舊稱）100% 正確對齊至 </w:t>
-      </w:r>
-      <w:proofErr w:type="spellStart"/>
-      <w:r>
-        <w:rPr>
-          <w:szCs w:val="24"/>
-        </w:rPr>
-        <w:t>ClinVar</w:t>
-      </w:r>
-      <w:proofErr w:type="spellEnd"/>
-      <w:r>
-        <w:rPr>
-          <w:szCs w:val="24"/>
-        </w:rPr>
-        <w:t xml:space="preserve"> 與 </w:t>
-      </w:r>
-      <w:proofErr w:type="spellStart"/>
-      <w:r>
-        <w:rPr>
-          <w:szCs w:val="24"/>
-        </w:rPr>
-        <w:t>dbSNP</w:t>
-      </w:r>
-      <w:proofErr w:type="spellEnd"/>
-      <w:r>
-        <w:rPr>
-          <w:szCs w:val="24"/>
-        </w:rPr>
-        <w:t xml:space="preserve"> 官方座標。所有臨床致病性解讀皆能自動附帶真實有效的 PubMed 文獻連結，徹底消除醫療 AI 常見的虛構幻覺。</w:t>
+        <w:t>Agent 成功將非標準或混亂的基因變異命名法（如 HGVS 或舊稱）100% 正確對齊至 ClinVar 與 dbSNP 官方座標。所有臨床致病性解讀皆能自動附帶真實有效的 PubMed 文獻連結，徹底消除醫療 AI 常見的虛構幻覺。</w:t>
       </w:r>
     </w:p>
     <w:p>
@@ -5017,50 +4167,28 @@
         </w:rPr>
         <w:t xml:space="preserve">在調用 </w:t>
       </w:r>
-      <w:proofErr w:type="spellStart"/>
       <w:r>
         <w:rPr>
           <w:rStyle w:val="a9"/>
           <w:rFonts w:cs="Arial"/>
           <w:szCs w:val="24"/>
         </w:rPr>
-        <w:t>gnomAD</w:t>
-      </w:r>
-      <w:proofErr w:type="spellEnd"/>
+        <w:t>gnomAD GraphQL</w:t>
+      </w:r>
+      <w:r>
+        <w:rPr>
+          <w:szCs w:val="24"/>
+        </w:rPr>
+        <w:t xml:space="preserve"> 或 </w:t>
+      </w:r>
       <w:r>
         <w:rPr>
           <w:rStyle w:val="a9"/>
           <w:rFonts w:cs="Arial"/>
           <w:szCs w:val="24"/>
         </w:rPr>
-        <w:t xml:space="preserve"> </w:t>
-      </w:r>
-      <w:proofErr w:type="spellStart"/>
-      <w:r>
-        <w:rPr>
-          <w:rStyle w:val="a9"/>
-          <w:rFonts w:cs="Arial"/>
-          <w:szCs w:val="24"/>
-        </w:rPr>
-        <w:t>GraphQL</w:t>
-      </w:r>
-      <w:proofErr w:type="spellEnd"/>
-      <w:r>
-        <w:rPr>
-          <w:szCs w:val="24"/>
-        </w:rPr>
-        <w:t xml:space="preserve"> 或 </w:t>
-      </w:r>
-      <w:proofErr w:type="spellStart"/>
-      <w:r>
-        <w:rPr>
-          <w:rStyle w:val="a9"/>
-          <w:rFonts w:cs="Arial"/>
-          <w:szCs w:val="24"/>
-        </w:rPr>
         <w:t>cBioPortal</w:t>
       </w:r>
-      <w:proofErr w:type="spellEnd"/>
       <w:r>
         <w:rPr>
           <w:szCs w:val="24"/>

--- a/bio-it-agent_2026.docx
+++ b/bio-it-agent_2026.docx
@@ -213,7 +213,7 @@
           <w:rFonts w:hint="eastAsia"/>
           <w:szCs w:val="24"/>
         </w:rPr>
-        <w:t>3</w:t>
+        <w:t>三</w:t>
       </w:r>
       <w:r>
         <w:rPr>
@@ -234,7 +234,21 @@
           <w:rFonts w:hint="eastAsia"/>
           <w:szCs w:val="24"/>
         </w:rPr>
-        <w:t xml:space="preserve"> 第一階段</w:t>
+        <w:t xml:space="preserve"> </w:t>
+      </w:r>
+    </w:p>
+    <w:p>
+      <w:pPr>
+        <w:rPr>
+          <w:szCs w:val="24"/>
+        </w:rPr>
+      </w:pPr>
+      <w:r>
+        <w:rPr>
+          <w:rFonts w:hint="eastAsia"/>
+          <w:szCs w:val="24"/>
+        </w:rPr>
+        <w:t>第一階段</w:t>
       </w:r>
       <w:r>
         <w:rPr>
@@ -248,28 +262,28 @@
           <w:rFonts w:hint="eastAsia"/>
           <w:szCs w:val="24"/>
         </w:rPr>
-        <w:t>透過資料庫系統, 查詢並解</w:t>
-      </w:r>
-      <w:r>
-        <w:rPr>
-          <w:rFonts w:hint="eastAsia"/>
-          <w:szCs w:val="24"/>
-        </w:rPr>
-        <w:t>讀</w:t>
-      </w:r>
-      <w:r>
-        <w:rPr>
-          <w:rFonts w:hint="eastAsia"/>
-          <w:szCs w:val="24"/>
-        </w:rPr>
-        <w:t>基因</w:t>
-      </w:r>
-      <w:r>
-        <w:rPr>
-          <w:rFonts w:hint="eastAsia"/>
-          <w:szCs w:val="24"/>
-        </w:rPr>
-        <w:t>數據. 第二階段</w:t>
+        <w:t>透過資料庫系統, 查詢並</w:t>
+      </w:r>
+      <w:r>
+        <w:rPr>
+          <w:rFonts w:hint="eastAsia"/>
+          <w:szCs w:val="24"/>
+        </w:rPr>
+        <w:t>回答一般人對健康, 醫學或生物相關的疑問。</w:t>
+      </w:r>
+    </w:p>
+    <w:p>
+      <w:pPr>
+        <w:rPr>
+          <w:szCs w:val="24"/>
+        </w:rPr>
+      </w:pPr>
+      <w:r>
+        <w:rPr>
+          <w:rFonts w:hint="eastAsia"/>
+          <w:szCs w:val="24"/>
+        </w:rPr>
+        <w:t>第二階段</w:t>
       </w:r>
       <w:r>
         <w:rPr>
@@ -283,7 +297,70 @@
           <w:rFonts w:hint="eastAsia"/>
           <w:szCs w:val="24"/>
         </w:rPr>
-        <w:t>分析基因分型照片. 第三階段</w:t>
+        <w:t>解讀基因數據</w:t>
+      </w:r>
+      <w:r>
+        <w:rPr>
+          <w:rFonts w:hint="eastAsia"/>
+          <w:szCs w:val="24"/>
+        </w:rPr>
+        <w:t xml:space="preserve">, </w:t>
+      </w:r>
+      <w:r>
+        <w:rPr>
+          <w:rFonts w:hint="eastAsia"/>
+          <w:szCs w:val="24"/>
+        </w:rPr>
+        <w:t>分析</w:t>
+      </w:r>
+      <w:r>
+        <w:rPr>
+          <w:rFonts w:hint="eastAsia"/>
+          <w:szCs w:val="24"/>
+        </w:rPr>
+        <w:t>summit2高解析</w:t>
+      </w:r>
+      <w:r>
+        <w:rPr>
+          <w:rFonts w:hint="eastAsia"/>
+          <w:szCs w:val="24"/>
+        </w:rPr>
+        <w:t>照片</w:t>
+      </w:r>
+      <w:r>
+        <w:rPr>
+          <w:rFonts w:hint="eastAsia"/>
+          <w:szCs w:val="24"/>
+        </w:rPr>
+        <w:t>, 進行</w:t>
+      </w:r>
+      <w:r>
+        <w:rPr>
+          <w:rFonts w:hint="eastAsia"/>
+          <w:szCs w:val="24"/>
+        </w:rPr>
+        <w:t>基因分型</w:t>
+      </w:r>
+      <w:r>
+        <w:rPr>
+          <w:rFonts w:hint="eastAsia"/>
+          <w:szCs w:val="24"/>
+        </w:rPr>
+        <w:t xml:space="preserve">並說明其意義。 </w:t>
+      </w:r>
+    </w:p>
+    <w:p>
+      <w:pPr>
+        <w:rPr>
+          <w:szCs w:val="24"/>
+        </w:rPr>
+      </w:pPr>
+      <w:r>
+        <w:rPr>
+          <w:rFonts w:hint="eastAsia"/>
+          <w:szCs w:val="24"/>
+        </w:rPr>
+        <w:t>第三階段</w:t>
       </w:r>
       <w:r>
         <w:rPr>
@@ -314,60 +391,90 @@
       </w:pPr>
     </w:p>
     <w:p>
-      <w:pPr>
-        <w:rPr>
-          <w:szCs w:val="24"/>
-        </w:rPr>
-      </w:pPr>
-      <w:r>
-        <w:rPr>
-          <w:szCs w:val="24"/>
-        </w:rPr>
-        <w:t>技術層面，透過皮爾森相關係</w:t>
-      </w:r>
-      <w:r>
-        <w:rPr>
-          <w:rFonts w:hint="eastAsia"/>
-          <w:szCs w:val="24"/>
-        </w:rPr>
-        <w:t>數</w:t>
-      </w:r>
-      <w:r>
-        <w:rPr>
-          <w:szCs w:val="24"/>
-        </w:rPr>
-        <w:t>檢驗多模態對齊後空間基因表現量的預測準確性 [HEX模型, 10x Genomics Xenium]</w:t>
-      </w:r>
-      <w:r>
-        <w:rPr>
-          <w:rFonts w:hint="eastAsia"/>
-          <w:szCs w:val="24"/>
-        </w:rPr>
-        <w:t>並</w:t>
-      </w:r>
-      <w:r>
-        <w:rPr>
-          <w:szCs w:val="24"/>
-        </w:rPr>
-        <w:t>考核 Agent 呼叫工具分析數據並生成用藥建議的醫學準確度。將幻覺率列為核心安全指標，嚴格審查其推理過程，確保臨床決策達到醫療級的零容忍錯誤率。</w:t>
-      </w:r>
-      <w:r>
-        <w:t>在實驗室完成基因分型（Genotyping）後，你會拿到一張包含成千上萬個點位、類似「rs1057910: CC」或「rs334: AT」的基因密碼清單。這些代碼本身沒有意義，而「解讀」就是利用 AI 或生物資訊工具，去翻閱國際醫學字典與資料庫，查明這些密碼對你的身體代表什麼：看疾病風險：查出哪些變異會增加你罹患心臟病、糖尿病或特定癌症的機率。看用藥反應：查出你的體質對某些藥物（如抗凝血劑、標靶藥）是代謝太快還是太慢，以便醫生調整精準劑量，避免過敏副作用。看調控特徵：查明這些變異是否會悄悄改變你體內某些基因的表達量。這項工作的本質，就是把冰冷的生物數據，轉化為具備臨床價值的精準醫療指引。</w:t>
-      </w:r>
-    </w:p>
-    <w:p>
-      <w:pPr>
-        <w:rPr>
-          <w:szCs w:val="24"/>
-        </w:rPr>
-      </w:pPr>
-    </w:p>
-    <w:p>
-      <w:r>
-        <w:rPr>
-          <w:szCs w:val="24"/>
-        </w:rPr>
-        <w:t>最後，所有查到的資料都會經過一道「安全檢查關卡（Guardrails）」，確保 AI 沒有胡言亂語，並強制它在報告中貼上文獻編號</w:t>
+      <w:r>
+        <w:t xml:space="preserve">在知識層面，系統必須徹底阻斷模型的自主推理，全面限定以 BioMCP </w:t>
+      </w:r>
+      <w:r>
+        <w:rPr>
+          <w:rFonts w:hint="eastAsia"/>
+        </w:rPr>
+        <w:t>即時</w:t>
+      </w:r>
+      <w:r>
+        <w:t>抓取 PubMed 或官方衛教指引作為唯一的上下文</w:t>
+      </w:r>
+      <w:r>
+        <w:rPr>
+          <w:rFonts w:hint="eastAsia"/>
+        </w:rPr>
+        <w:t>(</w:t>
+      </w:r>
+      <w:r>
+        <w:t>Context</w:t>
+      </w:r>
+      <w:r>
+        <w:rPr>
+          <w:rFonts w:hint="eastAsia"/>
+        </w:rPr>
+        <w:t>)</w:t>
+      </w:r>
+      <w:r>
+        <w:t>來源，且生成的整段摘要中必須在文句內強制嵌入原始文獻追溯碼</w:t>
+      </w:r>
+      <w:r>
+        <w:rPr>
+          <w:rFonts w:hint="eastAsia"/>
+        </w:rPr>
+        <w:t>(</w:t>
+      </w:r>
+      <w:r>
+        <w:t>如 PMID、官方來源連結</w:t>
+      </w:r>
+      <w:r>
+        <w:rPr>
+          <w:rFonts w:hint="eastAsia"/>
+        </w:rPr>
+        <w:t>)</w:t>
+      </w:r>
+      <w:r>
+        <w:t>。在工程防護網（Guardrails）上，後端代碼須配置獨立的語意分類器，一旦偵測到用戶提問涉及「胸痛、呼吸困難、吞嚥困難」等急症意圖，系統將強制跳過大語言模型（LLM），直接在前端彈出紅色警示框與當地急救電話。在生成策略與法規合規上，Agent 必須維持中立且不帶感情的科學語氣，絕對禁止主動追問用戶的病情隱私（以防被判定為觸犯《醫師法》第11條的未經許可線上問診行為），且整段摘要的開頭與結尾，必須由後端強制硬編碼（Hard-coded）拼接不可被 LLM 竄改的「醫療免責與就醫引導聲明」。</w:t>
+      </w:r>
+    </w:p>
+    <w:p>
+      <w:r>
+        <w:t>利用 AI 或生物資訊工具，去翻閱國際醫學字典與資料庫，這項工作的本質，就是把冰冷的生物數據，轉化為具備臨床價值的精準醫療指引。</w:t>
+      </w:r>
+      <w:r>
+        <w:rPr>
+          <w:szCs w:val="24"/>
+        </w:rPr>
+        <w:t>最後，所有查到的資料都會經過一道「安全檢查關卡</w:t>
+      </w:r>
+      <w:r>
+        <w:rPr>
+          <w:rFonts w:hint="eastAsia"/>
+          <w:szCs w:val="24"/>
+        </w:rPr>
+        <w:t>(</w:t>
+      </w:r>
+      <w:r>
+        <w:rPr>
+          <w:szCs w:val="24"/>
+        </w:rPr>
+        <w:t>Guardrails</w:t>
+      </w:r>
+      <w:r>
+        <w:rPr>
+          <w:rFonts w:hint="eastAsia"/>
+          <w:szCs w:val="24"/>
+        </w:rPr>
+        <w:t>)</w:t>
+      </w:r>
+      <w:r>
+        <w:rPr>
+          <w:szCs w:val="24"/>
+        </w:rPr>
+        <w:t>」，確保 AI 沒有胡言亂語，並強制它在報告中貼上文獻編號</w:t>
       </w:r>
       <w:r>
         <w:rPr>
@@ -400,7 +507,7 @@
           <w:rFonts w:hint="eastAsia"/>
           <w:szCs w:val="24"/>
         </w:rPr>
-        <w:t>讓醫療技術人員, 甚至是一般人都能理解</w:t>
+        <w:t>讓一般人都能理解</w:t>
       </w:r>
       <w:r>
         <w:rPr>
@@ -1306,7 +1413,22 @@
           <w:color w:val="auto"/>
           <w:szCs w:val="24"/>
         </w:rPr>
-        <w:t>直接從 Hugging Face 下載 Apollo-Corpus 或 MedQA，用 5 分鐘寫腳本格式化，直接對齊 Unsloth 跑通訓練。</w:t>
+        <w:t xml:space="preserve">直接從 Hugging Face 下載 Apollo-Corpus 或 MedQA，用 </w:t>
+      </w:r>
+      <w:r>
+        <w:rPr>
+          <w:rFonts w:hint="eastAsia"/>
+          <w:color w:val="auto"/>
+          <w:szCs w:val="24"/>
+        </w:rPr>
+        <w:t>python</w:t>
+      </w:r>
+      <w:r>
+        <w:rPr>
+          <w:color w:val="auto"/>
+          <w:szCs w:val="24"/>
+        </w:rPr>
+        <w:t>寫腳本格式化，直接對齊 Unsloth 跑通訓練。</w:t>
       </w:r>
     </w:p>
     <w:p>
@@ -1949,7 +2071,6 @@
     <w:p>
       <w:pPr>
         <w:rPr>
-          <w:rFonts w:hint="eastAsia"/>
           <w:szCs w:val="24"/>
         </w:rPr>
       </w:pPr>
@@ -2586,14 +2707,7 @@
           <w:rFonts w:hint="eastAsia"/>
           <w:szCs w:val="24"/>
         </w:rPr>
-        <w:t>評估</w:t>
-      </w:r>
-      <w:r>
-        <w:rPr>
-          <w:rFonts w:hint="eastAsia"/>
-          <w:szCs w:val="24"/>
-        </w:rPr>
-        <w:t>標準</w:t>
+        <w:t>評估標準</w:t>
       </w:r>
       <w:r>
         <w:rPr>
@@ -2855,7 +2969,14 @@
           <w:rFonts w:hint="eastAsia"/>
           <w:szCs w:val="24"/>
         </w:rPr>
-        <w:t>掃描儀與控制軟體</w:t>
+        <w:t>掃描</w:t>
+      </w:r>
+      <w:r>
+        <w:rPr>
+          <w:rFonts w:hint="eastAsia"/>
+          <w:szCs w:val="24"/>
+        </w:rPr>
+        <w:t>系統與PC系統GPU級算力</w:t>
       </w:r>
       <w:r>
         <w:rPr>
@@ -3013,76 +3134,7 @@
           <w:rFonts w:hint="eastAsia"/>
           <w:szCs w:val="24"/>
         </w:rPr>
-        <w:t>自動對焦</w:t>
-      </w:r>
-      <w:r>
-        <w:rPr>
-          <w:rFonts w:hint="eastAsia"/>
-          <w:szCs w:val="24"/>
-        </w:rPr>
-        <w:t>演算法</w:t>
-      </w:r>
-      <w:r>
-        <w:rPr>
-          <w:rFonts w:hint="eastAsia"/>
-          <w:szCs w:val="24"/>
-        </w:rPr>
-        <w:t>、掃描運行效率、</w:t>
-      </w:r>
-      <w:r>
-        <w:rPr>
-          <w:rFonts w:hint="eastAsia"/>
-          <w:szCs w:val="24"/>
-        </w:rPr>
-        <w:t>及</w:t>
-      </w:r>
-      <w:r>
-        <w:rPr>
-          <w:rFonts w:hint="eastAsia"/>
-          <w:szCs w:val="24"/>
-        </w:rPr>
-        <w:t>其</w:t>
-      </w:r>
-      <w:r>
-        <w:rPr>
-          <w:rFonts w:hint="eastAsia"/>
-          <w:szCs w:val="24"/>
-        </w:rPr>
-        <w:t>多</w:t>
-      </w:r>
-      <w:r>
-        <w:rPr>
-          <w:rFonts w:hint="eastAsia"/>
-          <w:szCs w:val="24"/>
-        </w:rPr>
-        <w:t>種</w:t>
-      </w:r>
-      <w:r>
-        <w:rPr>
-          <w:rFonts w:hint="eastAsia"/>
-          <w:szCs w:val="24"/>
-        </w:rPr>
-        <w:t>掃描模式</w:t>
-      </w:r>
-      <w:r>
-        <w:rPr>
-          <w:rFonts w:hint="eastAsia"/>
-          <w:szCs w:val="24"/>
-        </w:rPr>
-        <w:t>等</w:t>
-      </w:r>
-      <w:r>
-        <w:rPr>
-          <w:rFonts w:hint="eastAsia"/>
-          <w:szCs w:val="24"/>
-        </w:rPr>
-        <w:t>相關</w:t>
-      </w:r>
-      <w:r>
-        <w:rPr>
-          <w:szCs w:val="24"/>
-        </w:rPr>
-        <w:t>文件</w:t>
+        <w:t>Bio-IT AI Agent, 進而建議所需醫學與生物知識</w:t>
       </w:r>
       <w:r>
         <w:rPr>
@@ -3102,7 +3154,7 @@
           <w:rFonts w:hint="eastAsia"/>
           <w:szCs w:val="24"/>
         </w:rPr>
-        <w:t>（</w:t>
+        <w:t>(</w:t>
       </w:r>
       <w:r>
         <w:rPr>
@@ -3116,7 +3168,7 @@
           <w:rFonts w:hint="eastAsia"/>
           <w:szCs w:val="24"/>
         </w:rPr>
-        <w:t>）</w:t>
+        <w:t>)</w:t>
       </w:r>
       <w:r>
         <w:rPr>
@@ -3129,13 +3181,14 @@
           <w:rFonts w:hint="eastAsia"/>
           <w:szCs w:val="24"/>
         </w:rPr>
-        <w:t>根據各類生物晶片和光學條件來</w:t>
-      </w:r>
-      <w:r>
-        <w:rPr>
-          <w:szCs w:val="24"/>
-        </w:rPr>
-        <w:t>自行</w:t>
+        <w:t>根據各類</w:t>
+      </w:r>
+      <w:r>
+        <w:rPr>
+          <w:rFonts w:hint="eastAsia"/>
+          <w:szCs w:val="24"/>
+        </w:rPr>
+        <w:t xml:space="preserve">訓練資料來源, </w:t>
       </w:r>
       <w:r>
         <w:rPr>
@@ -3157,6 +3210,13 @@
           <w:szCs w:val="24"/>
         </w:rPr>
         <w:t>數</w:t>
+      </w:r>
+      <w:r>
+        <w:rPr>
+          <w:rFonts w:hint="eastAsia"/>
+          <w:szCs w:val="24"/>
+        </w:rPr>
+        <w:t>, 以確保Agent的品質</w:t>
       </w:r>
       <w:r>
         <w:rPr>
@@ -9638,6 +9698,7 @@
   <w:style w:type="character" w:default="1" w:styleId="a0">
     <w:name w:val="Default Paragraph Font"/>
     <w:uiPriority w:val="1"/>
+    <w:semiHidden/>
     <w:unhideWhenUsed/>
   </w:style>
   <w:style w:type="table" w:default="1" w:styleId="a1">
